--- a/downloads/student/ai-3-week-29.docx
+++ b/downloads/student/ai-3-week-29.docx
@@ -1706,6 +1706,16 @@
     <w:p>
       <w:r>
         <w:t>Real permission decisions require the actual licence and use context. These invented terms teach condition matching, not legal advice.</w:t>
+      </w:r>
+    </w:p>
+    <w:p>
+      <w:r>
+        <w:t>Read the labelled picture: Does acknowledging Fern make a cropped version permitted? Point to the relevant step in the picture, then write the changed result and the rule or evidence that supports it.</w:t>
+      </w:r>
+    </w:p>
+    <w:p>
+      <w:r>
+        <w:t>Change one thing: Use Fern unchanged and include the required attribution. Predict the result before checking the explanation. What remains the same?</w:t>
       </w:r>
     </w:p>
     <w:p>
@@ -3773,6 +3783,187 @@
     <w:p>
       <w:r>
         <w:t>Attempt the independent case before hints. Record whether you worked alone, used a hint or followed a model. After feedback, fix the first unsupported step and explain why it changed. A later check uses a changed case, not a copied answer.</w:t>
+      </w:r>
+    </w:p>
+    <w:p>
+      <w:pPr>
+        <w:pStyle w:val="Heading1"/>
+      </w:pPr>
+      <w:r>
+        <w:t>15. Your lesson route</w:t>
+      </w:r>
+    </w:p>
+    <w:p>
+      <w:r>
+        <w:t>Start with this question: Read fictional reuse terms before decorating a public study guide.</w:t>
+      </w:r>
+    </w:p>
+    <w:tbl>
+      <w:tblPr>
+        <w:tblStyle w:val="LightShading-Accent1"/>
+        <w:tblW w:type="auto" w:w="0"/>
+        <w:tblLook w:firstColumn="1" w:firstRow="1" w:lastColumn="0" w:lastRow="0" w:noHBand="0" w:noVBand="1" w:val="04A0"/>
+      </w:tblPr>
+      <w:tblGrid>
+        <w:gridCol w:w="5112"/>
+        <w:gridCol w:w="5112"/>
+      </w:tblGrid>
+      <w:tr>
+        <w:trPr>
+          <w:tblHeader/>
+        </w:trPr>
+        <w:tc>
+          <w:tcPr>
+            <w:tcW w:type="dxa" w:w="5112"/>
+          </w:tcPr>
+          <w:p>
+            <w:r>
+              <w:t>By the end, I can</w:t>
+            </w:r>
+          </w:p>
+        </w:tc>
+        <w:tc>
+          <w:tcPr>
+            <w:tcW w:type="dxa" w:w="5112"/>
+          </w:tcPr>
+          <w:p>
+            <w:r>
+              <w:t>How I will show it</w:t>
+            </w:r>
+          </w:p>
+        </w:tc>
+      </w:tr>
+      <w:tr>
+        <w:tc>
+          <w:tcPr>
+            <w:tcW w:type="dxa" w:w="5112"/>
+          </w:tcPr>
+          <w:p>
+            <w:r>
+              <w:t>Explain the mechanism and terminology of copyright and permitted sources</w:t>
+            </w:r>
+          </w:p>
+        </w:tc>
+        <w:tc>
+          <w:tcPr>
+            <w:tcW w:type="dxa" w:w="5112"/>
+          </w:tcPr>
+          <w:p>
+            <w:r>
+              <w:t>Explain the deciding step, show a trace or test, and state one limit.</w:t>
+            </w:r>
+          </w:p>
+        </w:tc>
+      </w:tr>
+      <w:tr>
+        <w:tc>
+          <w:tcPr>
+            <w:tcW w:type="dxa" w:w="5112"/>
+          </w:tcPr>
+          <w:p>
+            <w:r>
+              <w:t>Apply the stated procedure to a new case with a traceable result</w:t>
+            </w:r>
+          </w:p>
+        </w:tc>
+        <w:tc>
+          <w:tcPr>
+            <w:tcW w:type="dxa" w:w="5112"/>
+          </w:tcPr>
+          <w:p>
+            <w:r>
+              <w:t>Explain the deciding step, show a trace or test, and state one limit.</w:t>
+            </w:r>
+          </w:p>
+        </w:tc>
+      </w:tr>
+      <w:tr>
+        <w:tc>
+          <w:tcPr>
+            <w:tcW w:type="dxa" w:w="5112"/>
+          </w:tcPr>
+          <w:p>
+            <w:r>
+              <w:t>Identify an assumption or limitation and design a revealing follow-up</w:t>
+            </w:r>
+          </w:p>
+        </w:tc>
+        <w:tc>
+          <w:tcPr>
+            <w:tcW w:type="dxa" w:w="5112"/>
+          </w:tcPr>
+          <w:p>
+            <w:r>
+              <w:t>Explain the deciding step, show a trace or test, and state one limit.</w:t>
+            </w:r>
+          </w:p>
+        </w:tc>
+      </w:tr>
+    </w:tbl>
+    <w:p>
+      <w:r>
+        <w:t>Remember → watch and explain → try with help → investigate → try independently → keep project evidence. Your teacher may spread this lesson across several classes.</w:t>
+      </w:r>
+    </w:p>
+    <w:p>
+      <w:r>
+        <w:t>Keep your first prediction. Compare it with what the evidence shows and explain any change.</w:t>
+      </w:r>
+    </w:p>
+    <w:p>
+      <w:pPr>
+        <w:pStyle w:val="Heading1"/>
+      </w:pPr>
+      <w:r>
+        <w:t>16. Finish and return</w:t>
+      </w:r>
+    </w:p>
+    <w:p>
+      <w:r>
+        <w:t>Close your notes. Explain this goal in your own words: Explain the mechanism and terminology of copyright and permitted sources</w:t>
+      </w:r>
+    </w:p>
+    <w:p>
+      <w:pPr>
+        <w:pStyle w:val="Heading3"/>
+      </w:pPr>
+      <w:r>
+        <w:t>My deciding step, evidence and one remaining question</w:t>
+      </w:r>
+    </w:p>
+    <w:p>
+      <w:r>
+        <w:t>________________________________________________________________</w:t>
+      </w:r>
+    </w:p>
+    <w:p>
+      <w:r>
+        <w:t>________________________________________________________________</w:t>
+      </w:r>
+    </w:p>
+    <w:p>
+      <w:r>
+        <w:t>________________________________________________________________</w:t>
+      </w:r>
+    </w:p>
+    <w:p>
+      <w:r>
+        <w:t>________________________________________________________________</w:t>
+      </w:r>
+    </w:p>
+    <w:p>
+      <w:r>
+        <w:t>________________________________________________________________</w:t>
+      </w:r>
+    </w:p>
+    <w:p>
+      <w:r>
+        <w:t>If you are unsure, return to the worked picture and explain one arrow. If you are ready, change an input or assumption and justify your prediction.</w:t>
+      </w:r>
+    </w:p>
+    <w:p>
+      <w:r>
+        <w:t>Save your workbook evidence. At the next review, try a different case before opening your old answer.</w:t>
       </w:r>
     </w:p>
     <w:sectPr>

--- a/downloads/student/ai-3-week-29.docx
+++ b/downloads/student/ai-3-week-29.docx
@@ -3964,6 +3964,202 @@
     <w:p>
       <w:r>
         <w:t>Save your workbook evidence. At the next review, try a different case before opening your old answer.</w:t>
+      </w:r>
+    </w:p>
+    <w:p>
+      <w:pPr>
+        <w:pStyle w:val="Heading1"/>
+      </w:pPr>
+      <w:r>
+        <w:t>17. Supported practice, repair and portfolio</w:t>
+      </w:r>
+    </w:p>
+    <w:p>
+      <w:r>
+        <w:t>Use this supported practice once, in the browser or on paper. Keep the reserved independent assessment for a separate first attempt before teacher feedback.</w:t>
+      </w:r>
+    </w:p>
+    <w:p>
+      <w:r>
+        <w:t>Read fictional reuse terms before decorating a public study guide.</w:t>
+      </w:r>
+    </w:p>
+    <w:p>
+      <w:pPr>
+        <w:pStyle w:val="Heading3"/>
+      </w:pPr>
+      <w:r>
+        <w:t>Practice 1: explain the deciding evidence</w:t>
+      </w:r>
+    </w:p>
+    <w:p>
+      <w:r>
+        <w:t>Which labelled step matches this detail? Use Moss with its required attribution; do not crop Fern for this public guide.</w:t>
+      </w:r>
+    </w:p>
+    <w:p>
+      <w:r>
+        <w:t>1. Choose eligible asset</w:t>
+      </w:r>
+    </w:p>
+    <w:p>
+      <w:r>
+        <w:t>2. Read terms</w:t>
+      </w:r>
+    </w:p>
+    <w:p>
+      <w:r>
+        <w:t>3. Match proposed use</w:t>
+      </w:r>
+    </w:p>
+    <w:p>
+      <w:pPr>
+        <w:pStyle w:val="Heading3"/>
+      </w:pPr>
+      <w:r>
+        <w:t>My selected conclusion, deciding fact and explanation</w:t>
+      </w:r>
+    </w:p>
+    <w:p>
+      <w:r>
+        <w:t>________________________________________________________________</w:t>
+      </w:r>
+    </w:p>
+    <w:p>
+      <w:r>
+        <w:t>________________________________________________________________</w:t>
+      </w:r>
+    </w:p>
+    <w:p>
+      <w:r>
+        <w:t>________________________________________________________________</w:t>
+      </w:r>
+    </w:p>
+    <w:p>
+      <w:r>
+        <w:t>________________________________________________________________</w:t>
+      </w:r>
+    </w:p>
+    <w:p>
+      <w:r>
+        <w:t>________________________________________________________________</w:t>
+      </w:r>
+    </w:p>
+    <w:p>
+      <w:r>
+        <w:t>Hint if needed: Read the steps in the pictorial case. Match the supplied detail to the stage that performs or records it.</w:t>
+      </w:r>
+    </w:p>
+    <w:p>
+      <w:r>
+        <w:t>After your attempt, compare with the supported explanation: Choose eligible asset Use Moss with its required attribution; do not crop Fern for this public guide. Read the picture in order. Use Moss with its required attribution; do not crop Fern for this public guide. The arrows show which recorded input or intermediate result each decision uses. Explain the deciding step aloud before checking the changed case; pointing to the final answer alone does not show how it follows.</w:t>
+      </w:r>
+    </w:p>
+    <w:p>
+      <w:pPr>
+        <w:pStyle w:val="Heading3"/>
+      </w:pPr>
+      <w:r>
+        <w:t>Practice 2: explain the deciding evidence</w:t>
+      </w:r>
+    </w:p>
+    <w:p>
+      <w:r>
+        <w:t>Changed-case practice: Use Fern unchanged and include the required attribution. Which conclusion is supported by the supplied facts?</w:t>
+      </w:r>
+    </w:p>
+    <w:p>
+      <w:r>
+        <w:t>1. That use satisfies the stated fictional permission conditions.</w:t>
+      </w:r>
+    </w:p>
+    <w:p>
+      <w:r>
+        <w:t>2. This one example guarantees correct results for every future input.</w:t>
+      </w:r>
+    </w:p>
+    <w:p>
+      <w:r>
+        <w:t>3. We can decide the result without examining the changed input or the procedure.</w:t>
+      </w:r>
+    </w:p>
+    <w:p>
+      <w:pPr>
+        <w:pStyle w:val="Heading3"/>
+      </w:pPr>
+      <w:r>
+        <w:t>My selected conclusion, deciding fact and explanation</w:t>
+      </w:r>
+    </w:p>
+    <w:p>
+      <w:r>
+        <w:t>________________________________________________________________</w:t>
+      </w:r>
+    </w:p>
+    <w:p>
+      <w:r>
+        <w:t>________________________________________________________________</w:t>
+      </w:r>
+    </w:p>
+    <w:p>
+      <w:r>
+        <w:t>________________________________________________________________</w:t>
+      </w:r>
+    </w:p>
+    <w:p>
+      <w:r>
+        <w:t>________________________________________________________________</w:t>
+      </w:r>
+    </w:p>
+    <w:p>
+      <w:r>
+        <w:t>________________________________________________________________</w:t>
+      </w:r>
+    </w:p>
+    <w:p>
+      <w:r>
+        <w:t>Hint if needed: Use the changed condition and the deciding step in the pictorial trace. The answer must say what follows from those facts.</w:t>
+      </w:r>
+    </w:p>
+    <w:p>
+      <w:r>
+        <w:t>After your attempt, compare with the supported explanation: That use satisfies the stated fictional permission conditions. Its public redistribution is permitted when there is no alteration and attribution is included.</w:t>
+      </w:r>
+    </w:p>
+    <w:p>
+      <w:pPr>
+        <w:pStyle w:val="Heading3"/>
+      </w:pPr>
+      <w:r>
+        <w:t>Repair a missing building block</w:t>
+      </w:r>
+    </w:p>
+    <w:p>
+      <w:r>
+        <w:t>Review Privacy by Design (ai-3/28). Goal: Explain the mechanism and terminology of data retention and deletion. Short practice: Which IDs and locations must appear in the deletion evidence? Point to the relevant step in the picture, then write the changed result and the rule or evidence that supports it.. Return to this week and explain what you changed.</w:t>
+      </w:r>
+    </w:p>
+    <w:p>
+      <w:r>
+        <w:t>Review Evaluation Sets (ai-3/26). Goal: Explain the mechanism and terminology of system evaluation sets. Short practice: Did the added cases demonstrate better answering? Point to the relevant step in the picture, then write the changed result and the rule or evidence that supports it.. Return to this week and explain what you changed.</w:t>
+      </w:r>
+    </w:p>
+    <w:p>
+      <w:r>
+        <w:t>Review Block to Python Bridge (ai-3/23). Goal: Translate a short paper calculation into a Python script. Short practice: Trace the changed list and identify where the result differs. Point to the relevant step in the picture, then write the changed result and the rule or evidence that supports it.. Return to this week and explain what you changed.</w:t>
+      </w:r>
+    </w:p>
+    <w:p>
+      <w:pPr>
+        <w:pStyle w:val="Heading3"/>
+      </w:pPr>
+      <w:r>
+        <w:t>Keep your completed work</w:t>
+      </w:r>
+    </w:p>
+    <w:p>
+      <w:r>
+        <w:t>Use Download completed work in the hosted lesson to export your answers, reflections, practice feedback and code-run evidence. Open the HTML copy to read or print it. Drafts stay in this browser when storage is available; clear drafts on a shared device.</w:t>
       </w:r>
     </w:p>
     <w:sectPr>

--- a/downloads/student/ai-3-week-29.docx
+++ b/downloads/student/ai-3-week-29.docx
@@ -42,6 +42,11 @@
       </w:r>
     </w:p>
     <w:p>
+      <w:r>
+        <w:t>Start with the target: Explain the mechanism and terminology of copyright and permitted sources. Try the recall before opening notes.</w:t>
+      </w:r>
+    </w:p>
+    <w:p>
       <w:pPr>
         <w:pStyle w:val="Heading3"/>
       </w:pPr>
@@ -50,17 +55,59 @@
       </w:r>
     </w:p>
     <w:p>
-      <w:r>
-        <w:t>I can explain the mechanism and terminology of copyright and permitted sources.</w:t>
-      </w:r>
-    </w:p>
-    <w:p>
-      <w:r>
+      <w:pPr>
+        <w:spacing w:line="336" w:lineRule="auto" w:after="180"/>
+      </w:pPr>
+      <w:r>
+        <w:rPr>
+          <w:b w:val="0"/>
+        </w:rPr>
+        <w:t xml:space="preserve">I can explain the </w:t>
+      </w:r>
+      <w:r>
+        <w:rPr>
+          <w:b/>
+        </w:rPr>
+        <w:t>mechanism</w:t>
+      </w:r>
+      <w:r>
+        <w:rPr>
+          <w:b w:val="0"/>
+        </w:rPr>
+        <w:t xml:space="preserve"> and terminology of </w:t>
+      </w:r>
+      <w:r>
+        <w:rPr>
+          <w:b/>
+        </w:rPr>
+        <w:t>copyright</w:t>
+      </w:r>
+      <w:r>
+        <w:rPr>
+          <w:b w:val="0"/>
+        </w:rPr>
+        <w:t xml:space="preserve"> and permitted sources.</w:t>
+      </w:r>
+    </w:p>
+    <w:p>
+      <w:pPr>
+        <w:spacing w:line="336" w:lineRule="auto" w:after="180"/>
+      </w:pPr>
+      <w:r>
+        <w:rPr>
+          <w:b w:val="0"/>
+        </w:rPr>
         <w:t>I can apply the stated procedure to a new case with a traceable result.</w:t>
       </w:r>
     </w:p>
     <w:p>
-      <w:r>
+      <w:pPr>
+        <w:spacing w:line="336" w:lineRule="auto" w:after="180"/>
+      </w:pPr>
+      <w:r>
+        <w:rPr>
+          <w:b w:val="0"/>
+        </w:rPr>
         <w:t>I can identify an assumption or limitation and design a revealing follow-up.</w:t>
       </w:r>
     </w:p>
@@ -73,38 +120,122 @@
       </w:r>
     </w:p>
     <w:p>
-      <w:r>
+      <w:pPr>
+        <w:spacing w:line="336" w:lineRule="auto" w:after="180"/>
+      </w:pPr>
+      <w:r>
+        <w:rPr>
+          <w:b w:val="0"/>
+        </w:rPr>
         <w:t>Close your notes first. A rough first answer helps us choose the right starting point; it is not a score for your ability.</w:t>
       </w:r>
     </w:p>
     <w:p>
-      <w:r>
+      <w:pPr>
+        <w:spacing w:line="336" w:lineRule="auto" w:after="180"/>
+      </w:pPr>
+      <w:r>
+        <w:rPr>
+          <w:b w:val="0"/>
+        </w:rPr>
         <w:t>Without opening the old lesson, explain one key idea from Privacy by Design. Give an example and a mistake that the idea helps you avoid.</w:t>
       </w:r>
     </w:p>
     <w:p>
-      <w:r>
+      <w:pPr>
+        <w:spacing w:line="336" w:lineRule="auto" w:after="180"/>
+      </w:pPr>
+      <w:r>
+        <w:rPr>
+          <w:b w:val="0"/>
+        </w:rPr>
         <w:t>Without opening the old lesson, explain one key idea from Evaluation Sets. Give an example and a mistake that the idea helps you avoid.</w:t>
       </w:r>
     </w:p>
     <w:p>
-      <w:r>
+      <w:pPr>
+        <w:spacing w:line="336" w:lineRule="auto" w:after="180"/>
+      </w:pPr>
+      <w:r>
+        <w:rPr>
+          <w:b w:val="0"/>
+        </w:rPr>
         <w:t>Without opening the old lesson, explain one key idea from Block to Python Bridge. Give an example and a mistake that the idea helps you avoid.</w:t>
       </w:r>
     </w:p>
     <w:p>
-      <w:r>
-        <w:t>After trying, check the relevant lesson or ask your teacher. Change the part of your explanation that the evidence shows was wrong.</w:t>
-      </w:r>
-    </w:p>
-    <w:p>
-      <w:r>
-        <w:t>Week 29: Copyright and Provenance</w:t>
-      </w:r>
-    </w:p>
-    <w:p>
-      <w:r>
-        <w:t>Responsible creation distinguishes source material, transformation, attribution, and generated content.</w:t>
+      <w:pPr>
+        <w:spacing w:line="336" w:lineRule="auto" w:after="180"/>
+      </w:pPr>
+      <w:r>
+        <w:rPr>
+          <w:b w:val="0"/>
+        </w:rPr>
+        <w:t xml:space="preserve">After trying, check the relevant lesson or ask your teacher. Change the part of your explanation that the </w:t>
+      </w:r>
+      <w:r>
+        <w:rPr>
+          <w:b/>
+        </w:rPr>
+        <w:t>evidence</w:t>
+      </w:r>
+      <w:r>
+        <w:rPr>
+          <w:b w:val="0"/>
+        </w:rPr>
+        <w:t xml:space="preserve"> shows was wrong.</w:t>
+      </w:r>
+    </w:p>
+    <w:p>
+      <w:pPr>
+        <w:spacing w:line="336" w:lineRule="auto" w:after="180"/>
+      </w:pPr>
+      <w:r>
+        <w:rPr>
+          <w:b w:val="0"/>
+        </w:rPr>
+        <w:t xml:space="preserve">Week 29: </w:t>
+      </w:r>
+      <w:r>
+        <w:rPr>
+          <w:b/>
+        </w:rPr>
+        <w:t>Copyright</w:t>
+      </w:r>
+      <w:r>
+        <w:rPr>
+          <w:b w:val="0"/>
+        </w:rPr>
+        <w:t xml:space="preserve"> and </w:t>
+      </w:r>
+      <w:r>
+        <w:rPr>
+          <w:b/>
+        </w:rPr>
+        <w:t>Provenance</w:t>
+      </w:r>
+    </w:p>
+    <w:p>
+      <w:pPr>
+        <w:spacing w:line="336" w:lineRule="auto" w:after="180"/>
+      </w:pPr>
+      <w:r>
+        <w:rPr>
+          <w:b w:val="0"/>
+        </w:rPr>
+        <w:t xml:space="preserve">Responsible creation distinguishes source material, transformation, </w:t>
+      </w:r>
+      <w:r>
+        <w:rPr>
+          <w:b/>
+        </w:rPr>
+        <w:t>attribution</w:t>
+      </w:r>
+      <w:r>
+        <w:rPr>
+          <w:b w:val="0"/>
+        </w:rPr>
+        <w:t>, and generated content.</w:t>
       </w:r>
     </w:p>
     <w:p>
@@ -144,17 +275,59 @@
       </w:r>
     </w:p>
     <w:p>
-      <w:r>
+      <w:pPr>
+        <w:spacing w:line="336" w:lineRule="auto" w:after="180"/>
+      </w:pPr>
+      <w:r>
+        <w:rPr>
+          <w:b/>
+        </w:rPr>
         <w:t>CREATOR MISSION</w:t>
       </w:r>
     </w:p>
     <w:p>
-      <w:r>
-        <w:t>Create a provenance record for a mixed-media output.</w:t>
-      </w:r>
-    </w:p>
-    <w:p>
-      <w:r>
+      <w:pPr>
+        <w:spacing w:line="336" w:lineRule="auto" w:after="180"/>
+      </w:pPr>
+      <w:r>
+        <w:rPr>
+          <w:b w:val="0"/>
+        </w:rPr>
+        <w:t xml:space="preserve">Create a </w:t>
+      </w:r>
+      <w:r>
+        <w:rPr>
+          <w:b/>
+        </w:rPr>
+        <w:t>provenance</w:t>
+      </w:r>
+      <w:r>
+        <w:rPr>
+          <w:b w:val="0"/>
+        </w:rPr>
+        <w:t xml:space="preserve"> record for a mixed-media </w:t>
+      </w:r>
+      <w:r>
+        <w:rPr>
+          <w:b/>
+        </w:rPr>
+        <w:t>output</w:t>
+      </w:r>
+      <w:r>
+        <w:rPr>
+          <w:b w:val="0"/>
+        </w:rPr>
+        <w:t>.</w:t>
+      </w:r>
+    </w:p>
+    <w:p>
+      <w:pPr>
+        <w:spacing w:line="336" w:lineRule="auto" w:after="180"/>
+      </w:pPr>
+      <w:r>
+        <w:rPr>
+          <w:b w:val="0"/>
+        </w:rPr>
         <w:t>Creator name and date:</w:t>
       </w:r>
     </w:p>
@@ -200,8 +373,38 @@
       </w:r>
     </w:p>
     <w:p>
-      <w:r>
-        <w:t>Recall Conversation state and retention. Explain why a recorded result needs its input conditions and evidence source before it can support a claim.</w:t>
+      <w:pPr>
+        <w:spacing w:line="336" w:lineRule="auto" w:after="180"/>
+      </w:pPr>
+      <w:r>
+        <w:rPr>
+          <w:b w:val="0"/>
+        </w:rPr>
+        <w:t xml:space="preserve">Recall Conversation state and retention. Explain why a recorded result needs its </w:t>
+      </w:r>
+      <w:r>
+        <w:rPr>
+          <w:b/>
+        </w:rPr>
+        <w:t>input</w:t>
+      </w:r>
+      <w:r>
+        <w:rPr>
+          <w:b w:val="0"/>
+        </w:rPr>
+        <w:t xml:space="preserve"> conditions and </w:t>
+      </w:r>
+      <w:r>
+        <w:rPr>
+          <w:b/>
+        </w:rPr>
+        <w:t>evidence</w:t>
+      </w:r>
+      <w:r>
+        <w:rPr>
+          <w:b w:val="0"/>
+        </w:rPr>
+        <w:t xml:space="preserve"> source before it can support a claim.</w:t>
       </w:r>
     </w:p>
     <w:p>
@@ -213,8 +416,38 @@
       </w:r>
     </w:p>
     <w:p>
-      <w:r>
-        <w:t>By the end, I can explain copyright and provenance using a traced example and a stated limitation.</w:t>
+      <w:pPr>
+        <w:spacing w:line="336" w:lineRule="auto" w:after="180"/>
+      </w:pPr>
+      <w:r>
+        <w:rPr>
+          <w:b w:val="0"/>
+        </w:rPr>
+        <w:t xml:space="preserve">By the end, I can explain </w:t>
+      </w:r>
+      <w:r>
+        <w:rPr>
+          <w:b/>
+        </w:rPr>
+        <w:t>copyright</w:t>
+      </w:r>
+      <w:r>
+        <w:rPr>
+          <w:b w:val="0"/>
+        </w:rPr>
+        <w:t xml:space="preserve"> and </w:t>
+      </w:r>
+      <w:r>
+        <w:rPr>
+          <w:b/>
+        </w:rPr>
+        <w:t>provenance</w:t>
+      </w:r>
+      <w:r>
+        <w:rPr>
+          <w:b w:val="0"/>
+        </w:rPr>
+        <w:t xml:space="preserve"> using a traced example and a stated limitation.</w:t>
       </w:r>
     </w:p>
     <w:p>
@@ -227,17 +460,52 @@
     </w:p>
     <w:p>
       <w:r>
+        <w:t>Investigate the supplied Copyright and Provenance case. Separate observations, given facts and assumptions before choosing an explanation.</w:t>
+      </w:r>
+    </w:p>
+    <w:p>
+      <w:pPr>
+        <w:spacing w:line="336" w:lineRule="auto" w:after="180"/>
+      </w:pPr>
+      <w:r>
+        <w:rPr>
+          <w:b/>
+        </w:rPr>
         <w:t>PICTURE STORY</w:t>
       </w:r>
     </w:p>
     <w:p>
-      <w:r>
+      <w:pPr>
+        <w:spacing w:line="336" w:lineRule="auto" w:after="180"/>
+      </w:pPr>
+      <w:r>
+        <w:rPr>
+          <w:b w:val="0"/>
+        </w:rPr>
         <w:t>Notice → Predict → Explain</w:t>
       </w:r>
     </w:p>
     <w:p>
-      <w:r>
-        <w:t>Begin with visible evidence. Do not explain more than the picture and information support.</w:t>
+      <w:pPr>
+        <w:spacing w:line="336" w:lineRule="auto" w:after="180"/>
+      </w:pPr>
+      <w:r>
+        <w:rPr>
+          <w:b w:val="0"/>
+        </w:rPr>
+        <w:t xml:space="preserve">Begin with visible </w:t>
+      </w:r>
+      <w:r>
+        <w:rPr>
+          <w:b/>
+        </w:rPr>
+        <w:t>evidence</w:t>
+      </w:r>
+      <w:r>
+        <w:rPr>
+          <w:b w:val="0"/>
+        </w:rPr>
+        <w:t>. Do not explain more than the picture and information support.</w:t>
       </w:r>
     </w:p>
     <w:p>
@@ -277,18 +545,94 @@
       </w:r>
     </w:p>
     <w:p>
-      <w:r>
+      <w:pPr>
+        <w:pStyle w:val="Heading3"/>
+      </w:pPr>
+      <w:r>
+        <w:t>Start with this puzzle</w:t>
+      </w:r>
+    </w:p>
+    <w:p>
+      <w:pPr>
+        <w:spacing w:line="336" w:lineRule="auto" w:after="180"/>
+        <w:shd w:fill="F1F6FC"/>
+      </w:pPr>
+      <w:r>
+        <w:rPr>
+          <w:b w:val="0"/>
+        </w:rPr>
         <w:t>MYSTERY</w:t>
       </w:r>
     </w:p>
     <w:p>
-      <w:r>
-        <w:t>The learners must use copyright and provenance to solve a problem. What information do they have? What decision or calculation do they make? What would count as evidence that it worked?</w:t>
-      </w:r>
-    </w:p>
-    <w:p>
-      <w:r>
-        <w:t>Three observations (what you can point to):</w:t>
+      <w:pPr>
+        <w:spacing w:line="336" w:lineRule="auto" w:after="180"/>
+        <w:shd w:fill="F5F1FB"/>
+      </w:pPr>
+      <w:r>
+        <w:rPr>
+          <w:b w:val="0"/>
+        </w:rPr>
+        <w:t xml:space="preserve">The learners must use </w:t>
+      </w:r>
+      <w:r>
+        <w:rPr>
+          <w:b/>
+        </w:rPr>
+        <w:t>copyright</w:t>
+      </w:r>
+      <w:r>
+        <w:rPr>
+          <w:b w:val="0"/>
+        </w:rPr>
+        <w:t xml:space="preserve"> and </w:t>
+      </w:r>
+      <w:r>
+        <w:rPr>
+          <w:b/>
+        </w:rPr>
+        <w:t>provenance</w:t>
+      </w:r>
+      <w:r>
+        <w:rPr>
+          <w:b w:val="0"/>
+        </w:rPr>
+        <w:t xml:space="preserve"> to solve a problem. What information do they have? What decision or calculation do they make? What would count as </w:t>
+      </w:r>
+      <w:r>
+        <w:rPr>
+          <w:b/>
+        </w:rPr>
+        <w:t>evidence</w:t>
+      </w:r>
+      <w:r>
+        <w:rPr>
+          <w:b w:val="0"/>
+        </w:rPr>
+        <w:t xml:space="preserve"> that it worked?</w:t>
+      </w:r>
+    </w:p>
+    <w:p>
+      <w:pPr>
+        <w:spacing w:line="336" w:lineRule="auto" w:after="180"/>
+      </w:pPr>
+      <w:r>
+        <w:rPr>
+          <w:b w:val="0"/>
+        </w:rPr>
+        <w:t xml:space="preserve">Three </w:t>
+      </w:r>
+      <w:r>
+        <w:rPr>
+          <w:b/>
+        </w:rPr>
+        <w:t>observation</w:t>
+      </w:r>
+      <w:r>
+        <w:rPr>
+          <w:b w:val="0"/>
+        </w:rPr>
+        <w:t>s (what you can point to):</w:t>
       </w:r>
     </w:p>
     <w:p>
@@ -325,8 +669,26 @@
       </w:r>
     </w:p>
     <w:p>
-      <w:r>
-        <w:t>My prediction and the clue supporting it:</w:t>
+      <w:pPr>
+        <w:spacing w:line="336" w:lineRule="auto" w:after="180"/>
+      </w:pPr>
+      <w:r>
+        <w:rPr>
+          <w:b w:val="0"/>
+        </w:rPr>
+        <w:t xml:space="preserve">My </w:t>
+      </w:r>
+      <w:r>
+        <w:rPr>
+          <w:b/>
+        </w:rPr>
+        <w:t>prediction</w:t>
+      </w:r>
+      <w:r>
+        <w:rPr>
+          <w:b w:val="0"/>
+        </w:rPr>
+        <w:t xml:space="preserve"> and the clue supporting it:</w:t>
       </w:r>
     </w:p>
     <w:p>
@@ -371,13 +733,48 @@
       </w:r>
     </w:p>
     <w:p>
-      <w:r>
-        <w:t>Permission to access a work and permission to redistribute or modify it are separate. Use a classroom licence ledger instead of assuming all online material is reusable.</w:t>
-      </w:r>
-    </w:p>
-    <w:p>
-      <w:r>
-        <w:t>Begin by writing the question the procedure is intended to answer. Identify the information already supplied, the information it will produce and the information still missing. These are constructed classroom examples; they do not require live accounts, private records or an external service. Do not treat a plausible explanation as a measured outcome.</w:t>
+      <w:pPr>
+        <w:spacing w:line="336" w:lineRule="auto" w:after="180"/>
+      </w:pPr>
+      <w:r>
+        <w:rPr>
+          <w:b w:val="0"/>
+        </w:rPr>
+        <w:t xml:space="preserve">Permission to access a work and permission to redistribute or modify it are separate. Use a classroom </w:t>
+      </w:r>
+      <w:r>
+        <w:rPr>
+          <w:b/>
+        </w:rPr>
+        <w:t>licence</w:t>
+      </w:r>
+      <w:r>
+        <w:rPr>
+          <w:b w:val="0"/>
+        </w:rPr>
+        <w:t xml:space="preserve"> ledger instead of assuming all online material is reusable.</w:t>
+      </w:r>
+    </w:p>
+    <w:p>
+      <w:pPr>
+        <w:spacing w:line="336" w:lineRule="auto" w:after="180"/>
+      </w:pPr>
+      <w:r>
+        <w:rPr>
+          <w:b w:val="0"/>
+        </w:rPr>
+        <w:t>Begin by writing the question the procedure is intended to answer. Identify the information already supplied, the information it will produce and the information still missing.</w:t>
+      </w:r>
+    </w:p>
+    <w:p>
+      <w:pPr>
+        <w:spacing w:line="336" w:lineRule="auto" w:after="180"/>
+      </w:pPr>
+      <w:r>
+        <w:rPr>
+          <w:b w:val="0"/>
+        </w:rPr>
+        <w:t>These are constructed classroom examples; they do not require live accounts, private records or an external service. Do not treat a plausible explanation as a measured outcome.</w:t>
       </w:r>
     </w:p>
     <w:p>
@@ -390,16 +787,69 @@
     </w:p>
     <w:p>
       <w:r>
-        <w:t>VISUAL MECHANISM</w:t>
-      </w:r>
-    </w:p>
-    <w:p>
-      <w:r>
-        <w:t>Input → Process → Output</w:t>
-      </w:r>
-    </w:p>
-    <w:p>
-      <w:r>
+        <w:t>Follow the mechanism for Copyright and Provenance. Connect each labelled input, deciding step and result.</w:t>
+      </w:r>
+    </w:p>
+    <w:p>
+      <w:pPr>
+        <w:spacing w:line="336" w:lineRule="auto" w:after="180"/>
+      </w:pPr>
+      <w:r>
+        <w:rPr>
+          <w:b/>
+        </w:rPr>
+        <w:t xml:space="preserve">VISUAL </w:t>
+      </w:r>
+      <w:r>
+        <w:rPr>
+          <w:b/>
+        </w:rPr>
+        <w:t>MECHANISM</w:t>
+      </w:r>
+    </w:p>
+    <w:p>
+      <w:pPr>
+        <w:spacing w:line="336" w:lineRule="auto" w:after="180"/>
+      </w:pPr>
+      <w:r>
+        <w:rPr>
+          <w:b/>
+        </w:rPr>
+        <w:t>Input</w:t>
+      </w:r>
+      <w:r>
+        <w:rPr>
+          <w:b w:val="0"/>
+        </w:rPr>
+        <w:t xml:space="preserve"> → </w:t>
+      </w:r>
+      <w:r>
+        <w:rPr>
+          <w:b/>
+        </w:rPr>
+        <w:t>Process</w:t>
+      </w:r>
+      <w:r>
+        <w:rPr>
+          <w:b w:val="0"/>
+        </w:rPr>
+        <w:t xml:space="preserve"> → </w:t>
+      </w:r>
+      <w:r>
+        <w:rPr>
+          <w:b/>
+        </w:rPr>
+        <w:t>Output</w:t>
+      </w:r>
+    </w:p>
+    <w:p>
+      <w:pPr>
+        <w:spacing w:line="336" w:lineRule="auto" w:after="180"/>
+      </w:pPr>
+      <w:r>
+        <w:rPr>
+          <w:b w:val="0"/>
+        </w:rPr>
         <w:t>Trace the information. At each stage, ask what changed and how you could test it.</w:t>
       </w:r>
     </w:p>
@@ -440,7 +890,13 @@
       </w:r>
     </w:p>
     <w:p>
-      <w:r>
+      <w:pPr>
+        <w:spacing w:line="336" w:lineRule="auto" w:after="180"/>
+      </w:pPr>
+      <w:r>
+        <w:rPr>
+          <w:b w:val="0"/>
+        </w:rPr>
         <w:t>↓</w:t>
       </w:r>
     </w:p>
@@ -481,7 +937,13 @@
       </w:r>
     </w:p>
     <w:p>
-      <w:r>
+      <w:pPr>
+        <w:spacing w:line="336" w:lineRule="auto" w:after="180"/>
+      </w:pPr>
+      <w:r>
+        <w:rPr>
+          <w:b w:val="0"/>
+        </w:rPr>
         <w:t>↓</w:t>
       </w:r>
     </w:p>
@@ -522,7 +984,13 @@
       </w:r>
     </w:p>
     <w:p>
-      <w:r>
+      <w:pPr>
+        <w:spacing w:line="336" w:lineRule="auto" w:after="180"/>
+      </w:pPr>
+      <w:r>
+        <w:rPr>
+          <w:b w:val="0"/>
+        </w:rPr>
         <w:t>Which stage could fail even when the other two are correct? Explain:</w:t>
       </w:r>
     </w:p>
@@ -568,8 +1036,73 @@
       </w:r>
     </w:p>
     <w:p>
-      <w:r>
-        <w:t>For this fictional policy, licence L permits classroom display with attribution but forbids public redistribution. Licence M permits adaptation and redistribution with attribution. Unknown permission means seek approval or choose a permitted alternative; this exercise is not a legal ruling.</w:t>
+      <w:pPr>
+        <w:spacing w:line="336" w:lineRule="auto" w:after="180"/>
+      </w:pPr>
+      <w:r>
+        <w:rPr>
+          <w:b w:val="0"/>
+        </w:rPr>
+        <w:t xml:space="preserve">For this fictional policy, </w:t>
+      </w:r>
+      <w:r>
+        <w:rPr>
+          <w:b/>
+        </w:rPr>
+        <w:t>licence</w:t>
+      </w:r>
+      <w:r>
+        <w:rPr>
+          <w:b w:val="0"/>
+        </w:rPr>
+        <w:t xml:space="preserve"> L permits classroom display with </w:t>
+      </w:r>
+      <w:r>
+        <w:rPr>
+          <w:b/>
+        </w:rPr>
+        <w:t>attribution</w:t>
+      </w:r>
+      <w:r>
+        <w:rPr>
+          <w:b w:val="0"/>
+        </w:rPr>
+        <w:t xml:space="preserve"> but forbids public redistribution. </w:t>
+      </w:r>
+      <w:r>
+        <w:rPr>
+          <w:b/>
+        </w:rPr>
+        <w:t>Licence</w:t>
+      </w:r>
+      <w:r>
+        <w:rPr>
+          <w:b w:val="0"/>
+        </w:rPr>
+        <w:t xml:space="preserve"> M permits adaptation and redistribution with </w:t>
+      </w:r>
+      <w:r>
+        <w:rPr>
+          <w:b/>
+        </w:rPr>
+        <w:t>attribution</w:t>
+      </w:r>
+      <w:r>
+        <w:rPr>
+          <w:b w:val="0"/>
+        </w:rPr>
+        <w:t>.</w:t>
+      </w:r>
+    </w:p>
+    <w:p>
+      <w:pPr>
+        <w:spacing w:line="336" w:lineRule="auto" w:after="180"/>
+      </w:pPr>
+      <w:r>
+        <w:rPr>
+          <w:b w:val="0"/>
+        </w:rPr>
+        <w:t>Unknown permission means seek approval or choose a permitted alternative; this exercise is not a legal ruling.</w:t>
       </w:r>
     </w:p>
     <w:p>
@@ -665,8 +1198,49 @@
       </w:r>
     </w:p>
     <w:p>
-      <w:r>
-        <w:t>Before applying the procedure, write its units, denominator or decision boundary where relevant. A partner should be able to repeat each step using the same inputs. If a required input is absent or violates the stated contract, record that condition explicitly instead of quietly replacing it with a convenient value.</w:t>
+      <w:pPr>
+        <w:spacing w:line="336" w:lineRule="auto" w:after="180"/>
+      </w:pPr>
+      <w:r>
+        <w:rPr>
+          <w:b w:val="0"/>
+        </w:rPr>
+        <w:t xml:space="preserve">Before applying the procedure, write its units, denominator or decision boundary where relevant. A partner should be able to repeat each step using the same </w:t>
+      </w:r>
+      <w:r>
+        <w:rPr>
+          <w:b/>
+        </w:rPr>
+        <w:t>input</w:t>
+      </w:r>
+      <w:r>
+        <w:rPr>
+          <w:b w:val="0"/>
+        </w:rPr>
+        <w:t>s.</w:t>
+      </w:r>
+    </w:p>
+    <w:p>
+      <w:pPr>
+        <w:spacing w:line="336" w:lineRule="auto" w:after="180"/>
+      </w:pPr>
+      <w:r>
+        <w:rPr>
+          <w:b w:val="0"/>
+        </w:rPr>
+        <w:t xml:space="preserve">If a required </w:t>
+      </w:r>
+      <w:r>
+        <w:rPr>
+          <w:b/>
+        </w:rPr>
+        <w:t>input</w:t>
+      </w:r>
+      <w:r>
+        <w:rPr>
+          <w:b w:val="0"/>
+        </w:rPr>
+        <w:t xml:space="preserve"> is absent or violates the stated contract, record that condition explicitly instead of quietly replacing it with a convenient value.</w:t>
       </w:r>
     </w:p>
     <w:p>
@@ -678,8 +1252,26 @@
       </w:r>
     </w:p>
     <w:p>
-      <w:r>
-        <w:t>Point to the input, the deciding step and the result in this week’s visual. Explain the same step in ordinary words. A picture helps when you can say what each part represents.</w:t>
+      <w:pPr>
+        <w:spacing w:line="336" w:lineRule="auto" w:after="180"/>
+      </w:pPr>
+      <w:r>
+        <w:rPr>
+          <w:b w:val="0"/>
+        </w:rPr>
+        <w:t xml:space="preserve">Point to the </w:t>
+      </w:r>
+      <w:r>
+        <w:rPr>
+          <w:b/>
+        </w:rPr>
+        <w:t>input</w:t>
+      </w:r>
+      <w:r>
+        <w:rPr>
+          <w:b w:val="0"/>
+        </w:rPr>
+        <w:t>, the deciding step and the result in this week’s visual. Explain the same step in ordinary words. A picture helps when you can say what each part represents.</w:t>
       </w:r>
     </w:p>
     <w:p>
@@ -692,16 +1284,54 @@
     </w:p>
     <w:p>
       <w:r>
+        <w:t>Compare the supplied cases for Copyright and Provenance. Identify the detail that changes the conclusion.</w:t>
+      </w:r>
+    </w:p>
+    <w:p>
+      <w:pPr>
+        <w:pStyle w:val="Heading3"/>
+      </w:pPr>
+      <w:r>
+        <w:t>The case to investigate</w:t>
+      </w:r>
+    </w:p>
+    <w:p>
+      <w:pPr>
+        <w:spacing w:line="336" w:lineRule="auto" w:after="180"/>
+        <w:shd w:fill="F1F6FC"/>
+      </w:pPr>
+      <w:r>
+        <w:rPr>
+          <w:b w:val="0"/>
+        </w:rPr>
         <w:t>CASE GALLERY</w:t>
       </w:r>
     </w:p>
     <w:p>
-      <w:r>
-        <w:t>Four Tests, Four Kinds of Evidence</w:t>
-      </w:r>
-    </w:p>
-    <w:p>
-      <w:r>
+      <w:pPr>
+        <w:spacing w:line="336" w:lineRule="auto" w:after="180"/>
+      </w:pPr>
+      <w:r>
+        <w:rPr>
+          <w:b w:val="0"/>
+        </w:rPr>
+        <w:t xml:space="preserve">Four Tests, Four Kinds of </w:t>
+      </w:r>
+      <w:r>
+        <w:rPr>
+          <w:b/>
+        </w:rPr>
+        <w:t>Evidence</w:t>
+      </w:r>
+    </w:p>
+    <w:p>
+      <w:pPr>
+        <w:spacing w:line="336" w:lineRule="auto" w:after="180"/>
+      </w:pPr>
+      <w:r>
+        <w:rPr>
+          <w:b w:val="0"/>
+        </w:rPr>
         <w:t>A system is not understood until it survives more than one comfortable example.</w:t>
       </w:r>
     </w:p>
@@ -778,8 +1408,47 @@
       </w:r>
     </w:p>
     <w:p>
-      <w:r>
-        <w:t>NORMAL CASE: predict and name evidence.     BOUNDARY CASE: predict and name evidence.</w:t>
+      <w:pPr>
+        <w:pStyle w:val="Heading3"/>
+      </w:pPr>
+      <w:r>
+        <w:t>The normal case</w:t>
+      </w:r>
+    </w:p>
+    <w:p>
+      <w:pPr>
+        <w:spacing w:line="336" w:lineRule="auto" w:after="180"/>
+        <w:shd w:fill="F1F6FC"/>
+      </w:pPr>
+      <w:r>
+        <w:rPr>
+          <w:b w:val="0"/>
+        </w:rPr>
+        <w:t xml:space="preserve">NORMAL CASE: predict and name </w:t>
+      </w:r>
+      <w:r>
+        <w:rPr>
+          <w:b/>
+        </w:rPr>
+        <w:t>evidence</w:t>
+      </w:r>
+      <w:r>
+        <w:rPr>
+          <w:b w:val="0"/>
+        </w:rPr>
+        <w:t xml:space="preserve">.     BOUNDARY CASE: predict and name </w:t>
+      </w:r>
+      <w:r>
+        <w:rPr>
+          <w:b/>
+        </w:rPr>
+        <w:t>evidence</w:t>
+      </w:r>
+      <w:r>
+        <w:rPr>
+          <w:b w:val="0"/>
+        </w:rPr>
+        <w:t>.</w:t>
       </w:r>
     </w:p>
     <w:p>
@@ -855,12 +1524,58 @@
       </w:r>
     </w:p>
     <w:p>
-      <w:r>
-        <w:t>MISSING INFORMATION: predict and name evidence.     TRANSFER CASE: predict and name evidence.</w:t>
-      </w:r>
-    </w:p>
-    <w:p>
-      <w:r>
+      <w:pPr>
+        <w:pStyle w:val="Heading3"/>
+      </w:pPr>
+      <w:r>
+        <w:t>Check missing information</w:t>
+      </w:r>
+    </w:p>
+    <w:p>
+      <w:pPr>
+        <w:spacing w:line="336" w:lineRule="auto" w:after="180"/>
+        <w:shd w:fill="FFF5E6"/>
+      </w:pPr>
+      <w:r>
+        <w:rPr>
+          <w:b w:val="0"/>
+        </w:rPr>
+        <w:t xml:space="preserve">MISSING INFORMATION: predict and name </w:t>
+      </w:r>
+      <w:r>
+        <w:rPr>
+          <w:b/>
+        </w:rPr>
+        <w:t>evidence</w:t>
+      </w:r>
+      <w:r>
+        <w:rPr>
+          <w:b w:val="0"/>
+        </w:rPr>
+        <w:t xml:space="preserve">.     TRANSFER CASE: predict and name </w:t>
+      </w:r>
+      <w:r>
+        <w:rPr>
+          <w:b/>
+        </w:rPr>
+        <w:t>evidence</w:t>
+      </w:r>
+      <w:r>
+        <w:rPr>
+          <w:b w:val="0"/>
+        </w:rPr>
+        <w:t>.</w:t>
+      </w:r>
+    </w:p>
+    <w:p>
+      <w:pPr>
+        <w:spacing w:line="336" w:lineRule="auto" w:after="180"/>
+        <w:shd w:fill="F5F1FB"/>
+      </w:pPr>
+      <w:r>
+        <w:rPr>
+          <w:b w:val="0"/>
+        </w:rPr>
         <w:t>Which case is most likely to reveal a hidden assumption? Why?</w:t>
       </w:r>
     </w:p>
@@ -906,18 +1621,93 @@
       </w:r>
     </w:p>
     <w:p>
-      <w:r>
-        <w:t>Change: Use Fern unchanged and include the required attribution.</w:t>
-      </w:r>
-    </w:p>
-    <w:p>
-      <w:r>
-        <w:t>Prediction: That use satisfies the stated fictional permission conditions.</w:t>
-      </w:r>
-    </w:p>
-    <w:p>
-      <w:r>
-        <w:t>Reason: Its public redistribution is permitted when there is no alteration and attribution is included.</w:t>
+      <w:pPr>
+        <w:pStyle w:val="Heading3"/>
+      </w:pPr>
+      <w:r>
+        <w:t>Change one thing</w:t>
+      </w:r>
+    </w:p>
+    <w:p>
+      <w:pPr>
+        <w:spacing w:line="336" w:lineRule="auto" w:after="180"/>
+        <w:shd w:fill="F5F1FB"/>
+      </w:pPr>
+      <w:r>
+        <w:rPr>
+          <w:b w:val="0"/>
+        </w:rPr>
+        <w:t xml:space="preserve">Change: Use Fern unchanged and include the required </w:t>
+      </w:r>
+      <w:r>
+        <w:rPr>
+          <w:b/>
+        </w:rPr>
+        <w:t>attribution</w:t>
+      </w:r>
+      <w:r>
+        <w:rPr>
+          <w:b w:val="0"/>
+        </w:rPr>
+        <w:t>.</w:t>
+      </w:r>
+    </w:p>
+    <w:p>
+      <w:pPr>
+        <w:pStyle w:val="Heading3"/>
+      </w:pPr>
+      <w:r>
+        <w:t>Predicted result</w:t>
+      </w:r>
+    </w:p>
+    <w:p>
+      <w:pPr>
+        <w:spacing w:line="336" w:lineRule="auto" w:after="180"/>
+        <w:shd w:fill="F1F6FC"/>
+      </w:pPr>
+      <w:r>
+        <w:rPr>
+          <w:b/>
+        </w:rPr>
+        <w:t>Prediction</w:t>
+      </w:r>
+      <w:r>
+        <w:rPr>
+          <w:b w:val="0"/>
+        </w:rPr>
+        <w:t>: That use satisfies the stated fictional permission conditions.</w:t>
+      </w:r>
+    </w:p>
+    <w:p>
+      <w:pPr>
+        <w:pStyle w:val="Heading3"/>
+      </w:pPr>
+      <w:r>
+        <w:t>Why the result follows</w:t>
+      </w:r>
+    </w:p>
+    <w:p>
+      <w:pPr>
+        <w:spacing w:line="336" w:lineRule="auto" w:after="180"/>
+        <w:shd w:fill="F1F6FC"/>
+      </w:pPr>
+      <w:r>
+        <w:rPr>
+          <w:b w:val="0"/>
+        </w:rPr>
+        <w:t xml:space="preserve">Reason: Its public redistribution is permitted when there is no alteration and </w:t>
+      </w:r>
+      <w:r>
+        <w:rPr>
+          <w:b/>
+        </w:rPr>
+        <w:t>attribution</w:t>
+      </w:r>
+      <w:r>
+        <w:rPr>
+          <w:b w:val="0"/>
+        </w:rPr>
+        <w:t xml:space="preserve"> is included.</w:t>
       </w:r>
     </w:p>
     <w:p>
@@ -930,16 +1720,39 @@
     </w:p>
     <w:p>
       <w:r>
+        <w:t>Use the vocabulary of Copyright and Provenance to explain a concrete decision, rather than only memorising definitions.</w:t>
+      </w:r>
+    </w:p>
+    <w:p>
+      <w:pPr>
+        <w:spacing w:line="336" w:lineRule="auto" w:after="180"/>
+      </w:pPr>
+      <w:r>
+        <w:rPr>
+          <w:b/>
+        </w:rPr>
         <w:t>VOCABULARY LAB</w:t>
       </w:r>
     </w:p>
     <w:p>
-      <w:r>
+      <w:pPr>
+        <w:spacing w:line="336" w:lineRule="auto" w:after="180"/>
+      </w:pPr>
+      <w:r>
+        <w:rPr>
+          <w:b w:val="0"/>
+        </w:rPr>
         <w:t>Words You Can Use to Reason</w:t>
       </w:r>
     </w:p>
     <w:p>
-      <w:r>
+      <w:pPr>
+        <w:spacing w:line="336" w:lineRule="auto" w:after="180"/>
+      </w:pPr>
+      <w:r>
+        <w:rPr>
+          <w:b w:val="0"/>
+        </w:rPr>
         <w:t>A definition matters when you can recognize the idea, use it, and contrast it with a near-miss.</w:t>
       </w:r>
     </w:p>
@@ -1352,17 +2165,58 @@
     </w:p>
     <w:p>
       <w:r>
-        <w:t>WORKED EVIDENCE</w:t>
-      </w:r>
-    </w:p>
-    <w:p>
-      <w:r>
+        <w:t>Follow the worked trace for Copyright and Provenance, predict a step, then compare with its explanation.</w:t>
+      </w:r>
+    </w:p>
+    <w:p>
+      <w:pPr>
+        <w:spacing w:line="336" w:lineRule="auto" w:after="180"/>
+      </w:pPr>
+      <w:r>
+        <w:rPr>
+          <w:b/>
+        </w:rPr>
+        <w:t xml:space="preserve">WORKED </w:t>
+      </w:r>
+      <w:r>
+        <w:rPr>
+          <w:b/>
+        </w:rPr>
+        <w:t>EVIDENCE</w:t>
+      </w:r>
+    </w:p>
+    <w:p>
+      <w:pPr>
+        <w:spacing w:line="336" w:lineRule="auto" w:after="180"/>
+      </w:pPr>
+      <w:r>
+        <w:rPr>
+          <w:b w:val="0"/>
+        </w:rPr>
         <w:t>Reason Step by Step</w:t>
       </w:r>
     </w:p>
     <w:p>
-      <w:r>
-        <w:t>Predict first. Then check each step. A correct answer without visible reasoning is incomplete evidence.</w:t>
+      <w:pPr>
+        <w:spacing w:line="336" w:lineRule="auto" w:after="180"/>
+      </w:pPr>
+      <w:r>
+        <w:rPr>
+          <w:b w:val="0"/>
+        </w:rPr>
+        <w:t xml:space="preserve">Predict first. Then check each step. A correct answer without visible reasoning is incomplete </w:t>
+      </w:r>
+      <w:r>
+        <w:rPr>
+          <w:b/>
+        </w:rPr>
+        <w:t>evidence</w:t>
+      </w:r>
+      <w:r>
+        <w:rPr>
+          <w:b w:val="0"/>
+        </w:rPr>
+        <w:t>.</w:t>
       </w:r>
     </w:p>
     <w:p>
@@ -1402,27 +2256,85 @@
       </w:r>
     </w:p>
     <w:p>
-      <w:r>
+      <w:pPr>
+        <w:spacing w:line="336" w:lineRule="auto" w:after="180"/>
+        <w:shd w:fill="F4F9FC"/>
+      </w:pPr>
+      <w:r>
+        <w:rPr>
+          <w:b w:val="0"/>
+        </w:rPr>
         <w:t>1. Source paragraph is quoted within allowed classroom use and cited.</w:t>
       </w:r>
     </w:p>
     <w:p>
-      <w:r>
+      <w:pPr>
+        <w:spacing w:line="336" w:lineRule="auto" w:after="180"/>
+        <w:shd w:fill="F4F9FC"/>
+      </w:pPr>
+      <w:r>
+        <w:rPr>
+          <w:b w:val="0"/>
+        </w:rPr>
         <w:t>2. Student summary is a transformation but still names the source.</w:t>
       </w:r>
     </w:p>
     <w:p>
-      <w:r>
+      <w:pPr>
+        <w:spacing w:line="336" w:lineRule="auto" w:after="180"/>
+        <w:shd w:fill="F4F9FC"/>
+      </w:pPr>
+      <w:r>
+        <w:rPr>
+          <w:b w:val="0"/>
+        </w:rPr>
         <w:t>3. Generated image is labeled as generated.</w:t>
       </w:r>
     </w:p>
     <w:p>
-      <w:r>
-        <w:t>4. Provenance record stores creator/source, license or permission, transformation, and use.</w:t>
-      </w:r>
-    </w:p>
-    <w:p>
-      <w:r>
+      <w:pPr>
+        <w:spacing w:line="336" w:lineRule="auto" w:after="180"/>
+        <w:shd w:fill="F4F9FC"/>
+      </w:pPr>
+      <w:r>
+        <w:rPr>
+          <w:b w:val="0"/>
+        </w:rPr>
+        <w:t xml:space="preserve">4. </w:t>
+      </w:r>
+      <w:r>
+        <w:rPr>
+          <w:b/>
+        </w:rPr>
+        <w:t>Provenance</w:t>
+      </w:r>
+      <w:r>
+        <w:rPr>
+          <w:b w:val="0"/>
+        </w:rPr>
+        <w:t xml:space="preserve"> record stores creator/source, </w:t>
+      </w:r>
+      <w:r>
+        <w:rPr>
+          <w:b/>
+        </w:rPr>
+        <w:t>license</w:t>
+      </w:r>
+      <w:r>
+        <w:rPr>
+          <w:b w:val="0"/>
+        </w:rPr>
+        <w:t xml:space="preserve"> or permission, transformation, and use.</w:t>
+      </w:r>
+    </w:p>
+    <w:p>
+      <w:pPr>
+        <w:spacing w:line="336" w:lineRule="auto" w:after="180"/>
+      </w:pPr>
+      <w:r>
+        <w:rPr>
+          <w:b w:val="0"/>
+        </w:rPr>
         <w:t>Recalculate, retrace, or restate the reasoning in your own representation:</w:t>
       </w:r>
     </w:p>
@@ -1460,8 +2372,27 @@
       </w:r>
     </w:p>
     <w:p>
-      <w:r>
-        <w:t>CHECK  Did the evidence answer the exact question? Did the total, path, or source record stay consistent?</w:t>
+      <w:pPr>
+        <w:spacing w:line="336" w:lineRule="auto" w:after="180"/>
+        <w:shd w:fill="F5F1FB"/>
+      </w:pPr>
+      <w:r>
+        <w:rPr>
+          <w:b w:val="0"/>
+        </w:rPr>
+        <w:t xml:space="preserve">CHECK  Did the </w:t>
+      </w:r>
+      <w:r>
+        <w:rPr>
+          <w:b/>
+        </w:rPr>
+        <w:t>evidence</w:t>
+      </w:r>
+      <w:r>
+        <w:rPr>
+          <w:b w:val="0"/>
+        </w:rPr>
+        <w:t xml:space="preserve"> answer the exact question? Did the total, path, or source record stay consistent?</w:t>
       </w:r>
     </w:p>
     <w:p>
@@ -1473,18 +2404,61 @@
       </w:r>
     </w:p>
     <w:p>
-      <w:r>
+      <w:pPr>
+        <w:spacing w:line="336" w:lineRule="auto" w:after="180"/>
+      </w:pPr>
+      <w:r>
+        <w:rPr>
+          <w:b w:val="0"/>
+        </w:rPr>
         <w:t>Image A has L; image B has M. The project is a publicly downloadable adapted poster.</w:t>
       </w:r>
     </w:p>
     <w:p>
-      <w:r>
-        <w:t>A is not permitted for this use under L. B is permitted under the supplied M terms with attribution. Keep licence version and provenance.</w:t>
-      </w:r>
-    </w:p>
-    <w:p>
-      <w:r>
-        <w:t>Compare the intermediate evidence with the final statement. Explain why each number or decision follows from the stated inputs. The conclusion belongs to this scenario and procedure; changing the inputs, evaluation population or authority can change what it establishes. Retain the raw record so a later revision can be compared honestly.</w:t>
+      <w:pPr>
+        <w:spacing w:line="336" w:lineRule="auto" w:after="180"/>
+      </w:pPr>
+      <w:r>
+        <w:rPr>
+          <w:b w:val="0"/>
+        </w:rPr>
+        <w:t xml:space="preserve">A is not permitted for this use under L. B is permitted under the supplied M terms with </w:t>
+      </w:r>
+      <w:r>
+        <w:rPr>
+          <w:b/>
+        </w:rPr>
+        <w:t>attribution</w:t>
+      </w:r>
+      <w:r>
+        <w:rPr>
+          <w:b w:val="0"/>
+        </w:rPr>
+        <w:t xml:space="preserve">. Keep </w:t>
+      </w:r>
+      <w:r>
+        <w:rPr>
+          <w:b/>
+        </w:rPr>
+        <w:t>licence</w:t>
+      </w:r>
+      <w:r>
+        <w:rPr>
+          <w:b w:val="0"/>
+        </w:rPr>
+        <w:t xml:space="preserve"> version and </w:t>
+      </w:r>
+      <w:r>
+        <w:rPr>
+          <w:b/>
+        </w:rPr>
+        <w:t>provenance</w:t>
+      </w:r>
+      <w:r>
+        <w:rPr>
+          <w:b w:val="0"/>
+        </w:rPr>
+        <w:t>.</w:t>
       </w:r>
     </w:p>
     <w:p>
@@ -1492,11 +2466,85 @@
         <w:pStyle w:val="Heading3"/>
       </w:pPr>
       <w:r>
+        <w:t>Worked explanation · Copyright and Provenance</w:t>
+      </w:r>
+    </w:p>
+    <w:p>
+      <w:pPr>
+        <w:spacing w:line="336" w:lineRule="auto" w:after="180"/>
+        <w:shd w:fill="F1F6FC"/>
+      </w:pPr>
+      <w:r>
+        <w:rPr>
+          <w:b w:val="0"/>
+        </w:rPr>
+        <w:t xml:space="preserve">Compare the intermediate </w:t>
+      </w:r>
+      <w:r>
+        <w:rPr>
+          <w:b/>
+        </w:rPr>
+        <w:t>evidence</w:t>
+      </w:r>
+      <w:r>
+        <w:rPr>
+          <w:b w:val="0"/>
+        </w:rPr>
+        <w:t xml:space="preserve"> with the final statement. Explain why each number or decision follows from the stated </w:t>
+      </w:r>
+      <w:r>
+        <w:rPr>
+          <w:b/>
+        </w:rPr>
+        <w:t>input</w:t>
+      </w:r>
+      <w:r>
+        <w:rPr>
+          <w:b w:val="0"/>
+        </w:rPr>
+        <w:t>s.</w:t>
+      </w:r>
+    </w:p>
+    <w:p>
+      <w:pPr>
+        <w:spacing w:line="336" w:lineRule="auto" w:after="180"/>
+        <w:shd w:fill="F1F6FC"/>
+      </w:pPr>
+      <w:r>
+        <w:rPr>
+          <w:b w:val="0"/>
+        </w:rPr>
+        <w:t xml:space="preserve">The conclusion belongs to this scenario and procedure; changing the </w:t>
+      </w:r>
+      <w:r>
+        <w:rPr>
+          <w:b/>
+        </w:rPr>
+        <w:t>input</w:t>
+      </w:r>
+      <w:r>
+        <w:rPr>
+          <w:b w:val="0"/>
+        </w:rPr>
+        <w:t>s, evaluation population or authority can change what it establishes. Retain the raw record so a later revision can be compared honestly.</w:t>
+      </w:r>
+    </w:p>
+    <w:p>
+      <w:pPr>
+        <w:pStyle w:val="Heading3"/>
+      </w:pPr>
+      <w:r>
         <w:t>Learn from the worked case</w:t>
       </w:r>
     </w:p>
     <w:p>
-      <w:r>
+      <w:pPr>
+        <w:spacing w:line="336" w:lineRule="auto" w:after="180"/>
+      </w:pPr>
+      <w:r>
+        <w:rPr>
+          <w:b w:val="0"/>
+        </w:rPr>
         <w:t>Cover the result before checking it. Say what is given, choose the procedure, and follow one step at a time. Then uncover the result and explain your first mismatch. Ask why a step is allowed, not only what number it produces.</w:t>
       </w:r>
     </w:p>
@@ -1509,7 +2557,13 @@
       </w:r>
     </w:p>
     <w:p>
-      <w:r>
+      <w:pPr>
+        <w:spacing w:line="336" w:lineRule="auto" w:after="180"/>
+      </w:pPr>
+      <w:r>
+        <w:rPr>
+          <w:b w:val="0"/>
+        </w:rPr>
         <w:t>Read fictional reuse terms before decorating a public study guide.</w:t>
       </w:r>
     </w:p>
@@ -1522,13 +2576,79 @@
       </w:r>
     </w:p>
     <w:p>
-      <w:r>
-        <w:t>Image Fern allows public redistribution with attribution but no alteration. Image Moss allows alteration and public redistribution with attribution. The plan crops an image.</w:t>
-      </w:r>
-    </w:p>
-    <w:p>
-      <w:r>
-        <w:t>All inputs and outcomes in this worked example are invented classroom data; no real model run is claimed.</w:t>
+      <w:pPr>
+        <w:pStyle w:val="Heading3"/>
+      </w:pPr>
+      <w:r>
+        <w:t>Supplied facts</w:t>
+      </w:r>
+    </w:p>
+    <w:p>
+      <w:pPr>
+        <w:spacing w:line="336" w:lineRule="auto" w:after="180"/>
+        <w:shd w:fill="F1F6FC"/>
+      </w:pPr>
+      <w:r>
+        <w:rPr>
+          <w:b w:val="0"/>
+        </w:rPr>
+        <w:t xml:space="preserve">Image Fern allows public redistribution with </w:t>
+      </w:r>
+      <w:r>
+        <w:rPr>
+          <w:b/>
+        </w:rPr>
+        <w:t>attribution</w:t>
+      </w:r>
+      <w:r>
+        <w:rPr>
+          <w:b w:val="0"/>
+        </w:rPr>
+        <w:t xml:space="preserve"> but no alteration. Image Moss allows alteration and public redistribution with </w:t>
+      </w:r>
+      <w:r>
+        <w:rPr>
+          <w:b/>
+        </w:rPr>
+        <w:t>attribution</w:t>
+      </w:r>
+      <w:r>
+        <w:rPr>
+          <w:b w:val="0"/>
+        </w:rPr>
+        <w:t>. The plan crops an image.</w:t>
+      </w:r>
+    </w:p>
+    <w:p>
+      <w:pPr>
+        <w:pStyle w:val="Heading3"/>
+      </w:pPr>
+      <w:r>
+        <w:t>Supplied facts</w:t>
+      </w:r>
+    </w:p>
+    <w:p>
+      <w:pPr>
+        <w:spacing w:line="336" w:lineRule="auto" w:after="180"/>
+        <w:shd w:fill="F1F6FC"/>
+      </w:pPr>
+      <w:r>
+        <w:rPr>
+          <w:b w:val="0"/>
+        </w:rPr>
+        <w:t xml:space="preserve">All </w:t>
+      </w:r>
+      <w:r>
+        <w:rPr>
+          <w:b/>
+        </w:rPr>
+        <w:t>input</w:t>
+      </w:r>
+      <w:r>
+        <w:rPr>
+          <w:b w:val="0"/>
+        </w:rPr>
+        <w:t>s and outcomes in this worked example are invented classroom data; no real model run is claimed.</w:t>
       </w:r>
     </w:p>
     <w:p>
@@ -1691,31 +2811,163 @@
       </w:r>
     </w:p>
     <w:p>
-      <w:r>
-        <w:t>Read the picture in order. Use Moss with its required attribution; do not crop Fern for this public guide. The arrows show which recorded input or intermediate result each decision uses. Explain the deciding step aloud before checking the changed case; pointing to the final answer alone does not show how it follows.</w:t>
-      </w:r>
-    </w:p>
-    <w:p>
       <w:pPr>
         <w:pStyle w:val="Heading3"/>
       </w:pPr>
       <w:r>
+        <w:t>Why the result follows</w:t>
+      </w:r>
+    </w:p>
+    <w:p>
+      <w:pPr>
+        <w:spacing w:line="336" w:lineRule="auto" w:after="180"/>
+        <w:shd w:fill="F1F6FC"/>
+      </w:pPr>
+      <w:r>
+        <w:rPr>
+          <w:b w:val="0"/>
+        </w:rPr>
+        <w:t xml:space="preserve">Read the picture in order. Use Moss with its required </w:t>
+      </w:r>
+      <w:r>
+        <w:rPr>
+          <w:b/>
+        </w:rPr>
+        <w:t>attribution</w:t>
+      </w:r>
+      <w:r>
+        <w:rPr>
+          <w:b w:val="0"/>
+        </w:rPr>
+        <w:t xml:space="preserve">; do not crop Fern for this public guide. The arrows show which recorded </w:t>
+      </w:r>
+      <w:r>
+        <w:rPr>
+          <w:b/>
+        </w:rPr>
+        <w:t>input</w:t>
+      </w:r>
+      <w:r>
+        <w:rPr>
+          <w:b w:val="0"/>
+        </w:rPr>
+        <w:t xml:space="preserve"> or intermediate result each decision uses.</w:t>
+      </w:r>
+    </w:p>
+    <w:p>
+      <w:pPr>
+        <w:spacing w:line="336" w:lineRule="auto" w:after="180"/>
+        <w:shd w:fill="F1F6FC"/>
+      </w:pPr>
+      <w:r>
+        <w:rPr>
+          <w:b w:val="0"/>
+        </w:rPr>
+        <w:t>Explain the deciding step aloud before checking the changed case; pointing to the final answer alone does not show how it follows.</w:t>
+      </w:r>
+    </w:p>
+    <w:p>
+      <w:pPr>
+        <w:pStyle w:val="Heading3"/>
+      </w:pPr>
+      <w:r>
         <w:t>What this example does not establish</w:t>
       </w:r>
     </w:p>
     <w:p>
-      <w:r>
-        <w:t>Real permission decisions require the actual licence and use context. These invented terms teach condition matching, not legal advice.</w:t>
-      </w:r>
-    </w:p>
-    <w:p>
-      <w:r>
-        <w:t>Read the labelled picture: Does acknowledging Fern make a cropped version permitted? Point to the relevant step in the picture, then write the changed result and the rule or evidence that supports it.</w:t>
-      </w:r>
-    </w:p>
-    <w:p>
-      <w:r>
-        <w:t>Change one thing: Use Fern unchanged and include the required attribution. Predict the result before checking the explanation. What remains the same?</w:t>
+      <w:pPr>
+        <w:pStyle w:val="Heading3"/>
+      </w:pPr>
+      <w:r>
+        <w:t>Keep the stated limit</w:t>
+      </w:r>
+    </w:p>
+    <w:p>
+      <w:pPr>
+        <w:spacing w:line="336" w:lineRule="auto" w:after="180"/>
+        <w:shd w:fill="FFF5E6"/>
+      </w:pPr>
+      <w:r>
+        <w:rPr>
+          <w:b w:val="0"/>
+        </w:rPr>
+        <w:t xml:space="preserve">Real permission decisions require the actual </w:t>
+      </w:r>
+      <w:r>
+        <w:rPr>
+          <w:b/>
+        </w:rPr>
+        <w:t>licence</w:t>
+      </w:r>
+      <w:r>
+        <w:rPr>
+          <w:b w:val="0"/>
+        </w:rPr>
+        <w:t xml:space="preserve"> and use context. These invented terms teach condition matching, not legal advice.</w:t>
+      </w:r>
+    </w:p>
+    <w:p>
+      <w:pPr>
+        <w:pStyle w:val="Heading3"/>
+      </w:pPr>
+      <w:r>
+        <w:t>Keep the stated limit</w:t>
+      </w:r>
+    </w:p>
+    <w:p>
+      <w:pPr>
+        <w:spacing w:line="336" w:lineRule="auto" w:after="180"/>
+        <w:shd w:fill="FFF5E6"/>
+      </w:pPr>
+      <w:r>
+        <w:rPr>
+          <w:b w:val="0"/>
+        </w:rPr>
+        <w:t xml:space="preserve">Read the labelled picture: Does acknowledging Fern make a cropped version permitted? Point to the relevant step in the picture, then write the changed result and the rule or </w:t>
+      </w:r>
+      <w:r>
+        <w:rPr>
+          <w:b/>
+        </w:rPr>
+        <w:t>evidence</w:t>
+      </w:r>
+      <w:r>
+        <w:rPr>
+          <w:b w:val="0"/>
+        </w:rPr>
+        <w:t xml:space="preserve"> that supports it.</w:t>
+      </w:r>
+    </w:p>
+    <w:p>
+      <w:pPr>
+        <w:pStyle w:val="Heading3"/>
+      </w:pPr>
+      <w:r>
+        <w:t>Keep the stated limit</w:t>
+      </w:r>
+    </w:p>
+    <w:p>
+      <w:pPr>
+        <w:spacing w:line="336" w:lineRule="auto" w:after="180"/>
+        <w:shd w:fill="FFF5E6"/>
+      </w:pPr>
+      <w:r>
+        <w:rPr>
+          <w:b w:val="0"/>
+        </w:rPr>
+        <w:t xml:space="preserve">Change one thing: Use Fern unchanged and include the required </w:t>
+      </w:r>
+      <w:r>
+        <w:rPr>
+          <w:b/>
+        </w:rPr>
+        <w:t>attribution</w:t>
+      </w:r>
+      <w:r>
+        <w:rPr>
+          <w:b w:val="0"/>
+        </w:rPr>
+        <w:t>. Predict the result before checking the explanation. What remains the same?</w:t>
       </w:r>
     </w:p>
     <w:p>
@@ -1728,17 +2980,61 @@
     </w:p>
     <w:p>
       <w:r>
+        <w:t>Find the unsupported step in the Copyright and Provenance claim and explain a repair using the supplied evidence.</w:t>
+      </w:r>
+    </w:p>
+    <w:p>
+      <w:pPr>
+        <w:pStyle w:val="Heading3"/>
+      </w:pPr>
+      <w:r>
+        <w:t>Find the first error</w:t>
+      </w:r>
+    </w:p>
+    <w:p>
+      <w:pPr>
+        <w:spacing w:line="336" w:lineRule="auto" w:after="180"/>
+        <w:shd w:fill="FFF5E6"/>
+      </w:pPr>
+      <w:r>
+        <w:rPr>
+          <w:b w:val="0"/>
+        </w:rPr>
         <w:t>ERROR DETECTIVE</w:t>
       </w:r>
     </w:p>
     <w:p>
-      <w:r>
+      <w:pPr>
+        <w:spacing w:line="336" w:lineRule="auto" w:after="180"/>
+      </w:pPr>
+      <w:r>
+        <w:rPr>
+          <w:b w:val="0"/>
+        </w:rPr>
         <w:t>Compare → Diagnose → Repair</w:t>
       </w:r>
     </w:p>
     <w:p>
-      <w:r>
-        <w:t>Do not patch the answer. Find the earliest unsupported assumption, wrong step, or weak evidence.</w:t>
+      <w:pPr>
+        <w:spacing w:line="336" w:lineRule="auto" w:after="180"/>
+      </w:pPr>
+      <w:r>
+        <w:rPr>
+          <w:b w:val="0"/>
+        </w:rPr>
+        <w:t xml:space="preserve">Do not patch the answer. Find the earliest unsupported assumption, wrong step, or weak </w:t>
+      </w:r>
+      <w:r>
+        <w:rPr>
+          <w:b/>
+        </w:rPr>
+        <w:t>evidence</w:t>
+      </w:r>
+      <w:r>
+        <w:rPr>
+          <w:b w:val="0"/>
+        </w:rPr>
+        <w:t>.</w:t>
       </w:r>
     </w:p>
     <w:p>
@@ -1988,7 +3284,14 @@
       </w:tr>
     </w:tbl>
     <w:p>
-      <w:r>
+      <w:pPr>
+        <w:spacing w:line="336" w:lineRule="auto" w:after="180"/>
+        <w:shd w:fill="F5F1FB"/>
+      </w:pPr>
+      <w:r>
+        <w:rPr>
+          <w:b w:val="0"/>
+        </w:rPr>
         <w:t>Repair one cause. Why is this repair better than changing several things?</w:t>
       </w:r>
     </w:p>
@@ -2034,15 +3337,42 @@
       </w:r>
     </w:p>
     <w:p>
-      <w:r>
-        <w:t>Complete the supported workbook tasks before attempting W4 independently. Record any hints or help used. After feedback, use the teacher's fresh retry rather than copying the earlier answer. For a project, select a relevant new case, predict the outcome from the declared rule and preserve the result alongside any revision.</w:t>
-      </w:r>
-    </w:p>
-    <w:p>
       <w:pPr>
         <w:pStyle w:val="Heading3"/>
       </w:pPr>
       <w:r>
+        <w:t>Check the claim against the facts</w:t>
+      </w:r>
+    </w:p>
+    <w:p>
+      <w:pPr>
+        <w:spacing w:line="336" w:lineRule="auto" w:after="180"/>
+        <w:shd w:fill="FFF5E6"/>
+      </w:pPr>
+      <w:r>
+        <w:rPr>
+          <w:b w:val="0"/>
+        </w:rPr>
+        <w:t>Complete the supported workbook tasks before attempting W4 independently. Record any hints or help used. After feedback, use the teacher's fresh retry rather than copying the earlier answer.</w:t>
+      </w:r>
+    </w:p>
+    <w:p>
+      <w:pPr>
+        <w:spacing w:line="336" w:lineRule="auto" w:after="180"/>
+        <w:shd w:fill="FFF5E6"/>
+      </w:pPr>
+      <w:r>
+        <w:rPr>
+          <w:b w:val="0"/>
+        </w:rPr>
+        <w:t>For a project, select a relevant new case, predict the outcome from the declared rule and preserve the result alongside any revision.</w:t>
+      </w:r>
+    </w:p>
+    <w:p>
+      <w:pPr>
+        <w:pStyle w:val="Heading3"/>
+      </w:pPr>
+      <w:r>
         <w:t>Exit: propose one revealing change to the worked scenario. State the expected outcome and the evidence that would make you revise your explanation.</w:t>
       </w:r>
     </w:p>
@@ -2081,16 +3411,39 @@
     </w:p>
     <w:p>
       <w:r>
+        <w:t>Practise Copyright and Provenance with support, then explain the deciding step in your own words.</w:t>
+      </w:r>
+    </w:p>
+    <w:p>
+      <w:pPr>
+        <w:spacing w:line="336" w:lineRule="auto" w:after="180"/>
+      </w:pPr>
+      <w:r>
+        <w:rPr>
+          <w:b/>
+        </w:rPr>
         <w:t>LOGIC STUDIO</w:t>
       </w:r>
     </w:p>
     <w:p>
-      <w:r>
+      <w:pPr>
+        <w:spacing w:line="336" w:lineRule="auto" w:after="180"/>
+      </w:pPr>
+      <w:r>
+        <w:rPr>
+          <w:b w:val="0"/>
+        </w:rPr>
         <w:t>Specify Before You Run</w:t>
       </w:r>
     </w:p>
     <w:p>
-      <w:r>
+      <w:pPr>
+        <w:spacing w:line="336" w:lineRule="auto" w:after="180"/>
+      </w:pPr>
+      <w:r>
+        <w:rPr>
+          <w:b w:val="0"/>
+        </w:rPr>
         <w:t>Prompts, schemas, retrieval, tool calls, and code are inspectable parts of one AI product.</w:t>
       </w:r>
     </w:p>
@@ -2131,8 +3484,26 @@
       </w:r>
     </w:p>
     <w:p>
-      <w:r>
-        <w:t>SET task, audience, constraints, output_schema</w:t>
+      <w:pPr>
+        <w:spacing w:line="336" w:lineRule="auto" w:after="180"/>
+      </w:pPr>
+      <w:r>
+        <w:rPr>
+          <w:b w:val="0"/>
+        </w:rPr>
+        <w:t xml:space="preserve">SET task, audience, constraints, </w:t>
+      </w:r>
+      <w:r>
+        <w:rPr>
+          <w:b/>
+        </w:rPr>
+        <w:t>output</w:t>
+      </w:r>
+      <w:r>
+        <w:rPr>
+          <w:b w:val="0"/>
+        </w:rPr>
+        <w:t>_schema</w:t>
         <w:br/>
         <w:t>LOAD approved_context or retrieval_result</w:t>
         <w:br/>
@@ -2140,14 +3511,57 @@
         <w:br/>
         <w:t>VALIDATE fields, claims, citations, and safety</w:t>
         <w:br/>
-        <w:t>IF evidence missing: ask, retrieve, or abstain</w:t>
+        <w:t xml:space="preserve">IF </w:t>
+      </w:r>
+      <w:r>
+        <w:rPr>
+          <w:b/>
+        </w:rPr>
+        <w:t>evidence</w:t>
+      </w:r>
+      <w:r>
+        <w:rPr>
+          <w:b w:val="0"/>
+        </w:rPr>
+        <w:t xml:space="preserve"> missing: ask, retrieve, or abstain</w:t>
         <w:br/>
-        <w:t>RETURN useful output + source trail + limitations</w:t>
-      </w:r>
-    </w:p>
-    <w:p>
-      <w:r>
-        <w:t>Trace one input. Which line changes the state or chooses a path?</w:t>
+        <w:t xml:space="preserve">RETURN useful </w:t>
+      </w:r>
+      <w:r>
+        <w:rPr>
+          <w:b/>
+        </w:rPr>
+        <w:t>output</w:t>
+      </w:r>
+      <w:r>
+        <w:rPr>
+          <w:b w:val="0"/>
+        </w:rPr>
+        <w:t xml:space="preserve"> + source trail + limitations</w:t>
+      </w:r>
+    </w:p>
+    <w:p>
+      <w:pPr>
+        <w:spacing w:line="336" w:lineRule="auto" w:after="180"/>
+        <w:shd w:fill="F5F1FB"/>
+      </w:pPr>
+      <w:r>
+        <w:rPr>
+          <w:b w:val="0"/>
+        </w:rPr>
+        <w:t xml:space="preserve">Trace one </w:t>
+      </w:r>
+      <w:r>
+        <w:rPr>
+          <w:b/>
+        </w:rPr>
+        <w:t>input</w:t>
+      </w:r>
+      <w:r>
+        <w:rPr>
+          <w:b w:val="0"/>
+        </w:rPr>
+        <w:t>. Which line changes the state or chooses a path?</w:t>
       </w:r>
     </w:p>
     <w:p>
@@ -2192,13 +3606,72 @@
       </w:r>
     </w:p>
     <w:p>
-      <w:r>
-        <w:t>Real legal outcomes depend on jurisdiction and facts; supplied licence terms define this classroom exercise, not universal copyright law.</w:t>
-      </w:r>
-    </w:p>
-    <w:p>
-      <w:r>
-        <w:t>A useful check asks what would make the reasoning fail. Distinguish a failure to execute the declared procedure from a weakness in the procedure itself. The first may require a correction; the second requires an explicitly revised method and new evidence. Preserve unsuccessful cases so an improved result cannot hide the original problem.</w:t>
+      <w:pPr>
+        <w:spacing w:line="336" w:lineRule="auto" w:after="180"/>
+      </w:pPr>
+      <w:r>
+        <w:rPr>
+          <w:b w:val="0"/>
+        </w:rPr>
+        <w:t xml:space="preserve">Real legal outcomes depend on jurisdiction and facts; supplied </w:t>
+      </w:r>
+      <w:r>
+        <w:rPr>
+          <w:b/>
+        </w:rPr>
+        <w:t>licence</w:t>
+      </w:r>
+      <w:r>
+        <w:rPr>
+          <w:b w:val="0"/>
+        </w:rPr>
+        <w:t xml:space="preserve"> terms define this classroom exercise, not universal </w:t>
+      </w:r>
+      <w:r>
+        <w:rPr>
+          <w:b/>
+        </w:rPr>
+        <w:t>copyright</w:t>
+      </w:r>
+      <w:r>
+        <w:rPr>
+          <w:b w:val="0"/>
+        </w:rPr>
+        <w:t xml:space="preserve"> law.</w:t>
+      </w:r>
+    </w:p>
+    <w:p>
+      <w:pPr>
+        <w:spacing w:line="336" w:lineRule="auto" w:after="180"/>
+      </w:pPr>
+      <w:r>
+        <w:rPr>
+          <w:b w:val="0"/>
+        </w:rPr>
+        <w:t>A useful check asks what would make the reasoning fail. Distinguish a failure to execute the declared procedure from a weakness in the procedure itself.</w:t>
+      </w:r>
+    </w:p>
+    <w:p>
+      <w:pPr>
+        <w:spacing w:line="336" w:lineRule="auto" w:after="180"/>
+      </w:pPr>
+      <w:r>
+        <w:rPr>
+          <w:b w:val="0"/>
+        </w:rPr>
+        <w:t xml:space="preserve">The first may require a correction; the second requires an explicitly revised method and new </w:t>
+      </w:r>
+      <w:r>
+        <w:rPr>
+          <w:b/>
+        </w:rPr>
+        <w:t>evidence</w:t>
+      </w:r>
+      <w:r>
+        <w:rPr>
+          <w:b w:val="0"/>
+        </w:rPr>
+        <w:t>. Preserve unsuccessful cases so an improved result cannot hide the original problem.</w:t>
       </w:r>
     </w:p>
     <w:p>
@@ -2243,8 +3716,38 @@
       </w:r>
     </w:p>
     <w:p>
-      <w:r>
-        <w:t>Use workbook W2 for the connected example “Copyright and permitted sources”. First fill the input and rule boxes. Try the middle steps before asking for a hint. After a hint, try the next step yourself.</w:t>
+      <w:pPr>
+        <w:spacing w:line="336" w:lineRule="auto" w:after="180"/>
+      </w:pPr>
+      <w:r>
+        <w:rPr>
+          <w:b w:val="0"/>
+        </w:rPr>
+        <w:t>Use workbook W2 for the connected example “</w:t>
+      </w:r>
+      <w:r>
+        <w:rPr>
+          <w:b/>
+        </w:rPr>
+        <w:t>Copyright</w:t>
+      </w:r>
+      <w:r>
+        <w:rPr>
+          <w:b w:val="0"/>
+        </w:rPr>
+        <w:t xml:space="preserve"> and permitted sources”. First fill the </w:t>
+      </w:r>
+      <w:r>
+        <w:rPr>
+          <w:b/>
+        </w:rPr>
+        <w:t>input</w:t>
+      </w:r>
+      <w:r>
+        <w:rPr>
+          <w:b w:val="0"/>
+        </w:rPr>
+        <w:t xml:space="preserve"> and rule boxes. Try the middle steps before asking for a hint. After a hint, try the next step yourself.</w:t>
       </w:r>
     </w:p>
     <w:tbl>
@@ -2327,7 +3830,13 @@
       </w:tr>
     </w:tbl>
     <w:p>
-      <w:r>
+      <w:pPr>
+        <w:spacing w:line="336" w:lineRule="auto" w:after="180"/>
+      </w:pPr>
+      <w:r>
+        <w:rPr>
+          <w:b w:val="0"/>
+        </w:rPr>
         <w:t>Explain your trace to a partner. Your partner points to one step to check. Swap roles on the next case. Each person writes their own explanation.</w:t>
       </w:r>
     </w:p>
@@ -2340,12 +3849,47 @@
       </w:r>
     </w:p>
     <w:p>
-      <w:r>
-        <w:t>Use the worked case for Copyright and permitted sources. Proposed explanation: “The worked result establishes every future case”. Decide whether this explanation is supported. Point to the step or supplied fact that decides; explain your repair if needed.</w:t>
-      </w:r>
-    </w:p>
-    <w:p>
-      <w:r>
+      <w:pPr>
+        <w:spacing w:line="336" w:lineRule="auto" w:after="180"/>
+      </w:pPr>
+      <w:r>
+        <w:rPr>
+          <w:b w:val="0"/>
+        </w:rPr>
+        <w:t xml:space="preserve">Use the worked case for </w:t>
+      </w:r>
+      <w:r>
+        <w:rPr>
+          <w:b/>
+        </w:rPr>
+        <w:t>Copyright</w:t>
+      </w:r>
+      <w:r>
+        <w:rPr>
+          <w:b w:val="0"/>
+        </w:rPr>
+        <w:t xml:space="preserve"> and permitted sources. Proposed explanation: “The worked result establishes every future case”. Decide whether this explanation is supported.</w:t>
+      </w:r>
+    </w:p>
+    <w:p>
+      <w:pPr>
+        <w:spacing w:line="336" w:lineRule="auto" w:after="180"/>
+      </w:pPr>
+      <w:r>
+        <w:rPr>
+          <w:b w:val="0"/>
+        </w:rPr>
+        <w:t>Point to the step or supplied fact that decides; explain your repair if needed.</w:t>
+      </w:r>
+    </w:p>
+    <w:p>
+      <w:pPr>
+        <w:spacing w:line="336" w:lineRule="auto" w:after="180"/>
+      </w:pPr>
+      <w:r>
+        <w:rPr>
+          <w:b w:val="0"/>
+        </w:rPr>
         <w:t>Answer on your own before discussion. If you are unsure, say which step you need help with.</w:t>
       </w:r>
     </w:p>
@@ -2358,8 +3902,26 @@
       </w:r>
     </w:p>
     <w:p>
-      <w:r>
-        <w:t>Does acknowledging Fern make a cropped version permitted? Point to the relevant step in the picture, then write the changed result and the rule or evidence that supports it.</w:t>
+      <w:pPr>
+        <w:spacing w:line="336" w:lineRule="auto" w:after="180"/>
+      </w:pPr>
+      <w:r>
+        <w:rPr>
+          <w:b w:val="0"/>
+        </w:rPr>
+        <w:t xml:space="preserve">Does acknowledging Fern make a cropped version permitted? Point to the relevant step in the picture, then write the changed result and the rule or </w:t>
+      </w:r>
+      <w:r>
+        <w:rPr>
+          <w:b/>
+        </w:rPr>
+        <w:t>evidence</w:t>
+      </w:r>
+      <w:r>
+        <w:rPr>
+          <w:b w:val="0"/>
+        </w:rPr>
+        <w:t xml:space="preserve"> that supports it.</w:t>
       </w:r>
     </w:p>
     <w:p>
@@ -2391,7 +3953,13 @@
       </w:r>
     </w:p>
     <w:p>
-      <w:r>
+      <w:pPr>
+        <w:spacing w:line="336" w:lineRule="auto" w:after="180"/>
+      </w:pPr>
+      <w:r>
+        <w:rPr>
+          <w:b w:val="0"/>
+        </w:rPr>
         <w:t>This is supported practice. Keep the separately named independent case for an attempt before feedback.</w:t>
       </w:r>
     </w:p>
@@ -2405,16 +3973,45 @@
     </w:p>
     <w:p>
       <w:r>
-        <w:t>EVIDENCE LAB</w:t>
-      </w:r>
-    </w:p>
-    <w:p>
-      <w:r>
+        <w:t>Investigate Copyright and Provenance. Record the prediction, actual observation or labelled paper trace, explanation and next test separately.</w:t>
+      </w:r>
+    </w:p>
+    <w:p>
+      <w:pPr>
+        <w:spacing w:line="336" w:lineRule="auto" w:after="180"/>
+      </w:pPr>
+      <w:r>
+        <w:rPr>
+          <w:b/>
+        </w:rPr>
+        <w:t>EVIDENCE</w:t>
+      </w:r>
+      <w:r>
+        <w:rPr>
+          <w:b/>
+        </w:rPr>
+        <w:t xml:space="preserve"> LAB</w:t>
+      </w:r>
+    </w:p>
+    <w:p>
+      <w:pPr>
+        <w:spacing w:line="336" w:lineRule="auto" w:after="180"/>
+      </w:pPr>
+      <w:r>
+        <w:rPr>
+          <w:b w:val="0"/>
+        </w:rPr>
         <w:t>Predict → Test → Record → Explain</w:t>
       </w:r>
     </w:p>
     <w:p>
-      <w:r>
+      <w:pPr>
+        <w:spacing w:line="336" w:lineRule="auto" w:after="180"/>
+      </w:pPr>
+      <w:r>
+        <w:rPr>
+          <w:b w:val="0"/>
+        </w:rPr>
         <w:t>Keep expected and actual results separate. Surprises are useful data when recorded honestly.</w:t>
       </w:r>
     </w:p>
@@ -2455,8 +4052,26 @@
       </w:r>
     </w:p>
     <w:p>
-      <w:r>
-        <w:t>Inspect a mixed project, classify original/quoted/transformed/generated parts, check permission, and build a complete provenance record.</w:t>
+      <w:pPr>
+        <w:spacing w:line="336" w:lineRule="auto" w:after="180"/>
+      </w:pPr>
+      <w:r>
+        <w:rPr>
+          <w:b w:val="0"/>
+        </w:rPr>
+        <w:t xml:space="preserve">Inspect a mixed project, classify original/quoted/transformed/generated parts, check permission, and build a complete </w:t>
+      </w:r>
+      <w:r>
+        <w:rPr>
+          <w:b/>
+        </w:rPr>
+        <w:t>provenance</w:t>
+      </w:r>
+      <w:r>
+        <w:rPr>
+          <w:b w:val="0"/>
+        </w:rPr>
+        <w:t xml:space="preserve"> record.</w:t>
       </w:r>
     </w:p>
     <w:tbl>
@@ -2705,7 +4320,14 @@
       </w:tr>
     </w:tbl>
     <w:p>
-      <w:r>
+      <w:pPr>
+        <w:spacing w:line="336" w:lineRule="auto" w:after="180"/>
+        <w:shd w:fill="F5F1FB"/>
+      </w:pPr>
+      <w:r>
+        <w:rPr>
+          <w:b w:val="0"/>
+        </w:rPr>
         <w:t>What did the hardest test teach you that the normal test did not?</w:t>
       </w:r>
     </w:p>
@@ -2751,7 +4373,13 @@
       </w:r>
     </w:p>
     <w:p>
-      <w:r>
+      <w:pPr>
+        <w:spacing w:line="336" w:lineRule="auto" w:after="180"/>
+      </w:pPr>
+      <w:r>
+        <w:rPr>
+          <w:b w:val="0"/>
+        </w:rPr>
         <w:t>Before trying: what do I expect, and why? While trying: which step could first go wrong? Afterwards: what did I actually observe, and what should change? Keep “not run” if you only traced the procedure.</w:t>
       </w:r>
     </w:p>
@@ -2765,17 +4393,52 @@
     </w:p>
     <w:p>
       <w:r>
+        <w:t>Move from recall to tracing, diagnosis and transfer in Copyright and Provenance. Explain why each step is justified.</w:t>
+      </w:r>
+    </w:p>
+    <w:p>
+      <w:pPr>
+        <w:spacing w:line="336" w:lineRule="auto" w:after="180"/>
+      </w:pPr>
+      <w:r>
+        <w:rPr>
+          <w:b/>
+        </w:rPr>
         <w:t>MASTERY</w:t>
       </w:r>
     </w:p>
     <w:p>
-      <w:r>
+      <w:pPr>
+        <w:spacing w:line="336" w:lineRule="auto" w:after="180"/>
+      </w:pPr>
+      <w:r>
+        <w:rPr>
+          <w:b w:val="0"/>
+        </w:rPr>
         <w:t>From Knowing the Word to Owning the Idea</w:t>
       </w:r>
     </w:p>
     <w:p>
-      <w:r>
-        <w:t>Move upward only when you can produce evidence without copying the worked example.</w:t>
+      <w:pPr>
+        <w:spacing w:line="336" w:lineRule="auto" w:after="180"/>
+      </w:pPr>
+      <w:r>
+        <w:rPr>
+          <w:b w:val="0"/>
+        </w:rPr>
+        <w:t xml:space="preserve">Move upward only when you can produce </w:t>
+      </w:r>
+      <w:r>
+        <w:rPr>
+          <w:b/>
+        </w:rPr>
+        <w:t>evidence</w:t>
+      </w:r>
+      <w:r>
+        <w:rPr>
+          <w:b w:val="0"/>
+        </w:rPr>
+        <w:t xml:space="preserve"> without copying the worked example.</w:t>
       </w:r>
     </w:p>
     <w:p>
@@ -2815,33 +4478,93 @@
       </w:r>
     </w:p>
     <w:p>
-      <w:r>
+      <w:pPr>
+        <w:spacing w:line="336" w:lineRule="auto" w:after="180"/>
+      </w:pPr>
+      <w:r>
+        <w:rPr>
+          <w:b w:val="0"/>
+        </w:rPr>
         <w:t>1 • NAME: Define the concept without repeating the textbook.</w:t>
       </w:r>
     </w:p>
     <w:p>
-      <w:r>
-        <w:t>2 • TRACE: Show the information, state, branch, calculation, or evidence path.</w:t>
-      </w:r>
-    </w:p>
-    <w:p>
-      <w:r>
+      <w:pPr>
+        <w:spacing w:line="336" w:lineRule="auto" w:after="180"/>
+      </w:pPr>
+      <w:r>
+        <w:rPr>
+          <w:b w:val="0"/>
+        </w:rPr>
+        <w:t xml:space="preserve">2 • TRACE: Show the information, state, branch, calculation, or </w:t>
+      </w:r>
+      <w:r>
+        <w:rPr>
+          <w:b/>
+        </w:rPr>
+        <w:t>evidence</w:t>
+      </w:r>
+      <w:r>
+        <w:rPr>
+          <w:b w:val="0"/>
+        </w:rPr>
+        <w:t xml:space="preserve"> path.</w:t>
+      </w:r>
+    </w:p>
+    <w:p>
+      <w:pPr>
+        <w:spacing w:line="336" w:lineRule="auto" w:after="180"/>
+      </w:pPr>
+      <w:r>
+        <w:rPr>
+          <w:b w:val="0"/>
+        </w:rPr>
         <w:t>3 • APPLY: Solve a different example independently.</w:t>
       </w:r>
     </w:p>
     <w:p>
-      <w:r>
+      <w:pPr>
+        <w:spacing w:line="336" w:lineRule="auto" w:after="180"/>
+      </w:pPr>
+      <w:r>
+        <w:rPr>
+          <w:b w:val="0"/>
+        </w:rPr>
         <w:t>4 • CHALLENGE: Find a boundary case, counterexample, or unfair outcome.</w:t>
       </w:r>
     </w:p>
     <w:p>
-      <w:r>
+      <w:pPr>
+        <w:spacing w:line="336" w:lineRule="auto" w:after="180"/>
+      </w:pPr>
+      <w:r>
+        <w:rPr>
+          <w:b w:val="0"/>
+        </w:rPr>
         <w:t>5 • EXPLAIN LIMITS: Say when the result should not be trusted or used alone.</w:t>
       </w:r>
     </w:p>
     <w:p>
-      <w:r>
-        <w:t>My strongest evidence of independent understanding:</w:t>
+      <w:pPr>
+        <w:spacing w:line="336" w:lineRule="auto" w:after="180"/>
+      </w:pPr>
+      <w:r>
+        <w:rPr>
+          <w:b w:val="0"/>
+        </w:rPr>
+        <w:t xml:space="preserve">My strongest </w:t>
+      </w:r>
+      <w:r>
+        <w:rPr>
+          <w:b/>
+        </w:rPr>
+        <w:t>evidence</w:t>
+      </w:r>
+      <w:r>
+        <w:rPr>
+          <w:b w:val="0"/>
+        </w:rPr>
+        <w:t xml:space="preserve"> of independent understanding:</w:t>
       </w:r>
     </w:p>
     <w:p>
@@ -2887,16 +4610,39 @@
     </w:p>
     <w:p>
       <w:r>
+        <w:t>Apply this week’s idea to Verified Study Buddy. Keep an annotated decision and the evidence supporting it.</w:t>
+      </w:r>
+    </w:p>
+    <w:p>
+      <w:pPr>
+        <w:spacing w:line="336" w:lineRule="auto" w:after="180"/>
+      </w:pPr>
+      <w:r>
+        <w:rPr>
+          <w:b/>
+        </w:rPr>
         <w:t>CUMULATIVE PROJECT</w:t>
       </w:r>
     </w:p>
     <w:p>
-      <w:r>
+      <w:pPr>
+        <w:spacing w:line="336" w:lineRule="auto" w:after="180"/>
+      </w:pPr>
+      <w:r>
+        <w:rPr>
+          <w:b w:val="0"/>
+        </w:rPr>
         <w:t>Verified Study Buddy</w:t>
       </w:r>
     </w:p>
     <w:p>
-      <w:r>
+      <w:pPr>
+        <w:spacing w:line="336" w:lineRule="auto" w:after="180"/>
+      </w:pPr>
+      <w:r>
+        <w:rPr>
+          <w:b w:val="0"/>
+        </w:rPr>
         <w:t>Every week adds one inspectable piece. The system must show how it reached a result.</w:t>
       </w:r>
     </w:p>
@@ -2937,17 +4683,63 @@
       </w:r>
     </w:p>
     <w:p>
-      <w:r>
-        <w:t>THIS WEEK’S CHECKPOINT  Attach citations and provenance metadata to every Study Buddy learning asset.</w:t>
-      </w:r>
-    </w:p>
-    <w:p>
-      <w:r>
-        <w:t>SYSTEM MAP  Learner need → prompt/schema → approved sources/retrieval → model/tool → structured answer → verification → human decision</w:t>
-      </w:r>
-    </w:p>
-    <w:p>
-      <w:r>
+      <w:pPr>
+        <w:spacing w:line="336" w:lineRule="auto" w:after="180"/>
+      </w:pPr>
+      <w:r>
+        <w:rPr>
+          <w:b w:val="0"/>
+        </w:rPr>
+        <w:t xml:space="preserve">THIS WEEK’S CHECKPOINT  Attach citations and </w:t>
+      </w:r>
+      <w:r>
+        <w:rPr>
+          <w:b/>
+        </w:rPr>
+        <w:t>provenance</w:t>
+      </w:r>
+      <w:r>
+        <w:rPr>
+          <w:b w:val="0"/>
+        </w:rPr>
+        <w:t xml:space="preserve"> metadata to every Study Buddy learning asset.</w:t>
+      </w:r>
+    </w:p>
+    <w:p>
+      <w:pPr>
+        <w:pStyle w:val="Heading3"/>
+      </w:pPr>
+      <w:r>
+        <w:t>Trace the system</w:t>
+      </w:r>
+    </w:p>
+    <w:p>
+      <w:pPr>
+        <w:spacing w:line="336" w:lineRule="auto" w:after="180"/>
+        <w:shd w:fill="EDF7F3"/>
+      </w:pPr>
+      <w:r>
+        <w:rPr>
+          <w:b w:val="0"/>
+        </w:rPr>
+        <w:t xml:space="preserve">SYSTEM MAP  Learner need → prompt/schema → approved sources/retrieval → model/tool → structured answer → verification → </w:t>
+      </w:r>
+      <w:r>
+        <w:rPr>
+          <w:b/>
+        </w:rPr>
+        <w:t>human decision</w:t>
+      </w:r>
+    </w:p>
+    <w:p>
+      <w:pPr>
+        <w:spacing w:line="336" w:lineRule="auto" w:after="180"/>
+        <w:shd w:fill="F5F1FB"/>
+      </w:pPr>
+      <w:r>
+        <w:rPr>
+          <w:b w:val="0"/>
+        </w:rPr>
         <w:t>What will you add, change, or verify in the project this week?</w:t>
       </w:r>
     </w:p>
@@ -2985,8 +4777,27 @@
       </w:r>
     </w:p>
     <w:p>
-      <w:r>
-        <w:t>What should remain under human control?</w:t>
+      <w:pPr>
+        <w:spacing w:line="336" w:lineRule="auto" w:after="180"/>
+        <w:shd w:fill="F5F1FB"/>
+      </w:pPr>
+      <w:r>
+        <w:rPr>
+          <w:b w:val="0"/>
+        </w:rPr>
+        <w:t xml:space="preserve">What should remain under </w:t>
+      </w:r>
+      <w:r>
+        <w:rPr>
+          <w:b/>
+        </w:rPr>
+        <w:t>human control</w:t>
+      </w:r>
+      <w:r>
+        <w:rPr>
+          <w:b w:val="0"/>
+        </w:rPr>
+        <w:t>?</w:t>
       </w:r>
     </w:p>
     <w:p>
@@ -3023,21 +4834,77 @@
       </w:r>
     </w:p>
     <w:p>
-      <w:r>
-        <w:t>RESPONSIBLE DESIGN  Collect only necessary information. Show uncertainty and limits. Never confuse fluent output with verified truth.</w:t>
-      </w:r>
-    </w:p>
-    <w:p>
       <w:pPr>
         <w:pStyle w:val="Heading3"/>
       </w:pPr>
       <w:r>
+        <w:t>Responsible design</w:t>
+      </w:r>
+    </w:p>
+    <w:p>
+      <w:pPr>
+        <w:spacing w:line="336" w:lineRule="auto" w:after="180"/>
+        <w:shd w:fill="FFF5E6"/>
+      </w:pPr>
+      <w:r>
+        <w:rPr>
+          <w:b w:val="0"/>
+        </w:rPr>
+        <w:t xml:space="preserve">RESPONSIBLE DESIGN  Collect only necessary information. Show uncertainty and limits. Never confuse fluent </w:t>
+      </w:r>
+      <w:r>
+        <w:rPr>
+          <w:b/>
+        </w:rPr>
+        <w:t>output</w:t>
+      </w:r>
+      <w:r>
+        <w:rPr>
+          <w:b w:val="0"/>
+        </w:rPr>
+        <w:t xml:space="preserve"> with verified truth.</w:t>
+      </w:r>
+    </w:p>
+    <w:p>
+      <w:pPr>
+        <w:pStyle w:val="Heading3"/>
+      </w:pPr>
+      <w:r>
         <w:t>Evidence for your project</w:t>
       </w:r>
     </w:p>
     <w:p>
-      <w:r>
-        <w:t>For your Verified Study Buddy, save the input, procedure, observed result and limitation of this check. Label this worked example as practice; use a different, previously unreviewed case when checking independent understanding.</w:t>
+      <w:pPr>
+        <w:spacing w:line="336" w:lineRule="auto" w:after="180"/>
+      </w:pPr>
+      <w:r>
+        <w:rPr>
+          <w:b w:val="0"/>
+        </w:rPr>
+        <w:t xml:space="preserve">For your Verified Study Buddy, save the </w:t>
+      </w:r>
+      <w:r>
+        <w:rPr>
+          <w:b/>
+        </w:rPr>
+        <w:t>input</w:t>
+      </w:r>
+      <w:r>
+        <w:rPr>
+          <w:b w:val="0"/>
+        </w:rPr>
+        <w:t>, procedure, observed result and limitation of this check.</w:t>
+      </w:r>
+    </w:p>
+    <w:p>
+      <w:pPr>
+        <w:spacing w:line="336" w:lineRule="auto" w:after="180"/>
+      </w:pPr>
+      <w:r>
+        <w:rPr>
+          <w:b w:val="0"/>
+        </w:rPr>
+        <w:t>Label this worked example as practice; use a different, previously unreviewed case when checking independent understanding.</w:t>
       </w:r>
     </w:p>
     <w:p>
@@ -3050,16 +4917,48 @@
     </w:p>
     <w:p>
       <w:r>
+        <w:t>Use a genuinely new case for independent evidence. Previously discussed examples remain practice; use the separately named independent case before feedback.</w:t>
+      </w:r>
+    </w:p>
+    <w:p>
+      <w:pPr>
+        <w:pStyle w:val="Heading3"/>
+      </w:pPr>
+      <w:r>
+        <w:t>Independent evidence</w:t>
+      </w:r>
+    </w:p>
+    <w:p>
+      <w:pPr>
+        <w:spacing w:line="336" w:lineRule="auto" w:after="180"/>
+        <w:shd w:fill="FFF5E6"/>
+      </w:pPr>
+      <w:r>
+        <w:rPr>
+          <w:b w:val="0"/>
+        </w:rPr>
         <w:t>INDEPENDENT MASTERY PROOF</w:t>
       </w:r>
     </w:p>
     <w:p>
-      <w:r>
+      <w:pPr>
+        <w:spacing w:line="336" w:lineRule="auto" w:after="180"/>
+      </w:pPr>
+      <w:r>
+        <w:rPr>
+          <w:b w:val="0"/>
+        </w:rPr>
         <w:t>Explain • Transfer • Test • Defend</w:t>
       </w:r>
     </w:p>
     <w:p>
-      <w:r>
+      <w:pPr>
+        <w:spacing w:line="336" w:lineRule="auto" w:after="180"/>
+      </w:pPr>
+      <w:r>
+        <w:rPr>
+          <w:b w:val="0"/>
+        </w:rPr>
         <w:t>Complete this page without copying the worked example. Your reasoning matters more than decoration.</w:t>
       </w:r>
     </w:p>
@@ -3100,12 +4999,58 @@
       </w:r>
     </w:p>
     <w:p>
-      <w:r>
-        <w:t>CHALLENGE  Create a provenance record for a mixed-media output.</w:t>
-      </w:r>
-    </w:p>
-    <w:p>
-      <w:r>
+      <w:pPr>
+        <w:pStyle w:val="Heading3"/>
+      </w:pPr>
+      <w:r>
+        <w:t>Try a more demanding case</w:t>
+      </w:r>
+    </w:p>
+    <w:p>
+      <w:pPr>
+        <w:spacing w:line="336" w:lineRule="auto" w:after="180"/>
+        <w:shd w:fill="F5F1FB"/>
+      </w:pPr>
+      <w:r>
+        <w:rPr>
+          <w:b w:val="0"/>
+        </w:rPr>
+        <w:t xml:space="preserve">CHALLENGE  Create a </w:t>
+      </w:r>
+      <w:r>
+        <w:rPr>
+          <w:b/>
+        </w:rPr>
+        <w:t>provenance</w:t>
+      </w:r>
+      <w:r>
+        <w:rPr>
+          <w:b w:val="0"/>
+        </w:rPr>
+        <w:t xml:space="preserve"> record for a mixed-media </w:t>
+      </w:r>
+      <w:r>
+        <w:rPr>
+          <w:b/>
+        </w:rPr>
+        <w:t>output</w:t>
+      </w:r>
+      <w:r>
+        <w:rPr>
+          <w:b w:val="0"/>
+        </w:rPr>
+        <w:t>.</w:t>
+      </w:r>
+    </w:p>
+    <w:p>
+      <w:pPr>
+        <w:spacing w:line="336" w:lineRule="auto" w:after="180"/>
+        <w:shd w:fill="F4F9FC"/>
+      </w:pPr>
+      <w:r>
+        <w:rPr>
+          <w:b w:val="0"/>
+        </w:rPr>
         <w:t>1. My fresh example, trace, calculation, or design:</w:t>
       </w:r>
     </w:p>
@@ -3143,8 +5088,27 @@
       </w:r>
     </w:p>
     <w:p>
-      <w:r>
-        <w:t>2. My evidence that it works (include a boundary or missing-data case):</w:t>
+      <w:pPr>
+        <w:spacing w:line="336" w:lineRule="auto" w:after="180"/>
+        <w:shd w:fill="F4F9FC"/>
+      </w:pPr>
+      <w:r>
+        <w:rPr>
+          <w:b w:val="0"/>
+        </w:rPr>
+        <w:t xml:space="preserve">2. My </w:t>
+      </w:r>
+      <w:r>
+        <w:rPr>
+          <w:b/>
+        </w:rPr>
+        <w:t>evidence</w:t>
+      </w:r>
+      <w:r>
+        <w:rPr>
+          <w:b w:val="0"/>
+        </w:rPr>
+        <w:t xml:space="preserve"> that it works (include a boundary or missing-data case):</w:t>
       </w:r>
     </w:p>
     <w:p>
@@ -3181,7 +5145,14 @@
       </w:r>
     </w:p>
     <w:p>
-      <w:r>
+      <w:pPr>
+        <w:spacing w:line="336" w:lineRule="auto" w:after="180"/>
+        <w:shd w:fill="F4F9FC"/>
+      </w:pPr>
+      <w:r>
+        <w:rPr>
+          <w:b w:val="0"/>
+        </w:rPr>
         <w:t>3. One limitation, fairness concern, or situation needing human review:</w:t>
       </w:r>
     </w:p>
@@ -3219,8 +5190,47 @@
       </w:r>
     </w:p>
     <w:p>
-      <w:r>
-        <w:t>SELF-CHECK  □ I explained the mechanism  □ I used evidence  □ I tested a fresh case  □ I named a limitation  □ I can answer ‘why?’</w:t>
+      <w:pPr>
+        <w:pStyle w:val="Heading3"/>
+      </w:pPr>
+      <w:r>
+        <w:t>Check your explanation</w:t>
+      </w:r>
+    </w:p>
+    <w:p>
+      <w:pPr>
+        <w:spacing w:line="336" w:lineRule="auto" w:after="180"/>
+        <w:shd w:fill="F5F1FB"/>
+      </w:pPr>
+      <w:r>
+        <w:rPr>
+          <w:b w:val="0"/>
+        </w:rPr>
+        <w:t xml:space="preserve">SELF-CHECK  □ I explained the </w:t>
+      </w:r>
+      <w:r>
+        <w:rPr>
+          <w:b/>
+        </w:rPr>
+        <w:t>mechanism</w:t>
+      </w:r>
+      <w:r>
+        <w:rPr>
+          <w:b w:val="0"/>
+        </w:rPr>
+        <w:t xml:space="preserve">  □ I used </w:t>
+      </w:r>
+      <w:r>
+        <w:rPr>
+          <w:b/>
+        </w:rPr>
+        <w:t>evidence</w:t>
+      </w:r>
+      <w:r>
+        <w:rPr>
+          <w:b w:val="0"/>
+        </w:rPr>
+        <w:t xml:space="preserve">  □ I tested a fresh case  □ I named a limitation  □ I can answer ‘why?’</w:t>
       </w:r>
     </w:p>
     <w:p>
@@ -3232,6 +5242,11 @@
       </w:r>
     </w:p>
     <w:p>
+      <w:r>
+        <w:t>Revisit the complete Copyright and Provenance case for supported practice. Repeated examples do not become fresh assessments.</w:t>
+      </w:r>
+    </w:p>
+    <w:p>
       <w:pPr>
         <w:pStyle w:val="Heading3"/>
       </w:pPr>
@@ -3240,7 +5255,13 @@
       </w:r>
     </w:p>
     <w:p>
-      <w:r>
+      <w:pPr>
+        <w:spacing w:line="336" w:lineRule="auto" w:after="180"/>
+      </w:pPr>
+      <w:r>
+        <w:rPr>
+          <w:b w:val="0"/>
+        </w:rPr>
         <w:t>Use the supplied details to practise the weekly concept before attempting the independent question. This case extends the illustrated lesson.</w:t>
       </w:r>
     </w:p>
@@ -3253,7 +5274,13 @@
       </w:r>
     </w:p>
     <w:p>
-      <w:r>
+      <w:pPr>
+        <w:spacing w:line="336" w:lineRule="auto" w:after="180"/>
+      </w:pPr>
+      <w:r>
+        <w:rPr>
+          <w:b w:val="0"/>
+        </w:rPr>
         <w:t>A slide reuses an online photograph and textbook paragraph.</w:t>
       </w:r>
     </w:p>
@@ -3266,8 +5293,27 @@
       </w:r>
     </w:p>
     <w:p>
-      <w:r>
-        <w:t>What provenance and reuse checks are needed?</w:t>
+      <w:pPr>
+        <w:spacing w:line="336" w:lineRule="auto" w:after="180"/>
+        <w:shd w:fill="F5F1FB"/>
+      </w:pPr>
+      <w:r>
+        <w:rPr>
+          <w:b w:val="0"/>
+        </w:rPr>
+        <w:t xml:space="preserve">What </w:t>
+      </w:r>
+      <w:r>
+        <w:rPr>
+          <w:b/>
+        </w:rPr>
+        <w:t>provenance</w:t>
+      </w:r>
+      <w:r>
+        <w:rPr>
+          <w:b w:val="0"/>
+        </w:rPr>
+        <w:t xml:space="preserve"> and reuse checks are needed?</w:t>
       </w:r>
     </w:p>
     <w:p>
@@ -3279,8 +5325,50 @@
       </w:r>
     </w:p>
     <w:p>
-      <w:r>
-        <w:t>Record creator, source, licence or permission, attribution requirements and modifications. Attribution alone is not permission; classroom context is not a universal exemption.</w:t>
+      <w:pPr>
+        <w:spacing w:line="336" w:lineRule="auto" w:after="180"/>
+      </w:pPr>
+      <w:r>
+        <w:rPr>
+          <w:b w:val="0"/>
+        </w:rPr>
+        <w:t xml:space="preserve">Record creator, source, </w:t>
+      </w:r>
+      <w:r>
+        <w:rPr>
+          <w:b/>
+        </w:rPr>
+        <w:t>licence</w:t>
+      </w:r>
+      <w:r>
+        <w:rPr>
+          <w:b w:val="0"/>
+        </w:rPr>
+        <w:t xml:space="preserve"> or permission, </w:t>
+      </w:r>
+      <w:r>
+        <w:rPr>
+          <w:b/>
+        </w:rPr>
+        <w:t>attribution</w:t>
+      </w:r>
+      <w:r>
+        <w:rPr>
+          <w:b w:val="0"/>
+        </w:rPr>
+        <w:t xml:space="preserve"> requirements and modifications. </w:t>
+      </w:r>
+      <w:r>
+        <w:rPr>
+          <w:b/>
+        </w:rPr>
+        <w:t>Attribution</w:t>
+      </w:r>
+      <w:r>
+        <w:rPr>
+          <w:b w:val="0"/>
+        </w:rPr>
+        <w:t xml:space="preserve"> alone is not permission; classroom context is not a universal exemption.</w:t>
       </w:r>
     </w:p>
     <w:p>
@@ -3292,7 +5380,14 @@
       </w:r>
     </w:p>
     <w:p>
-      <w:r>
+      <w:pPr>
+        <w:spacing w:line="336" w:lineRule="auto" w:after="180"/>
+        <w:shd w:fill="F5F1FB"/>
+      </w:pPr>
+      <w:r>
+        <w:rPr>
+          <w:b w:val="0"/>
+        </w:rPr>
         <w:t>Which detail supports the answer, and why does it matter?</w:t>
       </w:r>
     </w:p>
@@ -3470,18 +5565,85 @@
       </w:tr>
     </w:tbl>
     <w:p>
-      <w:r>
+      <w:pPr>
+        <w:spacing w:line="336" w:lineRule="auto" w:after="180"/>
+      </w:pPr>
+      <w:r>
+        <w:rPr>
+          <w:b w:val="0"/>
+        </w:rPr>
         <w:t>A slide reuses an online photograph and textbook paragraph.</w:t>
       </w:r>
     </w:p>
     <w:p>
-      <w:r>
-        <w:t>What provenance and reuse checks are needed?</w:t>
-      </w:r>
-    </w:p>
-    <w:p>
-      <w:r>
-        <w:t>Record creator, source, licence or permission, attribution requirements and modifications. Attribution alone is not permission; classroom context is not a universal exemption.</w:t>
+      <w:pPr>
+        <w:spacing w:line="336" w:lineRule="auto" w:after="180"/>
+        <w:shd w:fill="F5F1FB"/>
+      </w:pPr>
+      <w:r>
+        <w:rPr>
+          <w:b w:val="0"/>
+        </w:rPr>
+        <w:t xml:space="preserve">What </w:t>
+      </w:r>
+      <w:r>
+        <w:rPr>
+          <w:b/>
+        </w:rPr>
+        <w:t>provenance</w:t>
+      </w:r>
+      <w:r>
+        <w:rPr>
+          <w:b w:val="0"/>
+        </w:rPr>
+        <w:t xml:space="preserve"> and reuse checks are needed?</w:t>
+      </w:r>
+    </w:p>
+    <w:p>
+      <w:pPr>
+        <w:spacing w:line="336" w:lineRule="auto" w:after="180"/>
+      </w:pPr>
+      <w:r>
+        <w:rPr>
+          <w:b w:val="0"/>
+        </w:rPr>
+        <w:t xml:space="preserve">Record creator, source, </w:t>
+      </w:r>
+      <w:r>
+        <w:rPr>
+          <w:b/>
+        </w:rPr>
+        <w:t>licence</w:t>
+      </w:r>
+      <w:r>
+        <w:rPr>
+          <w:b w:val="0"/>
+        </w:rPr>
+        <w:t xml:space="preserve"> or permission, </w:t>
+      </w:r>
+      <w:r>
+        <w:rPr>
+          <w:b/>
+        </w:rPr>
+        <w:t>attribution</w:t>
+      </w:r>
+      <w:r>
+        <w:rPr>
+          <w:b w:val="0"/>
+        </w:rPr>
+        <w:t xml:space="preserve"> requirements and modifications. </w:t>
+      </w:r>
+      <w:r>
+        <w:rPr>
+          <w:b/>
+        </w:rPr>
+        <w:t>Attribution</w:t>
+      </w:r>
+      <w:r>
+        <w:rPr>
+          <w:b w:val="0"/>
+        </w:rPr>
+        <w:t xml:space="preserve"> alone is not permission; classroom context is not a universal exemption.</w:t>
       </w:r>
     </w:p>
     <w:p>
@@ -3493,6 +5655,11 @@
       </w:r>
     </w:p>
     <w:p>
+      <w:r>
+        <w:t>Attempt the reserved new case before feedback. Record support; the earlier examples below remain additional practice.</w:t>
+      </w:r>
+    </w:p>
+    <w:p>
       <w:pPr>
         <w:pStyle w:val="Heading3"/>
       </w:pPr>
@@ -3501,8 +5668,26 @@
       </w:r>
     </w:p>
     <w:p>
-      <w:r>
-        <w:t>Text C permits internal reading only; D permits public quotation up to 30 words with attribution. Proposed public handout reproduces 40 words. Apply the fictional terms.</w:t>
+      <w:pPr>
+        <w:spacing w:line="336" w:lineRule="auto" w:after="180"/>
+      </w:pPr>
+      <w:r>
+        <w:rPr>
+          <w:b w:val="0"/>
+        </w:rPr>
+        <w:t xml:space="preserve">Text C permits internal reading only; D permits public quotation up to 30 words with </w:t>
+      </w:r>
+      <w:r>
+        <w:rPr>
+          <w:b/>
+        </w:rPr>
+        <w:t>attribution</w:t>
+      </w:r>
+      <w:r>
+        <w:rPr>
+          <w:b w:val="0"/>
+        </w:rPr>
+        <w:t>. Proposed public handout reproduces 40 words. Apply the fictional terms.</w:t>
       </w:r>
     </w:p>
     <w:p>
@@ -3549,7 +5734,13 @@
       </w:r>
     </w:p>
     <w:p>
-      <w:r>
+      <w:pPr>
+        <w:spacing w:line="336" w:lineRule="auto" w:after="180"/>
+      </w:pPr>
+      <w:r>
+        <w:rPr>
+          <w:b w:val="0"/>
+        </w:rPr>
         <w:t>Attempt this case before feedback. Record any help. Earlier examples below are further practice; a case already practised with feedback cannot establish fresh transfer.</w:t>
       </w:r>
     </w:p>
@@ -3562,18 +5753,55 @@
       </w:r>
     </w:p>
     <w:p>
-      <w:r>
+      <w:pPr>
+        <w:spacing w:line="336" w:lineRule="auto" w:after="180"/>
+      </w:pPr>
+      <w:r>
+        <w:rPr>
+          <w:b w:val="0"/>
+        </w:rPr>
         <w:t>Close the worked explanation. Apply the idea to this different question without copying.</w:t>
       </w:r>
     </w:p>
     <w:p>
-      <w:r>
-        <w:t>You find an attractive illustration online with no license information. What should you record and check before reusing it in a public project?</w:t>
-      </w:r>
-    </w:p>
-    <w:p>
-      <w:r>
-        <w:t>My answer, with a trace, calculation or supporting evidence</w:t>
+      <w:pPr>
+        <w:spacing w:line="336" w:lineRule="auto" w:after="180"/>
+        <w:shd w:fill="F5F1FB"/>
+      </w:pPr>
+      <w:r>
+        <w:rPr>
+          <w:b w:val="0"/>
+        </w:rPr>
+        <w:t xml:space="preserve">You find an attractive illustration online with no </w:t>
+      </w:r>
+      <w:r>
+        <w:rPr>
+          <w:b/>
+        </w:rPr>
+        <w:t>license</w:t>
+      </w:r>
+      <w:r>
+        <w:rPr>
+          <w:b w:val="0"/>
+        </w:rPr>
+        <w:t xml:space="preserve"> information. What should you record and check before reusing it in a public project?</w:t>
+      </w:r>
+    </w:p>
+    <w:p>
+      <w:pPr>
+        <w:spacing w:line="336" w:lineRule="auto" w:after="180"/>
+      </w:pPr>
+      <w:r>
+        <w:rPr>
+          <w:b w:val="0"/>
+        </w:rPr>
+        <w:t xml:space="preserve">My answer, with a trace, calculation or supporting </w:t>
+      </w:r>
+      <w:r>
+        <w:rPr>
+          <w:b/>
+        </w:rPr>
+        <w:t>evidence</w:t>
       </w:r>
     </w:p>
     <w:p>
@@ -3618,13 +5846,37 @@
       </w:r>
     </w:p>
     <w:p>
-      <w:r>
+      <w:pPr>
+        <w:spacing w:line="336" w:lineRule="auto" w:after="180"/>
+      </w:pPr>
+      <w:r>
+        <w:rPr>
+          <w:b w:val="0"/>
+        </w:rPr>
         <w:t>Change one relevant detail. Predict the result before testing. Include a boundary or missing-information case when it helps reveal a limit.</w:t>
       </w:r>
     </w:p>
     <w:p>
-      <w:r>
-        <w:t>My changed input and expected result</w:t>
+      <w:pPr>
+        <w:spacing w:line="336" w:lineRule="auto" w:after="180"/>
+      </w:pPr>
+      <w:r>
+        <w:rPr>
+          <w:b w:val="0"/>
+        </w:rPr>
+        <w:t xml:space="preserve">My changed </w:t>
+      </w:r>
+      <w:r>
+        <w:rPr>
+          <w:b/>
+        </w:rPr>
+        <w:t>input</w:t>
+      </w:r>
+      <w:r>
+        <w:rPr>
+          <w:b w:val="0"/>
+        </w:rPr>
+        <w:t xml:space="preserve"> and expected result</w:t>
       </w:r>
     </w:p>
     <w:p>
@@ -3669,13 +5921,49 @@
       </w:r>
     </w:p>
     <w:p>
-      <w:r>
-        <w:t>Attach citations and provenance metadata to every Study Buddy learning asset.</w:t>
-      </w:r>
-    </w:p>
-    <w:p>
-      <w:r>
-        <w:t>The evidence I will keep</w:t>
+      <w:pPr>
+        <w:spacing w:line="336" w:lineRule="auto" w:after="180"/>
+      </w:pPr>
+      <w:r>
+        <w:rPr>
+          <w:b w:val="0"/>
+        </w:rPr>
+        <w:t xml:space="preserve">Attach citations and </w:t>
+      </w:r>
+      <w:r>
+        <w:rPr>
+          <w:b/>
+        </w:rPr>
+        <w:t>provenance</w:t>
+      </w:r>
+      <w:r>
+        <w:rPr>
+          <w:b w:val="0"/>
+        </w:rPr>
+        <w:t xml:space="preserve"> metadata to every Study Buddy learning asset.</w:t>
+      </w:r>
+    </w:p>
+    <w:p>
+      <w:pPr>
+        <w:spacing w:line="336" w:lineRule="auto" w:after="180"/>
+      </w:pPr>
+      <w:r>
+        <w:rPr>
+          <w:b w:val="0"/>
+        </w:rPr>
+        <w:t xml:space="preserve">The </w:t>
+      </w:r>
+      <w:r>
+        <w:rPr>
+          <w:b/>
+        </w:rPr>
+        <w:t>evidence</w:t>
+      </w:r>
+      <w:r>
+        <w:rPr>
+          <w:b w:val="0"/>
+        </w:rPr>
+        <w:t xml:space="preserve"> I will keep</w:t>
       </w:r>
     </w:p>
     <w:p>
@@ -3712,8 +6000,26 @@
       </w:r>
     </w:p>
     <w:p>
-      <w:r>
-        <w:t>Your teacher has the independent answer and scoring criteria. Complete the matching workbook week to keep your practice evidence together.</w:t>
+      <w:pPr>
+        <w:spacing w:line="336" w:lineRule="auto" w:after="180"/>
+      </w:pPr>
+      <w:r>
+        <w:rPr>
+          <w:b w:val="0"/>
+        </w:rPr>
+        <w:t xml:space="preserve">Your teacher has the independent answer and scoring criteria. Complete the matching workbook week to keep your practice </w:t>
+      </w:r>
+      <w:r>
+        <w:rPr>
+          <w:b/>
+        </w:rPr>
+        <w:t>evidence</w:t>
+      </w:r>
+      <w:r>
+        <w:rPr>
+          <w:b w:val="0"/>
+        </w:rPr>
+        <w:t xml:space="preserve"> together.</w:t>
       </w:r>
     </w:p>
     <w:p>
@@ -3725,8 +6031,38 @@
       </w:r>
     </w:p>
     <w:p>
-      <w:r>
-        <w:t>A project uses an image found through search. Its author is known but its licence is missing. Is naming the author enough to establish reuse permission? Describe a provenance record and next action.</w:t>
+      <w:pPr>
+        <w:spacing w:line="336" w:lineRule="auto" w:after="180"/>
+      </w:pPr>
+      <w:r>
+        <w:rPr>
+          <w:b w:val="0"/>
+        </w:rPr>
+        <w:t xml:space="preserve">A project uses an image found through search. Its author is known but its </w:t>
+      </w:r>
+      <w:r>
+        <w:rPr>
+          <w:b/>
+        </w:rPr>
+        <w:t>licence</w:t>
+      </w:r>
+      <w:r>
+        <w:rPr>
+          <w:b w:val="0"/>
+        </w:rPr>
+        <w:t xml:space="preserve"> is missing. Is naming the author enough to establish reuse permission? Describe a </w:t>
+      </w:r>
+      <w:r>
+        <w:rPr>
+          <w:b/>
+        </w:rPr>
+        <w:t>provenance</w:t>
+      </w:r>
+      <w:r>
+        <w:rPr>
+          <w:b w:val="0"/>
+        </w:rPr>
+        <w:t xml:space="preserve"> record and next action.</w:t>
       </w:r>
     </w:p>
     <w:p>
@@ -3781,8 +6117,25 @@
       </w:r>
     </w:p>
     <w:p>
-      <w:r>
-        <w:t>Attempt the independent case before hints. Record whether you worked alone, used a hint or followed a model. After feedback, fix the first unsupported step and explain why it changed. A later check uses a changed case, not a copied answer.</w:t>
+      <w:pPr>
+        <w:spacing w:line="336" w:lineRule="auto" w:after="180"/>
+      </w:pPr>
+      <w:r>
+        <w:rPr>
+          <w:b w:val="0"/>
+        </w:rPr>
+        <w:t>Attempt the independent case before hints. Record whether you worked alone, used a hint or followed a model. After feedback, fix the first unsupported step and explain why it changed.</w:t>
+      </w:r>
+    </w:p>
+    <w:p>
+      <w:pPr>
+        <w:spacing w:line="336" w:lineRule="auto" w:after="180"/>
+      </w:pPr>
+      <w:r>
+        <w:rPr>
+          <w:b w:val="0"/>
+        </w:rPr>
+        <w:t>A later check uses a changed case, not a copied answer.</w:t>
       </w:r>
     </w:p>
     <w:p>
@@ -3795,6 +6148,17 @@
     </w:p>
     <w:p>
       <w:r>
+        <w:t>Use this map to navigate Copyright and Provenance, connect the goals to tasks and keep one evidence record for each attempt.</w:t>
+      </w:r>
+    </w:p>
+    <w:p>
+      <w:pPr>
+        <w:spacing w:line="336" w:lineRule="auto" w:after="180"/>
+      </w:pPr>
+      <w:r>
+        <w:rPr>
+          <w:b w:val="0"/>
+        </w:rPr>
         <w:t>Start with this question: Read fictional reuse terms before decorating a public study guide.</w:t>
       </w:r>
     </w:p>
@@ -3901,13 +6265,61 @@
       </w:tr>
     </w:tbl>
     <w:p>
-      <w:r>
-        <w:t>Remember → watch and explain → try with help → investigate → try independently → keep project evidence. Your teacher may spread this lesson across several classes.</w:t>
-      </w:r>
-    </w:p>
-    <w:p>
-      <w:r>
-        <w:t>Keep your first prediction. Compare it with what the evidence shows and explain any change.</w:t>
+      <w:pPr>
+        <w:spacing w:line="336" w:lineRule="auto" w:after="180"/>
+      </w:pPr>
+      <w:r>
+        <w:rPr>
+          <w:b w:val="0"/>
+        </w:rPr>
+        <w:t xml:space="preserve">Remember → watch and explain → try with help → investigate → try independently → keep project </w:t>
+      </w:r>
+      <w:r>
+        <w:rPr>
+          <w:b/>
+        </w:rPr>
+        <w:t>evidence</w:t>
+      </w:r>
+      <w:r>
+        <w:rPr>
+          <w:b w:val="0"/>
+        </w:rPr>
+        <w:t>. Your teacher may spread this lesson across several classes.</w:t>
+      </w:r>
+    </w:p>
+    <w:p>
+      <w:pPr>
+        <w:spacing w:line="336" w:lineRule="auto" w:after="180"/>
+      </w:pPr>
+      <w:r>
+        <w:rPr>
+          <w:b w:val="0"/>
+        </w:rPr>
+        <w:t xml:space="preserve">Keep your first </w:t>
+      </w:r>
+      <w:r>
+        <w:rPr>
+          <w:b/>
+        </w:rPr>
+        <w:t>prediction</w:t>
+      </w:r>
+      <w:r>
+        <w:rPr>
+          <w:b w:val="0"/>
+        </w:rPr>
+        <w:t xml:space="preserve">. Compare it with what the </w:t>
+      </w:r>
+      <w:r>
+        <w:rPr>
+          <w:b/>
+        </w:rPr>
+        <w:t>evidence</w:t>
+      </w:r>
+      <w:r>
+        <w:rPr>
+          <w:b w:val="0"/>
+        </w:rPr>
+        <w:t xml:space="preserve"> shows and explain any change.</w:t>
       </w:r>
     </w:p>
     <w:p>
@@ -3920,7 +6332,42 @@
     </w:p>
     <w:p>
       <w:r>
-        <w:t>Close your notes. Explain this goal in your own words: Explain the mechanism and terminology of copyright and permitted sources</w:t>
+        <w:t>Explain Copyright and Provenance without notes, identify a remaining question and plan a later check with a changed case.</w:t>
+      </w:r>
+    </w:p>
+    <w:p>
+      <w:pPr>
+        <w:spacing w:line="336" w:lineRule="auto" w:after="180"/>
+      </w:pPr>
+      <w:r>
+        <w:rPr>
+          <w:b w:val="0"/>
+        </w:rPr>
+        <w:t xml:space="preserve">Close your notes. Explain this goal in your own words: Explain the </w:t>
+      </w:r>
+      <w:r>
+        <w:rPr>
+          <w:b/>
+        </w:rPr>
+        <w:t>mechanism</w:t>
+      </w:r>
+      <w:r>
+        <w:rPr>
+          <w:b w:val="0"/>
+        </w:rPr>
+        <w:t xml:space="preserve"> and terminology of </w:t>
+      </w:r>
+      <w:r>
+        <w:rPr>
+          <w:b/>
+        </w:rPr>
+        <w:t>copyright</w:t>
+      </w:r>
+      <w:r>
+        <w:rPr>
+          <w:b w:val="0"/>
+        </w:rPr>
+        <w:t xml:space="preserve"> and permitted sources</w:t>
       </w:r>
     </w:p>
     <w:p>
@@ -3957,13 +6404,61 @@
       </w:r>
     </w:p>
     <w:p>
-      <w:r>
-        <w:t>If you are unsure, return to the worked picture and explain one arrow. If you are ready, change an input or assumption and justify your prediction.</w:t>
-      </w:r>
-    </w:p>
-    <w:p>
-      <w:r>
-        <w:t>Save your workbook evidence. At the next review, try a different case before opening your old answer.</w:t>
+      <w:pPr>
+        <w:spacing w:line="336" w:lineRule="auto" w:after="180"/>
+      </w:pPr>
+      <w:r>
+        <w:rPr>
+          <w:b w:val="0"/>
+        </w:rPr>
+        <w:t xml:space="preserve">If you are unsure, return to the worked picture and explain one arrow. If you are ready, change an </w:t>
+      </w:r>
+      <w:r>
+        <w:rPr>
+          <w:b/>
+        </w:rPr>
+        <w:t>input</w:t>
+      </w:r>
+      <w:r>
+        <w:rPr>
+          <w:b w:val="0"/>
+        </w:rPr>
+        <w:t xml:space="preserve"> or assumption and justify your </w:t>
+      </w:r>
+      <w:r>
+        <w:rPr>
+          <w:b/>
+        </w:rPr>
+        <w:t>prediction</w:t>
+      </w:r>
+      <w:r>
+        <w:rPr>
+          <w:b w:val="0"/>
+        </w:rPr>
+        <w:t>.</w:t>
+      </w:r>
+    </w:p>
+    <w:p>
+      <w:pPr>
+        <w:spacing w:line="336" w:lineRule="auto" w:after="180"/>
+      </w:pPr>
+      <w:r>
+        <w:rPr>
+          <w:b w:val="0"/>
+        </w:rPr>
+        <w:t xml:space="preserve">Save your workbook </w:t>
+      </w:r>
+      <w:r>
+        <w:rPr>
+          <w:b/>
+        </w:rPr>
+        <w:t>evidence</w:t>
+      </w:r>
+      <w:r>
+        <w:rPr>
+          <w:b w:val="0"/>
+        </w:rPr>
+        <w:t>. At the next review, try a different case before opening your old answer.</w:t>
       </w:r>
     </w:p>
     <w:p>
@@ -3976,11 +6471,28 @@
     </w:p>
     <w:p>
       <w:r>
+        <w:t>Attempt supported questions before using hints or feedback. Review a missing building block, then keep the completed work.</w:t>
+      </w:r>
+    </w:p>
+    <w:p>
+      <w:pPr>
+        <w:spacing w:line="336" w:lineRule="auto" w:after="180"/>
+      </w:pPr>
+      <w:r>
+        <w:rPr>
+          <w:b w:val="0"/>
+        </w:rPr>
         <w:t>Use this supported practice once, in the browser or on paper. Keep the reserved independent assessment for a separate first attempt before teacher feedback.</w:t>
       </w:r>
     </w:p>
     <w:p>
-      <w:r>
+      <w:pPr>
+        <w:spacing w:line="336" w:lineRule="auto" w:after="180"/>
+      </w:pPr>
+      <w:r>
+        <w:rPr>
+          <w:b w:val="0"/>
+        </w:rPr>
         <w:t>Read fictional reuse terms before decorating a public study guide.</w:t>
       </w:r>
     </w:p>
@@ -3993,22 +6505,61 @@
       </w:r>
     </w:p>
     <w:p>
-      <w:r>
-        <w:t>Which labelled step matches this detail? Use Moss with its required attribution; do not crop Fern for this public guide.</w:t>
-      </w:r>
-    </w:p>
-    <w:p>
-      <w:r>
+      <w:pPr>
+        <w:spacing w:line="336" w:lineRule="auto" w:after="180"/>
+      </w:pPr>
+      <w:r>
+        <w:rPr>
+          <w:b w:val="0"/>
+        </w:rPr>
+        <w:t xml:space="preserve">Which labelled step matches this detail? Use Moss with its required </w:t>
+      </w:r>
+      <w:r>
+        <w:rPr>
+          <w:b/>
+        </w:rPr>
+        <w:t>attribution</w:t>
+      </w:r>
+      <w:r>
+        <w:rPr>
+          <w:b w:val="0"/>
+        </w:rPr>
+        <w:t>; do not crop Fern for this public guide.</w:t>
+      </w:r>
+    </w:p>
+    <w:p>
+      <w:pPr>
+        <w:spacing w:line="336" w:lineRule="auto" w:after="180"/>
+        <w:shd w:fill="F4F9FC"/>
+      </w:pPr>
+      <w:r>
+        <w:rPr>
+          <w:b w:val="0"/>
+        </w:rPr>
         <w:t>1. Choose eligible asset</w:t>
       </w:r>
     </w:p>
     <w:p>
-      <w:r>
+      <w:pPr>
+        <w:spacing w:line="336" w:lineRule="auto" w:after="180"/>
+        <w:shd w:fill="F4F9FC"/>
+      </w:pPr>
+      <w:r>
+        <w:rPr>
+          <w:b w:val="0"/>
+        </w:rPr>
         <w:t>2. Read terms</w:t>
       </w:r>
     </w:p>
     <w:p>
-      <w:r>
+      <w:pPr>
+        <w:spacing w:line="336" w:lineRule="auto" w:after="180"/>
+        <w:shd w:fill="F4F9FC"/>
+      </w:pPr>
+      <w:r>
+        <w:rPr>
+          <w:b w:val="0"/>
+        </w:rPr>
         <w:t>3. Match proposed use</w:t>
       </w:r>
     </w:p>
@@ -4046,41 +6597,203 @@
       </w:r>
     </w:p>
     <w:p>
-      <w:r>
+      <w:pPr>
+        <w:pStyle w:val="Heading3"/>
+      </w:pPr>
+      <w:r>
+        <w:t>Hint · try first</w:t>
+      </w:r>
+    </w:p>
+    <w:p>
+      <w:pPr>
+        <w:spacing w:line="336" w:lineRule="auto" w:after="180"/>
+        <w:shd w:fill="F1F6F8"/>
+      </w:pPr>
+      <w:r>
+        <w:rPr>
+          <w:b w:val="0"/>
+        </w:rPr>
         <w:t>Hint if needed: Read the steps in the pictorial case. Match the supplied detail to the stage that performs or records it.</w:t>
       </w:r>
     </w:p>
     <w:p>
-      <w:r>
-        <w:t>After your attempt, compare with the supported explanation: Choose eligible asset Use Moss with its required attribution; do not crop Fern for this public guide. Read the picture in order. Use Moss with its required attribution; do not crop Fern for this public guide. The arrows show which recorded input or intermediate result each decision uses. Explain the deciding step aloud before checking the changed case; pointing to the final answer alone does not show how it follows.</w:t>
-      </w:r>
-    </w:p>
-    <w:p>
       <w:pPr>
         <w:pStyle w:val="Heading3"/>
       </w:pPr>
       <w:r>
+        <w:t>Feedback · compare after trying</w:t>
+      </w:r>
+    </w:p>
+    <w:p>
+      <w:pPr>
+        <w:spacing w:line="336" w:lineRule="auto" w:after="180"/>
+        <w:shd w:fill="F1F6FC"/>
+      </w:pPr>
+      <w:r>
+        <w:rPr>
+          <w:b w:val="0"/>
+        </w:rPr>
+        <w:t xml:space="preserve">After your attempt, compare with the supported explanation: Choose eligible asset Use Moss with its required </w:t>
+      </w:r>
+      <w:r>
+        <w:rPr>
+          <w:b/>
+        </w:rPr>
+        <w:t>attribution</w:t>
+      </w:r>
+      <w:r>
+        <w:rPr>
+          <w:b w:val="0"/>
+        </w:rPr>
+        <w:t>; do not crop Fern for this public guide. Read the picture in order.</w:t>
+      </w:r>
+    </w:p>
+    <w:p>
+      <w:pPr>
+        <w:spacing w:line="336" w:lineRule="auto" w:after="180"/>
+        <w:shd w:fill="F1F6FC"/>
+      </w:pPr>
+      <w:r>
+        <w:rPr>
+          <w:b w:val="0"/>
+        </w:rPr>
+        <w:t xml:space="preserve">Use Moss with its required </w:t>
+      </w:r>
+      <w:r>
+        <w:rPr>
+          <w:b/>
+        </w:rPr>
+        <w:t>attribution</w:t>
+      </w:r>
+      <w:r>
+        <w:rPr>
+          <w:b w:val="0"/>
+        </w:rPr>
+        <w:t xml:space="preserve">; do not crop Fern for this public guide. The arrows show which recorded </w:t>
+      </w:r>
+      <w:r>
+        <w:rPr>
+          <w:b/>
+        </w:rPr>
+        <w:t>input</w:t>
+      </w:r>
+      <w:r>
+        <w:rPr>
+          <w:b w:val="0"/>
+        </w:rPr>
+        <w:t xml:space="preserve"> or intermediate result each decision uses.</w:t>
+      </w:r>
+    </w:p>
+    <w:p>
+      <w:pPr>
+        <w:spacing w:line="336" w:lineRule="auto" w:after="180"/>
+        <w:shd w:fill="F1F6FC"/>
+      </w:pPr>
+      <w:r>
+        <w:rPr>
+          <w:b w:val="0"/>
+        </w:rPr>
+        <w:t>Explain the deciding step aloud before checking the changed case; pointing to the final answer alone does not show how it follows.</w:t>
+      </w:r>
+    </w:p>
+    <w:p>
+      <w:pPr>
+        <w:pStyle w:val="Heading3"/>
+      </w:pPr>
+      <w:r>
         <w:t>Practice 2: explain the deciding evidence</w:t>
       </w:r>
     </w:p>
     <w:p>
-      <w:r>
-        <w:t>Changed-case practice: Use Fern unchanged and include the required attribution. Which conclusion is supported by the supplied facts?</w:t>
-      </w:r>
-    </w:p>
-    <w:p>
-      <w:r>
+      <w:pPr>
+        <w:pStyle w:val="Heading3"/>
+      </w:pPr>
+      <w:r>
+        <w:t>Changed case · predict first</w:t>
+      </w:r>
+    </w:p>
+    <w:p>
+      <w:pPr>
+        <w:spacing w:line="336" w:lineRule="auto" w:after="180"/>
+        <w:shd w:fill="F5F1FB"/>
+      </w:pPr>
+      <w:r>
+        <w:rPr>
+          <w:b w:val="0"/>
+        </w:rPr>
+        <w:t xml:space="preserve">Changed-case practice: Use Fern unchanged and include the required </w:t>
+      </w:r>
+      <w:r>
+        <w:rPr>
+          <w:b/>
+        </w:rPr>
+        <w:t>attribution</w:t>
+      </w:r>
+      <w:r>
+        <w:rPr>
+          <w:b w:val="0"/>
+        </w:rPr>
+        <w:t>. Which conclusion is supported by the supplied facts?</w:t>
+      </w:r>
+    </w:p>
+    <w:p>
+      <w:pPr>
+        <w:spacing w:line="336" w:lineRule="auto" w:after="180"/>
+        <w:shd w:fill="F4F9FC"/>
+      </w:pPr>
+      <w:r>
+        <w:rPr>
+          <w:b w:val="0"/>
+        </w:rPr>
         <w:t>1. That use satisfies the stated fictional permission conditions.</w:t>
       </w:r>
     </w:p>
     <w:p>
-      <w:r>
-        <w:t>2. This one example guarantees correct results for every future input.</w:t>
-      </w:r>
-    </w:p>
-    <w:p>
-      <w:r>
-        <w:t>3. We can decide the result without examining the changed input or the procedure.</w:t>
+      <w:pPr>
+        <w:spacing w:line="336" w:lineRule="auto" w:after="180"/>
+        <w:shd w:fill="F4F9FC"/>
+      </w:pPr>
+      <w:r>
+        <w:rPr>
+          <w:b w:val="0"/>
+        </w:rPr>
+        <w:t xml:space="preserve">2. This one example guarantees correct results for every future </w:t>
+      </w:r>
+      <w:r>
+        <w:rPr>
+          <w:b/>
+        </w:rPr>
+        <w:t>input</w:t>
+      </w:r>
+      <w:r>
+        <w:rPr>
+          <w:b w:val="0"/>
+        </w:rPr>
+        <w:t>.</w:t>
+      </w:r>
+    </w:p>
+    <w:p>
+      <w:pPr>
+        <w:spacing w:line="336" w:lineRule="auto" w:after="180"/>
+        <w:shd w:fill="F4F9FC"/>
+      </w:pPr>
+      <w:r>
+        <w:rPr>
+          <w:b w:val="0"/>
+        </w:rPr>
+        <w:t xml:space="preserve">3. We can decide the result without examining the changed </w:t>
+      </w:r>
+      <w:r>
+        <w:rPr>
+          <w:b/>
+        </w:rPr>
+        <w:t>input</w:t>
+      </w:r>
+      <w:r>
+        <w:rPr>
+          <w:b w:val="0"/>
+        </w:rPr>
+        <w:t xml:space="preserve"> or the procedure.</w:t>
       </w:r>
     </w:p>
     <w:p>
@@ -4117,36 +6830,201 @@
       </w:r>
     </w:p>
     <w:p>
-      <w:r>
+      <w:pPr>
+        <w:pStyle w:val="Heading3"/>
+      </w:pPr>
+      <w:r>
+        <w:t>Hint · try first</w:t>
+      </w:r>
+    </w:p>
+    <w:p>
+      <w:pPr>
+        <w:spacing w:line="336" w:lineRule="auto" w:after="180"/>
+        <w:shd w:fill="F1F6F8"/>
+      </w:pPr>
+      <w:r>
+        <w:rPr>
+          <w:b w:val="0"/>
+        </w:rPr>
         <w:t>Hint if needed: Use the changed condition and the deciding step in the pictorial trace. The answer must say what follows from those facts.</w:t>
       </w:r>
     </w:p>
     <w:p>
-      <w:r>
-        <w:t>After your attempt, compare with the supported explanation: That use satisfies the stated fictional permission conditions. Its public redistribution is permitted when there is no alteration and attribution is included.</w:t>
-      </w:r>
-    </w:p>
-    <w:p>
       <w:pPr>
         <w:pStyle w:val="Heading3"/>
       </w:pPr>
       <w:r>
+        <w:t>Feedback · compare after trying</w:t>
+      </w:r>
+    </w:p>
+    <w:p>
+      <w:pPr>
+        <w:spacing w:line="336" w:lineRule="auto" w:after="180"/>
+        <w:shd w:fill="F1F6FC"/>
+      </w:pPr>
+      <w:r>
+        <w:rPr>
+          <w:b w:val="0"/>
+        </w:rPr>
+        <w:t xml:space="preserve">After your attempt, compare with the supported explanation: That use satisfies the stated fictional permission conditions. Its public redistribution is permitted when there is no alteration and </w:t>
+      </w:r>
+      <w:r>
+        <w:rPr>
+          <w:b/>
+        </w:rPr>
+        <w:t>attribution</w:t>
+      </w:r>
+      <w:r>
+        <w:rPr>
+          <w:b w:val="0"/>
+        </w:rPr>
+        <w:t xml:space="preserve"> is included.</w:t>
+      </w:r>
+    </w:p>
+    <w:p>
+      <w:pPr>
+        <w:pStyle w:val="Heading3"/>
+      </w:pPr>
+      <w:r>
         <w:t>Repair a missing building block</w:t>
       </w:r>
     </w:p>
     <w:p>
-      <w:r>
-        <w:t>Review Privacy by Design (ai-3/28). Goal: Explain the mechanism and terminology of data retention and deletion. Short practice: Which IDs and locations must appear in the deletion evidence? Point to the relevant step in the picture, then write the changed result and the rule or evidence that supports it.. Return to this week and explain what you changed.</w:t>
-      </w:r>
-    </w:p>
-    <w:p>
-      <w:r>
-        <w:t>Review Evaluation Sets (ai-3/26). Goal: Explain the mechanism and terminology of system evaluation sets. Short practice: Did the added cases demonstrate better answering? Point to the relevant step in the picture, then write the changed result and the rule or evidence that supports it.. Return to this week and explain what you changed.</w:t>
-      </w:r>
-    </w:p>
-    <w:p>
-      <w:r>
-        <w:t>Review Block to Python Bridge (ai-3/23). Goal: Translate a short paper calculation into a Python script. Short practice: Trace the changed list and identify where the result differs. Point to the relevant step in the picture, then write the changed result and the rule or evidence that supports it.. Return to this week and explain what you changed.</w:t>
+      <w:pPr>
+        <w:spacing w:line="336" w:lineRule="auto" w:after="180"/>
+      </w:pPr>
+      <w:r>
+        <w:rPr>
+          <w:b w:val="0"/>
+        </w:rPr>
+        <w:t xml:space="preserve">Review Privacy by Design (ai-3/28). Goal: Explain the </w:t>
+      </w:r>
+      <w:r>
+        <w:rPr>
+          <w:b/>
+        </w:rPr>
+        <w:t>mechanism</w:t>
+      </w:r>
+      <w:r>
+        <w:rPr>
+          <w:b w:val="0"/>
+        </w:rPr>
+        <w:t xml:space="preserve"> and terminology of data retention and deletion. Short practice: Which IDs and locations must appear in the deletion </w:t>
+      </w:r>
+      <w:r>
+        <w:rPr>
+          <w:b/>
+        </w:rPr>
+        <w:t>evidence</w:t>
+      </w:r>
+      <w:r>
+        <w:rPr>
+          <w:b w:val="0"/>
+        </w:rPr>
+        <w:t>?</w:t>
+      </w:r>
+    </w:p>
+    <w:p>
+      <w:pPr>
+        <w:spacing w:line="336" w:lineRule="auto" w:after="180"/>
+      </w:pPr>
+      <w:r>
+        <w:rPr>
+          <w:b w:val="0"/>
+        </w:rPr>
+        <w:t xml:space="preserve">Point to the relevant step in the picture, then write the changed result and the rule or </w:t>
+      </w:r>
+      <w:r>
+        <w:rPr>
+          <w:b/>
+        </w:rPr>
+        <w:t>evidence</w:t>
+      </w:r>
+      <w:r>
+        <w:rPr>
+          <w:b w:val="0"/>
+        </w:rPr>
+        <w:t xml:space="preserve"> that supports it.. Return to this week and explain what you changed.</w:t>
+      </w:r>
+    </w:p>
+    <w:p>
+      <w:pPr>
+        <w:spacing w:line="336" w:lineRule="auto" w:after="180"/>
+      </w:pPr>
+      <w:r>
+        <w:rPr>
+          <w:b w:val="0"/>
+        </w:rPr>
+        <w:t xml:space="preserve">Review Evaluation Sets (ai-3/26). Goal: Explain the </w:t>
+      </w:r>
+      <w:r>
+        <w:rPr>
+          <w:b/>
+        </w:rPr>
+        <w:t>mechanism</w:t>
+      </w:r>
+      <w:r>
+        <w:rPr>
+          <w:b w:val="0"/>
+        </w:rPr>
+        <w:t xml:space="preserve"> and terminology of system evaluation sets. Short practice: Did the added cases demonstrate better answering?</w:t>
+      </w:r>
+    </w:p>
+    <w:p>
+      <w:pPr>
+        <w:spacing w:line="336" w:lineRule="auto" w:after="180"/>
+      </w:pPr>
+      <w:r>
+        <w:rPr>
+          <w:b w:val="0"/>
+        </w:rPr>
+        <w:t xml:space="preserve">Point to the relevant step in the picture, then write the changed result and the rule or </w:t>
+      </w:r>
+      <w:r>
+        <w:rPr>
+          <w:b/>
+        </w:rPr>
+        <w:t>evidence</w:t>
+      </w:r>
+      <w:r>
+        <w:rPr>
+          <w:b w:val="0"/>
+        </w:rPr>
+        <w:t xml:space="preserve"> that supports it.. Return to this week and explain what you changed.</w:t>
+      </w:r>
+    </w:p>
+    <w:p>
+      <w:pPr>
+        <w:spacing w:line="336" w:lineRule="auto" w:after="180"/>
+      </w:pPr>
+      <w:r>
+        <w:rPr>
+          <w:b w:val="0"/>
+        </w:rPr>
+        <w:t>Review Block to Python Bridge (ai-3/23). Goal: Translate a short paper calculation into a Python script. Short practice: Trace the changed list and identify where the result differs.</w:t>
+      </w:r>
+    </w:p>
+    <w:p>
+      <w:pPr>
+        <w:spacing w:line="336" w:lineRule="auto" w:after="180"/>
+      </w:pPr>
+      <w:r>
+        <w:rPr>
+          <w:b w:val="0"/>
+        </w:rPr>
+        <w:t xml:space="preserve">Point to the relevant step in the picture, then write the changed result and the rule or </w:t>
+      </w:r>
+      <w:r>
+        <w:rPr>
+          <w:b/>
+        </w:rPr>
+        <w:t>evidence</w:t>
+      </w:r>
+      <w:r>
+        <w:rPr>
+          <w:b w:val="0"/>
+        </w:rPr>
+        <w:t xml:space="preserve"> that supports it.. Return to this week and explain what you changed.</w:t>
       </w:r>
     </w:p>
     <w:p>
@@ -4158,8 +7036,827 @@
       </w:r>
     </w:p>
     <w:p>
-      <w:r>
-        <w:t>Use Download completed work in the hosted lesson to export your answers, reflections, practice feedback and code-run evidence. Open the HTML copy to read or print it. Drafts stay in this browser when storage is available; clear drafts on a shared device.</w:t>
+      <w:pPr>
+        <w:spacing w:line="336" w:lineRule="auto" w:after="180"/>
+      </w:pPr>
+      <w:r>
+        <w:rPr>
+          <w:b w:val="0"/>
+        </w:rPr>
+        <w:t xml:space="preserve">Use Download completed work in the hosted lesson to export your answers, reflections, practice feedback and code-run </w:t>
+      </w:r>
+      <w:r>
+        <w:rPr>
+          <w:b/>
+        </w:rPr>
+        <w:t>evidence</w:t>
+      </w:r>
+      <w:r>
+        <w:rPr>
+          <w:b w:val="0"/>
+        </w:rPr>
+        <w:t>. Open the HTML copy to read or print it.</w:t>
+      </w:r>
+    </w:p>
+    <w:p>
+      <w:pPr>
+        <w:spacing w:line="336" w:lineRule="auto" w:after="180"/>
+      </w:pPr>
+      <w:r>
+        <w:rPr>
+          <w:b w:val="0"/>
+        </w:rPr>
+        <w:t>Drafts stay in this browser when storage is available; clear drafts on a shared device.</w:t>
+      </w:r>
+    </w:p>
+    <w:p>
+      <w:pPr>
+        <w:pStyle w:val="Heading1"/>
+      </w:pPr>
+      <w:r>
+        <w:t>18. Visual concept journey</w:t>
+      </w:r>
+    </w:p>
+    <w:p>
+      <w:r>
+        <w:t>Explain each Copyright and Provenance graphic using its labels, deciding evidence and relevant limitation.</w:t>
+      </w:r>
+    </w:p>
+    <w:p>
+      <w:pPr>
+        <w:pStyle w:val="Heading3"/>
+      </w:pPr>
+      <w:r>
+        <w:t>01. Copyright and Provenance: the case</w:t>
+      </w:r>
+    </w:p>
+    <w:p>
+      <w:r>
+        <w:drawing>
+          <wp:inline xmlns:a="http://schemas.openxmlformats.org/drawingml/2006/main" xmlns:pic="http://schemas.openxmlformats.org/drawingml/2006/picture">
+            <wp:extent cx="5486400" cy="3142488"/>
+            <wp:docPr id="22" name="Picture 22" descr="Read fictional reuse terms before decorating a public study guide. Supplied facts: Image Fern allows public redistribution with attribution but no alteration. Image Moss allows alteration and public redistribution with attribution. The plan crops an image. All inputs and outcomes in this worked example are invented classroom data; no real model run is claimed."/>
+            <wp:cNvGraphicFramePr>
+              <a:graphicFrameLocks noChangeAspect="1"/>
+            </wp:cNvGraphicFramePr>
+            <a:graphic>
+              <a:graphicData uri="http://schemas.openxmlformats.org/drawingml/2006/picture">
+                <pic:pic>
+                  <pic:nvPicPr>
+                    <pic:cNvPr id="0" name="academy-story-ai-3-29-01.png"/>
+                    <pic:cNvPicPr/>
+                  </pic:nvPicPr>
+                  <pic:blipFill>
+                    <a:blip r:embed="rId29"/>
+                    <a:stretch>
+                      <a:fillRect/>
+                    </a:stretch>
+                  </pic:blipFill>
+                  <pic:spPr>
+                    <a:xfrm>
+                      <a:off x="0" y="0"/>
+                      <a:ext cx="5486400" cy="3142488"/>
+                    </a:xfrm>
+                    <a:prstGeom prst="rect"/>
+                  </pic:spPr>
+                </pic:pic>
+              </a:graphicData>
+            </a:graphic>
+          </wp:inline>
+        </w:drawing>
+      </w:r>
+    </w:p>
+    <w:p>
+      <w:pPr>
+        <w:spacing w:line="336" w:lineRule="auto" w:after="180"/>
+      </w:pPr>
+      <w:r>
+        <w:rPr>
+          <w:b w:val="0"/>
+        </w:rPr>
+        <w:t xml:space="preserve">Read fictional reuse terms before decorating a public study guide. Supplied facts: Image Fern allows public redistribution with </w:t>
+      </w:r>
+      <w:r>
+        <w:rPr>
+          <w:b/>
+        </w:rPr>
+        <w:t>attribution</w:t>
+      </w:r>
+      <w:r>
+        <w:rPr>
+          <w:b w:val="0"/>
+        </w:rPr>
+        <w:t xml:space="preserve"> but no alteration.</w:t>
+      </w:r>
+    </w:p>
+    <w:p>
+      <w:pPr>
+        <w:spacing w:line="336" w:lineRule="auto" w:after="180"/>
+      </w:pPr>
+      <w:r>
+        <w:rPr>
+          <w:b w:val="0"/>
+        </w:rPr>
+        <w:t xml:space="preserve">Image Moss allows alteration and public redistribution with </w:t>
+      </w:r>
+      <w:r>
+        <w:rPr>
+          <w:b/>
+        </w:rPr>
+        <w:t>attribution</w:t>
+      </w:r>
+      <w:r>
+        <w:rPr>
+          <w:b w:val="0"/>
+        </w:rPr>
+        <w:t xml:space="preserve">. The plan crops an image. All </w:t>
+      </w:r>
+      <w:r>
+        <w:rPr>
+          <w:b/>
+        </w:rPr>
+        <w:t>input</w:t>
+      </w:r>
+      <w:r>
+        <w:rPr>
+          <w:b w:val="0"/>
+        </w:rPr>
+        <w:t>s and outcomes in this worked example are invented classroom data; no real model run is claimed.</w:t>
+      </w:r>
+    </w:p>
+    <w:p>
+      <w:pPr>
+        <w:spacing w:line="336" w:lineRule="auto" w:after="180"/>
+        <w:shd w:fill="F5F1FB"/>
+      </w:pPr>
+      <w:r>
+        <w:rPr>
+          <w:b w:val="0"/>
+        </w:rPr>
+        <w:t>Point to the given fact that matters most. Explain why it matters.</w:t>
+      </w:r>
+    </w:p>
+    <w:p>
+      <w:pPr>
+        <w:pStyle w:val="Heading3"/>
+      </w:pPr>
+      <w:r>
+        <w:t>02. Follow the deciding steps</w:t>
+      </w:r>
+    </w:p>
+    <w:p>
+      <w:r>
+        <w:drawing>
+          <wp:inline xmlns:a="http://schemas.openxmlformats.org/drawingml/2006/main" xmlns:pic="http://schemas.openxmlformats.org/drawingml/2006/picture">
+            <wp:extent cx="5486400" cy="3182112"/>
+            <wp:docPr id="23" name="Picture 23" descr="Read terms: Fern excludes alteration; Moss permits it. → Match proposed use: Cropping is an alteration in these declared toy terms. → Choose eligible asset: Use Moss with its required attribution; do not crop Fern for this public guide."/>
+            <wp:cNvGraphicFramePr>
+              <a:graphicFrameLocks noChangeAspect="1"/>
+            </wp:cNvGraphicFramePr>
+            <a:graphic>
+              <a:graphicData uri="http://schemas.openxmlformats.org/drawingml/2006/picture">
+                <pic:pic>
+                  <pic:nvPicPr>
+                    <pic:cNvPr id="0" name="academy-story-ai-3-29-02.png"/>
+                    <pic:cNvPicPr/>
+                  </pic:nvPicPr>
+                  <pic:blipFill>
+                    <a:blip r:embed="rId30"/>
+                    <a:stretch>
+                      <a:fillRect/>
+                    </a:stretch>
+                  </pic:blipFill>
+                  <pic:spPr>
+                    <a:xfrm>
+                      <a:off x="0" y="0"/>
+                      <a:ext cx="5486400" cy="3182112"/>
+                    </a:xfrm>
+                    <a:prstGeom prst="rect"/>
+                  </pic:spPr>
+                </pic:pic>
+              </a:graphicData>
+            </a:graphic>
+          </wp:inline>
+        </w:drawing>
+      </w:r>
+    </w:p>
+    <w:p>
+      <w:pPr>
+        <w:spacing w:line="336" w:lineRule="auto" w:after="180"/>
+      </w:pPr>
+      <w:r>
+        <w:rPr>
+          <w:b w:val="0"/>
+        </w:rPr>
+        <w:t xml:space="preserve">Read terms: Fern excludes alteration; Moss permits it. → Match proposed use: Cropping is an alteration in these declared toy terms. → Choose eligible asset: Use Moss with its required </w:t>
+      </w:r>
+      <w:r>
+        <w:rPr>
+          <w:b/>
+        </w:rPr>
+        <w:t>attribution</w:t>
+      </w:r>
+      <w:r>
+        <w:rPr>
+          <w:b w:val="0"/>
+        </w:rPr>
+        <w:t>; do not crop Fern for this public guide.</w:t>
+      </w:r>
+    </w:p>
+    <w:p>
+      <w:pPr>
+        <w:spacing w:line="336" w:lineRule="auto" w:after="180"/>
+        <w:shd w:fill="F5F1FB"/>
+      </w:pPr>
+      <w:r>
+        <w:rPr>
+          <w:b w:val="0"/>
+        </w:rPr>
+        <w:t xml:space="preserve">Point to each numbered stage and explain which recorded </w:t>
+      </w:r>
+      <w:r>
+        <w:rPr>
+          <w:b/>
+        </w:rPr>
+        <w:t>input</w:t>
+      </w:r>
+      <w:r>
+        <w:rPr>
+          <w:b w:val="0"/>
+        </w:rPr>
+        <w:t xml:space="preserve"> it uses.</w:t>
+      </w:r>
+    </w:p>
+    <w:p>
+      <w:pPr>
+        <w:pStyle w:val="Heading3"/>
+      </w:pPr>
+      <w:r>
+        <w:t>03. Copyright and permitted sources — evidence trace</w:t>
+      </w:r>
+    </w:p>
+    <w:p>
+      <w:r>
+        <w:drawing>
+          <wp:inline xmlns:a="http://schemas.openxmlformats.org/drawingml/2006/main" xmlns:pic="http://schemas.openxmlformats.org/drawingml/2006/picture">
+            <wp:extent cx="5486400" cy="3447288"/>
+            <wp:docPr id="24" name="Picture 24" descr="Copyright and permitted sources — evidence trace. Image A has L; image B has M. The project is a publicly downloadable adapted poster. | For this fictional policy, licence L permits classroom display with attribution but forbids public redistribution. Licence M permits adaptation and redistribution with attribution. Unknown permission means seek approval or choose a permitted alternative; this exercise is not a legal ruling. | A is not permitted for this use under L. B is permitted under the supplied M terms with attribution. Keep licence version and provenance."/>
+            <wp:cNvGraphicFramePr>
+              <a:graphicFrameLocks noChangeAspect="1"/>
+            </wp:cNvGraphicFramePr>
+            <a:graphic>
+              <a:graphicData uri="http://schemas.openxmlformats.org/drawingml/2006/picture">
+                <pic:pic>
+                  <pic:nvPicPr>
+                    <pic:cNvPr id="0" name="academy-story-ai-3-29-03.png"/>
+                    <pic:cNvPicPr/>
+                  </pic:nvPicPr>
+                  <pic:blipFill>
+                    <a:blip r:embed="rId31"/>
+                    <a:stretch>
+                      <a:fillRect/>
+                    </a:stretch>
+                  </pic:blipFill>
+                  <pic:spPr>
+                    <a:xfrm>
+                      <a:off x="0" y="0"/>
+                      <a:ext cx="5486400" cy="3447288"/>
+                    </a:xfrm>
+                    <a:prstGeom prst="rect"/>
+                  </pic:spPr>
+                </pic:pic>
+              </a:graphicData>
+            </a:graphic>
+          </wp:inline>
+        </w:drawing>
+      </w:r>
+    </w:p>
+    <w:p>
+      <w:pPr>
+        <w:spacing w:line="336" w:lineRule="auto" w:after="180"/>
+      </w:pPr>
+      <w:r>
+        <w:rPr>
+          <w:b/>
+        </w:rPr>
+        <w:t>Copyright</w:t>
+      </w:r>
+      <w:r>
+        <w:rPr>
+          <w:b w:val="0"/>
+        </w:rPr>
+        <w:t xml:space="preserve"> and permitted sources — </w:t>
+      </w:r>
+      <w:r>
+        <w:rPr>
+          <w:b/>
+        </w:rPr>
+        <w:t>evidence</w:t>
+      </w:r>
+      <w:r>
+        <w:rPr>
+          <w:b w:val="0"/>
+        </w:rPr>
+        <w:t xml:space="preserve"> trace. Image A has L; image B has M.</w:t>
+      </w:r>
+    </w:p>
+    <w:p>
+      <w:pPr>
+        <w:spacing w:line="336" w:lineRule="auto" w:after="180"/>
+      </w:pPr>
+      <w:r>
+        <w:rPr>
+          <w:b w:val="0"/>
+        </w:rPr>
+        <w:t xml:space="preserve">The project is a publicly downloadable adapted poster. | For this fictional policy, </w:t>
+      </w:r>
+      <w:r>
+        <w:rPr>
+          <w:b/>
+        </w:rPr>
+        <w:t>licence</w:t>
+      </w:r>
+      <w:r>
+        <w:rPr>
+          <w:b w:val="0"/>
+        </w:rPr>
+        <w:t xml:space="preserve"> L permits classroom display with </w:t>
+      </w:r>
+      <w:r>
+        <w:rPr>
+          <w:b/>
+        </w:rPr>
+        <w:t>attribution</w:t>
+      </w:r>
+      <w:r>
+        <w:rPr>
+          <w:b w:val="0"/>
+        </w:rPr>
+        <w:t xml:space="preserve"> but forbids public redistribution.</w:t>
+      </w:r>
+    </w:p>
+    <w:p>
+      <w:pPr>
+        <w:spacing w:line="336" w:lineRule="auto" w:after="180"/>
+      </w:pPr>
+      <w:r>
+        <w:rPr>
+          <w:b/>
+        </w:rPr>
+        <w:t>Licence</w:t>
+      </w:r>
+      <w:r>
+        <w:rPr>
+          <w:b w:val="0"/>
+        </w:rPr>
+        <w:t xml:space="preserve"> M permits adaptation and redistribution with </w:t>
+      </w:r>
+      <w:r>
+        <w:rPr>
+          <w:b/>
+        </w:rPr>
+        <w:t>attribution</w:t>
+      </w:r>
+      <w:r>
+        <w:rPr>
+          <w:b w:val="0"/>
+        </w:rPr>
+        <w:t>. Unknown permission means seek approval or choose a permitted alternative; this exercise is not a legal ruling. | A is not permitted for this use under L.</w:t>
+      </w:r>
+    </w:p>
+    <w:p>
+      <w:pPr>
+        <w:spacing w:line="336" w:lineRule="auto" w:after="180"/>
+      </w:pPr>
+      <w:r>
+        <w:rPr>
+          <w:b w:val="0"/>
+        </w:rPr>
+        <w:t xml:space="preserve">B is permitted under the supplied M terms with </w:t>
+      </w:r>
+      <w:r>
+        <w:rPr>
+          <w:b/>
+        </w:rPr>
+        <w:t>attribution</w:t>
+      </w:r>
+      <w:r>
+        <w:rPr>
+          <w:b w:val="0"/>
+        </w:rPr>
+        <w:t xml:space="preserve">. Keep </w:t>
+      </w:r>
+      <w:r>
+        <w:rPr>
+          <w:b/>
+        </w:rPr>
+        <w:t>licence</w:t>
+      </w:r>
+      <w:r>
+        <w:rPr>
+          <w:b w:val="0"/>
+        </w:rPr>
+        <w:t xml:space="preserve"> version and </w:t>
+      </w:r>
+      <w:r>
+        <w:rPr>
+          <w:b/>
+        </w:rPr>
+        <w:t>provenance</w:t>
+      </w:r>
+      <w:r>
+        <w:rPr>
+          <w:b w:val="0"/>
+        </w:rPr>
+        <w:t>.</w:t>
+      </w:r>
+    </w:p>
+    <w:p>
+      <w:pPr>
+        <w:spacing w:line="336" w:lineRule="auto" w:after="180"/>
+        <w:shd w:fill="F5F1FB"/>
+      </w:pPr>
+      <w:r>
+        <w:rPr>
+          <w:b w:val="0"/>
+        </w:rPr>
+        <w:t>Read the labels and values. Explain the relationship the model shows.</w:t>
+      </w:r>
+    </w:p>
+    <w:p>
+      <w:pPr>
+        <w:pStyle w:val="Heading3"/>
+      </w:pPr>
+      <w:r>
+        <w:t>04. Change one thing. Trace what follows.</w:t>
+      </w:r>
+    </w:p>
+    <w:p>
+      <w:r>
+        <w:drawing>
+          <wp:inline xmlns:a="http://schemas.openxmlformats.org/drawingml/2006/main" xmlns:pic="http://schemas.openxmlformats.org/drawingml/2006/picture">
+            <wp:extent cx="5486400" cy="3026664"/>
+            <wp:docPr id="25" name="Picture 25" descr="Original case: Use Moss with its required attribution; do not crop Fern for this public guide. Changed condition: Use Fern unchanged and include the required attribution. Expected result: That use satisfies the stated fictional permission conditions. Reason: Its public redistribution is permitted when there is no alteration and attribution is included."/>
+            <wp:cNvGraphicFramePr>
+              <a:graphicFrameLocks noChangeAspect="1"/>
+            </wp:cNvGraphicFramePr>
+            <a:graphic>
+              <a:graphicData uri="http://schemas.openxmlformats.org/drawingml/2006/picture">
+                <pic:pic>
+                  <pic:nvPicPr>
+                    <pic:cNvPr id="0" name="academy-story-ai-3-29-04.png"/>
+                    <pic:cNvPicPr/>
+                  </pic:nvPicPr>
+                  <pic:blipFill>
+                    <a:blip r:embed="rId32"/>
+                    <a:stretch>
+                      <a:fillRect/>
+                    </a:stretch>
+                  </pic:blipFill>
+                  <pic:spPr>
+                    <a:xfrm>
+                      <a:off x="0" y="0"/>
+                      <a:ext cx="5486400" cy="3026664"/>
+                    </a:xfrm>
+                    <a:prstGeom prst="rect"/>
+                  </pic:spPr>
+                </pic:pic>
+              </a:graphicData>
+            </a:graphic>
+          </wp:inline>
+        </w:drawing>
+      </w:r>
+    </w:p>
+    <w:p>
+      <w:pPr>
+        <w:spacing w:line="336" w:lineRule="auto" w:after="180"/>
+      </w:pPr>
+      <w:r>
+        <w:rPr>
+          <w:b w:val="0"/>
+        </w:rPr>
+        <w:t xml:space="preserve">Original case: Use Moss with its required </w:t>
+      </w:r>
+      <w:r>
+        <w:rPr>
+          <w:b/>
+        </w:rPr>
+        <w:t>attribution</w:t>
+      </w:r>
+      <w:r>
+        <w:rPr>
+          <w:b w:val="0"/>
+        </w:rPr>
+        <w:t xml:space="preserve">; do not crop Fern for this public guide. Changed condition: Use Fern unchanged and include the required </w:t>
+      </w:r>
+      <w:r>
+        <w:rPr>
+          <w:b/>
+        </w:rPr>
+        <w:t>attribution</w:t>
+      </w:r>
+      <w:r>
+        <w:rPr>
+          <w:b w:val="0"/>
+        </w:rPr>
+        <w:t>.</w:t>
+      </w:r>
+    </w:p>
+    <w:p>
+      <w:pPr>
+        <w:spacing w:line="336" w:lineRule="auto" w:after="180"/>
+      </w:pPr>
+      <w:r>
+        <w:rPr>
+          <w:b w:val="0"/>
+        </w:rPr>
+        <w:t xml:space="preserve">Expected result: That use satisfies the stated fictional permission conditions. Reason: Its public redistribution is permitted when there is no alteration and </w:t>
+      </w:r>
+      <w:r>
+        <w:rPr>
+          <w:b/>
+        </w:rPr>
+        <w:t>attribution</w:t>
+      </w:r>
+      <w:r>
+        <w:rPr>
+          <w:b w:val="0"/>
+        </w:rPr>
+        <w:t xml:space="preserve"> is included.</w:t>
+      </w:r>
+    </w:p>
+    <w:p>
+      <w:pPr>
+        <w:spacing w:line="336" w:lineRule="auto" w:after="180"/>
+        <w:shd w:fill="F5F1FB"/>
+      </w:pPr>
+      <w:r>
+        <w:rPr>
+          <w:b w:val="0"/>
+        </w:rPr>
+        <w:t>Predict before checking the worked changed-case result. Name what changed and what the supplied facts allow you to conclude.</w:t>
+      </w:r>
+    </w:p>
+    <w:p>
+      <w:pPr>
+        <w:pStyle w:val="Heading3"/>
+      </w:pPr>
+      <w:r>
+        <w:t>05. Connect the explanation to its limit</w:t>
+      </w:r>
+    </w:p>
+    <w:p>
+      <w:r>
+        <w:drawing>
+          <wp:inline xmlns:a="http://schemas.openxmlformats.org/drawingml/2006/main" xmlns:pic="http://schemas.openxmlformats.org/drawingml/2006/picture">
+            <wp:extent cx="5486400" cy="2834640"/>
+            <wp:docPr id="26" name="Picture 26" descr="Read the picture in order. Use Moss with its required attribution; do not crop Fern for this public guide. The arrows show which recorded input or intermediate result each decision uses. Explain the deciding step aloud before checking the changed case; pointing to the final answer alone does not show how it follows. Limit: Real permission decisions require the actual licence and use context. These invented terms teach condition matching, not legal advice."/>
+            <wp:cNvGraphicFramePr>
+              <a:graphicFrameLocks noChangeAspect="1"/>
+            </wp:cNvGraphicFramePr>
+            <a:graphic>
+              <a:graphicData uri="http://schemas.openxmlformats.org/drawingml/2006/picture">
+                <pic:pic>
+                  <pic:nvPicPr>
+                    <pic:cNvPr id="0" name="academy-story-ai-3-29-05.png"/>
+                    <pic:cNvPicPr/>
+                  </pic:nvPicPr>
+                  <pic:blipFill>
+                    <a:blip r:embed="rId33"/>
+                    <a:stretch>
+                      <a:fillRect/>
+                    </a:stretch>
+                  </pic:blipFill>
+                  <pic:spPr>
+                    <a:xfrm>
+                      <a:off x="0" y="0"/>
+                      <a:ext cx="5486400" cy="2834640"/>
+                    </a:xfrm>
+                    <a:prstGeom prst="rect"/>
+                  </pic:spPr>
+                </pic:pic>
+              </a:graphicData>
+            </a:graphic>
+          </wp:inline>
+        </w:drawing>
+      </w:r>
+    </w:p>
+    <w:p>
+      <w:pPr>
+        <w:spacing w:line="336" w:lineRule="auto" w:after="180"/>
+      </w:pPr>
+      <w:r>
+        <w:rPr>
+          <w:b w:val="0"/>
+        </w:rPr>
+        <w:t xml:space="preserve">Read the picture in order. Use Moss with its required </w:t>
+      </w:r>
+      <w:r>
+        <w:rPr>
+          <w:b/>
+        </w:rPr>
+        <w:t>attribution</w:t>
+      </w:r>
+      <w:r>
+        <w:rPr>
+          <w:b w:val="0"/>
+        </w:rPr>
+        <w:t xml:space="preserve">; do not crop Fern for this public guide. The arrows show which recorded </w:t>
+      </w:r>
+      <w:r>
+        <w:rPr>
+          <w:b/>
+        </w:rPr>
+        <w:t>input</w:t>
+      </w:r>
+      <w:r>
+        <w:rPr>
+          <w:b w:val="0"/>
+        </w:rPr>
+        <w:t xml:space="preserve"> or intermediate result each decision uses.</w:t>
+      </w:r>
+    </w:p>
+    <w:p>
+      <w:pPr>
+        <w:spacing w:line="336" w:lineRule="auto" w:after="180"/>
+      </w:pPr>
+      <w:r>
+        <w:rPr>
+          <w:b w:val="0"/>
+        </w:rPr>
+        <w:t xml:space="preserve">Explain the deciding step aloud before checking the changed case; pointing to the final answer alone does not show how it follows. Limit: Real permission decisions require the actual </w:t>
+      </w:r>
+      <w:r>
+        <w:rPr>
+          <w:b/>
+        </w:rPr>
+        <w:t>licence</w:t>
+      </w:r>
+      <w:r>
+        <w:rPr>
+          <w:b w:val="0"/>
+        </w:rPr>
+        <w:t xml:space="preserve"> and use context.</w:t>
+      </w:r>
+    </w:p>
+    <w:p>
+      <w:pPr>
+        <w:spacing w:line="336" w:lineRule="auto" w:after="180"/>
+      </w:pPr>
+      <w:r>
+        <w:rPr>
+          <w:b w:val="0"/>
+        </w:rPr>
+        <w:t>These invented terms teach condition matching, not legal advice.</w:t>
+      </w:r>
+    </w:p>
+    <w:p>
+      <w:pPr>
+        <w:spacing w:line="336" w:lineRule="auto" w:after="180"/>
+        <w:shd w:fill="F5F1FB"/>
+      </w:pPr>
+      <w:r>
+        <w:rPr>
+          <w:b w:val="0"/>
+        </w:rPr>
+        <w:t>Explain the case, then point to a limit on the claim.</w:t>
+      </w:r>
+    </w:p>
+    <w:p>
+      <w:pPr>
+        <w:pStyle w:val="Heading3"/>
+      </w:pPr>
+      <w:r>
+        <w:t>06. Make the idea visible in your project</w:t>
+      </w:r>
+    </w:p>
+    <w:p>
+      <w:r>
+        <w:drawing>
+          <wp:inline xmlns:a="http://schemas.openxmlformats.org/drawingml/2006/main" xmlns:pic="http://schemas.openxmlformats.org/drawingml/2006/picture">
+            <wp:extent cx="5486400" cy="3681984"/>
+            <wp:docPr id="27" name="Picture 27" descr="For your Verified Study Buddy, save the input, procedure, observed result and limitation of this check. Label this worked example as practice; use a different, previously unreviewed case when checking independent understanding. Draw your input, deciding step, result and limit. Supported question: Does acknowledging Fern make a cropped version permitted? Point to the relevant step in the picture, then write the changed result and the rule or evidence that supports it."/>
+            <wp:cNvGraphicFramePr>
+              <a:graphicFrameLocks noChangeAspect="1"/>
+            </wp:cNvGraphicFramePr>
+            <a:graphic>
+              <a:graphicData uri="http://schemas.openxmlformats.org/drawingml/2006/picture">
+                <pic:pic>
+                  <pic:nvPicPr>
+                    <pic:cNvPr id="0" name="academy-story-ai-3-29-06.png"/>
+                    <pic:cNvPicPr/>
+                  </pic:nvPicPr>
+                  <pic:blipFill>
+                    <a:blip r:embed="rId34"/>
+                    <a:stretch>
+                      <a:fillRect/>
+                    </a:stretch>
+                  </pic:blipFill>
+                  <pic:spPr>
+                    <a:xfrm>
+                      <a:off x="0" y="0"/>
+                      <a:ext cx="5486400" cy="3681984"/>
+                    </a:xfrm>
+                    <a:prstGeom prst="rect"/>
+                  </pic:spPr>
+                </pic:pic>
+              </a:graphicData>
+            </a:graphic>
+          </wp:inline>
+        </w:drawing>
+      </w:r>
+    </w:p>
+    <w:p>
+      <w:pPr>
+        <w:spacing w:line="336" w:lineRule="auto" w:after="180"/>
+      </w:pPr>
+      <w:r>
+        <w:rPr>
+          <w:b w:val="0"/>
+        </w:rPr>
+        <w:t xml:space="preserve">For your Verified Study Buddy, save the </w:t>
+      </w:r>
+      <w:r>
+        <w:rPr>
+          <w:b/>
+        </w:rPr>
+        <w:t>input</w:t>
+      </w:r>
+      <w:r>
+        <w:rPr>
+          <w:b w:val="0"/>
+        </w:rPr>
+        <w:t>, procedure, observed result and limitation of this check.</w:t>
+      </w:r>
+    </w:p>
+    <w:p>
+      <w:pPr>
+        <w:spacing w:line="336" w:lineRule="auto" w:after="180"/>
+      </w:pPr>
+      <w:r>
+        <w:rPr>
+          <w:b w:val="0"/>
+        </w:rPr>
+        <w:t xml:space="preserve">Label this worked example as practice; use a different, previously unreviewed case when checking independent understanding. Draw your </w:t>
+      </w:r>
+      <w:r>
+        <w:rPr>
+          <w:b/>
+        </w:rPr>
+        <w:t>input</w:t>
+      </w:r>
+      <w:r>
+        <w:rPr>
+          <w:b w:val="0"/>
+        </w:rPr>
+        <w:t>, deciding step, result and limit.</w:t>
+      </w:r>
+    </w:p>
+    <w:p>
+      <w:pPr>
+        <w:spacing w:line="336" w:lineRule="auto" w:after="180"/>
+      </w:pPr>
+      <w:r>
+        <w:rPr>
+          <w:b w:val="0"/>
+        </w:rPr>
+        <w:t xml:space="preserve">Supported question: Does acknowledging Fern make a cropped version permitted? Point to the relevant step in the picture, then write the changed result and the rule or </w:t>
+      </w:r>
+      <w:r>
+        <w:rPr>
+          <w:b/>
+        </w:rPr>
+        <w:t>evidence</w:t>
+      </w:r>
+      <w:r>
+        <w:rPr>
+          <w:b w:val="0"/>
+        </w:rPr>
+        <w:t xml:space="preserve"> that supports it.</w:t>
+      </w:r>
+    </w:p>
+    <w:p>
+      <w:pPr>
+        <w:spacing w:line="336" w:lineRule="auto" w:after="180"/>
+        <w:shd w:fill="F5F1FB"/>
+      </w:pPr>
+      <w:r>
+        <w:rPr>
+          <w:b w:val="0"/>
+        </w:rPr>
+        <w:t xml:space="preserve">Draw your project trace and justify the deciding step using </w:t>
+      </w:r>
+      <w:r>
+        <w:rPr>
+          <w:b/>
+        </w:rPr>
+        <w:t>evidence</w:t>
+      </w:r>
+      <w:r>
+        <w:rPr>
+          <w:b w:val="0"/>
+        </w:rPr>
+        <w:t>.</w:t>
       </w:r>
     </w:p>
     <w:sectPr>

--- a/downloads/student/ai-3-week-29.docx
+++ b/downloads/student/ai-3-week-29.docx
@@ -25,12 +25,17 @@
         <w:pStyle w:val="Heading1"/>
       </w:pPr>
       <w:r>
-        <w:t>Before you start</w:t>
-      </w:r>
-    </w:p>
-    <w:p>
-      <w:r>
-        <w:t>Week 15: source identity and trust are distinct from permission.</w:t>
+        <w:t>Trace the origin. Match the use. Preserve the conditions.</w:t>
+      </w:r>
+    </w:p>
+    <w:p>
+      <w:r>
+        <w:t>Build a provenance ledger without treating credit or generated origin as automatic permission.</w:t>
+      </w:r>
+    </w:p>
+    <w:p>
+      <w:r>
+        <w:t>Ledger fields → Fern/Moss crop trace → six mixed assets → missing terms → independent quotation check.</w:t>
       </w:r>
     </w:p>
     <w:p>
@@ -38,12 +43,152 @@
         <w:pStyle w:val="Heading1"/>
       </w:pPr>
       <w:r>
-        <w:t>01. Your mission</w:t>
-      </w:r>
-    </w:p>
-    <w:p>
-      <w:r>
-        <w:t>Start with the target: Explain the mechanism and terminology of copyright and permitted sources. Try the recall before opening notes.</w:t>
+        <w:t>01. Can this source be used in this exact output?</w:t>
+      </w:r>
+    </w:p>
+    <w:p>
+      <w:r>
+        <w:t>Trace origin, edits, attribution and the supplied permission conditions separately.</w:t>
+      </w:r>
+    </w:p>
+    <w:p>
+      <w:pPr>
+        <w:pStyle w:val="Heading2"/>
+      </w:pPr>
+      <w:r>
+        <w:t>Your learning goals</w:t>
+      </w:r>
+    </w:p>
+    <w:p>
+      <w:pPr>
+        <w:spacing w:line="336" w:lineRule="auto" w:after="180"/>
+      </w:pPr>
+      <w:r>
+        <w:rPr>
+          <w:b w:val="0"/>
+        </w:rPr>
+        <w:t xml:space="preserve">I can explain the </w:t>
+      </w:r>
+      <w:r>
+        <w:rPr>
+          <w:b/>
+        </w:rPr>
+        <w:t>mechanism</w:t>
+      </w:r>
+      <w:r>
+        <w:rPr>
+          <w:b w:val="0"/>
+        </w:rPr>
+        <w:t xml:space="preserve"> and terminology of </w:t>
+      </w:r>
+      <w:r>
+        <w:rPr>
+          <w:b/>
+        </w:rPr>
+        <w:t>copyright</w:t>
+      </w:r>
+      <w:r>
+        <w:rPr>
+          <w:b w:val="0"/>
+        </w:rPr>
+        <w:t xml:space="preserve"> and permitted sources.</w:t>
+      </w:r>
+    </w:p>
+    <w:p>
+      <w:pPr>
+        <w:spacing w:line="336" w:lineRule="auto" w:after="180"/>
+      </w:pPr>
+      <w:r>
+        <w:rPr>
+          <w:b w:val="0"/>
+        </w:rPr>
+        <w:t>I can apply the stated procedure to a new case with a traceable result.</w:t>
+      </w:r>
+    </w:p>
+    <w:p>
+      <w:pPr>
+        <w:spacing w:line="336" w:lineRule="auto" w:after="180"/>
+      </w:pPr>
+      <w:r>
+        <w:rPr>
+          <w:b w:val="0"/>
+        </w:rPr>
+        <w:t>I can identify an assumption or limitation and design a revealing follow-up.</w:t>
+      </w:r>
+    </w:p>
+    <w:p>
+      <w:pPr>
+        <w:pStyle w:val="Heading2"/>
+      </w:pPr>
+      <w:r>
+        <w:t>Recall sources and copied locations</w:t>
+      </w:r>
+    </w:p>
+    <w:p>
+      <w:pPr>
+        <w:pStyle w:val="ListBullet"/>
+      </w:pPr>
+      <w:r>
+        <w:t>Close your notes first. A rough first answer helps us choose the right starting point; it is not a score for your ability.</w:t>
+      </w:r>
+    </w:p>
+    <w:p>
+      <w:pPr>
+        <w:pStyle w:val="ListBullet"/>
+      </w:pPr>
+      <w:r>
+        <w:t>Recall Privacy by Design: know where material came from, why it is used and where copies go. Provenance records explain a work’s origin and changes; permitted reuse must be checked separately.</w:t>
+      </w:r>
+    </w:p>
+    <w:p>
+      <w:pPr>
+        <w:pStyle w:val="Heading2"/>
+      </w:pPr>
+      <w:r>
+        <w:t>Your end goal</w:t>
+      </w:r>
+    </w:p>
+    <w:p>
+      <w:pPr>
+        <w:spacing w:line="336" w:lineRule="auto" w:after="180"/>
+      </w:pPr>
+      <w:r>
+        <w:rPr>
+          <w:b w:val="0"/>
+        </w:rPr>
+        <w:t xml:space="preserve">By the end, I can explain </w:t>
+      </w:r>
+      <w:r>
+        <w:rPr>
+          <w:b/>
+        </w:rPr>
+        <w:t>copyright</w:t>
+      </w:r>
+      <w:r>
+        <w:rPr>
+          <w:b w:val="0"/>
+        </w:rPr>
+        <w:t xml:space="preserve"> and </w:t>
+      </w:r>
+      <w:r>
+        <w:rPr>
+          <w:b/>
+        </w:rPr>
+        <w:t>provenance</w:t>
+      </w:r>
+      <w:r>
+        <w:rPr>
+          <w:b w:val="0"/>
+        </w:rPr>
+        <w:t xml:space="preserve"> using a traced example and a stated limitation.</w:t>
+      </w:r>
+    </w:p>
+    <w:p>
+      <w:pPr>
+        <w:pStyle w:val="Heading2"/>
+      </w:pPr>
+      <w:r>
+        <w:t>Earlier wording, alternatives and picture transcripts · reference / check after trying</w:t>
       </w:r>
     </w:p>
     <w:p>
@@ -56,78 +201,10 @@
     </w:p>
     <w:p>
       <w:pPr>
-        <w:spacing w:line="336" w:lineRule="auto" w:after="180"/>
-      </w:pPr>
-      <w:r>
-        <w:rPr>
-          <w:b w:val="0"/>
-        </w:rPr>
-        <w:t xml:space="preserve">I can explain the </w:t>
-      </w:r>
-      <w:r>
-        <w:rPr>
-          <w:b/>
-        </w:rPr>
-        <w:t>mechanism</w:t>
-      </w:r>
-      <w:r>
-        <w:rPr>
-          <w:b w:val="0"/>
-        </w:rPr>
-        <w:t xml:space="preserve"> and terminology of </w:t>
-      </w:r>
-      <w:r>
-        <w:rPr>
-          <w:b/>
-        </w:rPr>
-        <w:t>copyright</w:t>
-      </w:r>
-      <w:r>
-        <w:rPr>
-          <w:b w:val="0"/>
-        </w:rPr>
-        <w:t xml:space="preserve"> and permitted sources.</w:t>
-      </w:r>
-    </w:p>
-    <w:p>
-      <w:pPr>
-        <w:spacing w:line="336" w:lineRule="auto" w:after="180"/>
-      </w:pPr>
-      <w:r>
-        <w:rPr>
-          <w:b w:val="0"/>
-        </w:rPr>
-        <w:t>I can apply the stated procedure to a new case with a traceable result.</w:t>
-      </w:r>
-    </w:p>
-    <w:p>
-      <w:pPr>
-        <w:spacing w:line="336" w:lineRule="auto" w:after="180"/>
-      </w:pPr>
-      <w:r>
-        <w:rPr>
-          <w:b w:val="0"/>
-        </w:rPr>
-        <w:t>I can identify an assumption or limitation and design a revealing follow-up.</w:t>
-      </w:r>
-    </w:p>
-    <w:p>
-      <w:pPr>
         <w:pStyle w:val="Heading3"/>
       </w:pPr>
       <w:r>
         <w:t>Remember before reading</w:t>
-      </w:r>
-    </w:p>
-    <w:p>
-      <w:pPr>
-        <w:spacing w:line="336" w:lineRule="auto" w:after="180"/>
-      </w:pPr>
-      <w:r>
-        <w:rPr>
-          <w:b w:val="0"/>
-        </w:rPr>
-        <w:t>Close your notes first. A rough first answer helps us choose the right starting point; it is not a score for your ability.</w:t>
       </w:r>
     </w:p>
     <w:p>
@@ -280,9 +357,44 @@
       </w:pPr>
       <w:r>
         <w:rPr>
+          <w:b w:val="0"/>
+        </w:rPr>
+        <w:t>CREATOR MISSION</w:t>
+      </w:r>
+    </w:p>
+    <w:p>
+      <w:pPr>
+        <w:spacing w:line="336" w:lineRule="auto" w:after="180"/>
+      </w:pPr>
+      <w:r>
+        <w:rPr>
+          <w:b w:val="0"/>
+        </w:rPr>
+        <w:t xml:space="preserve">Create a </w:t>
+      </w:r>
+      <w:r>
+        <w:rPr>
           <w:b/>
         </w:rPr>
-        <w:t>CREATOR MISSION</w:t>
+        <w:t>provenance</w:t>
+      </w:r>
+      <w:r>
+        <w:rPr>
+          <w:b w:val="0"/>
+        </w:rPr>
+        <w:t xml:space="preserve"> record for a mixed-media </w:t>
+      </w:r>
+      <w:r>
+        <w:rPr>
+          <w:b/>
+        </w:rPr>
+        <w:t>output</w:t>
+      </w:r>
+      <w:r>
+        <w:rPr>
+          <w:b w:val="0"/>
+        </w:rPr>
+        <w:t>.</w:t>
       </w:r>
     </w:p>
     <w:p>
@@ -293,31 +405,130 @@
         <w:rPr>
           <w:b w:val="0"/>
         </w:rPr>
-        <w:t xml:space="preserve">Create a </w:t>
+        <w:t>Creator name and date:</w:t>
+      </w:r>
+    </w:p>
+    <w:p>
+      <w:pPr>
+        <w:pStyle w:val="Heading3"/>
+      </w:pPr>
+      <w:r>
+        <w:t>Write or draw your reasoning and evidence.</w:t>
+      </w:r>
+    </w:p>
+    <w:p>
+      <w:r>
+        <w:t>________________________________________________________________</w:t>
+      </w:r>
+    </w:p>
+    <w:p>
+      <w:r>
+        <w:t>________________________________________________________________</w:t>
+      </w:r>
+    </w:p>
+    <w:p>
+      <w:r>
+        <w:t>________________________________________________________________</w:t>
+      </w:r>
+    </w:p>
+    <w:p>
+      <w:r>
+        <w:t>________________________________________________________________</w:t>
+      </w:r>
+    </w:p>
+    <w:p>
+      <w:r>
+        <w:t>________________________________________________________________</w:t>
+      </w:r>
+    </w:p>
+    <w:p>
+      <w:pPr>
+        <w:pStyle w:val="Heading3"/>
+      </w:pPr>
+      <w:r>
+        <w:t>Readiness for the connected explanation</w:t>
+      </w:r>
+    </w:p>
+    <w:p>
+      <w:pPr>
+        <w:pStyle w:val="Heading3"/>
+      </w:pPr>
+      <w:r>
+        <w:t>This week’s end goal</w:t>
+      </w:r>
+    </w:p>
+    <w:p>
+      <w:pPr>
+        <w:pStyle w:val="Heading1"/>
+      </w:pPr>
+      <w:r>
+        <w:t>02. Give origin and permission different fields</w:t>
+      </w:r>
+    </w:p>
+    <w:p>
+      <w:r>
+        <w:t>A clear credit line does not change an explicit fictional restriction.</w:t>
+      </w:r>
+    </w:p>
+    <w:p>
+      <w:pPr>
+        <w:pStyle w:val="Heading2"/>
+      </w:pPr>
+      <w:r>
+        <w:t>Understand provenance and permitted use</w:t>
+      </w:r>
+    </w:p>
+    <w:p>
+      <w:pPr>
+        <w:spacing w:line="336" w:lineRule="auto" w:after="180"/>
+      </w:pPr>
+      <w:r>
+        <w:rPr>
+          <w:b w:val="0"/>
+        </w:rPr>
+        <w:t>Provenance is the record of where material came from and how it changed. Attribution identifies a source or creator; permission describes an allowed use. Seeing an image online does not itself tell you whether public redistribution or editing is allowed. This lesson matches complete fictional terms to a proposed use. Its invented labels and word limits are not real licence names, legal exceptions or universal rules.</w:t>
+      </w:r>
+    </w:p>
+    <w:p>
+      <w:pPr>
+        <w:spacing w:line="336" w:lineRule="auto" w:after="180"/>
+      </w:pPr>
+      <w:r>
+        <w:rPr>
+          <w:b w:val="0"/>
+        </w:rPr>
+        <w:t xml:space="preserve">Permission to access a work and permission to redistribute or modify it are separate. Use a classroom </w:t>
       </w:r>
       <w:r>
         <w:rPr>
           <w:b/>
         </w:rPr>
-        <w:t>provenance</w:t>
+        <w:t>licence</w:t>
       </w:r>
       <w:r>
         <w:rPr>
           <w:b w:val="0"/>
         </w:rPr>
-        <w:t xml:space="preserve"> record for a mixed-media </w:t>
-      </w:r>
-      <w:r>
-        <w:rPr>
-          <w:b/>
-        </w:rPr>
-        <w:t>output</w:t>
-      </w:r>
+        <w:t xml:space="preserve"> ledger instead of assuming all online material is reusable.</w:t>
+      </w:r>
+    </w:p>
+    <w:p>
+      <w:pPr>
+        <w:pStyle w:val="Heading2"/>
+      </w:pPr>
+      <w:r>
+        <w:t>Use only supplied classroom records</w:t>
+      </w:r>
+    </w:p>
+    <w:p>
+      <w:pPr>
+        <w:spacing w:line="336" w:lineRule="auto" w:after="180"/>
+      </w:pPr>
       <w:r>
         <w:rPr>
           <w:b w:val="0"/>
         </w:rPr>
-        <w:t>.</w:t>
+        <w:t>Begin by writing the question the procedure is intended to answer. Identify the information already supplied, the information it will produce and the information still missing.</w:t>
       </w:r>
     </w:p>
     <w:p>
@@ -328,48 +539,15 @@
         <w:rPr>
           <w:b w:val="0"/>
         </w:rPr>
-        <w:t>Creator name and date:</w:t>
-      </w:r>
-    </w:p>
-    <w:p>
-      <w:pPr>
-        <w:pStyle w:val="Heading3"/>
-      </w:pPr>
-      <w:r>
-        <w:t>Write or draw your reasoning and evidence.</w:t>
-      </w:r>
-    </w:p>
-    <w:p>
-      <w:r>
-        <w:t>________________________________________________________________</w:t>
-      </w:r>
-    </w:p>
-    <w:p>
-      <w:r>
-        <w:t>________________________________________________________________</w:t>
-      </w:r>
-    </w:p>
-    <w:p>
-      <w:r>
-        <w:t>________________________________________________________________</w:t>
-      </w:r>
-    </w:p>
-    <w:p>
-      <w:r>
-        <w:t>________________________________________________________________</w:t>
-      </w:r>
-    </w:p>
-    <w:p>
-      <w:r>
-        <w:t>________________________________________________________________</w:t>
-      </w:r>
-    </w:p>
-    <w:p>
-      <w:pPr>
-        <w:pStyle w:val="Heading3"/>
-      </w:pPr>
-      <w:r>
-        <w:t>Readiness for the connected explanation</w:t>
+        <w:t>These are constructed classroom examples; they do not require live accounts, private records or an external service. Do not treat a plausible explanation as a measured outcome.</w:t>
+      </w:r>
+    </w:p>
+    <w:p>
+      <w:pPr>
+        <w:pStyle w:val="Heading2"/>
+      </w:pPr>
+      <w:r>
+        <w:t>Earlier wording, alternatives and picture transcripts · reference / check after trying</w:t>
       </w:r>
     </w:p>
     <w:p>
@@ -379,97 +557,6 @@
       <w:r>
         <w:rPr>
           <w:b w:val="0"/>
-        </w:rPr>
-        <w:t xml:space="preserve">Recall Conversation state and retention. Explain why a recorded result needs its </w:t>
-      </w:r>
-      <w:r>
-        <w:rPr>
-          <w:b/>
-        </w:rPr>
-        <w:t>input</w:t>
-      </w:r>
-      <w:r>
-        <w:rPr>
-          <w:b w:val="0"/>
-        </w:rPr>
-        <w:t xml:space="preserve"> conditions and </w:t>
-      </w:r>
-      <w:r>
-        <w:rPr>
-          <w:b/>
-        </w:rPr>
-        <w:t>evidence</w:t>
-      </w:r>
-      <w:r>
-        <w:rPr>
-          <w:b w:val="0"/>
-        </w:rPr>
-        <w:t xml:space="preserve"> source before it can support a claim.</w:t>
-      </w:r>
-    </w:p>
-    <w:p>
-      <w:pPr>
-        <w:pStyle w:val="Heading3"/>
-      </w:pPr>
-      <w:r>
-        <w:t>This week’s end goal</w:t>
-      </w:r>
-    </w:p>
-    <w:p>
-      <w:pPr>
-        <w:spacing w:line="336" w:lineRule="auto" w:after="180"/>
-      </w:pPr>
-      <w:r>
-        <w:rPr>
-          <w:b w:val="0"/>
-        </w:rPr>
-        <w:t xml:space="preserve">By the end, I can explain </w:t>
-      </w:r>
-      <w:r>
-        <w:rPr>
-          <w:b/>
-        </w:rPr>
-        <w:t>copyright</w:t>
-      </w:r>
-      <w:r>
-        <w:rPr>
-          <w:b w:val="0"/>
-        </w:rPr>
-        <w:t xml:space="preserve"> and </w:t>
-      </w:r>
-      <w:r>
-        <w:rPr>
-          <w:b/>
-        </w:rPr>
-        <w:t>provenance</w:t>
-      </w:r>
-      <w:r>
-        <w:rPr>
-          <w:b w:val="0"/>
-        </w:rPr>
-        <w:t xml:space="preserve"> using a traced example and a stated limitation.</w:t>
-      </w:r>
-    </w:p>
-    <w:p>
-      <w:pPr>
-        <w:pStyle w:val="Heading1"/>
-      </w:pPr>
-      <w:r>
-        <w:t>02. Notice the evidence</w:t>
-      </w:r>
-    </w:p>
-    <w:p>
-      <w:r>
-        <w:t>Investigate the supplied Copyright and Provenance case. Separate observations, given facts and assumptions before choosing an explanation.</w:t>
-      </w:r>
-    </w:p>
-    <w:p>
-      <w:pPr>
-        <w:spacing w:line="336" w:lineRule="auto" w:after="180"/>
-      </w:pPr>
-      <w:r>
-        <w:rPr>
-          <w:b/>
         </w:rPr>
         <w:t>PICTURE STORY</w:t>
       </w:r>
@@ -546,70 +633,260 @@
     </w:p>
     <w:p>
       <w:pPr>
+        <w:spacing w:line="336" w:lineRule="auto" w:after="180"/>
+      </w:pPr>
+      <w:r>
+        <w:rPr>
+          <w:b w:val="0"/>
+        </w:rPr>
+        <w:t>MYSTERY</w:t>
+      </w:r>
+    </w:p>
+    <w:p>
+      <w:pPr>
+        <w:spacing w:line="336" w:lineRule="auto" w:after="180"/>
+      </w:pPr>
+      <w:r>
+        <w:rPr>
+          <w:b w:val="0"/>
+        </w:rPr>
+        <w:t xml:space="preserve">The learners must use </w:t>
+      </w:r>
+      <w:r>
+        <w:rPr>
+          <w:b/>
+        </w:rPr>
+        <w:t>copyright</w:t>
+      </w:r>
+      <w:r>
+        <w:rPr>
+          <w:b w:val="0"/>
+        </w:rPr>
+        <w:t xml:space="preserve"> and </w:t>
+      </w:r>
+      <w:r>
+        <w:rPr>
+          <w:b/>
+        </w:rPr>
+        <w:t>provenance</w:t>
+      </w:r>
+      <w:r>
+        <w:rPr>
+          <w:b w:val="0"/>
+        </w:rPr>
+        <w:t xml:space="preserve"> to solve a problem. What information do they have? What decision or calculation do they make? What would count as </w:t>
+      </w:r>
+      <w:r>
+        <w:rPr>
+          <w:b/>
+        </w:rPr>
+        <w:t>evidence</w:t>
+      </w:r>
+      <w:r>
+        <w:rPr>
+          <w:b w:val="0"/>
+        </w:rPr>
+        <w:t xml:space="preserve"> that it worked?</w:t>
+      </w:r>
+    </w:p>
+    <w:p>
+      <w:pPr>
+        <w:spacing w:line="336" w:lineRule="auto" w:after="180"/>
+      </w:pPr>
+      <w:r>
+        <w:rPr>
+          <w:b w:val="0"/>
+        </w:rPr>
+        <w:t xml:space="preserve">Three </w:t>
+      </w:r>
+      <w:r>
+        <w:rPr>
+          <w:b/>
+        </w:rPr>
+        <w:t>observation</w:t>
+      </w:r>
+      <w:r>
+        <w:rPr>
+          <w:b w:val="0"/>
+        </w:rPr>
+        <w:t>s (what you can point to):</w:t>
+      </w:r>
+    </w:p>
+    <w:p>
+      <w:pPr>
         <w:pStyle w:val="Heading3"/>
       </w:pPr>
       <w:r>
-        <w:t>Start with this puzzle</w:t>
+        <w:t>Write or draw your reasoning and evidence.</w:t>
+      </w:r>
+    </w:p>
+    <w:p>
+      <w:r>
+        <w:t>________________________________________________________________</w:t>
+      </w:r>
+    </w:p>
+    <w:p>
+      <w:r>
+        <w:t>________________________________________________________________</w:t>
+      </w:r>
+    </w:p>
+    <w:p>
+      <w:r>
+        <w:t>________________________________________________________________</w:t>
+      </w:r>
+    </w:p>
+    <w:p>
+      <w:r>
+        <w:t>________________________________________________________________</w:t>
+      </w:r>
+    </w:p>
+    <w:p>
+      <w:r>
+        <w:t>________________________________________________________________</w:t>
       </w:r>
     </w:p>
     <w:p>
       <w:pPr>
         <w:spacing w:line="336" w:lineRule="auto" w:after="180"/>
-        <w:shd w:fill="F1F6FC"/>
       </w:pPr>
       <w:r>
         <w:rPr>
           <w:b w:val="0"/>
         </w:rPr>
-        <w:t>MYSTERY</w:t>
+        <w:t xml:space="preserve">My </w:t>
+      </w:r>
+      <w:r>
+        <w:rPr>
+          <w:b/>
+        </w:rPr>
+        <w:t>prediction</w:t>
+      </w:r>
+      <w:r>
+        <w:rPr>
+          <w:b w:val="0"/>
+        </w:rPr>
+        <w:t xml:space="preserve"> and the clue supporting it:</w:t>
+      </w:r>
+    </w:p>
+    <w:p>
+      <w:pPr>
+        <w:pStyle w:val="Heading3"/>
+      </w:pPr>
+      <w:r>
+        <w:t>Write or draw your reasoning and evidence.</w:t>
+      </w:r>
+    </w:p>
+    <w:p>
+      <w:r>
+        <w:t>________________________________________________________________</w:t>
+      </w:r>
+    </w:p>
+    <w:p>
+      <w:r>
+        <w:t>________________________________________________________________</w:t>
+      </w:r>
+    </w:p>
+    <w:p>
+      <w:r>
+        <w:t>________________________________________________________________</w:t>
+      </w:r>
+    </w:p>
+    <w:p>
+      <w:r>
+        <w:t>________________________________________________________________</w:t>
+      </w:r>
+    </w:p>
+    <w:p>
+      <w:r>
+        <w:t>________________________________________________________________</w:t>
+      </w:r>
+    </w:p>
+    <w:p>
+      <w:pPr>
+        <w:pStyle w:val="Heading3"/>
+      </w:pPr>
+      <w:r>
+        <w:t>A closer explanation</w:t>
+      </w:r>
+    </w:p>
+    <w:p>
+      <w:pPr>
+        <w:pStyle w:val="Heading1"/>
+      </w:pPr>
+      <w:r>
+        <w:t>03. Match the actual use to the exact conditions</w:t>
+      </w:r>
+    </w:p>
+    <w:p>
+      <w:r>
+        <w:t>A permission record is scoped to the proposed operation and audience.</w:t>
+      </w:r>
+    </w:p>
+    <w:p>
+      <w:pPr>
+        <w:pStyle w:val="Heading2"/>
+      </w:pPr>
+      <w:r>
+        <w:t>Read the L/M fictional rules</w:t>
       </w:r>
     </w:p>
     <w:p>
       <w:pPr>
         <w:spacing w:line="336" w:lineRule="auto" w:after="180"/>
-        <w:shd w:fill="F5F1FB"/>
       </w:pPr>
       <w:r>
         <w:rPr>
           <w:b w:val="0"/>
         </w:rPr>
-        <w:t xml:space="preserve">The learners must use </w:t>
+        <w:t xml:space="preserve">For this fictional policy, </w:t>
       </w:r>
       <w:r>
         <w:rPr>
           <w:b/>
         </w:rPr>
-        <w:t>copyright</w:t>
+        <w:t>licence</w:t>
       </w:r>
       <w:r>
         <w:rPr>
           <w:b w:val="0"/>
         </w:rPr>
-        <w:t xml:space="preserve"> and </w:t>
+        <w:t xml:space="preserve"> L permits classroom display with </w:t>
       </w:r>
       <w:r>
         <w:rPr>
           <w:b/>
         </w:rPr>
-        <w:t>provenance</w:t>
+        <w:t>attribution</w:t>
       </w:r>
       <w:r>
         <w:rPr>
           <w:b w:val="0"/>
         </w:rPr>
-        <w:t xml:space="preserve"> to solve a problem. What information do they have? What decision or calculation do they make? What would count as </w:t>
+        <w:t xml:space="preserve"> but forbids public redistribution. </w:t>
       </w:r>
       <w:r>
         <w:rPr>
           <w:b/>
         </w:rPr>
-        <w:t>evidence</w:t>
+        <w:t>Licence</w:t>
       </w:r>
       <w:r>
         <w:rPr>
           <w:b w:val="0"/>
         </w:rPr>
-        <w:t xml:space="preserve"> that it worked?</w:t>
+        <w:t xml:space="preserve"> M permits adaptation and redistribution with </w:t>
+      </w:r>
+      <w:r>
+        <w:rPr>
+          <w:b/>
+        </w:rPr>
+        <w:t>attribution</w:t>
+      </w:r>
+      <w:r>
+        <w:rPr>
+          <w:b w:val="0"/>
+        </w:rPr>
+        <w:t>.</w:t>
       </w:r>
     </w:p>
     <w:p>
@@ -620,183 +897,238 @@
         <w:rPr>
           <w:b w:val="0"/>
         </w:rPr>
-        <w:t xml:space="preserve">Three </w:t>
-      </w:r>
-      <w:r>
-        <w:rPr>
-          <w:b/>
-        </w:rPr>
-        <w:t>observation</w:t>
-      </w:r>
+        <w:t>Unknown permission means seek approval or choose a permitted alternative; this exercise is not a legal ruling.</w:t>
+      </w:r>
+    </w:p>
+    <w:p>
+      <w:pPr>
+        <w:pStyle w:val="Heading2"/>
+      </w:pPr>
+      <w:r>
+        <w:t>Keep a complete provenance ledger</w:t>
+      </w:r>
+    </w:p>
+    <w:tbl>
+      <w:tblPr>
+        <w:tblStyle w:val="LightShading-Accent1"/>
+        <w:tblW w:type="auto" w:w="0"/>
+        <w:tblLook w:firstColumn="1" w:firstRow="1" w:lastColumn="0" w:lastRow="0" w:noHBand="0" w:noVBand="1" w:val="04A0"/>
+      </w:tblPr>
+      <w:tblGrid>
+        <w:gridCol w:w="5112"/>
+        <w:gridCol w:w="5112"/>
+      </w:tblGrid>
+      <w:tr>
+        <w:trPr>
+          <w:tblHeader/>
+        </w:trPr>
+        <w:tc>
+          <w:tcPr>
+            <w:tcW w:type="dxa" w:w="5112"/>
+          </w:tcPr>
+          <w:p>
+            <w:r>
+              <w:t>Ledger field</w:t>
+            </w:r>
+          </w:p>
+        </w:tc>
+        <w:tc>
+          <w:tcPr>
+            <w:tcW w:type="dxa" w:w="5112"/>
+          </w:tcPr>
+          <w:p>
+            <w:r>
+              <w:t>What to preserve</w:t>
+            </w:r>
+          </w:p>
+        </w:tc>
+      </w:tr>
+      <w:tr>
+        <w:tc>
+          <w:tcPr>
+            <w:tcW w:type="dxa" w:w="5112"/>
+          </w:tcPr>
+          <w:p>
+            <w:r>
+              <w:t>Asset identity</w:t>
+            </w:r>
+          </w:p>
+        </w:tc>
+        <w:tc>
+          <w:tcPr>
+            <w:tcW w:type="dxa" w:w="5112"/>
+          </w:tcPr>
+          <w:p>
+            <w:r>
+              <w:t>Stable ID, source location and supplied creator</w:t>
+            </w:r>
+          </w:p>
+        </w:tc>
+      </w:tr>
+      <w:tr>
+        <w:tc>
+          <w:tcPr>
+            <w:tcW w:type="dxa" w:w="5112"/>
+          </w:tcPr>
+          <w:p>
+            <w:r>
+              <w:t>Terms</w:t>
+            </w:r>
+          </w:p>
+        </w:tc>
+        <w:tc>
+          <w:tcPr>
+            <w:tcW w:type="dxa" w:w="5112"/>
+          </w:tcPr>
+          <w:p>
+            <w:r>
+              <w:t>Exact fictional permission text and version</w:t>
+            </w:r>
+          </w:p>
+        </w:tc>
+      </w:tr>
+      <w:tr>
+        <w:tc>
+          <w:tcPr>
+            <w:tcW w:type="dxa" w:w="5112"/>
+          </w:tcPr>
+          <w:p>
+            <w:r>
+              <w:t>Proposed use</w:t>
+            </w:r>
+          </w:p>
+        </w:tc>
+        <w:tc>
+          <w:tcPr>
+            <w:tcW w:type="dxa" w:w="5112"/>
+          </w:tcPr>
+          <w:p>
+            <w:r>
+              <w:t>Classroom/private/public; unchanged/quoted/adapted</w:t>
+            </w:r>
+          </w:p>
+        </w:tc>
+      </w:tr>
+      <w:tr>
+        <w:tc>
+          <w:tcPr>
+            <w:tcW w:type="dxa" w:w="5112"/>
+          </w:tcPr>
+          <w:p>
+            <w:r>
+              <w:t>Transformations</w:t>
+            </w:r>
+          </w:p>
+        </w:tc>
+        <w:tc>
+          <w:tcPr>
+            <w:tcW w:type="dxa" w:w="5112"/>
+          </w:tcPr>
+          <w:p>
+            <w:r>
+              <w:t>Crop, paraphrase, combine or generated contribution</w:t>
+            </w:r>
+          </w:p>
+        </w:tc>
+      </w:tr>
+      <w:tr>
+        <w:tc>
+          <w:tcPr>
+            <w:tcW w:type="dxa" w:w="5112"/>
+          </w:tcPr>
+          <w:p>
+            <w:r>
+              <w:t>Required credit</w:t>
+            </w:r>
+          </w:p>
+        </w:tc>
+        <w:tc>
+          <w:tcPr>
+            <w:tcW w:type="dxa" w:w="5112"/>
+          </w:tcPr>
+          <w:p>
+            <w:r>
+              <w:t>Creator/source/terms notice required by this card</w:t>
+            </w:r>
+          </w:p>
+        </w:tc>
+      </w:tr>
+      <w:tr>
+        <w:tc>
+          <w:tcPr>
+            <w:tcW w:type="dxa" w:w="5112"/>
+          </w:tcPr>
+          <w:p>
+            <w:r>
+              <w:t>Decision and gap</w:t>
+            </w:r>
+          </w:p>
+        </w:tc>
+        <w:tc>
+          <w:tcPr>
+            <w:tcW w:type="dxa" w:w="5112"/>
+          </w:tcPr>
+          <w:p>
+            <w:r>
+              <w:t>Matches supplied terms, needs revision, or unknown permission</w:t>
+            </w:r>
+          </w:p>
+        </w:tc>
+      </w:tr>
+      <w:tr>
+        <w:tc>
+          <w:tcPr>
+            <w:tcW w:type="dxa" w:w="5112"/>
+          </w:tcPr>
+          <w:p>
+            <w:r>
+              <w:t>Output provenance</w:t>
+            </w:r>
+          </w:p>
+        </w:tc>
+        <w:tc>
+          <w:tcPr>
+            <w:tcW w:type="dxa" w:w="5112"/>
+          </w:tcPr>
+          <w:p>
+            <w:r>
+              <w:t>Where used, edits made and fictional/generated labels; no invented authenticity claim</w:t>
+            </w:r>
+          </w:p>
+        </w:tc>
+      </w:tr>
+    </w:tbl>
+    <w:p>
+      <w:pPr>
+        <w:pStyle w:val="Heading2"/>
+      </w:pPr>
+      <w:r>
+        <w:t>Explain the deciding check</w:t>
+      </w:r>
+    </w:p>
+    <w:p>
+      <w:pPr>
+        <w:pStyle w:val="ListBullet"/>
+      </w:pPr>
+      <w:r>
+        <w:t>Point to the input, the deciding step and the result in this week’s visual. Explain the same step in ordinary words. A picture helps when you can say what each part represents.</w:t>
+      </w:r>
+    </w:p>
+    <w:p>
+      <w:pPr>
+        <w:pStyle w:val="Heading2"/>
+      </w:pPr>
+      <w:r>
+        <w:t>Earlier wording, alternatives and picture transcripts · reference / check after trying</w:t>
+      </w:r>
+    </w:p>
+    <w:p>
+      <w:pPr>
+        <w:spacing w:line="336" w:lineRule="auto" w:after="180"/>
+      </w:pPr>
       <w:r>
         <w:rPr>
           <w:b w:val="0"/>
-        </w:rPr>
-        <w:t>s (what you can point to):</w:t>
-      </w:r>
-    </w:p>
-    <w:p>
-      <w:pPr>
-        <w:pStyle w:val="Heading3"/>
-      </w:pPr>
-      <w:r>
-        <w:t>Write or draw your reasoning and evidence.</w:t>
-      </w:r>
-    </w:p>
-    <w:p>
-      <w:r>
-        <w:t>________________________________________________________________</w:t>
-      </w:r>
-    </w:p>
-    <w:p>
-      <w:r>
-        <w:t>________________________________________________________________</w:t>
-      </w:r>
-    </w:p>
-    <w:p>
-      <w:r>
-        <w:t>________________________________________________________________</w:t>
-      </w:r>
-    </w:p>
-    <w:p>
-      <w:r>
-        <w:t>________________________________________________________________</w:t>
-      </w:r>
-    </w:p>
-    <w:p>
-      <w:r>
-        <w:t>________________________________________________________________</w:t>
-      </w:r>
-    </w:p>
-    <w:p>
-      <w:pPr>
-        <w:spacing w:line="336" w:lineRule="auto" w:after="180"/>
-      </w:pPr>
-      <w:r>
-        <w:rPr>
-          <w:b w:val="0"/>
-        </w:rPr>
-        <w:t xml:space="preserve">My </w:t>
-      </w:r>
-      <w:r>
-        <w:rPr>
-          <w:b/>
-        </w:rPr>
-        <w:t>prediction</w:t>
-      </w:r>
-      <w:r>
-        <w:rPr>
-          <w:b w:val="0"/>
-        </w:rPr>
-        <w:t xml:space="preserve"> and the clue supporting it:</w:t>
-      </w:r>
-    </w:p>
-    <w:p>
-      <w:pPr>
-        <w:pStyle w:val="Heading3"/>
-      </w:pPr>
-      <w:r>
-        <w:t>Write or draw your reasoning and evidence.</w:t>
-      </w:r>
-    </w:p>
-    <w:p>
-      <w:r>
-        <w:t>________________________________________________________________</w:t>
-      </w:r>
-    </w:p>
-    <w:p>
-      <w:r>
-        <w:t>________________________________________________________________</w:t>
-      </w:r>
-    </w:p>
-    <w:p>
-      <w:r>
-        <w:t>________________________________________________________________</w:t>
-      </w:r>
-    </w:p>
-    <w:p>
-      <w:r>
-        <w:t>________________________________________________________________</w:t>
-      </w:r>
-    </w:p>
-    <w:p>
-      <w:r>
-        <w:t>________________________________________________________________</w:t>
-      </w:r>
-    </w:p>
-    <w:p>
-      <w:pPr>
-        <w:pStyle w:val="Heading3"/>
-      </w:pPr>
-      <w:r>
-        <w:t>A closer explanation</w:t>
-      </w:r>
-    </w:p>
-    <w:p>
-      <w:pPr>
-        <w:spacing w:line="336" w:lineRule="auto" w:after="180"/>
-      </w:pPr>
-      <w:r>
-        <w:rPr>
-          <w:b w:val="0"/>
-        </w:rPr>
-        <w:t xml:space="preserve">Permission to access a work and permission to redistribute or modify it are separate. Use a classroom </w:t>
-      </w:r>
-      <w:r>
-        <w:rPr>
-          <w:b/>
-        </w:rPr>
-        <w:t>licence</w:t>
-      </w:r>
-      <w:r>
-        <w:rPr>
-          <w:b w:val="0"/>
-        </w:rPr>
-        <w:t xml:space="preserve"> ledger instead of assuming all online material is reusable.</w:t>
-      </w:r>
-    </w:p>
-    <w:p>
-      <w:pPr>
-        <w:spacing w:line="336" w:lineRule="auto" w:after="180"/>
-      </w:pPr>
-      <w:r>
-        <w:rPr>
-          <w:b w:val="0"/>
-        </w:rPr>
-        <w:t>Begin by writing the question the procedure is intended to answer. Identify the information already supplied, the information it will produce and the information still missing.</w:t>
-      </w:r>
-    </w:p>
-    <w:p>
-      <w:pPr>
-        <w:spacing w:line="336" w:lineRule="auto" w:after="180"/>
-      </w:pPr>
-      <w:r>
-        <w:rPr>
-          <w:b w:val="0"/>
-        </w:rPr>
-        <w:t>These are constructed classroom examples; they do not require live accounts, private records or an external service. Do not treat a plausible explanation as a measured outcome.</w:t>
-      </w:r>
-    </w:p>
-    <w:p>
-      <w:pPr>
-        <w:pStyle w:val="Heading1"/>
-      </w:pPr>
-      <w:r>
-        <w:t>03. See how it works</w:t>
-      </w:r>
-    </w:p>
-    <w:p>
-      <w:r>
-        <w:t>Follow the mechanism for Copyright and Provenance. Connect each labelled input, deciding step and result.</w:t>
-      </w:r>
-    </w:p>
-    <w:p>
-      <w:pPr>
-        <w:spacing w:line="336" w:lineRule="auto" w:after="180"/>
-      </w:pPr>
-      <w:r>
-        <w:rPr>
-          <w:b/>
         </w:rPr>
         <w:t xml:space="preserve">VISUAL </w:t>
       </w:r>
@@ -1033,76 +1365,6 @@
       </w:pPr>
       <w:r>
         <w:t>A closer explanation</w:t>
-      </w:r>
-    </w:p>
-    <w:p>
-      <w:pPr>
-        <w:spacing w:line="336" w:lineRule="auto" w:after="180"/>
-      </w:pPr>
-      <w:r>
-        <w:rPr>
-          <w:b w:val="0"/>
-        </w:rPr>
-        <w:t xml:space="preserve">For this fictional policy, </w:t>
-      </w:r>
-      <w:r>
-        <w:rPr>
-          <w:b/>
-        </w:rPr>
-        <w:t>licence</w:t>
-      </w:r>
-      <w:r>
-        <w:rPr>
-          <w:b w:val="0"/>
-        </w:rPr>
-        <w:t xml:space="preserve"> L permits classroom display with </w:t>
-      </w:r>
-      <w:r>
-        <w:rPr>
-          <w:b/>
-        </w:rPr>
-        <w:t>attribution</w:t>
-      </w:r>
-      <w:r>
-        <w:rPr>
-          <w:b w:val="0"/>
-        </w:rPr>
-        <w:t xml:space="preserve"> but forbids public redistribution. </w:t>
-      </w:r>
-      <w:r>
-        <w:rPr>
-          <w:b/>
-        </w:rPr>
-        <w:t>Licence</w:t>
-      </w:r>
-      <w:r>
-        <w:rPr>
-          <w:b w:val="0"/>
-        </w:rPr>
-        <w:t xml:space="preserve"> M permits adaptation and redistribution with </w:t>
-      </w:r>
-      <w:r>
-        <w:rPr>
-          <w:b/>
-        </w:rPr>
-        <w:t>attribution</w:t>
-      </w:r>
-      <w:r>
-        <w:rPr>
-          <w:b w:val="0"/>
-        </w:rPr>
-        <w:t>.</w:t>
-      </w:r>
-    </w:p>
-    <w:p>
-      <w:pPr>
-        <w:spacing w:line="336" w:lineRule="auto" w:after="180"/>
-      </w:pPr>
-      <w:r>
-        <w:rPr>
-          <w:b w:val="0"/>
-        </w:rPr>
-        <w:t>Unknown permission means seek approval or choose a permitted alternative; this exercise is not a legal ruling.</w:t>
       </w:r>
     </w:p>
     <w:p>
@@ -1253,86 +1515,23 @@
     </w:p>
     <w:p>
       <w:pPr>
-        <w:spacing w:line="336" w:lineRule="auto" w:after="180"/>
-      </w:pPr>
-      <w:r>
-        <w:rPr>
-          <w:b w:val="0"/>
-        </w:rPr>
-        <w:t xml:space="preserve">Point to the </w:t>
-      </w:r>
-      <w:r>
-        <w:rPr>
-          <w:b/>
-        </w:rPr>
-        <w:t>input</w:t>
-      </w:r>
-      <w:r>
-        <w:rPr>
-          <w:b w:val="0"/>
-        </w:rPr>
-        <w:t>, the deciding step and the result in this week’s visual. Explain the same step in ordinary words. A picture helps when you can say what each part represents.</w:t>
-      </w:r>
-    </w:p>
-    <w:p>
-      <w:pPr>
         <w:pStyle w:val="Heading1"/>
       </w:pPr>
       <w:r>
-        <w:t>04. Compare the cases</w:t>
-      </w:r>
-    </w:p>
-    <w:p>
-      <w:r>
-        <w:t>Compare the supplied cases for Copyright and Provenance. Identify the detail that changes the conclusion.</w:t>
-      </w:r>
-    </w:p>
-    <w:p>
-      <w:pPr>
-        <w:pStyle w:val="Heading3"/>
-      </w:pPr>
-      <w:r>
-        <w:t>The case to investigate</w:t>
-      </w:r>
-    </w:p>
-    <w:p>
-      <w:pPr>
-        <w:spacing w:line="336" w:lineRule="auto" w:after="180"/>
-        <w:shd w:fill="F1F6FC"/>
-      </w:pPr>
-      <w:r>
-        <w:rPr>
-          <w:b w:val="0"/>
-        </w:rPr>
-        <w:t>CASE GALLERY</w:t>
-      </w:r>
-    </w:p>
-    <w:p>
-      <w:pPr>
-        <w:spacing w:line="336" w:lineRule="auto" w:after="180"/>
-      </w:pPr>
-      <w:r>
-        <w:rPr>
-          <w:b w:val="0"/>
-        </w:rPr>
-        <w:t xml:space="preserve">Four Tests, Four Kinds of </w:t>
-      </w:r>
-      <w:r>
-        <w:rPr>
-          <w:b/>
-        </w:rPr>
-        <w:t>Evidence</w:t>
-      </w:r>
-    </w:p>
-    <w:p>
-      <w:pPr>
-        <w:spacing w:line="336" w:lineRule="auto" w:after="180"/>
-      </w:pPr>
-      <w:r>
-        <w:rPr>
-          <w:b w:val="0"/>
-        </w:rPr>
-        <w:t>A system is not understood until it survives more than one comfortable example.</w:t>
+        <w:t>04. Compare access, acknowledgement and permitted alteration</w:t>
+      </w:r>
+    </w:p>
+    <w:p>
+      <w:r>
+        <w:t>A source can allow unchanged distribution while excluding cropping under its own toy terms.</w:t>
+      </w:r>
+    </w:p>
+    <w:p>
+      <w:pPr>
+        <w:pStyle w:val="Heading2"/>
+      </w:pPr>
+      <w:r>
+        <w:t>Four pictures with a purpose</w:t>
       </w:r>
     </w:p>
     <w:p>
@@ -1373,6 +1572,11 @@
     </w:p>
     <w:p>
       <w:r>
+        <w:t>Normal case: predict the result and deciding evidence.</w:t>
+      </w:r>
+    </w:p>
+    <w:p>
+      <w:r>
         <w:drawing>
           <wp:inline xmlns:a="http://schemas.openxmlformats.org/drawingml/2006/main" xmlns:pic="http://schemas.openxmlformats.org/drawingml/2006/picture">
             <wp:extent cx="5486400" cy="3200400"/>
@@ -1408,47 +1612,8 @@
       </w:r>
     </w:p>
     <w:p>
-      <w:pPr>
-        <w:pStyle w:val="Heading3"/>
-      </w:pPr>
-      <w:r>
-        <w:t>The normal case</w:t>
-      </w:r>
-    </w:p>
-    <w:p>
-      <w:pPr>
-        <w:spacing w:line="336" w:lineRule="auto" w:after="180"/>
-        <w:shd w:fill="F1F6FC"/>
-      </w:pPr>
-      <w:r>
-        <w:rPr>
-          <w:b w:val="0"/>
-        </w:rPr>
-        <w:t xml:space="preserve">NORMAL CASE: predict and name </w:t>
-      </w:r>
-      <w:r>
-        <w:rPr>
-          <w:b/>
-        </w:rPr>
-        <w:t>evidence</w:t>
-      </w:r>
-      <w:r>
-        <w:rPr>
-          <w:b w:val="0"/>
-        </w:rPr>
-        <w:t xml:space="preserve">.     BOUNDARY CASE: predict and name </w:t>
-      </w:r>
-      <w:r>
-        <w:rPr>
-          <w:b/>
-        </w:rPr>
-        <w:t>evidence</w:t>
-      </w:r>
-      <w:r>
-        <w:rPr>
-          <w:b w:val="0"/>
-        </w:rPr>
-        <w:t>.</w:t>
+      <w:r>
+        <w:t>Boundary case: identify the exact limit.</w:t>
       </w:r>
     </w:p>
     <w:p>
@@ -1489,6 +1654,11 @@
     </w:p>
     <w:p>
       <w:r>
+        <w:t>Missing information: name what must be clarified.</w:t>
+      </w:r>
+    </w:p>
+    <w:p>
+      <w:r>
         <w:drawing>
           <wp:inline xmlns:a="http://schemas.openxmlformats.org/drawingml/2006/main" xmlns:pic="http://schemas.openxmlformats.org/drawingml/2006/picture">
             <wp:extent cx="5486400" cy="3200400"/>
@@ -1524,236 +1694,168 @@
       </w:r>
     </w:p>
     <w:p>
+      <w:r>
+        <w:t>Transfer case: explain which procedure still applies.</w:t>
+      </w:r>
+    </w:p>
+    <w:p>
+      <w:pPr>
+        <w:pStyle w:val="Heading2"/>
+      </w:pPr>
+      <w:r>
+        <w:t>Choose a revealing case</w:t>
+      </w:r>
+    </w:p>
+    <w:p>
+      <w:pPr>
+        <w:pStyle w:val="ListBullet"/>
+      </w:pPr>
+      <w:r>
+        <w:t>Which case is most likely to reveal a hidden assumption? Why?</w:t>
+      </w:r>
+    </w:p>
+    <w:p>
       <w:pPr>
         <w:pStyle w:val="Heading3"/>
       </w:pPr>
       <w:r>
-        <w:t>Check missing information</w:t>
+        <w:t>Write or draw your reasoning and evidence.</w:t>
+      </w:r>
+    </w:p>
+    <w:p>
+      <w:r>
+        <w:t>________________________________________________________________</w:t>
+      </w:r>
+    </w:p>
+    <w:p>
+      <w:r>
+        <w:t>________________________________________________________________</w:t>
+      </w:r>
+    </w:p>
+    <w:p>
+      <w:r>
+        <w:t>________________________________________________________________</w:t>
+      </w:r>
+    </w:p>
+    <w:p>
+      <w:r>
+        <w:t>________________________________________________________________</w:t>
+      </w:r>
+    </w:p>
+    <w:p>
+      <w:r>
+        <w:t>________________________________________________________________</w:t>
+      </w:r>
+    </w:p>
+    <w:p>
+      <w:pPr>
+        <w:pStyle w:val="Heading2"/>
+      </w:pPr>
+      <w:r>
+        <w:t>Predict the supplied changed case</w:t>
+      </w:r>
+    </w:p>
+    <w:p>
+      <w:pPr>
+        <w:pStyle w:val="ListBullet"/>
+      </w:pPr>
+      <w:r>
+        <w:t>Change: Use Fern unchanged and include the required attribution.</w:t>
+      </w:r>
+    </w:p>
+    <w:p>
+      <w:pPr>
+        <w:pStyle w:val="Heading2"/>
+      </w:pPr>
+      <w:r>
+        <w:t>Check after predicting · reference / check after trying</w:t>
       </w:r>
     </w:p>
     <w:p>
       <w:pPr>
         <w:spacing w:line="336" w:lineRule="auto" w:after="180"/>
-        <w:shd w:fill="FFF5E6"/>
-      </w:pPr>
+      </w:pPr>
+      <w:r>
+        <w:rPr>
+          <w:b/>
+        </w:rPr>
+        <w:t>Prediction</w:t>
+      </w:r>
       <w:r>
         <w:rPr>
           <w:b w:val="0"/>
         </w:rPr>
-        <w:t xml:space="preserve">MISSING INFORMATION: predict and name </w:t>
+        <w:t>: That use satisfies the stated fictional permission conditions.</w:t>
+      </w:r>
+    </w:p>
+    <w:p>
+      <w:pPr>
+        <w:spacing w:line="336" w:lineRule="auto" w:after="180"/>
+      </w:pPr>
+      <w:r>
+        <w:rPr>
+          <w:b w:val="0"/>
+        </w:rPr>
+        <w:t xml:space="preserve">Reason: Its public redistribution is permitted when there is no alteration and </w:t>
       </w:r>
       <w:r>
         <w:rPr>
           <w:b/>
         </w:rPr>
-        <w:t>evidence</w:t>
+        <w:t>attribution</w:t>
       </w:r>
       <w:r>
         <w:rPr>
           <w:b w:val="0"/>
         </w:rPr>
-        <w:t xml:space="preserve">.     TRANSFER CASE: predict and name </w:t>
+        <w:t xml:space="preserve"> is included.</w:t>
+      </w:r>
+    </w:p>
+    <w:p>
+      <w:pPr>
+        <w:pStyle w:val="Heading2"/>
+      </w:pPr>
+      <w:r>
+        <w:t>Earlier wording, alternatives and picture transcripts · reference / check after trying</w:t>
+      </w:r>
+    </w:p>
+    <w:p>
+      <w:pPr>
+        <w:spacing w:line="336" w:lineRule="auto" w:after="180"/>
+      </w:pPr>
+      <w:r>
+        <w:rPr>
+          <w:b w:val="0"/>
+        </w:rPr>
+        <w:t>CASE GALLERY</w:t>
+      </w:r>
+    </w:p>
+    <w:p>
+      <w:pPr>
+        <w:spacing w:line="336" w:lineRule="auto" w:after="180"/>
+      </w:pPr>
+      <w:r>
+        <w:rPr>
+          <w:b w:val="0"/>
+        </w:rPr>
+        <w:t xml:space="preserve">Four Tests, Four Kinds of </w:t>
       </w:r>
       <w:r>
         <w:rPr>
           <w:b/>
         </w:rPr>
-        <w:t>evidence</w:t>
-      </w:r>
+        <w:t>Evidence</w:t>
+      </w:r>
+    </w:p>
+    <w:p>
+      <w:pPr>
+        <w:spacing w:line="336" w:lineRule="auto" w:after="180"/>
+      </w:pPr>
       <w:r>
         <w:rPr>
           <w:b w:val="0"/>
         </w:rPr>
-        <w:t>.</w:t>
-      </w:r>
-    </w:p>
-    <w:p>
-      <w:pPr>
-        <w:spacing w:line="336" w:lineRule="auto" w:after="180"/>
-        <w:shd w:fill="F5F1FB"/>
-      </w:pPr>
-      <w:r>
-        <w:rPr>
-          <w:b w:val="0"/>
-        </w:rPr>
-        <w:t>Which case is most likely to reveal a hidden assumption? Why?</w:t>
-      </w:r>
-    </w:p>
-    <w:p>
-      <w:pPr>
-        <w:pStyle w:val="Heading3"/>
-      </w:pPr>
-      <w:r>
-        <w:t>Write or draw your reasoning and evidence.</w:t>
-      </w:r>
-    </w:p>
-    <w:p>
-      <w:r>
-        <w:t>________________________________________________________________</w:t>
-      </w:r>
-    </w:p>
-    <w:p>
-      <w:r>
-        <w:t>________________________________________________________________</w:t>
-      </w:r>
-    </w:p>
-    <w:p>
-      <w:r>
-        <w:t>________________________________________________________________</w:t>
-      </w:r>
-    </w:p>
-    <w:p>
-      <w:r>
-        <w:t>________________________________________________________________</w:t>
-      </w:r>
-    </w:p>
-    <w:p>
-      <w:r>
-        <w:t>________________________________________________________________</w:t>
-      </w:r>
-    </w:p>
-    <w:p>
-      <w:pPr>
-        <w:pStyle w:val="Heading3"/>
-      </w:pPr>
-      <w:r>
-        <w:t>Change one thing in the pictured case</w:t>
-      </w:r>
-    </w:p>
-    <w:p>
-      <w:pPr>
-        <w:pStyle w:val="Heading3"/>
-      </w:pPr>
-      <w:r>
-        <w:t>Change one thing</w:t>
-      </w:r>
-    </w:p>
-    <w:p>
-      <w:pPr>
-        <w:spacing w:line="336" w:lineRule="auto" w:after="180"/>
-        <w:shd w:fill="F5F1FB"/>
-      </w:pPr>
-      <w:r>
-        <w:rPr>
-          <w:b w:val="0"/>
-        </w:rPr>
-        <w:t xml:space="preserve">Change: Use Fern unchanged and include the required </w:t>
-      </w:r>
-      <w:r>
-        <w:rPr>
-          <w:b/>
-        </w:rPr>
-        <w:t>attribution</w:t>
-      </w:r>
-      <w:r>
-        <w:rPr>
-          <w:b w:val="0"/>
-        </w:rPr>
-        <w:t>.</w:t>
-      </w:r>
-    </w:p>
-    <w:p>
-      <w:pPr>
-        <w:pStyle w:val="Heading3"/>
-      </w:pPr>
-      <w:r>
-        <w:t>Predicted result</w:t>
-      </w:r>
-    </w:p>
-    <w:p>
-      <w:pPr>
-        <w:spacing w:line="336" w:lineRule="auto" w:after="180"/>
-        <w:shd w:fill="F1F6FC"/>
-      </w:pPr>
-      <w:r>
-        <w:rPr>
-          <w:b/>
-        </w:rPr>
-        <w:t>Prediction</w:t>
-      </w:r>
-      <w:r>
-        <w:rPr>
-          <w:b w:val="0"/>
-        </w:rPr>
-        <w:t>: That use satisfies the stated fictional permission conditions.</w:t>
-      </w:r>
-    </w:p>
-    <w:p>
-      <w:pPr>
-        <w:pStyle w:val="Heading3"/>
-      </w:pPr>
-      <w:r>
-        <w:t>Why the result follows</w:t>
-      </w:r>
-    </w:p>
-    <w:p>
-      <w:pPr>
-        <w:spacing w:line="336" w:lineRule="auto" w:after="180"/>
-        <w:shd w:fill="F1F6FC"/>
-      </w:pPr>
-      <w:r>
-        <w:rPr>
-          <w:b w:val="0"/>
-        </w:rPr>
-        <w:t xml:space="preserve">Reason: Its public redistribution is permitted when there is no alteration and </w:t>
-      </w:r>
-      <w:r>
-        <w:rPr>
-          <w:b/>
-        </w:rPr>
-        <w:t>attribution</w:t>
-      </w:r>
-      <w:r>
-        <w:rPr>
-          <w:b w:val="0"/>
-        </w:rPr>
-        <w:t xml:space="preserve"> is included.</w:t>
-      </w:r>
-    </w:p>
-    <w:p>
-      <w:pPr>
-        <w:pStyle w:val="Heading1"/>
-      </w:pPr>
-      <w:r>
-        <w:t>05. Words that unlock the idea</w:t>
-      </w:r>
-    </w:p>
-    <w:p>
-      <w:r>
-        <w:t>Use the vocabulary of Copyright and Provenance to explain a concrete decision, rather than only memorising definitions.</w:t>
-      </w:r>
-    </w:p>
-    <w:p>
-      <w:pPr>
-        <w:spacing w:line="336" w:lineRule="auto" w:after="180"/>
-      </w:pPr>
-      <w:r>
-        <w:rPr>
-          <w:b/>
-        </w:rPr>
-        <w:t>VOCABULARY LAB</w:t>
-      </w:r>
-    </w:p>
-    <w:p>
-      <w:pPr>
-        <w:spacing w:line="336" w:lineRule="auto" w:after="180"/>
-      </w:pPr>
-      <w:r>
-        <w:rPr>
-          <w:b w:val="0"/>
-        </w:rPr>
-        <w:t>Words You Can Use to Reason</w:t>
-      </w:r>
-    </w:p>
-    <w:p>
-      <w:pPr>
-        <w:spacing w:line="336" w:lineRule="auto" w:after="180"/>
-      </w:pPr>
-      <w:r>
-        <w:rPr>
-          <w:b w:val="0"/>
-        </w:rPr>
-        <w:t>A definition matters when you can recognize the idea, use it, and contrast it with a near-miss.</w:t>
+        <w:t>A system is not understood until it survives more than one comfortable example.</w:t>
       </w:r>
     </w:p>
     <w:p>
@@ -1761,7 +1863,7 @@
         <w:drawing>
           <wp:inline xmlns:a="http://schemas.openxmlformats.org/drawingml/2006/main" xmlns:pic="http://schemas.openxmlformats.org/drawingml/2006/picture">
             <wp:extent cx="5486400" cy="3200400"/>
-            <wp:docPr id="10" name="Picture 10" descr="Vocabulary badge: copyright"/>
+            <wp:docPr id="10" name="Picture 10" descr="NORMAL CASE illustration"/>
             <wp:cNvGraphicFramePr>
               <a:graphicFrameLocks noChangeAspect="1"/>
             </wp:cNvGraphicFramePr>
@@ -1769,11 +1871,11 @@
               <a:graphicData uri="http://schemas.openxmlformats.org/drawingml/2006/picture">
                 <pic:pic>
                   <pic:nvPicPr>
-                    <pic:cNvPr id="0" name="41d83fc3b590bc58eb548b500da2cd9abc759c4495cc6a8efca012382c9b8b27.png"/>
+                    <pic:cNvPr id="0" name="baa081bb74d63b3556ecfd5951cdc8779d64ec1813de34614621c4e969a973f1.png"/>
                     <pic:cNvPicPr/>
                   </pic:nvPicPr>
                   <pic:blipFill>
-                    <a:blip r:embed="rId17"/>
+                    <a:blip r:embed="rId13"/>
                     <a:stretch>
                       <a:fillRect/>
                     </a:stretch>
@@ -1797,7 +1899,7 @@
         <w:drawing>
           <wp:inline xmlns:a="http://schemas.openxmlformats.org/drawingml/2006/main" xmlns:pic="http://schemas.openxmlformats.org/drawingml/2006/picture">
             <wp:extent cx="5486400" cy="3200400"/>
-            <wp:docPr id="11" name="Picture 11" descr="Vocabulary badge: provenance"/>
+            <wp:docPr id="11" name="Picture 11" descr="BOUNDARY CASE illustration"/>
             <wp:cNvGraphicFramePr>
               <a:graphicFrameLocks noChangeAspect="1"/>
             </wp:cNvGraphicFramePr>
@@ -1805,11 +1907,11 @@
               <a:graphicData uri="http://schemas.openxmlformats.org/drawingml/2006/picture">
                 <pic:pic>
                   <pic:nvPicPr>
-                    <pic:cNvPr id="0" name="b1c04fdd9bbda39c407f42a81b4ad5e566cac99bd3496dd48c599cf04226d3fb.png"/>
+                    <pic:cNvPr id="0" name="5e6557194a1470352d07b6a509da5d673d81767981996dd1b685f799a5582b76.png"/>
                     <pic:cNvPicPr/>
                   </pic:nvPicPr>
                   <pic:blipFill>
-                    <a:blip r:embed="rId18"/>
+                    <a:blip r:embed="rId14"/>
                     <a:stretch>
                       <a:fillRect/>
                     </a:stretch>
@@ -1829,11 +1931,46 @@
       </w:r>
     </w:p>
     <w:p>
+      <w:pPr>
+        <w:spacing w:line="336" w:lineRule="auto" w:after="180"/>
+      </w:pPr>
+      <w:r>
+        <w:rPr>
+          <w:b w:val="0"/>
+        </w:rPr>
+        <w:t xml:space="preserve">NORMAL CASE: predict and name </w:t>
+      </w:r>
+      <w:r>
+        <w:rPr>
+          <w:b/>
+        </w:rPr>
+        <w:t>evidence</w:t>
+      </w:r>
+      <w:r>
+        <w:rPr>
+          <w:b w:val="0"/>
+        </w:rPr>
+        <w:t xml:space="preserve">.     BOUNDARY CASE: predict and name </w:t>
+      </w:r>
+      <w:r>
+        <w:rPr>
+          <w:b/>
+        </w:rPr>
+        <w:t>evidence</w:t>
+      </w:r>
+      <w:r>
+        <w:rPr>
+          <w:b w:val="0"/>
+        </w:rPr>
+        <w:t>.</w:t>
+      </w:r>
+    </w:p>
+    <w:p>
       <w:r>
         <w:drawing>
           <wp:inline xmlns:a="http://schemas.openxmlformats.org/drawingml/2006/main" xmlns:pic="http://schemas.openxmlformats.org/drawingml/2006/picture">
             <wp:extent cx="5486400" cy="3200400"/>
-            <wp:docPr id="12" name="Picture 12" descr="Vocabulary badge: attribution"/>
+            <wp:docPr id="12" name="Picture 12" descr="MISSING INFORMATION illustration"/>
             <wp:cNvGraphicFramePr>
               <a:graphicFrameLocks noChangeAspect="1"/>
             </wp:cNvGraphicFramePr>
@@ -1841,11 +1978,11 @@
               <a:graphicData uri="http://schemas.openxmlformats.org/drawingml/2006/picture">
                 <pic:pic>
                   <pic:nvPicPr>
-                    <pic:cNvPr id="0" name="004b75afed0fa8dda2f1bbc574b5d198ef75392c9b67aad68153a26dfa38dae3.png"/>
+                    <pic:cNvPr id="0" name="8e1f2e3affdd81449df265675243cda4511c1e88dd8cd9583d4ea42f6083c297.png"/>
                     <pic:cNvPicPr/>
                   </pic:nvPicPr>
                   <pic:blipFill>
-                    <a:blip r:embed="rId19"/>
+                    <a:blip r:embed="rId15"/>
                     <a:stretch>
                       <a:fillRect/>
                     </a:stretch>
@@ -1869,7 +2006,7 @@
         <w:drawing>
           <wp:inline xmlns:a="http://schemas.openxmlformats.org/drawingml/2006/main" xmlns:pic="http://schemas.openxmlformats.org/drawingml/2006/picture">
             <wp:extent cx="5486400" cy="3200400"/>
-            <wp:docPr id="13" name="Picture 13" descr="Vocabulary badge: license"/>
+            <wp:docPr id="13" name="Picture 13" descr="TRANSFER CASE illustration"/>
             <wp:cNvGraphicFramePr>
               <a:graphicFrameLocks noChangeAspect="1"/>
             </wp:cNvGraphicFramePr>
@@ -1877,11 +2014,11 @@
               <a:graphicData uri="http://schemas.openxmlformats.org/drawingml/2006/picture">
                 <pic:pic>
                   <pic:nvPicPr>
-                    <pic:cNvPr id="0" name="bd4953bf36f6e35fa8cd8aa1f7b4b04c39edd1d7a434d17b1f4c3686ce94b8ea.png"/>
+                    <pic:cNvPr id="0" name="a54f0c40e48e47ca92a4c36ebbc98f08b4a78c72cd385d85b0a5a7f07f558757.png"/>
                     <pic:cNvPicPr/>
                   </pic:nvPicPr>
                   <pic:blipFill>
-                    <a:blip r:embed="rId20"/>
+                    <a:blip r:embed="rId16"/>
                     <a:stretch>
                       <a:fillRect/>
                     </a:stretch>
@@ -1900,272 +2037,68 @@
         </w:drawing>
       </w:r>
     </w:p>
-    <w:tbl>
-      <w:tblPr>
-        <w:tblStyle w:val="LightShading-Accent1"/>
-        <w:tblW w:type="auto" w:w="0"/>
-        <w:tblLook w:firstColumn="1" w:firstRow="1" w:lastColumn="0" w:lastRow="0" w:noHBand="0" w:noVBand="1" w:val="04A0"/>
-      </w:tblPr>
-      <w:tblGrid>
-        <w:gridCol w:w="3408"/>
-        <w:gridCol w:w="3408"/>
-        <w:gridCol w:w="3408"/>
-      </w:tblGrid>
-      <w:tr>
-        <w:trPr>
-          <w:tblHeader/>
-        </w:trPr>
-        <w:tc>
-          <w:tcPr>
-            <w:tcW w:type="dxa" w:w="3408"/>
-          </w:tcPr>
-          <w:p>
-            <w:r>
-              <w:t>Word</w:t>
-            </w:r>
-          </w:p>
-        </w:tc>
-        <w:tc>
-          <w:tcPr>
-            <w:tcW w:type="dxa" w:w="3408"/>
-          </w:tcPr>
-          <w:p>
-            <w:r>
-              <w:t>My own example</w:t>
-            </w:r>
-          </w:p>
-        </w:tc>
-        <w:tc>
-          <w:tcPr>
-            <w:tcW w:type="dxa" w:w="3408"/>
-          </w:tcPr>
-          <w:p>
-            <w:r>
-              <w:t>Not this / boundary</w:t>
-            </w:r>
-          </w:p>
-        </w:tc>
-      </w:tr>
-      <w:tr>
-        <w:tc>
-          <w:tcPr>
-            <w:tcW w:type="dxa" w:w="3408"/>
-          </w:tcPr>
-          <w:p>
-            <w:r>
-              <w:t>copyright</w:t>
-            </w:r>
-          </w:p>
-        </w:tc>
-        <w:tc>
-          <w:tcPr>
-            <w:tcW w:type="dxa" w:w="3408"/>
-          </w:tcPr>
-          <w:p>
-            <w:r>
-              <w:t>Legal rights concerning original creative expression; the permitted uses depend on the applicable rules and permissions.</w:t>
-            </w:r>
-          </w:p>
-        </w:tc>
-        <w:tc>
-          <w:tcPr>
-            <w:tcW w:type="dxa" w:w="3408"/>
-          </w:tcPr>
-          <w:p>
-            <w:r/>
-          </w:p>
-        </w:tc>
-      </w:tr>
-      <w:tr>
-        <w:tc>
-          <w:tcPr>
-            <w:tcW w:type="dxa" w:w="3408"/>
-          </w:tcPr>
-          <w:p>
-            <w:r>
-              <w:t>provenance</w:t>
-            </w:r>
-          </w:p>
-        </w:tc>
-        <w:tc>
-          <w:tcPr>
-            <w:tcW w:type="dxa" w:w="3408"/>
-          </w:tcPr>
-          <w:p>
-            <w:r>
-              <w:t>A record of where information or material came from and how it was changed.</w:t>
-            </w:r>
-          </w:p>
-        </w:tc>
-        <w:tc>
-          <w:tcPr>
-            <w:tcW w:type="dxa" w:w="3408"/>
-          </w:tcPr>
-          <w:p>
-            <w:r/>
-          </w:p>
-        </w:tc>
-      </w:tr>
-      <w:tr>
-        <w:tc>
-          <w:tcPr>
-            <w:tcW w:type="dxa" w:w="3408"/>
-          </w:tcPr>
-          <w:p>
-            <w:r>
-              <w:t>attribution</w:t>
-            </w:r>
-          </w:p>
-        </w:tc>
-        <w:tc>
-          <w:tcPr>
-            <w:tcW w:type="dxa" w:w="3408"/>
-          </w:tcPr>
-          <w:p>
-            <w:r>
-              <w:t>Identifying the source or creator of material; this alone does not establish permission to use it.</w:t>
-            </w:r>
-          </w:p>
-        </w:tc>
-        <w:tc>
-          <w:tcPr>
-            <w:tcW w:type="dxa" w:w="3408"/>
-          </w:tcPr>
-          <w:p>
-            <w:r/>
-          </w:p>
-        </w:tc>
-      </w:tr>
-      <w:tr>
-        <w:tc>
-          <w:tcPr>
-            <w:tcW w:type="dxa" w:w="3408"/>
-          </w:tcPr>
-          <w:p>
-            <w:r>
-              <w:t>license</w:t>
-            </w:r>
-          </w:p>
-        </w:tc>
-        <w:tc>
-          <w:tcPr>
-            <w:tcW w:type="dxa" w:w="3408"/>
-          </w:tcPr>
-          <w:p>
-            <w:r>
-              <w:t>Terms granting specified permissions to use material or software.</w:t>
-            </w:r>
-          </w:p>
-        </w:tc>
-        <w:tc>
-          <w:tcPr>
-            <w:tcW w:type="dxa" w:w="3408"/>
-          </w:tcPr>
-          <w:p>
-            <w:r/>
-          </w:p>
-        </w:tc>
-      </w:tr>
-    </w:tbl>
+    <w:p>
+      <w:pPr>
+        <w:spacing w:line="336" w:lineRule="auto" w:after="180"/>
+      </w:pPr>
+      <w:r>
+        <w:rPr>
+          <w:b w:val="0"/>
+        </w:rPr>
+        <w:t xml:space="preserve">MISSING INFORMATION: predict and name </w:t>
+      </w:r>
+      <w:r>
+        <w:rPr>
+          <w:b/>
+        </w:rPr>
+        <w:t>evidence</w:t>
+      </w:r>
+      <w:r>
+        <w:rPr>
+          <w:b w:val="0"/>
+        </w:rPr>
+        <w:t xml:space="preserve">.     TRANSFER CASE: predict and name </w:t>
+      </w:r>
+      <w:r>
+        <w:rPr>
+          <w:b/>
+        </w:rPr>
+        <w:t>evidence</w:t>
+      </w:r>
+      <w:r>
+        <w:rPr>
+          <w:b w:val="0"/>
+        </w:rPr>
+        <w:t>.</w:t>
+      </w:r>
+    </w:p>
     <w:p>
       <w:pPr>
         <w:pStyle w:val="Heading3"/>
       </w:pPr>
       <w:r>
-        <w:t>Words used in the closer explanation</w:t>
-      </w:r>
-    </w:p>
-    <w:tbl>
-      <w:tblPr>
-        <w:tblStyle w:val="LightShading-Accent1"/>
-        <w:tblW w:type="auto" w:w="0"/>
-        <w:tblLook w:firstColumn="1" w:firstRow="1" w:lastColumn="0" w:lastRow="0" w:noHBand="0" w:noVBand="1" w:val="04A0"/>
-      </w:tblPr>
-      <w:tblGrid>
-        <w:gridCol w:w="5112"/>
-        <w:gridCol w:w="5112"/>
-      </w:tblGrid>
-      <w:tr>
-        <w:trPr>
-          <w:tblHeader/>
-        </w:trPr>
-        <w:tc>
-          <w:tcPr>
-            <w:tcW w:type="dxa" w:w="5112"/>
-          </w:tcPr>
-          <w:p>
-            <w:r>
-              <w:t>Word</w:t>
-            </w:r>
-          </w:p>
-        </w:tc>
-        <w:tc>
-          <w:tcPr>
-            <w:tcW w:type="dxa" w:w="5112"/>
-          </w:tcPr>
-          <w:p>
-            <w:r>
-              <w:t>Meaning</w:t>
-            </w:r>
-          </w:p>
-        </w:tc>
-      </w:tr>
-      <w:tr>
-        <w:tc>
-          <w:tcPr>
-            <w:tcW w:type="dxa" w:w="5112"/>
-          </w:tcPr>
-          <w:p>
-            <w:r>
-              <w:t>Licence</w:t>
-            </w:r>
-          </w:p>
-        </w:tc>
-        <w:tc>
-          <w:tcPr>
-            <w:tcW w:type="dxa" w:w="5112"/>
-          </w:tcPr>
-          <w:p>
-            <w:r>
-              <w:t>Terms specifying permitted uses</w:t>
-            </w:r>
-          </w:p>
-        </w:tc>
-      </w:tr>
-      <w:tr>
-        <w:tc>
-          <w:tcPr>
-            <w:tcW w:type="dxa" w:w="5112"/>
-          </w:tcPr>
-          <w:p>
-            <w:r>
-              <w:t>Permission ledger</w:t>
-            </w:r>
-          </w:p>
-        </w:tc>
-        <w:tc>
-          <w:tcPr>
-            <w:tcW w:type="dxa" w:w="5112"/>
-          </w:tcPr>
-          <w:p>
-            <w:r>
-              <w:t>A record linking each asset to its authorised use</w:t>
-            </w:r>
-          </w:p>
-        </w:tc>
-      </w:tr>
-    </w:tbl>
+        <w:t>Change one thing in the pictured case</w:t>
+      </w:r>
+    </w:p>
     <w:p>
       <w:pPr>
         <w:pStyle w:val="Heading1"/>
       </w:pPr>
       <w:r>
-        <w:t>06. Follow a worked example</w:t>
-      </w:r>
-    </w:p>
-    <w:p>
-      <w:r>
-        <w:t>Follow the worked trace for Copyright and Provenance, predict a step, then compare with its explanation.</w:t>
+        <w:t>06. Trace Fern and Moss against the crop plan</w:t>
+      </w:r>
+    </w:p>
+    <w:p>
+      <w:r>
+        <w:t>Changing the planned use can change the match without changing the source.</w:t>
+      </w:r>
+    </w:p>
+    <w:p>
+      <w:pPr>
+        <w:pStyle w:val="Heading2"/>
+      </w:pPr>
+      <w:r>
+        <w:t>Read the complete asset terms and use</w:t>
       </w:r>
     </w:p>
     <w:p>
@@ -2174,15 +2107,44 @@
       </w:pPr>
       <w:r>
         <w:rPr>
+          <w:b w:val="0"/>
+        </w:rPr>
+        <w:t>Read fictional reuse terms before decorating a public study guide.</w:t>
+      </w:r>
+    </w:p>
+    <w:p>
+      <w:pPr>
+        <w:spacing w:line="336" w:lineRule="auto" w:after="180"/>
+      </w:pPr>
+      <w:r>
+        <w:rPr>
+          <w:b w:val="0"/>
+        </w:rPr>
+        <w:t xml:space="preserve">Image Fern allows public redistribution with </w:t>
+      </w:r>
+      <w:r>
+        <w:rPr>
           <w:b/>
         </w:rPr>
-        <w:t xml:space="preserve">WORKED </w:t>
+        <w:t>attribution</w:t>
+      </w:r>
+      <w:r>
+        <w:rPr>
+          <w:b w:val="0"/>
+        </w:rPr>
+        <w:t xml:space="preserve"> but no alteration. Image Moss allows alteration and public redistribution with </w:t>
       </w:r>
       <w:r>
         <w:rPr>
           <w:b/>
         </w:rPr>
-        <w:t>EVIDENCE</w:t>
+        <w:t>attribution</w:t>
+      </w:r>
+      <w:r>
+        <w:rPr>
+          <w:b w:val="0"/>
+        </w:rPr>
+        <w:t>. The plan crops an image.</w:t>
       </w:r>
     </w:p>
     <w:p>
@@ -2193,7 +2155,19 @@
         <w:rPr>
           <w:b w:val="0"/>
         </w:rPr>
-        <w:t>Reason Step by Step</w:t>
+        <w:t xml:space="preserve">All </w:t>
+      </w:r>
+      <w:r>
+        <w:rPr>
+          <w:b/>
+        </w:rPr>
+        <w:t>input</w:t>
+      </w:r>
+      <w:r>
+        <w:rPr>
+          <w:b w:val="0"/>
+        </w:rPr>
+        <w:t>s and outcomes in this worked example are invented classroom data; no real model run is claimed.</w:t>
       </w:r>
     </w:p>
     <w:p>
@@ -2204,27 +2178,34 @@
         <w:rPr>
           <w:b w:val="0"/>
         </w:rPr>
-        <w:t xml:space="preserve">Predict first. Then check each step. A correct answer without visible reasoning is incomplete </w:t>
-      </w:r>
-      <w:r>
-        <w:rPr>
-          <w:b/>
-        </w:rPr>
-        <w:t>evidence</w:t>
-      </w:r>
+        <w:t>Fictional terms version F1: Fern permits public redistribution with attribution but no alteration. Version M1: Moss permits alteration and public redistribution with attribution. In these declared terms cropping counts as alteration. Thus a cropped public guide can use Moss with credit; an unchanged credited Fern is separately allowed.</w:t>
+      </w:r>
+    </w:p>
+    <w:p>
+      <w:pPr>
+        <w:spacing w:line="336" w:lineRule="auto" w:after="180"/>
+      </w:pPr>
       <w:r>
         <w:rPr>
           <w:b w:val="0"/>
         </w:rPr>
-        <w:t>.</w:t>
+        <w:t>This is a condition-matching exercise, not a ruling about an actual image or legal exception.</w:t>
+      </w:r>
+    </w:p>
+    <w:p>
+      <w:pPr>
+        <w:pStyle w:val="Heading2"/>
+      </w:pPr>
+      <w:r>
+        <w:t>Trace alteration and attribution conditions</w:t>
       </w:r>
     </w:p>
     <w:p>
       <w:r>
         <w:drawing>
           <wp:inline xmlns:a="http://schemas.openxmlformats.org/drawingml/2006/main" xmlns:pic="http://schemas.openxmlformats.org/drawingml/2006/picture">
-            <wp:extent cx="5486400" cy="2377440"/>
-            <wp:docPr id="14" name="Picture 14" descr="Worked evidence for Copyright and Provenance"/>
+            <wp:extent cx="5486400" cy="3182112"/>
+            <wp:docPr id="14" name="Picture 14" descr="Read terms: Fern excludes alteration; Moss permits it. → Match proposed use: Cropping is an alteration in these declared toy terms. → Choose eligible asset: Use Moss with its required attribution; do not crop Fern for this public guide."/>
             <wp:cNvGraphicFramePr>
               <a:graphicFrameLocks noChangeAspect="1"/>
             </wp:cNvGraphicFramePr>
@@ -2232,11 +2213,11 @@
               <a:graphicData uri="http://schemas.openxmlformats.org/drawingml/2006/picture">
                 <pic:pic>
                   <pic:nvPicPr>
-                    <pic:cNvPr id="0" name="cff726f65445ffc75b95f10c60f0c7596ba1a7413f59f665248275df1d6c2f40.png"/>
+                    <pic:cNvPr id="0" name="academy-story-ai-3-29-02.png"/>
                     <pic:cNvPicPr/>
                   </pic:nvPicPr>
                   <pic:blipFill>
-                    <a:blip r:embed="rId21"/>
+                    <a:blip r:embed="rId17"/>
                     <a:stretch>
                       <a:fillRect/>
                     </a:stretch>
@@ -2244,439 +2225,7 @@
                   <pic:spPr>
                     <a:xfrm>
                       <a:off x="0" y="0"/>
-                      <a:ext cx="5486400" cy="2377440"/>
-                    </a:xfrm>
-                    <a:prstGeom prst="rect"/>
-                  </pic:spPr>
-                </pic:pic>
-              </a:graphicData>
-            </a:graphic>
-          </wp:inline>
-        </w:drawing>
-      </w:r>
-    </w:p>
-    <w:p>
-      <w:pPr>
-        <w:spacing w:line="336" w:lineRule="auto" w:after="180"/>
-        <w:shd w:fill="F4F9FC"/>
-      </w:pPr>
-      <w:r>
-        <w:rPr>
-          <w:b w:val="0"/>
-        </w:rPr>
-        <w:t>1. Source paragraph is quoted within allowed classroom use and cited.</w:t>
-      </w:r>
-    </w:p>
-    <w:p>
-      <w:pPr>
-        <w:spacing w:line="336" w:lineRule="auto" w:after="180"/>
-        <w:shd w:fill="F4F9FC"/>
-      </w:pPr>
-      <w:r>
-        <w:rPr>
-          <w:b w:val="0"/>
-        </w:rPr>
-        <w:t>2. Student summary is a transformation but still names the source.</w:t>
-      </w:r>
-    </w:p>
-    <w:p>
-      <w:pPr>
-        <w:spacing w:line="336" w:lineRule="auto" w:after="180"/>
-        <w:shd w:fill="F4F9FC"/>
-      </w:pPr>
-      <w:r>
-        <w:rPr>
-          <w:b w:val="0"/>
-        </w:rPr>
-        <w:t>3. Generated image is labeled as generated.</w:t>
-      </w:r>
-    </w:p>
-    <w:p>
-      <w:pPr>
-        <w:spacing w:line="336" w:lineRule="auto" w:after="180"/>
-        <w:shd w:fill="F4F9FC"/>
-      </w:pPr>
-      <w:r>
-        <w:rPr>
-          <w:b w:val="0"/>
-        </w:rPr>
-        <w:t xml:space="preserve">4. </w:t>
-      </w:r>
-      <w:r>
-        <w:rPr>
-          <w:b/>
-        </w:rPr>
-        <w:t>Provenance</w:t>
-      </w:r>
-      <w:r>
-        <w:rPr>
-          <w:b w:val="0"/>
-        </w:rPr>
-        <w:t xml:space="preserve"> record stores creator/source, </w:t>
-      </w:r>
-      <w:r>
-        <w:rPr>
-          <w:b/>
-        </w:rPr>
-        <w:t>license</w:t>
-      </w:r>
-      <w:r>
-        <w:rPr>
-          <w:b w:val="0"/>
-        </w:rPr>
-        <w:t xml:space="preserve"> or permission, transformation, and use.</w:t>
-      </w:r>
-    </w:p>
-    <w:p>
-      <w:pPr>
-        <w:spacing w:line="336" w:lineRule="auto" w:after="180"/>
-      </w:pPr>
-      <w:r>
-        <w:rPr>
-          <w:b w:val="0"/>
-        </w:rPr>
-        <w:t>Recalculate, retrace, or restate the reasoning in your own representation:</w:t>
-      </w:r>
-    </w:p>
-    <w:p>
-      <w:pPr>
-        <w:pStyle w:val="Heading3"/>
-      </w:pPr>
-      <w:r>
-        <w:t>Write or draw your reasoning and evidence.</w:t>
-      </w:r>
-    </w:p>
-    <w:p>
-      <w:r>
-        <w:t>________________________________________________________________</w:t>
-      </w:r>
-    </w:p>
-    <w:p>
-      <w:r>
-        <w:t>________________________________________________________________</w:t>
-      </w:r>
-    </w:p>
-    <w:p>
-      <w:r>
-        <w:t>________________________________________________________________</w:t>
-      </w:r>
-    </w:p>
-    <w:p>
-      <w:r>
-        <w:t>________________________________________________________________</w:t>
-      </w:r>
-    </w:p>
-    <w:p>
-      <w:r>
-        <w:t>________________________________________________________________</w:t>
-      </w:r>
-    </w:p>
-    <w:p>
-      <w:pPr>
-        <w:spacing w:line="336" w:lineRule="auto" w:after="180"/>
-        <w:shd w:fill="F5F1FB"/>
-      </w:pPr>
-      <w:r>
-        <w:rPr>
-          <w:b w:val="0"/>
-        </w:rPr>
-        <w:t xml:space="preserve">CHECK  Did the </w:t>
-      </w:r>
-      <w:r>
-        <w:rPr>
-          <w:b/>
-        </w:rPr>
-        <w:t>evidence</w:t>
-      </w:r>
-      <w:r>
-        <w:rPr>
-          <w:b w:val="0"/>
-        </w:rPr>
-        <w:t xml:space="preserve"> answer the exact question? Did the total, path, or source record stay consistent?</w:t>
-      </w:r>
-    </w:p>
-    <w:p>
-      <w:pPr>
-        <w:pStyle w:val="Heading3"/>
-      </w:pPr>
-      <w:r>
-        <w:t>A closer explanation</w:t>
-      </w:r>
-    </w:p>
-    <w:p>
-      <w:pPr>
-        <w:spacing w:line="336" w:lineRule="auto" w:after="180"/>
-      </w:pPr>
-      <w:r>
-        <w:rPr>
-          <w:b w:val="0"/>
-        </w:rPr>
-        <w:t>Image A has L; image B has M. The project is a publicly downloadable adapted poster.</w:t>
-      </w:r>
-    </w:p>
-    <w:p>
-      <w:pPr>
-        <w:spacing w:line="336" w:lineRule="auto" w:after="180"/>
-      </w:pPr>
-      <w:r>
-        <w:rPr>
-          <w:b w:val="0"/>
-        </w:rPr>
-        <w:t xml:space="preserve">A is not permitted for this use under L. B is permitted under the supplied M terms with </w:t>
-      </w:r>
-      <w:r>
-        <w:rPr>
-          <w:b/>
-        </w:rPr>
-        <w:t>attribution</w:t>
-      </w:r>
-      <w:r>
-        <w:rPr>
-          <w:b w:val="0"/>
-        </w:rPr>
-        <w:t xml:space="preserve">. Keep </w:t>
-      </w:r>
-      <w:r>
-        <w:rPr>
-          <w:b/>
-        </w:rPr>
-        <w:t>licence</w:t>
-      </w:r>
-      <w:r>
-        <w:rPr>
-          <w:b w:val="0"/>
-        </w:rPr>
-        <w:t xml:space="preserve"> version and </w:t>
-      </w:r>
-      <w:r>
-        <w:rPr>
-          <w:b/>
-        </w:rPr>
-        <w:t>provenance</w:t>
-      </w:r>
-      <w:r>
-        <w:rPr>
-          <w:b w:val="0"/>
-        </w:rPr>
-        <w:t>.</w:t>
-      </w:r>
-    </w:p>
-    <w:p>
-      <w:pPr>
-        <w:pStyle w:val="Heading3"/>
-      </w:pPr>
-      <w:r>
-        <w:t>Worked explanation · Copyright and Provenance</w:t>
-      </w:r>
-    </w:p>
-    <w:p>
-      <w:pPr>
-        <w:spacing w:line="336" w:lineRule="auto" w:after="180"/>
-        <w:shd w:fill="F1F6FC"/>
-      </w:pPr>
-      <w:r>
-        <w:rPr>
-          <w:b w:val="0"/>
-        </w:rPr>
-        <w:t xml:space="preserve">Compare the intermediate </w:t>
-      </w:r>
-      <w:r>
-        <w:rPr>
-          <w:b/>
-        </w:rPr>
-        <w:t>evidence</w:t>
-      </w:r>
-      <w:r>
-        <w:rPr>
-          <w:b w:val="0"/>
-        </w:rPr>
-        <w:t xml:space="preserve"> with the final statement. Explain why each number or decision follows from the stated </w:t>
-      </w:r>
-      <w:r>
-        <w:rPr>
-          <w:b/>
-        </w:rPr>
-        <w:t>input</w:t>
-      </w:r>
-      <w:r>
-        <w:rPr>
-          <w:b w:val="0"/>
-        </w:rPr>
-        <w:t>s.</w:t>
-      </w:r>
-    </w:p>
-    <w:p>
-      <w:pPr>
-        <w:spacing w:line="336" w:lineRule="auto" w:after="180"/>
-        <w:shd w:fill="F1F6FC"/>
-      </w:pPr>
-      <w:r>
-        <w:rPr>
-          <w:b w:val="0"/>
-        </w:rPr>
-        <w:t xml:space="preserve">The conclusion belongs to this scenario and procedure; changing the </w:t>
-      </w:r>
-      <w:r>
-        <w:rPr>
-          <w:b/>
-        </w:rPr>
-        <w:t>input</w:t>
-      </w:r>
-      <w:r>
-        <w:rPr>
-          <w:b w:val="0"/>
-        </w:rPr>
-        <w:t>s, evaluation population or authority can change what it establishes. Retain the raw record so a later revision can be compared honestly.</w:t>
-      </w:r>
-    </w:p>
-    <w:p>
-      <w:pPr>
-        <w:pStyle w:val="Heading3"/>
-      </w:pPr>
-      <w:r>
-        <w:t>Learn from the worked case</w:t>
-      </w:r>
-    </w:p>
-    <w:p>
-      <w:pPr>
-        <w:spacing w:line="336" w:lineRule="auto" w:after="180"/>
-      </w:pPr>
-      <w:r>
-        <w:rPr>
-          <w:b w:val="0"/>
-        </w:rPr>
-        <w:t>Cover the result before checking it. Say what is given, choose the procedure, and follow one step at a time. Then uncover the result and explain your first mismatch. Ask why a step is allowed, not only what number it produces.</w:t>
-      </w:r>
-    </w:p>
-    <w:p>
-      <w:pPr>
-        <w:pStyle w:val="Heading3"/>
-      </w:pPr>
-      <w:r>
-        <w:t>A pictorial worked case: Copyright and Provenance</w:t>
-      </w:r>
-    </w:p>
-    <w:p>
-      <w:pPr>
-        <w:spacing w:line="336" w:lineRule="auto" w:after="180"/>
-      </w:pPr>
-      <w:r>
-        <w:rPr>
-          <w:b w:val="0"/>
-        </w:rPr>
-        <w:t>Read fictional reuse terms before decorating a public study guide.</w:t>
-      </w:r>
-    </w:p>
-    <w:p>
-      <w:pPr>
-        <w:pStyle w:val="Heading3"/>
-      </w:pPr>
-      <w:r>
-        <w:t>The facts we will use</w:t>
-      </w:r>
-    </w:p>
-    <w:p>
-      <w:pPr>
-        <w:pStyle w:val="Heading3"/>
-      </w:pPr>
-      <w:r>
-        <w:t>Supplied facts</w:t>
-      </w:r>
-    </w:p>
-    <w:p>
-      <w:pPr>
-        <w:spacing w:line="336" w:lineRule="auto" w:after="180"/>
-        <w:shd w:fill="F1F6FC"/>
-      </w:pPr>
-      <w:r>
-        <w:rPr>
-          <w:b w:val="0"/>
-        </w:rPr>
-        <w:t xml:space="preserve">Image Fern allows public redistribution with </w:t>
-      </w:r>
-      <w:r>
-        <w:rPr>
-          <w:b/>
-        </w:rPr>
-        <w:t>attribution</w:t>
-      </w:r>
-      <w:r>
-        <w:rPr>
-          <w:b w:val="0"/>
-        </w:rPr>
-        <w:t xml:space="preserve"> but no alteration. Image Moss allows alteration and public redistribution with </w:t>
-      </w:r>
-      <w:r>
-        <w:rPr>
-          <w:b/>
-        </w:rPr>
-        <w:t>attribution</w:t>
-      </w:r>
-      <w:r>
-        <w:rPr>
-          <w:b w:val="0"/>
-        </w:rPr>
-        <w:t>. The plan crops an image.</w:t>
-      </w:r>
-    </w:p>
-    <w:p>
-      <w:pPr>
-        <w:pStyle w:val="Heading3"/>
-      </w:pPr>
-      <w:r>
-        <w:t>Supplied facts</w:t>
-      </w:r>
-    </w:p>
-    <w:p>
-      <w:pPr>
-        <w:spacing w:line="336" w:lineRule="auto" w:after="180"/>
-        <w:shd w:fill="F1F6FC"/>
-      </w:pPr>
-      <w:r>
-        <w:rPr>
-          <w:b w:val="0"/>
-        </w:rPr>
-        <w:t xml:space="preserve">All </w:t>
-      </w:r>
-      <w:r>
-        <w:rPr>
-          <w:b/>
-        </w:rPr>
-        <w:t>input</w:t>
-      </w:r>
-      <w:r>
-        <w:rPr>
-          <w:b w:val="0"/>
-        </w:rPr>
-        <w:t>s and outcomes in this worked example are invented classroom data; no real model run is claimed.</w:t>
-      </w:r>
-    </w:p>
-    <w:p>
-      <w:r>
-        <w:drawing>
-          <wp:inline xmlns:a="http://schemas.openxmlformats.org/drawingml/2006/main" xmlns:pic="http://schemas.openxmlformats.org/drawingml/2006/picture">
-            <wp:extent cx="5486400" cy="5185229"/>
-            <wp:docPr id="15" name="Picture 15" descr="Copyright and Provenance. Read terms: Fern excludes alteration; Moss permits it.. Match proposed use: Cropping is an alteration in these declared toy terms.. Choose eligible asset: Use Moss with its required attribution; do not crop Fern for this public guide."/>
-            <wp:cNvGraphicFramePr>
-              <a:graphicFrameLocks noChangeAspect="1"/>
-            </wp:cNvGraphicFramePr>
-            <a:graphic>
-              <a:graphicData uri="http://schemas.openxmlformats.org/drawingml/2006/picture">
-                <pic:pic>
-                  <pic:nvPicPr>
-                    <pic:cNvPr id="0" name="academy-visual-ai-3-29.png"/>
-                    <pic:cNvPicPr/>
-                  </pic:nvPicPr>
-                  <pic:blipFill>
-                    <a:blip r:embed="rId22"/>
-                    <a:stretch>
-                      <a:fillRect/>
-                    </a:stretch>
-                  </pic:blipFill>
-                  <pic:spPr>
-                    <a:xfrm>
-                      <a:off x="0" y="0"/>
-                      <a:ext cx="5486400" cy="5185229"/>
+                      <a:ext cx="5486400" cy="3182112"/>
                     </a:xfrm>
                     <a:prstGeom prst="rect"/>
                   </pic:spPr>
@@ -2804,9 +2353,572 @@
     </w:p>
     <w:p>
       <w:pPr>
+        <w:spacing w:line="336" w:lineRule="auto" w:after="180"/>
+      </w:pPr>
+      <w:r>
+        <w:rPr>
+          <w:b w:val="0"/>
+        </w:rPr>
+        <w:t xml:space="preserve">Read the picture in order. Use Moss with its required </w:t>
+      </w:r>
+      <w:r>
+        <w:rPr>
+          <w:b/>
+        </w:rPr>
+        <w:t>attribution</w:t>
+      </w:r>
+      <w:r>
+        <w:rPr>
+          <w:b w:val="0"/>
+        </w:rPr>
+        <w:t xml:space="preserve">; do not crop Fern for this public guide. The arrows show which recorded </w:t>
+      </w:r>
+      <w:r>
+        <w:rPr>
+          <w:b/>
+        </w:rPr>
+        <w:t>input</w:t>
+      </w:r>
+      <w:r>
+        <w:rPr>
+          <w:b w:val="0"/>
+        </w:rPr>
+        <w:t xml:space="preserve"> or intermediate result each decision uses.</w:t>
+      </w:r>
+    </w:p>
+    <w:p>
+      <w:pPr>
+        <w:spacing w:line="336" w:lineRule="auto" w:after="180"/>
+      </w:pPr>
+      <w:r>
+        <w:rPr>
+          <w:b w:val="0"/>
+        </w:rPr>
+        <w:t>Explain the deciding step aloud before checking the changed case; pointing to the final answer alone does not show how it follows.</w:t>
+      </w:r>
+    </w:p>
+    <w:p>
+      <w:pPr>
+        <w:pStyle w:val="Heading2"/>
+      </w:pPr>
+      <w:r>
+        <w:t>Predict unchanged credited Fern</w:t>
+      </w:r>
+    </w:p>
+    <w:p>
+      <w:pPr>
+        <w:pStyle w:val="ListBullet"/>
+      </w:pPr>
+      <w:r>
+        <w:t>Change one thing: Use Fern unchanged and include the required attribution. Predict the result before checking the explanation. What remains the same?</w:t>
+      </w:r>
+    </w:p>
+    <w:p>
+      <w:pPr>
+        <w:pStyle w:val="Heading2"/>
+      </w:pPr>
+      <w:r>
+        <w:t>Check after predicting · reference / check after trying</w:t>
+      </w:r>
+    </w:p>
+    <w:p>
+      <w:r>
+        <w:drawing>
+          <wp:inline xmlns:a="http://schemas.openxmlformats.org/drawingml/2006/main" xmlns:pic="http://schemas.openxmlformats.org/drawingml/2006/picture">
+            <wp:extent cx="5486400" cy="3026664"/>
+            <wp:docPr id="15" name="Picture 15" descr="Original case: Use Moss with its required attribution; do not crop Fern for this public guide. Changed condition: Use Fern unchanged and include the required attribution. Expected result: That use satisfies the stated fictional permission conditions. Reason: Its public redistribution is permitted when there is no alteration and attribution is included."/>
+            <wp:cNvGraphicFramePr>
+              <a:graphicFrameLocks noChangeAspect="1"/>
+            </wp:cNvGraphicFramePr>
+            <a:graphic>
+              <a:graphicData uri="http://schemas.openxmlformats.org/drawingml/2006/picture">
+                <pic:pic>
+                  <pic:nvPicPr>
+                    <pic:cNvPr id="0" name="academy-story-ai-3-29-04.png"/>
+                    <pic:cNvPicPr/>
+                  </pic:nvPicPr>
+                  <pic:blipFill>
+                    <a:blip r:embed="rId18"/>
+                    <a:stretch>
+                      <a:fillRect/>
+                    </a:stretch>
+                  </pic:blipFill>
+                  <pic:spPr>
+                    <a:xfrm>
+                      <a:off x="0" y="0"/>
+                      <a:ext cx="5486400" cy="3026664"/>
+                    </a:xfrm>
+                    <a:prstGeom prst="rect"/>
+                  </pic:spPr>
+                </pic:pic>
+              </a:graphicData>
+            </a:graphic>
+          </wp:inline>
+        </w:drawing>
+      </w:r>
+    </w:p>
+    <w:p>
+      <w:pPr>
+        <w:pStyle w:val="Heading2"/>
+      </w:pPr>
+      <w:r>
+        <w:t>State the fictional-terms limit</w:t>
+      </w:r>
+    </w:p>
+    <w:p>
+      <w:pPr>
+        <w:pStyle w:val="ListBullet"/>
+      </w:pPr>
+      <w:r>
+        <w:t>Real permission decisions require the actual licence and use context. These invented terms teach condition matching, not legal advice.</w:t>
+      </w:r>
+    </w:p>
+    <w:p>
+      <w:pPr>
+        <w:pStyle w:val="ListBullet"/>
+      </w:pPr>
+      <w:r>
+        <w:t>Read the labelled picture: Does acknowledging Fern make a cropped version permitted? Point to the relevant step in the picture, then write the changed result and the rule or evidence that supports it.</w:t>
+      </w:r>
+    </w:p>
+    <w:p>
+      <w:pPr>
+        <w:pStyle w:val="Heading2"/>
+      </w:pPr>
+      <w:r>
+        <w:t>Separate practice · Images A/B under L/M · reference / check after trying</w:t>
+      </w:r>
+    </w:p>
+    <w:p>
+      <w:pPr>
+        <w:spacing w:line="336" w:lineRule="auto" w:after="180"/>
+      </w:pPr>
+      <w:r>
+        <w:rPr>
+          <w:b w:val="0"/>
+        </w:rPr>
+        <w:t>Image A has L; image B has M. The project is a publicly downloadable adapted poster.</w:t>
+      </w:r>
+    </w:p>
+    <w:p>
+      <w:pPr>
+        <w:spacing w:line="336" w:lineRule="auto" w:after="180"/>
+      </w:pPr>
+      <w:r>
+        <w:rPr>
+          <w:b w:val="0"/>
+        </w:rPr>
+        <w:t xml:space="preserve">A is not permitted for this use under L. B is permitted under the supplied M terms with </w:t>
+      </w:r>
+      <w:r>
+        <w:rPr>
+          <w:b/>
+        </w:rPr>
+        <w:t>attribution</w:t>
+      </w:r>
+      <w:r>
+        <w:rPr>
+          <w:b w:val="0"/>
+        </w:rPr>
+        <w:t xml:space="preserve">. Keep </w:t>
+      </w:r>
+      <w:r>
+        <w:rPr>
+          <w:b/>
+        </w:rPr>
+        <w:t>licence</w:t>
+      </w:r>
+      <w:r>
+        <w:rPr>
+          <w:b w:val="0"/>
+        </w:rPr>
+        <w:t xml:space="preserve"> version and </w:t>
+      </w:r>
+      <w:r>
+        <w:rPr>
+          <w:b/>
+        </w:rPr>
+        <w:t>provenance</w:t>
+      </w:r>
+      <w:r>
+        <w:rPr>
+          <w:b w:val="0"/>
+        </w:rPr>
+        <w:t>.</w:t>
+      </w:r>
+    </w:p>
+    <w:p>
+      <w:pPr>
+        <w:pStyle w:val="Heading2"/>
+      </w:pPr>
+      <w:r>
+        <w:t>Earlier wording, alternatives and picture transcripts · reference / check after trying</w:t>
+      </w:r>
+    </w:p>
+    <w:p>
+      <w:pPr>
+        <w:spacing w:line="336" w:lineRule="auto" w:after="180"/>
+      </w:pPr>
+      <w:r>
+        <w:rPr>
+          <w:b w:val="0"/>
+        </w:rPr>
+        <w:t xml:space="preserve">WORKED </w:t>
+      </w:r>
+      <w:r>
+        <w:rPr>
+          <w:b/>
+        </w:rPr>
+        <w:t>EVIDENCE</w:t>
+      </w:r>
+    </w:p>
+    <w:p>
+      <w:pPr>
+        <w:spacing w:line="336" w:lineRule="auto" w:after="180"/>
+      </w:pPr>
+      <w:r>
+        <w:rPr>
+          <w:b w:val="0"/>
+        </w:rPr>
+        <w:t>Reason Step by Step</w:t>
+      </w:r>
+    </w:p>
+    <w:p>
+      <w:pPr>
+        <w:spacing w:line="336" w:lineRule="auto" w:after="180"/>
+      </w:pPr>
+      <w:r>
+        <w:rPr>
+          <w:b w:val="0"/>
+        </w:rPr>
+        <w:t xml:space="preserve">Predict first. Then check each step. A correct answer without visible reasoning is incomplete </w:t>
+      </w:r>
+      <w:r>
+        <w:rPr>
+          <w:b/>
+        </w:rPr>
+        <w:t>evidence</w:t>
+      </w:r>
+      <w:r>
+        <w:rPr>
+          <w:b w:val="0"/>
+        </w:rPr>
+        <w:t>.</w:t>
+      </w:r>
+    </w:p>
+    <w:p>
+      <w:r>
+        <w:drawing>
+          <wp:inline xmlns:a="http://schemas.openxmlformats.org/drawingml/2006/main" xmlns:pic="http://schemas.openxmlformats.org/drawingml/2006/picture">
+            <wp:extent cx="5486400" cy="2377440"/>
+            <wp:docPr id="16" name="Picture 16" descr="Worked evidence for Copyright and Provenance"/>
+            <wp:cNvGraphicFramePr>
+              <a:graphicFrameLocks noChangeAspect="1"/>
+            </wp:cNvGraphicFramePr>
+            <a:graphic>
+              <a:graphicData uri="http://schemas.openxmlformats.org/drawingml/2006/picture">
+                <pic:pic>
+                  <pic:nvPicPr>
+                    <pic:cNvPr id="0" name="cff726f65445ffc75b95f10c60f0c7596ba1a7413f59f665248275df1d6c2f40.png"/>
+                    <pic:cNvPicPr/>
+                  </pic:nvPicPr>
+                  <pic:blipFill>
+                    <a:blip r:embed="rId19"/>
+                    <a:stretch>
+                      <a:fillRect/>
+                    </a:stretch>
+                  </pic:blipFill>
+                  <pic:spPr>
+                    <a:xfrm>
+                      <a:off x="0" y="0"/>
+                      <a:ext cx="5486400" cy="2377440"/>
+                    </a:xfrm>
+                    <a:prstGeom prst="rect"/>
+                  </pic:spPr>
+                </pic:pic>
+              </a:graphicData>
+            </a:graphic>
+          </wp:inline>
+        </w:drawing>
+      </w:r>
+    </w:p>
+    <w:p>
+      <w:pPr>
+        <w:spacing w:line="336" w:lineRule="auto" w:after="180"/>
+      </w:pPr>
+      <w:r>
+        <w:rPr>
+          <w:b w:val="0"/>
+        </w:rPr>
+        <w:t>1. Source paragraph is quoted within allowed classroom use and cited.</w:t>
+      </w:r>
+    </w:p>
+    <w:p>
+      <w:pPr>
+        <w:spacing w:line="336" w:lineRule="auto" w:after="180"/>
+      </w:pPr>
+      <w:r>
+        <w:rPr>
+          <w:b w:val="0"/>
+        </w:rPr>
+        <w:t>2. Student summary is a transformation but still names the source.</w:t>
+      </w:r>
+    </w:p>
+    <w:p>
+      <w:pPr>
+        <w:spacing w:line="336" w:lineRule="auto" w:after="180"/>
+      </w:pPr>
+      <w:r>
+        <w:rPr>
+          <w:b w:val="0"/>
+        </w:rPr>
+        <w:t>3. Generated image is labeled as generated.</w:t>
+      </w:r>
+    </w:p>
+    <w:p>
+      <w:pPr>
+        <w:spacing w:line="336" w:lineRule="auto" w:after="180"/>
+      </w:pPr>
+      <w:r>
+        <w:rPr>
+          <w:b w:val="0"/>
+        </w:rPr>
+        <w:t xml:space="preserve">4. </w:t>
+      </w:r>
+      <w:r>
+        <w:rPr>
+          <w:b/>
+        </w:rPr>
+        <w:t>Provenance</w:t>
+      </w:r>
+      <w:r>
+        <w:rPr>
+          <w:b w:val="0"/>
+        </w:rPr>
+        <w:t xml:space="preserve"> record stores creator/source, </w:t>
+      </w:r>
+      <w:r>
+        <w:rPr>
+          <w:b/>
+        </w:rPr>
+        <w:t>license</w:t>
+      </w:r>
+      <w:r>
+        <w:rPr>
+          <w:b w:val="0"/>
+        </w:rPr>
+        <w:t xml:space="preserve"> or permission, transformation, and use.</w:t>
+      </w:r>
+    </w:p>
+    <w:p>
+      <w:pPr>
+        <w:spacing w:line="336" w:lineRule="auto" w:after="180"/>
+      </w:pPr>
+      <w:r>
+        <w:rPr>
+          <w:b w:val="0"/>
+        </w:rPr>
+        <w:t>Recalculate, retrace, or restate the reasoning in your own representation:</w:t>
+      </w:r>
+    </w:p>
+    <w:p>
+      <w:pPr>
         <w:pStyle w:val="Heading3"/>
       </w:pPr>
       <w:r>
+        <w:t>Write or draw your reasoning and evidence.</w:t>
+      </w:r>
+    </w:p>
+    <w:p>
+      <w:r>
+        <w:t>________________________________________________________________</w:t>
+      </w:r>
+    </w:p>
+    <w:p>
+      <w:r>
+        <w:t>________________________________________________________________</w:t>
+      </w:r>
+    </w:p>
+    <w:p>
+      <w:r>
+        <w:t>________________________________________________________________</w:t>
+      </w:r>
+    </w:p>
+    <w:p>
+      <w:r>
+        <w:t>________________________________________________________________</w:t>
+      </w:r>
+    </w:p>
+    <w:p>
+      <w:r>
+        <w:t>________________________________________________________________</w:t>
+      </w:r>
+    </w:p>
+    <w:p>
+      <w:pPr>
+        <w:spacing w:line="336" w:lineRule="auto" w:after="180"/>
+      </w:pPr>
+      <w:r>
+        <w:rPr>
+          <w:b w:val="0"/>
+        </w:rPr>
+        <w:t xml:space="preserve">CHECK  Did the </w:t>
+      </w:r>
+      <w:r>
+        <w:rPr>
+          <w:b/>
+        </w:rPr>
+        <w:t>evidence</w:t>
+      </w:r>
+      <w:r>
+        <w:rPr>
+          <w:b w:val="0"/>
+        </w:rPr>
+        <w:t xml:space="preserve"> answer the exact question? Did the total, path, or source record stay consistent?</w:t>
+      </w:r>
+    </w:p>
+    <w:p>
+      <w:pPr>
+        <w:pStyle w:val="Heading3"/>
+      </w:pPr>
+      <w:r>
+        <w:t>A closer explanation</w:t>
+      </w:r>
+    </w:p>
+    <w:p>
+      <w:pPr>
+        <w:spacing w:line="336" w:lineRule="auto" w:after="180"/>
+      </w:pPr>
+      <w:r>
+        <w:rPr>
+          <w:b w:val="0"/>
+        </w:rPr>
+        <w:t xml:space="preserve">Compare the intermediate </w:t>
+      </w:r>
+      <w:r>
+        <w:rPr>
+          <w:b/>
+        </w:rPr>
+        <w:t>evidence</w:t>
+      </w:r>
+      <w:r>
+        <w:rPr>
+          <w:b w:val="0"/>
+        </w:rPr>
+        <w:t xml:space="preserve"> with the final statement. Explain why each number or decision follows from the stated </w:t>
+      </w:r>
+      <w:r>
+        <w:rPr>
+          <w:b/>
+        </w:rPr>
+        <w:t>input</w:t>
+      </w:r>
+      <w:r>
+        <w:rPr>
+          <w:b w:val="0"/>
+        </w:rPr>
+        <w:t>s.</w:t>
+      </w:r>
+    </w:p>
+    <w:p>
+      <w:pPr>
+        <w:spacing w:line="336" w:lineRule="auto" w:after="180"/>
+      </w:pPr>
+      <w:r>
+        <w:rPr>
+          <w:b w:val="0"/>
+        </w:rPr>
+        <w:t xml:space="preserve">The conclusion belongs to this scenario and procedure; changing the </w:t>
+      </w:r>
+      <w:r>
+        <w:rPr>
+          <w:b/>
+        </w:rPr>
+        <w:t>input</w:t>
+      </w:r>
+      <w:r>
+        <w:rPr>
+          <w:b w:val="0"/>
+        </w:rPr>
+        <w:t>s, evaluation population or authority can change what it establishes. Retain the raw record so a later revision can be compared honestly.</w:t>
+      </w:r>
+    </w:p>
+    <w:p>
+      <w:pPr>
+        <w:pStyle w:val="Heading3"/>
+      </w:pPr>
+      <w:r>
+        <w:t>Learn from the worked case</w:t>
+      </w:r>
+    </w:p>
+    <w:p>
+      <w:pPr>
+        <w:spacing w:line="336" w:lineRule="auto" w:after="180"/>
+      </w:pPr>
+      <w:r>
+        <w:rPr>
+          <w:b w:val="0"/>
+        </w:rPr>
+        <w:t>Cover the result before checking it. Say what is given, choose the procedure, and follow one step at a time. Then uncover the result and explain your first mismatch. Ask why a step is allowed, not only what number it produces.</w:t>
+      </w:r>
+    </w:p>
+    <w:p>
+      <w:pPr>
+        <w:pStyle w:val="Heading3"/>
+      </w:pPr>
+      <w:r>
+        <w:t>A pictorial worked case: Copyright and Provenance</w:t>
+      </w:r>
+    </w:p>
+    <w:p>
+      <w:pPr>
+        <w:pStyle w:val="Heading3"/>
+      </w:pPr>
+      <w:r>
+        <w:t>The facts we will use</w:t>
+      </w:r>
+    </w:p>
+    <w:p>
+      <w:r>
+        <w:drawing>
+          <wp:inline xmlns:a="http://schemas.openxmlformats.org/drawingml/2006/main" xmlns:pic="http://schemas.openxmlformats.org/drawingml/2006/picture">
+            <wp:extent cx="5486400" cy="5185229"/>
+            <wp:docPr id="17" name="Picture 17" descr="Copyright and Provenance. Read terms: Fern excludes alteration; Moss permits it.. Match proposed use: Cropping is an alteration in these declared toy terms.. Choose eligible asset: Use Moss with its required attribution; do not crop Fern for this public guide."/>
+            <wp:cNvGraphicFramePr>
+              <a:graphicFrameLocks noChangeAspect="1"/>
+            </wp:cNvGraphicFramePr>
+            <a:graphic>
+              <a:graphicData uri="http://schemas.openxmlformats.org/drawingml/2006/picture">
+                <pic:pic>
+                  <pic:nvPicPr>
+                    <pic:cNvPr id="0" name="academy-visual-ai-3-29.png"/>
+                    <pic:cNvPicPr/>
+                  </pic:nvPicPr>
+                  <pic:blipFill>
+                    <a:blip r:embed="rId20"/>
+                    <a:stretch>
+                      <a:fillRect/>
+                    </a:stretch>
+                  </pic:blipFill>
+                  <pic:spPr>
+                    <a:xfrm>
+                      <a:off x="0" y="0"/>
+                      <a:ext cx="5486400" cy="5185229"/>
+                    </a:xfrm>
+                    <a:prstGeom prst="rect"/>
+                  </pic:spPr>
+                </pic:pic>
+              </a:graphicData>
+            </a:graphic>
+          </wp:inline>
+        </w:drawing>
+      </w:r>
+    </w:p>
+    <w:p>
+      <w:pPr>
+        <w:pStyle w:val="Heading3"/>
+      </w:pPr>
+      <w:r>
         <w:t>Why this result follows</w:t>
       </w:r>
     </w:p>
@@ -2815,186 +2927,104 @@
         <w:pStyle w:val="Heading3"/>
       </w:pPr>
       <w:r>
-        <w:t>Why the result follows</w:t>
+        <w:t>What this example does not establish</w:t>
+      </w:r>
+    </w:p>
+    <w:p>
+      <w:pPr>
+        <w:pStyle w:val="Heading1"/>
+      </w:pPr>
+      <w:r>
+        <w:t>07. Find credit used as a replacement for permission</w:t>
+      </w:r>
+    </w:p>
+    <w:p>
+      <w:r>
+        <w:t>Keep every declared condition in the decision.</w:t>
+      </w:r>
+    </w:p>
+    <w:p>
+      <w:pPr>
+        <w:pStyle w:val="Heading2"/>
+      </w:pPr>
+      <w:r>
+        <w:t>Repair the credit-only shortcut</w:t>
       </w:r>
     </w:p>
     <w:p>
       <w:pPr>
         <w:spacing w:line="336" w:lineRule="auto" w:after="180"/>
-        <w:shd w:fill="F1F6FC"/>
       </w:pPr>
       <w:r>
         <w:rPr>
           <w:b w:val="0"/>
         </w:rPr>
-        <w:t xml:space="preserve">Read the picture in order. Use Moss with its required </w:t>
-      </w:r>
-      <w:r>
-        <w:rPr>
-          <w:b/>
-        </w:rPr>
-        <w:t>attribution</w:t>
-      </w:r>
+        <w:t>Claim to repair: Credit Fern’s creator and the crop becomes allowed. Under F1, attribution and no alteration are separate required conditions; satisfying one cannot erase the other. Another shortcut is calling a generated background automatically free to reuse: a generated label records its origin but does not supply missing tool terms or resolve other rights.</w:t>
+      </w:r>
+    </w:p>
+    <w:p>
+      <w:pPr>
+        <w:spacing w:line="336" w:lineRule="auto" w:after="180"/>
+      </w:pPr>
       <w:r>
         <w:rPr>
           <w:b w:val="0"/>
         </w:rPr>
-        <w:t xml:space="preserve">; do not crop Fern for this public guide. The arrows show which recorded </w:t>
-      </w:r>
-      <w:r>
-        <w:rPr>
-          <w:b/>
-        </w:rPr>
-        <w:t>input</w:t>
-      </w:r>
-      <w:r>
-        <w:rPr>
-          <w:b w:val="0"/>
-        </w:rPr>
-        <w:t xml:space="preserve"> or intermediate result each decision uses.</w:t>
+        <w:t>Preserve the unknown and choose a supplied permitted alternative for the exercise.</w:t>
+      </w:r>
+    </w:p>
+    <w:p>
+      <w:pPr>
+        <w:pStyle w:val="Heading2"/>
+      </w:pPr>
+      <w:r>
+        <w:t>Design a revealing follow-up</w:t>
+      </w:r>
+    </w:p>
+    <w:p>
+      <w:pPr>
+        <w:pStyle w:val="Heading3"/>
+      </w:pPr>
+      <w:r>
+        <w:t>Exit: propose one revealing change to the worked scenario. State the expected outcome and the evidence that would make you revise your explanation.</w:t>
+      </w:r>
+    </w:p>
+    <w:p>
+      <w:r>
+        <w:t>________________________________________________________________</w:t>
+      </w:r>
+    </w:p>
+    <w:p>
+      <w:r>
+        <w:t>________________________________________________________________</w:t>
+      </w:r>
+    </w:p>
+    <w:p>
+      <w:r>
+        <w:t>________________________________________________________________</w:t>
+      </w:r>
+    </w:p>
+    <w:p>
+      <w:r>
+        <w:t>________________________________________________________________</w:t>
+      </w:r>
+    </w:p>
+    <w:p>
+      <w:r>
+        <w:t>________________________________________________________________</w:t>
+      </w:r>
+    </w:p>
+    <w:p>
+      <w:pPr>
+        <w:pStyle w:val="Heading2"/>
+      </w:pPr>
+      <w:r>
+        <w:t>Earlier wording, alternatives and picture transcripts · reference / check after trying</w:t>
       </w:r>
     </w:p>
     <w:p>
       <w:pPr>
         <w:spacing w:line="336" w:lineRule="auto" w:after="180"/>
-        <w:shd w:fill="F1F6FC"/>
-      </w:pPr>
-      <w:r>
-        <w:rPr>
-          <w:b w:val="0"/>
-        </w:rPr>
-        <w:t>Explain the deciding step aloud before checking the changed case; pointing to the final answer alone does not show how it follows.</w:t>
-      </w:r>
-    </w:p>
-    <w:p>
-      <w:pPr>
-        <w:pStyle w:val="Heading3"/>
-      </w:pPr>
-      <w:r>
-        <w:t>What this example does not establish</w:t>
-      </w:r>
-    </w:p>
-    <w:p>
-      <w:pPr>
-        <w:pStyle w:val="Heading3"/>
-      </w:pPr>
-      <w:r>
-        <w:t>Keep the stated limit</w:t>
-      </w:r>
-    </w:p>
-    <w:p>
-      <w:pPr>
-        <w:spacing w:line="336" w:lineRule="auto" w:after="180"/>
-        <w:shd w:fill="FFF5E6"/>
-      </w:pPr>
-      <w:r>
-        <w:rPr>
-          <w:b w:val="0"/>
-        </w:rPr>
-        <w:t xml:space="preserve">Real permission decisions require the actual </w:t>
-      </w:r>
-      <w:r>
-        <w:rPr>
-          <w:b/>
-        </w:rPr>
-        <w:t>licence</w:t>
-      </w:r>
-      <w:r>
-        <w:rPr>
-          <w:b w:val="0"/>
-        </w:rPr>
-        <w:t xml:space="preserve"> and use context. These invented terms teach condition matching, not legal advice.</w:t>
-      </w:r>
-    </w:p>
-    <w:p>
-      <w:pPr>
-        <w:pStyle w:val="Heading3"/>
-      </w:pPr>
-      <w:r>
-        <w:t>Keep the stated limit</w:t>
-      </w:r>
-    </w:p>
-    <w:p>
-      <w:pPr>
-        <w:spacing w:line="336" w:lineRule="auto" w:after="180"/>
-        <w:shd w:fill="FFF5E6"/>
-      </w:pPr>
-      <w:r>
-        <w:rPr>
-          <w:b w:val="0"/>
-        </w:rPr>
-        <w:t xml:space="preserve">Read the labelled picture: Does acknowledging Fern make a cropped version permitted? Point to the relevant step in the picture, then write the changed result and the rule or </w:t>
-      </w:r>
-      <w:r>
-        <w:rPr>
-          <w:b/>
-        </w:rPr>
-        <w:t>evidence</w:t>
-      </w:r>
-      <w:r>
-        <w:rPr>
-          <w:b w:val="0"/>
-        </w:rPr>
-        <w:t xml:space="preserve"> that supports it.</w:t>
-      </w:r>
-    </w:p>
-    <w:p>
-      <w:pPr>
-        <w:pStyle w:val="Heading3"/>
-      </w:pPr>
-      <w:r>
-        <w:t>Keep the stated limit</w:t>
-      </w:r>
-    </w:p>
-    <w:p>
-      <w:pPr>
-        <w:spacing w:line="336" w:lineRule="auto" w:after="180"/>
-        <w:shd w:fill="FFF5E6"/>
-      </w:pPr>
-      <w:r>
-        <w:rPr>
-          <w:b w:val="0"/>
-        </w:rPr>
-        <w:t xml:space="preserve">Change one thing: Use Fern unchanged and include the required </w:t>
-      </w:r>
-      <w:r>
-        <w:rPr>
-          <w:b/>
-        </w:rPr>
-        <w:t>attribution</w:t>
-      </w:r>
-      <w:r>
-        <w:rPr>
-          <w:b w:val="0"/>
-        </w:rPr>
-        <w:t>. Predict the result before checking the explanation. What remains the same?</w:t>
-      </w:r>
-    </w:p>
-    <w:p>
-      <w:pPr>
-        <w:pStyle w:val="Heading1"/>
-      </w:pPr>
-      <w:r>
-        <w:t>07. Find and repair a mistake</w:t>
-      </w:r>
-    </w:p>
-    <w:p>
-      <w:r>
-        <w:t>Find the unsupported step in the Copyright and Provenance claim and explain a repair using the supplied evidence.</w:t>
-      </w:r>
-    </w:p>
-    <w:p>
-      <w:pPr>
-        <w:pStyle w:val="Heading3"/>
-      </w:pPr>
-      <w:r>
-        <w:t>Find the first error</w:t>
-      </w:r>
-    </w:p>
-    <w:p>
-      <w:pPr>
-        <w:spacing w:line="336" w:lineRule="auto" w:after="180"/>
-        <w:shd w:fill="FFF5E6"/>
       </w:pPr>
       <w:r>
         <w:rPr>
@@ -3042,7 +3072,7 @@
         <w:drawing>
           <wp:inline xmlns:a="http://schemas.openxmlformats.org/drawingml/2006/main" xmlns:pic="http://schemas.openxmlformats.org/drawingml/2006/picture">
             <wp:extent cx="5486400" cy="1901952"/>
-            <wp:docPr id="16" name="Picture 16" descr="Misconception diagnosis for Copyright and Provenance"/>
+            <wp:docPr id="18" name="Picture 18" descr="Misconception diagnosis for Copyright and Provenance"/>
             <wp:cNvGraphicFramePr>
               <a:graphicFrameLocks noChangeAspect="1"/>
             </wp:cNvGraphicFramePr>
@@ -3054,7 +3084,7 @@
                     <pic:cNvPicPr/>
                   </pic:nvPicPr>
                   <pic:blipFill>
-                    <a:blip r:embed="rId23"/>
+                    <a:blip r:embed="rId21"/>
                     <a:stretch>
                       <a:fillRect/>
                     </a:stretch>
@@ -3286,7 +3316,6 @@
     <w:p>
       <w:pPr>
         <w:spacing w:line="336" w:lineRule="auto" w:after="180"/>
-        <w:shd w:fill="F5F1FB"/>
       </w:pPr>
       <w:r>
         <w:rPr>
@@ -3338,16 +3367,7 @@
     </w:p>
     <w:p>
       <w:pPr>
-        <w:pStyle w:val="Heading3"/>
-      </w:pPr>
-      <w:r>
-        <w:t>Check the claim against the facts</w:t>
-      </w:r>
-    </w:p>
-    <w:p>
-      <w:pPr>
         <w:spacing w:line="336" w:lineRule="auto" w:after="180"/>
-        <w:shd w:fill="FFF5E6"/>
       </w:pPr>
       <w:r>
         <w:rPr>
@@ -3359,7 +3379,6 @@
     <w:p>
       <w:pPr>
         <w:spacing w:line="336" w:lineRule="auto" w:after="180"/>
-        <w:shd w:fill="FFF5E6"/>
       </w:pPr>
       <w:r>
         <w:rPr>
@@ -3370,48 +3389,23 @@
     </w:p>
     <w:p>
       <w:pPr>
-        <w:pStyle w:val="Heading3"/>
-      </w:pPr>
-      <w:r>
-        <w:t>Exit: propose one revealing change to the worked scenario. State the expected outcome and the evidence that would make you revise your explanation.</w:t>
-      </w:r>
-    </w:p>
-    <w:p>
-      <w:r>
-        <w:t>________________________________________________________________</w:t>
-      </w:r>
-    </w:p>
-    <w:p>
-      <w:r>
-        <w:t>________________________________________________________________</w:t>
-      </w:r>
-    </w:p>
-    <w:p>
-      <w:r>
-        <w:t>________________________________________________________________</w:t>
-      </w:r>
-    </w:p>
-    <w:p>
-      <w:r>
-        <w:t>________________________________________________________________</w:t>
-      </w:r>
-    </w:p>
-    <w:p>
-      <w:r>
-        <w:t>________________________________________________________________</w:t>
-      </w:r>
-    </w:p>
-    <w:p>
-      <w:pPr>
         <w:pStyle w:val="Heading1"/>
       </w:pPr>
       <w:r>
-        <w:t>08. Practise together</w:t>
-      </w:r>
-    </w:p>
-    <w:p>
-      <w:r>
-        <w:t>Practise Copyright and Provenance with support, then explain the deciding step in your own words.</w:t>
+        <w:t>08. Practise the L/M public-poster decision with less help</w:t>
+      </w:r>
+    </w:p>
+    <w:p>
+      <w:r>
+        <w:t>Keep its invented licence labels separate from Fern/Moss.</w:t>
+      </w:r>
+    </w:p>
+    <w:p>
+      <w:pPr>
+        <w:pStyle w:val="Heading2"/>
+      </w:pPr>
+      <w:r>
+        <w:t>The scope and legal-exception limit</w:t>
       </w:r>
     </w:p>
     <w:p>
@@ -3420,291 +3414,41 @@
       </w:pPr>
       <w:r>
         <w:rPr>
+          <w:b w:val="0"/>
+        </w:rPr>
+        <w:t xml:space="preserve">Real legal outcomes depend on jurisdiction and facts; supplied </w:t>
+      </w:r>
+      <w:r>
+        <w:rPr>
           <w:b/>
         </w:rPr>
-        <w:t>LOGIC STUDIO</w:t>
-      </w:r>
-    </w:p>
-    <w:p>
-      <w:pPr>
-        <w:spacing w:line="336" w:lineRule="auto" w:after="180"/>
-      </w:pPr>
+        <w:t>licence</w:t>
+      </w:r>
       <w:r>
         <w:rPr>
           <w:b w:val="0"/>
         </w:rPr>
-        <w:t>Specify Before You Run</w:t>
-      </w:r>
-    </w:p>
-    <w:p>
-      <w:pPr>
-        <w:spacing w:line="336" w:lineRule="auto" w:after="180"/>
-      </w:pPr>
+        <w:t xml:space="preserve"> terms define this classroom exercise, not universal </w:t>
+      </w:r>
+      <w:r>
+        <w:rPr>
+          <w:b/>
+        </w:rPr>
+        <w:t>copyright</w:t>
+      </w:r>
       <w:r>
         <w:rPr>
           <w:b w:val="0"/>
         </w:rPr>
-        <w:t>Prompts, schemas, retrieval, tool calls, and code are inspectable parts of one AI product.</w:t>
-      </w:r>
-    </w:p>
-    <w:p>
-      <w:r>
-        <w:drawing>
-          <wp:inline xmlns:a="http://schemas.openxmlformats.org/drawingml/2006/main" xmlns:pic="http://schemas.openxmlformats.org/drawingml/2006/picture">
-            <wp:extent cx="5486400" cy="1901952"/>
-            <wp:docPr id="17" name="Picture 17" descr="Logic tracing graphic for Copyright and Provenance"/>
-            <wp:cNvGraphicFramePr>
-              <a:graphicFrameLocks noChangeAspect="1"/>
-            </wp:cNvGraphicFramePr>
-            <a:graphic>
-              <a:graphicData uri="http://schemas.openxmlformats.org/drawingml/2006/picture">
-                <pic:pic>
-                  <pic:nvPicPr>
-                    <pic:cNvPr id="0" name="112c89216380e7327670e715cf532346aeed10eee4e4400b610a219e3e4bc9f9.png"/>
-                    <pic:cNvPicPr/>
-                  </pic:nvPicPr>
-                  <pic:blipFill>
-                    <a:blip r:embed="rId24"/>
-                    <a:stretch>
-                      <a:fillRect/>
-                    </a:stretch>
-                  </pic:blipFill>
-                  <pic:spPr>
-                    <a:xfrm>
-                      <a:off x="0" y="0"/>
-                      <a:ext cx="5486400" cy="1901952"/>
-                    </a:xfrm>
-                    <a:prstGeom prst="rect"/>
-                  </pic:spPr>
-                </pic:pic>
-              </a:graphicData>
-            </a:graphic>
-          </wp:inline>
-        </w:drawing>
-      </w:r>
-    </w:p>
-    <w:p>
-      <w:pPr>
-        <w:spacing w:line="336" w:lineRule="auto" w:after="180"/>
-      </w:pPr>
-      <w:r>
-        <w:rPr>
-          <w:b w:val="0"/>
-        </w:rPr>
-        <w:t xml:space="preserve">SET task, audience, constraints, </w:t>
-      </w:r>
-      <w:r>
-        <w:rPr>
-          <w:b/>
-        </w:rPr>
-        <w:t>output</w:t>
-      </w:r>
-      <w:r>
-        <w:rPr>
-          <w:b w:val="0"/>
-        </w:rPr>
-        <w:t>_schema</w:t>
-        <w:br/>
-        <w:t>LOAD approved_context or retrieval_result</w:t>
-        <w:br/>
-        <w:t>CALL model or allowed_tool</w:t>
-        <w:br/>
-        <w:t>VALIDATE fields, claims, citations, and safety</w:t>
-        <w:br/>
-        <w:t xml:space="preserve">IF </w:t>
-      </w:r>
-      <w:r>
-        <w:rPr>
-          <w:b/>
-        </w:rPr>
-        <w:t>evidence</w:t>
-      </w:r>
-      <w:r>
-        <w:rPr>
-          <w:b w:val="0"/>
-        </w:rPr>
-        <w:t xml:space="preserve"> missing: ask, retrieve, or abstain</w:t>
-        <w:br/>
-        <w:t xml:space="preserve">RETURN useful </w:t>
-      </w:r>
-      <w:r>
-        <w:rPr>
-          <w:b/>
-        </w:rPr>
-        <w:t>output</w:t>
-      </w:r>
-      <w:r>
-        <w:rPr>
-          <w:b w:val="0"/>
-        </w:rPr>
-        <w:t xml:space="preserve"> + source trail + limitations</w:t>
-      </w:r>
-    </w:p>
-    <w:p>
-      <w:pPr>
-        <w:spacing w:line="336" w:lineRule="auto" w:after="180"/>
-        <w:shd w:fill="F5F1FB"/>
-      </w:pPr>
-      <w:r>
-        <w:rPr>
-          <w:b w:val="0"/>
-        </w:rPr>
-        <w:t xml:space="preserve">Trace one </w:t>
-      </w:r>
-      <w:r>
-        <w:rPr>
-          <w:b/>
-        </w:rPr>
-        <w:t>input</w:t>
-      </w:r>
-      <w:r>
-        <w:rPr>
-          <w:b w:val="0"/>
-        </w:rPr>
-        <w:t>. Which line changes the state or chooses a path?</w:t>
-      </w:r>
-    </w:p>
-    <w:p>
-      <w:pPr>
-        <w:pStyle w:val="Heading3"/>
-      </w:pPr>
-      <w:r>
-        <w:t>Write or draw your reasoning and evidence.</w:t>
-      </w:r>
-    </w:p>
-    <w:p>
-      <w:r>
-        <w:t>________________________________________________________________</w:t>
-      </w:r>
-    </w:p>
-    <w:p>
-      <w:r>
-        <w:t>________________________________________________________________</w:t>
-      </w:r>
-    </w:p>
-    <w:p>
-      <w:r>
-        <w:t>________________________________________________________________</w:t>
-      </w:r>
-    </w:p>
-    <w:p>
-      <w:r>
-        <w:t>________________________________________________________________</w:t>
-      </w:r>
-    </w:p>
-    <w:p>
-      <w:r>
-        <w:t>________________________________________________________________</w:t>
-      </w:r>
-    </w:p>
-    <w:p>
-      <w:pPr>
-        <w:pStyle w:val="Heading3"/>
-      </w:pPr>
-      <w:r>
-        <w:t>A closer explanation</w:t>
-      </w:r>
-    </w:p>
-    <w:p>
-      <w:pPr>
-        <w:spacing w:line="336" w:lineRule="auto" w:after="180"/>
-      </w:pPr>
-      <w:r>
-        <w:rPr>
-          <w:b w:val="0"/>
-        </w:rPr>
-        <w:t xml:space="preserve">Real legal outcomes depend on jurisdiction and facts; supplied </w:t>
-      </w:r>
-      <w:r>
-        <w:rPr>
-          <w:b/>
-        </w:rPr>
-        <w:t>licence</w:t>
-      </w:r>
-      <w:r>
-        <w:rPr>
-          <w:b w:val="0"/>
-        </w:rPr>
-        <w:t xml:space="preserve"> terms define this classroom exercise, not universal </w:t>
-      </w:r>
-      <w:r>
-        <w:rPr>
-          <w:b/>
-        </w:rPr>
-        <w:t>copyright</w:t>
-      </w:r>
-      <w:r>
-        <w:rPr>
-          <w:b w:val="0"/>
-        </w:rPr>
         <w:t xml:space="preserve"> law.</w:t>
       </w:r>
     </w:p>
     <w:p>
       <w:pPr>
-        <w:spacing w:line="336" w:lineRule="auto" w:after="180"/>
-      </w:pPr>
-      <w:r>
-        <w:rPr>
-          <w:b w:val="0"/>
-        </w:rPr>
-        <w:t>A useful check asks what would make the reasoning fail. Distinguish a failure to execute the declared procedure from a weakness in the procedure itself.</w:t>
-      </w:r>
-    </w:p>
-    <w:p>
-      <w:pPr>
-        <w:spacing w:line="336" w:lineRule="auto" w:after="180"/>
-      </w:pPr>
-      <w:r>
-        <w:rPr>
-          <w:b w:val="0"/>
-        </w:rPr>
-        <w:t xml:space="preserve">The first may require a correction; the second requires an explicitly revised method and new </w:t>
-      </w:r>
-      <w:r>
-        <w:rPr>
-          <w:b/>
-        </w:rPr>
-        <w:t>evidence</w:t>
-      </w:r>
-      <w:r>
-        <w:rPr>
-          <w:b w:val="0"/>
-        </w:rPr>
-        <w:t>. Preserve unsuccessful cases so an improved result cannot hide the original problem.</w:t>
-      </w:r>
-    </w:p>
-    <w:p>
-      <w:pPr>
-        <w:pStyle w:val="Heading3"/>
-      </w:pPr>
-      <w:r>
-        <w:t>Guided: restate the worked result, then name the assumption or limitation that prevents a broader conclusion.</w:t>
-      </w:r>
-    </w:p>
-    <w:p>
-      <w:r>
-        <w:t>________________________________________________________________</w:t>
-      </w:r>
-    </w:p>
-    <w:p>
-      <w:r>
-        <w:t>________________________________________________________________</w:t>
-      </w:r>
-    </w:p>
-    <w:p>
-      <w:r>
-        <w:t>________________________________________________________________</w:t>
-      </w:r>
-    </w:p>
-    <w:p>
-      <w:r>
-        <w:t>________________________________________________________________</w:t>
-      </w:r>
-    </w:p>
-    <w:p>
-      <w:r>
-        <w:t>________________________________________________________________</w:t>
+        <w:pStyle w:val="Heading2"/>
+      </w:pPr>
+      <w:r>
+        <w:t>Complete image A/B W2</w:t>
       </w:r>
     </w:p>
     <w:p>
@@ -3831,21 +3575,113 @@
     </w:tbl>
     <w:p>
       <w:pPr>
+        <w:pStyle w:val="Heading2"/>
+      </w:pPr>
+      <w:r>
+        <w:t>Audit an all-future-cases claim</w:t>
+      </w:r>
+    </w:p>
+    <w:p>
+      <w:pPr>
+        <w:pStyle w:val="Heading3"/>
+      </w:pPr>
+      <w:r>
+        <w:t>Check your reasoning</w:t>
+      </w:r>
+    </w:p>
+    <w:p>
+      <w:pPr>
+        <w:pStyle w:val="ListBullet"/>
+      </w:pPr>
+      <w:r>
+        <w:t>Use the worked case for Copyright and permitted sources. Proposed explanation: “The worked result establishes every future case”. Decide whether this explanation is supported. Point to the step or supplied fact that decides; explain your repair if needed.</w:t>
+      </w:r>
+    </w:p>
+    <w:p>
+      <w:pPr>
+        <w:pStyle w:val="ListBullet"/>
+      </w:pPr>
+      <w:r>
+        <w:t>Answer on your own before discussion. If you are unsure, say which step you need help with.</w:t>
+      </w:r>
+    </w:p>
+    <w:p>
+      <w:pPr>
+        <w:pStyle w:val="Heading2"/>
+      </w:pPr>
+      <w:r>
+        <w:t>Explain the pictured alteration condition</w:t>
+      </w:r>
+    </w:p>
+    <w:p>
+      <w:pPr>
+        <w:pStyle w:val="Heading3"/>
+      </w:pPr>
+      <w:r>
+        <w:t>Explain the picture</w:t>
+      </w:r>
+    </w:p>
+    <w:p>
+      <w:pPr>
+        <w:pStyle w:val="ListBullet"/>
+      </w:pPr>
+      <w:r>
+        <w:t>Does acknowledging Fern make a cropped version permitted? Point to the relevant step in the picture, then write the changed result and the rule or evidence that supports it.</w:t>
+      </w:r>
+    </w:p>
+    <w:p>
+      <w:pPr>
+        <w:pStyle w:val="Heading3"/>
+      </w:pPr>
+      <w:r>
+        <w:t>My explanation using a pictured step and the given facts</w:t>
+      </w:r>
+    </w:p>
+    <w:p>
+      <w:r>
+        <w:t>________________________________________________________________</w:t>
+      </w:r>
+    </w:p>
+    <w:p>
+      <w:r>
+        <w:t>________________________________________________________________</w:t>
+      </w:r>
+    </w:p>
+    <w:p>
+      <w:r>
+        <w:t>________________________________________________________________</w:t>
+      </w:r>
+    </w:p>
+    <w:p>
+      <w:r>
+        <w:t>________________________________________________________________</w:t>
+      </w:r>
+    </w:p>
+    <w:p>
+      <w:pPr>
+        <w:pStyle w:val="Heading2"/>
+      </w:pPr>
+      <w:r>
+        <w:t>Keep independent quotation work separate</w:t>
+      </w:r>
+    </w:p>
+    <w:p>
+      <w:pPr>
         <w:spacing w:line="336" w:lineRule="auto" w:after="180"/>
       </w:pPr>
       <w:r>
         <w:rPr>
           <w:b w:val="0"/>
         </w:rPr>
-        <w:t>Explain your trace to a partner. Your partner points to one step to check. Swap roles on the next case. Each person writes their own explanation.</w:t>
-      </w:r>
-    </w:p>
-    <w:p>
-      <w:pPr>
-        <w:pStyle w:val="Heading3"/>
-      </w:pPr>
-      <w:r>
-        <w:t>Check your reasoning</w:t>
+        <w:t>This is supported practice. Keep the separately named independent case for an attempt before feedback.</w:t>
+      </w:r>
+    </w:p>
+    <w:p>
+      <w:pPr>
+        <w:pStyle w:val="Heading2"/>
+      </w:pPr>
+      <w:r>
+        <w:t>Earlier wording, alternatives and picture transcripts · reference / check after trying</w:t>
       </w:r>
     </w:p>
     <w:p>
@@ -3856,19 +3692,18 @@
         <w:rPr>
           <w:b w:val="0"/>
         </w:rPr>
-        <w:t xml:space="preserve">Use the worked case for </w:t>
-      </w:r>
-      <w:r>
-        <w:rPr>
-          <w:b/>
-        </w:rPr>
-        <w:t>Copyright</w:t>
-      </w:r>
+        <w:t>LOGIC STUDIO</w:t>
+      </w:r>
+    </w:p>
+    <w:p>
+      <w:pPr>
+        <w:spacing w:line="336" w:lineRule="auto" w:after="180"/>
+      </w:pPr>
       <w:r>
         <w:rPr>
           <w:b w:val="0"/>
         </w:rPr>
-        <w:t xml:space="preserve"> and permitted sources. Proposed explanation: “The worked result establishes every future case”. Decide whether this explanation is supported.</w:t>
+        <w:t>Specify Before You Run</w:t>
       </w:r>
     </w:p>
     <w:p>
@@ -3879,140 +3714,7 @@
         <w:rPr>
           <w:b w:val="0"/>
         </w:rPr>
-        <w:t>Point to the step or supplied fact that decides; explain your repair if needed.</w:t>
-      </w:r>
-    </w:p>
-    <w:p>
-      <w:pPr>
-        <w:spacing w:line="336" w:lineRule="auto" w:after="180"/>
-      </w:pPr>
-      <w:r>
-        <w:rPr>
-          <w:b w:val="0"/>
-        </w:rPr>
-        <w:t>Answer on your own before discussion. If you are unsure, say which step you need help with.</w:t>
-      </w:r>
-    </w:p>
-    <w:p>
-      <w:pPr>
-        <w:pStyle w:val="Heading3"/>
-      </w:pPr>
-      <w:r>
-        <w:t>Explain the picture</w:t>
-      </w:r>
-    </w:p>
-    <w:p>
-      <w:pPr>
-        <w:spacing w:line="336" w:lineRule="auto" w:after="180"/>
-      </w:pPr>
-      <w:r>
-        <w:rPr>
-          <w:b w:val="0"/>
-        </w:rPr>
-        <w:t xml:space="preserve">Does acknowledging Fern make a cropped version permitted? Point to the relevant step in the picture, then write the changed result and the rule or </w:t>
-      </w:r>
-      <w:r>
-        <w:rPr>
-          <w:b/>
-        </w:rPr>
-        <w:t>evidence</w:t>
-      </w:r>
-      <w:r>
-        <w:rPr>
-          <w:b w:val="0"/>
-        </w:rPr>
-        <w:t xml:space="preserve"> that supports it.</w:t>
-      </w:r>
-    </w:p>
-    <w:p>
-      <w:pPr>
-        <w:pStyle w:val="Heading3"/>
-      </w:pPr>
-      <w:r>
-        <w:t>My explanation using a pictured step and the given facts</w:t>
-      </w:r>
-    </w:p>
-    <w:p>
-      <w:r>
-        <w:t>________________________________________________________________</w:t>
-      </w:r>
-    </w:p>
-    <w:p>
-      <w:r>
-        <w:t>________________________________________________________________</w:t>
-      </w:r>
-    </w:p>
-    <w:p>
-      <w:r>
-        <w:t>________________________________________________________________</w:t>
-      </w:r>
-    </w:p>
-    <w:p>
-      <w:r>
-        <w:t>________________________________________________________________</w:t>
-      </w:r>
-    </w:p>
-    <w:p>
-      <w:pPr>
-        <w:spacing w:line="336" w:lineRule="auto" w:after="180"/>
-      </w:pPr>
-      <w:r>
-        <w:rPr>
-          <w:b w:val="0"/>
-        </w:rPr>
-        <w:t>This is supported practice. Keep the separately named independent case for an attempt before feedback.</w:t>
-      </w:r>
-    </w:p>
-    <w:p>
-      <w:pPr>
-        <w:pStyle w:val="Heading1"/>
-      </w:pPr>
-      <w:r>
-        <w:t>09. Run the investigation</w:t>
-      </w:r>
-    </w:p>
-    <w:p>
-      <w:r>
-        <w:t>Investigate Copyright and Provenance. Record the prediction, actual observation or labelled paper trace, explanation and next test separately.</w:t>
-      </w:r>
-    </w:p>
-    <w:p>
-      <w:pPr>
-        <w:spacing w:line="336" w:lineRule="auto" w:after="180"/>
-      </w:pPr>
-      <w:r>
-        <w:rPr>
-          <w:b/>
-        </w:rPr>
-        <w:t>EVIDENCE</w:t>
-      </w:r>
-      <w:r>
-        <w:rPr>
-          <w:b/>
-        </w:rPr>
-        <w:t xml:space="preserve"> LAB</w:t>
-      </w:r>
-    </w:p>
-    <w:p>
-      <w:pPr>
-        <w:spacing w:line="336" w:lineRule="auto" w:after="180"/>
-      </w:pPr>
-      <w:r>
-        <w:rPr>
-          <w:b w:val="0"/>
-        </w:rPr>
-        <w:t>Predict → Test → Record → Explain</w:t>
-      </w:r>
-    </w:p>
-    <w:p>
-      <w:pPr>
-        <w:spacing w:line="336" w:lineRule="auto" w:after="180"/>
-      </w:pPr>
-      <w:r>
-        <w:rPr>
-          <w:b w:val="0"/>
-        </w:rPr>
-        <w:t>Keep expected and actual results separate. Surprises are useful data when recorded honestly.</w:t>
+        <w:t>Prompts, schemas, retrieval, tool calls, and code are inspectable parts of one AI product.</w:t>
       </w:r>
     </w:p>
     <w:p>
@@ -4020,7 +3722,7 @@
         <w:drawing>
           <wp:inline xmlns:a="http://schemas.openxmlformats.org/drawingml/2006/main" xmlns:pic="http://schemas.openxmlformats.org/drawingml/2006/picture">
             <wp:extent cx="5486400" cy="1901952"/>
-            <wp:docPr id="18" name="Picture 18" descr="Evidence lab graphic for Copyright and Provenance"/>
+            <wp:docPr id="19" name="Picture 19" descr="Logic tracing graphic for Copyright and Provenance"/>
             <wp:cNvGraphicFramePr>
               <a:graphicFrameLocks noChangeAspect="1"/>
             </wp:cNvGraphicFramePr>
@@ -4028,11 +3730,11 @@
               <a:graphicData uri="http://schemas.openxmlformats.org/drawingml/2006/picture">
                 <pic:pic>
                   <pic:nvPicPr>
-                    <pic:cNvPr id="0" name="ceb452850aaea3380954d1ba5c5f36e258c96375b2fc0a6efc511dd67ab0fdf1.png"/>
+                    <pic:cNvPr id="0" name="112c89216380e7327670e715cf532346aeed10eee4e4400b610a219e3e4bc9f9.png"/>
                     <pic:cNvPicPr/>
                   </pic:nvPicPr>
                   <pic:blipFill>
-                    <a:blip r:embed="rId25"/>
+                    <a:blip r:embed="rId22"/>
                     <a:stretch>
                       <a:fillRect/>
                     </a:stretch>
@@ -4059,19 +3761,408 @@
         <w:rPr>
           <w:b w:val="0"/>
         </w:rPr>
-        <w:t xml:space="preserve">Inspect a mixed project, classify original/quoted/transformed/generated parts, check permission, and build a complete </w:t>
+        <w:t xml:space="preserve">SET task, audience, constraints, </w:t>
       </w:r>
       <w:r>
         <w:rPr>
           <w:b/>
         </w:rPr>
-        <w:t>provenance</w:t>
+        <w:t>output</w:t>
       </w:r>
       <w:r>
         <w:rPr>
           <w:b w:val="0"/>
         </w:rPr>
-        <w:t xml:space="preserve"> record.</w:t>
+        <w:t>_schema</w:t>
+        <w:br/>
+        <w:t>LOAD approved_context or retrieval_result</w:t>
+        <w:br/>
+        <w:t>CALL model or allowed_tool</w:t>
+        <w:br/>
+        <w:t>VALIDATE fields, claims, citations, and safety</w:t>
+        <w:br/>
+        <w:t xml:space="preserve">IF </w:t>
+      </w:r>
+      <w:r>
+        <w:rPr>
+          <w:b/>
+        </w:rPr>
+        <w:t>evidence</w:t>
+      </w:r>
+      <w:r>
+        <w:rPr>
+          <w:b w:val="0"/>
+        </w:rPr>
+        <w:t xml:space="preserve"> missing: ask, retrieve, or abstain</w:t>
+        <w:br/>
+        <w:t xml:space="preserve">RETURN useful </w:t>
+      </w:r>
+      <w:r>
+        <w:rPr>
+          <w:b/>
+        </w:rPr>
+        <w:t>output</w:t>
+      </w:r>
+      <w:r>
+        <w:rPr>
+          <w:b w:val="0"/>
+        </w:rPr>
+        <w:t xml:space="preserve"> + source trail + limitations</w:t>
+      </w:r>
+    </w:p>
+    <w:p>
+      <w:pPr>
+        <w:spacing w:line="336" w:lineRule="auto" w:after="180"/>
+      </w:pPr>
+      <w:r>
+        <w:rPr>
+          <w:b w:val="0"/>
+        </w:rPr>
+        <w:t xml:space="preserve">Trace one </w:t>
+      </w:r>
+      <w:r>
+        <w:rPr>
+          <w:b/>
+        </w:rPr>
+        <w:t>input</w:t>
+      </w:r>
+      <w:r>
+        <w:rPr>
+          <w:b w:val="0"/>
+        </w:rPr>
+        <w:t>. Which line changes the state or chooses a path?</w:t>
+      </w:r>
+    </w:p>
+    <w:p>
+      <w:pPr>
+        <w:pStyle w:val="Heading3"/>
+      </w:pPr>
+      <w:r>
+        <w:t>Write or draw your reasoning and evidence.</w:t>
+      </w:r>
+    </w:p>
+    <w:p>
+      <w:r>
+        <w:t>________________________________________________________________</w:t>
+      </w:r>
+    </w:p>
+    <w:p>
+      <w:r>
+        <w:t>________________________________________________________________</w:t>
+      </w:r>
+    </w:p>
+    <w:p>
+      <w:r>
+        <w:t>________________________________________________________________</w:t>
+      </w:r>
+    </w:p>
+    <w:p>
+      <w:r>
+        <w:t>________________________________________________________________</w:t>
+      </w:r>
+    </w:p>
+    <w:p>
+      <w:r>
+        <w:t>________________________________________________________________</w:t>
+      </w:r>
+    </w:p>
+    <w:p>
+      <w:pPr>
+        <w:pStyle w:val="Heading3"/>
+      </w:pPr>
+      <w:r>
+        <w:t>A closer explanation</w:t>
+      </w:r>
+    </w:p>
+    <w:p>
+      <w:pPr>
+        <w:spacing w:line="336" w:lineRule="auto" w:after="180"/>
+      </w:pPr>
+      <w:r>
+        <w:rPr>
+          <w:b w:val="0"/>
+        </w:rPr>
+        <w:t>A useful check asks what would make the reasoning fail. Distinguish a failure to execute the declared procedure from a weakness in the procedure itself.</w:t>
+      </w:r>
+    </w:p>
+    <w:p>
+      <w:pPr>
+        <w:spacing w:line="336" w:lineRule="auto" w:after="180"/>
+      </w:pPr>
+      <w:r>
+        <w:rPr>
+          <w:b w:val="0"/>
+        </w:rPr>
+        <w:t xml:space="preserve">The first may require a correction; the second requires an explicitly revised method and new </w:t>
+      </w:r>
+      <w:r>
+        <w:rPr>
+          <w:b/>
+        </w:rPr>
+        <w:t>evidence</w:t>
+      </w:r>
+      <w:r>
+        <w:rPr>
+          <w:b w:val="0"/>
+        </w:rPr>
+        <w:t>. Preserve unsuccessful cases so an improved result cannot hide the original problem.</w:t>
+      </w:r>
+    </w:p>
+    <w:p>
+      <w:pPr>
+        <w:pStyle w:val="Heading3"/>
+      </w:pPr>
+      <w:r>
+        <w:t>Guided: restate the worked result, then name the assumption or limitation that prevents a broader conclusion.</w:t>
+      </w:r>
+    </w:p>
+    <w:p>
+      <w:r>
+        <w:t>________________________________________________________________</w:t>
+      </w:r>
+    </w:p>
+    <w:p>
+      <w:r>
+        <w:t>________________________________________________________________</w:t>
+      </w:r>
+    </w:p>
+    <w:p>
+      <w:r>
+        <w:t>________________________________________________________________</w:t>
+      </w:r>
+    </w:p>
+    <w:p>
+      <w:r>
+        <w:t>________________________________________________________________</w:t>
+      </w:r>
+    </w:p>
+    <w:p>
+      <w:r>
+        <w:t>________________________________________________________________</w:t>
+      </w:r>
+    </w:p>
+    <w:p>
+      <w:pPr>
+        <w:spacing w:line="336" w:lineRule="auto" w:after="180"/>
+      </w:pPr>
+      <w:r>
+        <w:rPr>
+          <w:b w:val="0"/>
+        </w:rPr>
+        <w:t>Explain your trace to a partner. Your partner points to one step to check. Swap roles on the next case. Each person writes their own explanation.</w:t>
+      </w:r>
+    </w:p>
+    <w:p>
+      <w:pPr>
+        <w:pStyle w:val="Heading1"/>
+      </w:pPr>
+      <w:r>
+        <w:t>09. Audit six complete components of a mixed public poster</w:t>
+      </w:r>
+    </w:p>
+    <w:p>
+      <w:r>
+        <w:t>Provenance labels reveal origin without automatically granting reuse.</w:t>
+      </w:r>
+    </w:p>
+    <w:p>
+      <w:pPr>
+        <w:pStyle w:val="Heading2"/>
+      </w:pPr>
+      <w:r>
+        <w:t>All supplied asset and use cards</w:t>
+      </w:r>
+    </w:p>
+    <w:tbl>
+      <w:tblPr>
+        <w:tblStyle w:val="LightShading-Accent1"/>
+        <w:tblW w:type="auto" w:w="0"/>
+        <w:tblLook w:firstColumn="1" w:firstRow="1" w:lastColumn="0" w:lastRow="0" w:noHBand="0" w:noVBand="1" w:val="04A0"/>
+      </w:tblPr>
+      <w:tblGrid>
+        <w:gridCol w:w="5112"/>
+        <w:gridCol w:w="5112"/>
+      </w:tblGrid>
+      <w:tr>
+        <w:trPr>
+          <w:tblHeader/>
+        </w:trPr>
+        <w:tc>
+          <w:tcPr>
+            <w:tcW w:type="dxa" w:w="5112"/>
+          </w:tcPr>
+          <w:p>
+            <w:r>
+              <w:t>Complete fictional mixed-poster asset</w:t>
+            </w:r>
+          </w:p>
+        </w:tc>
+        <w:tc>
+          <w:tcPr>
+            <w:tcW w:type="dxa" w:w="5112"/>
+          </w:tcPr>
+          <w:p>
+            <w:r>
+              <w:t>Proposed use and ledger decision</w:t>
+            </w:r>
+          </w:p>
+        </w:tc>
+      </w:tr>
+      <w:tr>
+        <w:tc>
+          <w:tcPr>
+            <w:tcW w:type="dxa" w:w="5112"/>
+          </w:tcPr>
+          <w:p>
+            <w:r>
+              <w:t>Fern/F1 · creator Demo Studio F; permits public redistribution with credit, no alteration.</w:t>
+            </w:r>
+          </w:p>
+        </w:tc>
+        <w:tc>
+          <w:tcPr>
+            <w:tcW w:type="dxa" w:w="5112"/>
+          </w:tcPr>
+          <w:p>
+            <w:r>
+              <w:t>Crop for poster: revise to unchanged credited use or choose permitted alternative.</w:t>
+            </w:r>
+          </w:p>
+        </w:tc>
+      </w:tr>
+      <w:tr>
+        <w:tc>
+          <w:tcPr>
+            <w:tcW w:type="dxa" w:w="5112"/>
+          </w:tcPr>
+          <w:p>
+            <w:r>
+              <w:t>Moss/M1 · creator Demo Studio M; permits adaptation/public redistribution with credit.</w:t>
+            </w:r>
+          </w:p>
+        </w:tc>
+        <w:tc>
+          <w:tcPr>
+            <w:tcW w:type="dxa" w:w="5112"/>
+          </w:tcPr>
+          <w:p>
+            <w:r>
+              <w:t>Crop for public poster: matches supplied terms if credit retained; record crop.</w:t>
+            </w:r>
+          </w:p>
+        </w:tc>
+      </w:tr>
+      <w:tr>
+        <w:tc>
+          <w:tcPr>
+            <w:tcW w:type="dxa" w:w="5112"/>
+          </w:tcPr>
+          <w:p>
+            <w:r>
+              <w:t>Text D/D1 · creator Demo Writer; permits public quotation up to 30 words with attribution.</w:t>
+            </w:r>
+          </w:p>
+        </w:tc>
+        <w:tc>
+          <w:tcPr>
+            <w:tcW w:type="dxa" w:w="5112"/>
+          </w:tcPr>
+          <w:p>
+            <w:r>
+              <w:t>Use supplied 11-word quotation A root anchors a plant in soil and helps support it. Credit required; matches toy limit.</w:t>
+            </w:r>
+          </w:p>
+        </w:tc>
+      </w:tr>
+      <w:tr>
+        <w:tc>
+          <w:tcPr>
+            <w:tcW w:type="dxa" w:w="5112"/>
+          </w:tcPr>
+          <w:p>
+            <w:r>
+              <w:t>Own diagram O/O1 · declared original fictional classroom drawing by Demo Learner.</w:t>
+            </w:r>
+          </w:p>
+        </w:tc>
+        <w:tc>
+          <w:tcPr>
+            <w:tcW w:type="dxa" w:w="5112"/>
+          </w:tcPr>
+          <w:p>
+            <w:r>
+              <w:t>Record supplied origin and edits; do not claim an actual student created it here.</w:t>
+            </w:r>
+          </w:p>
+        </w:tc>
+      </w:tr>
+      <w:tr>
+        <w:tc>
+          <w:tcPr>
+            <w:tcW w:type="dxa" w:w="5112"/>
+          </w:tcPr>
+          <w:p>
+            <w:r>
+              <w:t>Generated background G/G1 · fictional tool output; prompt/date/version supplied as demo metadata, reuse terms absent.</w:t>
+            </w:r>
+          </w:p>
+        </w:tc>
+        <w:tc>
+          <w:tcPr>
+            <w:tcW w:type="dxa" w:w="5112"/>
+          </w:tcPr>
+          <w:p>
+            <w:r>
+              <w:t>Record generated origin and missing terms; permission unresolved, no automatic public-use conclusion.</w:t>
+            </w:r>
+          </w:p>
+        </w:tc>
+      </w:tr>
+      <w:tr>
+        <w:tc>
+          <w:tcPr>
+            <w:tcW w:type="dxa" w:w="5112"/>
+          </w:tcPr>
+          <w:p>
+            <w:r>
+              <w:t>Online image U/U1 · no supplied creator or permission record.</w:t>
+            </w:r>
+          </w:p>
+        </w:tc>
+        <w:tc>
+          <w:tcPr>
+            <w:tcW w:type="dxa" w:w="5112"/>
+          </w:tcPr>
+          <w:p>
+            <w:r>
+              <w:t>Public-poster use unresolved; request records or choose a supplied permitted substitute.</w:t>
+            </w:r>
+          </w:p>
+        </w:tc>
+      </w:tr>
+    </w:tbl>
+    <w:p>
+      <w:pPr>
+        <w:pStyle w:val="Heading2"/>
+      </w:pPr>
+      <w:r>
+        <w:t>Classify, check conditions and build the ledger</w:t>
+      </w:r>
+    </w:p>
+    <w:p>
+      <w:pPr>
+        <w:pStyle w:val="ListNumber"/>
+      </w:pPr>
+      <w:r>
+        <w:t>Build a mixed-poster provenance ledger for all six complete cards. Classify quoted, transformed, declared-original and generated components, while keeping permissions as a separate check. Record asset/version, fictional creator, planned audience, changes, credit and decision. For the D quotation count whitespace-separated words; the supplied text has 11. Do not invent a missing creator, permission or tool licence. Unknown does not mean proved unlawful; it means this exercise lacks the evidence needed to mark the proposed use as permitted. Choose Moss or unchanged credited Fern for the visible plan. No real media is copied, published or legally assessed. Keep independent C/D 40-word assessment withheld.</w:t>
+      </w:r>
+    </w:p>
+    <w:p>
+      <w:pPr>
+        <w:pStyle w:val="Heading2"/>
+      </w:pPr>
+      <w:r>
+        <w:t>Keep the source and transformation record</w:t>
       </w:r>
     </w:p>
     <w:tbl>
@@ -4322,7 +4413,6 @@
     <w:p>
       <w:pPr>
         <w:spacing w:line="336" w:lineRule="auto" w:after="180"/>
-        <w:shd w:fill="F5F1FB"/>
       </w:pPr>
       <w:r>
         <w:rPr>
@@ -4366,6 +4456,123 @@
     </w:p>
     <w:p>
       <w:pPr>
+        <w:spacing w:line="336" w:lineRule="auto" w:after="180"/>
+      </w:pPr>
+      <w:r>
+        <w:rPr>
+          <w:b w:val="0"/>
+        </w:rPr>
+        <w:t>Before trying: what do I expect, and why? While trying: which step could first go wrong? Afterwards: what did I actually observe, and what should change? Keep “not run” if you only traced the procedure.</w:t>
+      </w:r>
+    </w:p>
+    <w:p>
+      <w:pPr>
+        <w:pStyle w:val="Heading2"/>
+      </w:pPr>
+      <w:r>
+        <w:t>Earlier wording, alternatives and picture transcripts · reference / check after trying</w:t>
+      </w:r>
+    </w:p>
+    <w:p>
+      <w:pPr>
+        <w:spacing w:line="336" w:lineRule="auto" w:after="180"/>
+      </w:pPr>
+      <w:r>
+        <w:rPr>
+          <w:b/>
+        </w:rPr>
+        <w:t>EVIDENCE</w:t>
+      </w:r>
+      <w:r>
+        <w:rPr>
+          <w:b w:val="0"/>
+        </w:rPr>
+        <w:t xml:space="preserve"> LAB</w:t>
+      </w:r>
+    </w:p>
+    <w:p>
+      <w:pPr>
+        <w:spacing w:line="336" w:lineRule="auto" w:after="180"/>
+      </w:pPr>
+      <w:r>
+        <w:rPr>
+          <w:b w:val="0"/>
+        </w:rPr>
+        <w:t>Predict → Test → Record → Explain</w:t>
+      </w:r>
+    </w:p>
+    <w:p>
+      <w:pPr>
+        <w:spacing w:line="336" w:lineRule="auto" w:after="180"/>
+      </w:pPr>
+      <w:r>
+        <w:rPr>
+          <w:b w:val="0"/>
+        </w:rPr>
+        <w:t>Keep expected and actual results separate. Surprises are useful data when recorded honestly.</w:t>
+      </w:r>
+    </w:p>
+    <w:p>
+      <w:r>
+        <w:drawing>
+          <wp:inline xmlns:a="http://schemas.openxmlformats.org/drawingml/2006/main" xmlns:pic="http://schemas.openxmlformats.org/drawingml/2006/picture">
+            <wp:extent cx="5486400" cy="1901952"/>
+            <wp:docPr id="20" name="Picture 20" descr="Evidence lab graphic for Copyright and Provenance"/>
+            <wp:cNvGraphicFramePr>
+              <a:graphicFrameLocks noChangeAspect="1"/>
+            </wp:cNvGraphicFramePr>
+            <a:graphic>
+              <a:graphicData uri="http://schemas.openxmlformats.org/drawingml/2006/picture">
+                <pic:pic>
+                  <pic:nvPicPr>
+                    <pic:cNvPr id="0" name="ceb452850aaea3380954d1ba5c5f36e258c96375b2fc0a6efc511dd67ab0fdf1.png"/>
+                    <pic:cNvPicPr/>
+                  </pic:nvPicPr>
+                  <pic:blipFill>
+                    <a:blip r:embed="rId23"/>
+                    <a:stretch>
+                      <a:fillRect/>
+                    </a:stretch>
+                  </pic:blipFill>
+                  <pic:spPr>
+                    <a:xfrm>
+                      <a:off x="0" y="0"/>
+                      <a:ext cx="5486400" cy="1901952"/>
+                    </a:xfrm>
+                    <a:prstGeom prst="rect"/>
+                  </pic:spPr>
+                </pic:pic>
+              </a:graphicData>
+            </a:graphic>
+          </wp:inline>
+        </w:drawing>
+      </w:r>
+    </w:p>
+    <w:p>
+      <w:pPr>
+        <w:spacing w:line="336" w:lineRule="auto" w:after="180"/>
+      </w:pPr>
+      <w:r>
+        <w:rPr>
+          <w:b w:val="0"/>
+        </w:rPr>
+        <w:t xml:space="preserve">Use the six fictional mixed-poster asset cards. Record </w:t>
+      </w:r>
+      <w:r>
+        <w:rPr>
+          <w:b/>
+        </w:rPr>
+        <w:t>provenance</w:t>
+      </w:r>
+      <w:r>
+        <w:rPr>
+          <w:b w:val="0"/>
+        </w:rPr>
+        <w:t>, proposed use, transformations, supplied terms and attribution; keep generated-origin labels separate from reuse permission. Preserve missing rights information as unresolved and apply only the declared classroom terms.</w:t>
+      </w:r>
+    </w:p>
+    <w:p>
+      <w:pPr>
         <w:pStyle w:val="Heading3"/>
       </w:pPr>
       <w:r>
@@ -4374,13 +4581,536 @@
     </w:p>
     <w:p>
       <w:pPr>
+        <w:pStyle w:val="Heading1"/>
+      </w:pPr>
+      <w:r>
+        <w:t>14. Try alone: check the fresh public-quotation plan</w:t>
+      </w:r>
+    </w:p>
+    <w:p>
+      <w:r>
+        <w:t>Do not generalise the invented word limit beyond the task.</w:t>
+      </w:r>
+    </w:p>
+    <w:p>
+      <w:pPr>
+        <w:pStyle w:val="Heading2"/>
+      </w:pPr>
+      <w:r>
+        <w:t>Independent terms and scope</w:t>
+      </w:r>
+    </w:p>
+    <w:p>
+      <w:pPr>
         <w:spacing w:line="336" w:lineRule="auto" w:after="180"/>
       </w:pPr>
       <w:r>
         <w:rPr>
           <w:b w:val="0"/>
         </w:rPr>
-        <w:t>Before trying: what do I expect, and why? While trying: which step could first go wrong? Afterwards: what did I actually observe, and what should change? Keep “not run” if you only traced the procedure.</w:t>
+        <w:t xml:space="preserve">Text C permits internal reading only; D permits public quotation up to 30 words with </w:t>
+      </w:r>
+      <w:r>
+        <w:rPr>
+          <w:b/>
+        </w:rPr>
+        <w:t>attribution</w:t>
+      </w:r>
+      <w:r>
+        <w:rPr>
+          <w:b w:val="0"/>
+        </w:rPr>
+        <w:t>. Proposed public handout reproduces 40 words. Apply the fictional terms.</w:t>
+      </w:r>
+    </w:p>
+    <w:p>
+      <w:pPr>
+        <w:spacing w:line="336" w:lineRule="auto" w:after="180"/>
+      </w:pPr>
+      <w:r>
+        <w:rPr>
+          <w:b w:val="0"/>
+        </w:rPr>
+        <w:t>Apply only the supplied fictional C and D terms and the stated 40-word proposed quotation. No legal exception or actual source passage is supplied. Explain which condition is unmet and what revision or additional permission would satisfy this classroom policy.</w:t>
+      </w:r>
+    </w:p>
+    <w:p>
+      <w:pPr>
+        <w:pStyle w:val="Heading2"/>
+      </w:pPr>
+      <w:r>
+        <w:t>Your first attempt and help record</w:t>
+      </w:r>
+    </w:p>
+    <w:p>
+      <w:pPr>
+        <w:pStyle w:val="Heading3"/>
+      </w:pPr>
+      <w:r>
+        <w:t>My independent explanation, trace and limits</w:t>
+      </w:r>
+    </w:p>
+    <w:p>
+      <w:r>
+        <w:t>________________________________________________________________</w:t>
+      </w:r>
+    </w:p>
+    <w:p>
+      <w:r>
+        <w:t>________________________________________________________________</w:t>
+      </w:r>
+    </w:p>
+    <w:p>
+      <w:r>
+        <w:t>________________________________________________________________</w:t>
+      </w:r>
+    </w:p>
+    <w:p>
+      <w:r>
+        <w:t>________________________________________________________________</w:t>
+      </w:r>
+    </w:p>
+    <w:p>
+      <w:r>
+        <w:t>________________________________________________________________</w:t>
+      </w:r>
+    </w:p>
+    <w:p>
+      <w:r>
+        <w:t>________________________________________________________________</w:t>
+      </w:r>
+    </w:p>
+    <w:p>
+      <w:r>
+        <w:t>________________________________________________________________</w:t>
+      </w:r>
+    </w:p>
+    <w:p>
+      <w:pPr>
+        <w:spacing w:line="336" w:lineRule="auto" w:after="180"/>
+      </w:pPr>
+      <w:r>
+        <w:rPr>
+          <w:b w:val="0"/>
+        </w:rPr>
+        <w:t>Attempt this case before feedback. Record any help. Earlier examples below are further practice; a case already practised with feedback cannot establish fresh transfer.</w:t>
+      </w:r>
+    </w:p>
+    <w:p>
+      <w:pPr>
+        <w:spacing w:line="336" w:lineRule="auto" w:after="180"/>
+      </w:pPr>
+      <w:r>
+        <w:rPr>
+          <w:b w:val="0"/>
+        </w:rPr>
+        <w:t xml:space="preserve">Your teacher has the independent answer and scoring criteria. Complete the matching workbook week to keep your practice </w:t>
+      </w:r>
+      <w:r>
+        <w:rPr>
+          <w:b/>
+        </w:rPr>
+        <w:t>evidence</w:t>
+      </w:r>
+      <w:r>
+        <w:rPr>
+          <w:b w:val="0"/>
+        </w:rPr>
+        <w:t xml:space="preserve"> together.</w:t>
+      </w:r>
+    </w:p>
+    <w:p>
+      <w:pPr>
+        <w:pStyle w:val="Heading2"/>
+      </w:pPr>
+      <w:r>
+        <w:t>Use feedback afterwards</w:t>
+      </w:r>
+    </w:p>
+    <w:p>
+      <w:pPr>
+        <w:spacing w:line="336" w:lineRule="auto" w:after="180"/>
+      </w:pPr>
+      <w:r>
+        <w:rPr>
+          <w:b w:val="0"/>
+        </w:rPr>
+        <w:t>Attempt the independent case before hints. Record whether you worked alone, used a hint or followed a model. After feedback, fix the first unsupported step and explain why it changed.</w:t>
+      </w:r>
+    </w:p>
+    <w:p>
+      <w:pPr>
+        <w:spacing w:line="336" w:lineRule="auto" w:after="180"/>
+      </w:pPr>
+      <w:r>
+        <w:rPr>
+          <w:b w:val="0"/>
+        </w:rPr>
+        <w:t>A later check uses a changed case, not a copied answer.</w:t>
+      </w:r>
+    </w:p>
+    <w:p>
+      <w:pPr>
+        <w:pStyle w:val="Heading2"/>
+      </w:pPr>
+      <w:r>
+        <w:t>Earlier wording, alternatives and picture transcripts · reference / check after trying</w:t>
+      </w:r>
+    </w:p>
+    <w:p>
+      <w:pPr>
+        <w:pStyle w:val="Heading3"/>
+      </w:pPr>
+      <w:r>
+        <w:t>Independent case: Apply a new case independently</w:t>
+      </w:r>
+    </w:p>
+    <w:p>
+      <w:pPr>
+        <w:pStyle w:val="Heading3"/>
+      </w:pPr>
+      <w:r>
+        <w:t>Week 29 Independent application</w:t>
+      </w:r>
+    </w:p>
+    <w:p>
+      <w:pPr>
+        <w:spacing w:line="336" w:lineRule="auto" w:after="180"/>
+      </w:pPr>
+      <w:r>
+        <w:rPr>
+          <w:b w:val="0"/>
+        </w:rPr>
+        <w:t>Close the worked explanation. Apply the idea to this different question without copying.</w:t>
+      </w:r>
+    </w:p>
+    <w:p>
+      <w:pPr>
+        <w:spacing w:line="336" w:lineRule="auto" w:after="180"/>
+      </w:pPr>
+      <w:r>
+        <w:rPr>
+          <w:b w:val="0"/>
+        </w:rPr>
+        <w:t xml:space="preserve">You find an attractive illustration online with no </w:t>
+      </w:r>
+      <w:r>
+        <w:rPr>
+          <w:b/>
+        </w:rPr>
+        <w:t>license</w:t>
+      </w:r>
+      <w:r>
+        <w:rPr>
+          <w:b w:val="0"/>
+        </w:rPr>
+        <w:t xml:space="preserve"> information. What should you record and check before reusing it in a public project?</w:t>
+      </w:r>
+    </w:p>
+    <w:p>
+      <w:pPr>
+        <w:spacing w:line="336" w:lineRule="auto" w:after="180"/>
+      </w:pPr>
+      <w:r>
+        <w:rPr>
+          <w:b w:val="0"/>
+        </w:rPr>
+        <w:t xml:space="preserve">My answer, with a trace, calculation or supporting </w:t>
+      </w:r>
+      <w:r>
+        <w:rPr>
+          <w:b/>
+        </w:rPr>
+        <w:t>evidence</w:t>
+      </w:r>
+    </w:p>
+    <w:p>
+      <w:pPr>
+        <w:pStyle w:val="Heading3"/>
+      </w:pPr>
+      <w:r>
+        <w:t>Write or draw your reasoning and evidence.</w:t>
+      </w:r>
+    </w:p>
+    <w:p>
+      <w:r>
+        <w:t>________________________________________________________________</w:t>
+      </w:r>
+    </w:p>
+    <w:p>
+      <w:r>
+        <w:t>________________________________________________________________</w:t>
+      </w:r>
+    </w:p>
+    <w:p>
+      <w:r>
+        <w:t>________________________________________________________________</w:t>
+      </w:r>
+    </w:p>
+    <w:p>
+      <w:r>
+        <w:t>________________________________________________________________</w:t>
+      </w:r>
+    </w:p>
+    <w:p>
+      <w:r>
+        <w:t>________________________________________________________________</w:t>
+      </w:r>
+    </w:p>
+    <w:p>
+      <w:pPr>
+        <w:pStyle w:val="Heading3"/>
+      </w:pPr>
+      <w:r>
+        <w:t>Create and test</w:t>
+      </w:r>
+    </w:p>
+    <w:p>
+      <w:pPr>
+        <w:spacing w:line="336" w:lineRule="auto" w:after="180"/>
+      </w:pPr>
+      <w:r>
+        <w:rPr>
+          <w:b w:val="0"/>
+        </w:rPr>
+        <w:t>Change one relevant detail. Predict the result before testing. Include a boundary or missing-information case when it helps reveal a limit.</w:t>
+      </w:r>
+    </w:p>
+    <w:p>
+      <w:pPr>
+        <w:spacing w:line="336" w:lineRule="auto" w:after="180"/>
+      </w:pPr>
+      <w:r>
+        <w:rPr>
+          <w:b w:val="0"/>
+        </w:rPr>
+        <w:t xml:space="preserve">My changed </w:t>
+      </w:r>
+      <w:r>
+        <w:rPr>
+          <w:b/>
+        </w:rPr>
+        <w:t>input</w:t>
+      </w:r>
+      <w:r>
+        <w:rPr>
+          <w:b w:val="0"/>
+        </w:rPr>
+        <w:t xml:space="preserve"> and expected result</w:t>
+      </w:r>
+    </w:p>
+    <w:p>
+      <w:pPr>
+        <w:pStyle w:val="Heading3"/>
+      </w:pPr>
+      <w:r>
+        <w:t>Write or draw your reasoning and evidence.</w:t>
+      </w:r>
+    </w:p>
+    <w:p>
+      <w:r>
+        <w:t>________________________________________________________________</w:t>
+      </w:r>
+    </w:p>
+    <w:p>
+      <w:r>
+        <w:t>________________________________________________________________</w:t>
+      </w:r>
+    </w:p>
+    <w:p>
+      <w:r>
+        <w:t>________________________________________________________________</w:t>
+      </w:r>
+    </w:p>
+    <w:p>
+      <w:r>
+        <w:t>________________________________________________________________</w:t>
+      </w:r>
+    </w:p>
+    <w:p>
+      <w:r>
+        <w:t>________________________________________________________________</w:t>
+      </w:r>
+    </w:p>
+    <w:p>
+      <w:pPr>
+        <w:pStyle w:val="Heading3"/>
+      </w:pPr>
+      <w:r>
+        <w:t>Connect to your project</w:t>
+      </w:r>
+    </w:p>
+    <w:p>
+      <w:pPr>
+        <w:spacing w:line="336" w:lineRule="auto" w:after="180"/>
+      </w:pPr>
+      <w:r>
+        <w:rPr>
+          <w:b w:val="0"/>
+        </w:rPr>
+        <w:t xml:space="preserve">Attach citations and </w:t>
+      </w:r>
+      <w:r>
+        <w:rPr>
+          <w:b/>
+        </w:rPr>
+        <w:t>provenance</w:t>
+      </w:r>
+      <w:r>
+        <w:rPr>
+          <w:b w:val="0"/>
+        </w:rPr>
+        <w:t xml:space="preserve"> metadata to every Study Buddy learning asset.</w:t>
+      </w:r>
+    </w:p>
+    <w:p>
+      <w:pPr>
+        <w:spacing w:line="336" w:lineRule="auto" w:after="180"/>
+      </w:pPr>
+      <w:r>
+        <w:rPr>
+          <w:b w:val="0"/>
+        </w:rPr>
+        <w:t xml:space="preserve">The </w:t>
+      </w:r>
+      <w:r>
+        <w:rPr>
+          <w:b/>
+        </w:rPr>
+        <w:t>evidence</w:t>
+      </w:r>
+      <w:r>
+        <w:rPr>
+          <w:b w:val="0"/>
+        </w:rPr>
+        <w:t xml:space="preserve"> I will keep</w:t>
+      </w:r>
+    </w:p>
+    <w:p>
+      <w:pPr>
+        <w:pStyle w:val="Heading3"/>
+      </w:pPr>
+      <w:r>
+        <w:t>Write or draw your reasoning and evidence.</w:t>
+      </w:r>
+    </w:p>
+    <w:p>
+      <w:r>
+        <w:t>________________________________________________________________</w:t>
+      </w:r>
+    </w:p>
+    <w:p>
+      <w:r>
+        <w:t>________________________________________________________________</w:t>
+      </w:r>
+    </w:p>
+    <w:p>
+      <w:r>
+        <w:t>________________________________________________________________</w:t>
+      </w:r>
+    </w:p>
+    <w:p>
+      <w:r>
+        <w:t>________________________________________________________________</w:t>
+      </w:r>
+    </w:p>
+    <w:p>
+      <w:r>
+        <w:t>________________________________________________________________</w:t>
+      </w:r>
+    </w:p>
+    <w:p>
+      <w:pPr>
+        <w:pStyle w:val="Heading3"/>
+      </w:pPr>
+      <w:r>
+        <w:t>Transfer practice from the original programme</w:t>
+      </w:r>
+    </w:p>
+    <w:p>
+      <w:pPr>
+        <w:spacing w:line="336" w:lineRule="auto" w:after="180"/>
+      </w:pPr>
+      <w:r>
+        <w:rPr>
+          <w:b w:val="0"/>
+        </w:rPr>
+        <w:t xml:space="preserve">A project uses an image found through search. Its author is known but its </w:t>
+      </w:r>
+      <w:r>
+        <w:rPr>
+          <w:b/>
+        </w:rPr>
+        <w:t>licence</w:t>
+      </w:r>
+      <w:r>
+        <w:rPr>
+          <w:b w:val="0"/>
+        </w:rPr>
+        <w:t xml:space="preserve"> is missing. Is naming the author enough to establish reuse permission? Describe a </w:t>
+      </w:r>
+      <w:r>
+        <w:rPr>
+          <w:b/>
+        </w:rPr>
+        <w:t>provenance</w:t>
+      </w:r>
+      <w:r>
+        <w:rPr>
+          <w:b w:val="0"/>
+        </w:rPr>
+        <w:t xml:space="preserve"> record and next action.</w:t>
+      </w:r>
+    </w:p>
+    <w:p>
+      <w:pPr>
+        <w:pStyle w:val="Heading3"/>
+      </w:pPr>
+      <w:r>
+        <w:t>Explain the mechanism, evidence and one limit.</w:t>
+      </w:r>
+    </w:p>
+    <w:p>
+      <w:r>
+        <w:t>________________________________________________________________</w:t>
+      </w:r>
+    </w:p>
+    <w:p>
+      <w:r>
+        <w:t>________________________________________________________________</w:t>
+      </w:r>
+    </w:p>
+    <w:p>
+      <w:r>
+        <w:t>________________________________________________________________</w:t>
+      </w:r>
+    </w:p>
+    <w:p>
+      <w:r>
+        <w:t>________________________________________________________________</w:t>
+      </w:r>
+    </w:p>
+    <w:p>
+      <w:r>
+        <w:t>________________________________________________________________</w:t>
+      </w:r>
+    </w:p>
+    <w:p>
+      <w:r>
+        <w:t>________________________________________________________________</w:t>
+      </w:r>
+    </w:p>
+    <w:p>
+      <w:r>
+        <w:t>________________________________________________________________</w:t>
+      </w:r>
+    </w:p>
+    <w:p>
+      <w:pPr>
+        <w:pStyle w:val="Heading3"/>
+      </w:pPr>
+      <w:r>
+        <w:t>Use feedback to improve</w:t>
       </w:r>
     </w:p>
     <w:p>
@@ -4388,12 +5118,20 @@
         <w:pStyle w:val="Heading1"/>
       </w:pPr>
       <w:r>
-        <w:t>10. Build your understanding</w:t>
-      </w:r>
-    </w:p>
-    <w:p>
-      <w:r>
-        <w:t>Move from recall to tracing, diagnosis and transfer in Copyright and Provenance. Explain why each step is justified.</w:t>
+        <w:t>11. Keep the project’s sources and transformations visible</w:t>
+      </w:r>
+    </w:p>
+    <w:p>
+      <w:r>
+        <w:t>A final credit list should follow a checked asset ledger.</w:t>
+      </w:r>
+    </w:p>
+    <w:p>
+      <w:pPr>
+        <w:pStyle w:val="Heading2"/>
+      </w:pPr>
+      <w:r>
+        <w:t>This week’s contribution</w:t>
       </w:r>
     </w:p>
     <w:p>
@@ -4402,7 +5140,1034 @@
       </w:pPr>
       <w:r>
         <w:rPr>
+          <w:b w:val="0"/>
+        </w:rPr>
+        <w:t>For the Verified Study Buddy, attach source/version, creator where known, permission basis, required credit and transformations to each included asset or passage. Label constructed or generated content as such. Match the intended output audience and edits to the actual supplied terms.</w:t>
+      </w:r>
+    </w:p>
+    <w:p>
+      <w:pPr>
+        <w:spacing w:line="336" w:lineRule="auto" w:after="180"/>
+      </w:pPr>
+      <w:r>
+        <w:rPr>
+          <w:b w:val="0"/>
+        </w:rPr>
+        <w:t>If terms are absent, keep that unresolved in the ledger and choose a documented alternative; do not fill the field with a guessed licence.</w:t>
+      </w:r>
+    </w:p>
+    <w:p>
+      <w:pPr>
+        <w:spacing w:line="336" w:lineRule="auto" w:after="180"/>
+      </w:pPr>
+      <w:r>
+        <w:rPr>
+          <w:b w:val="0"/>
+        </w:rPr>
+        <w:t xml:space="preserve">For your Verified Study Buddy, save the </w:t>
+      </w:r>
+      <w:r>
+        <w:rPr>
           <w:b/>
+        </w:rPr>
+        <w:t>input</w:t>
+      </w:r>
+      <w:r>
+        <w:rPr>
+          <w:b w:val="0"/>
+        </w:rPr>
+        <w:t>, procedure, observed result and limitation of this check.</w:t>
+      </w:r>
+    </w:p>
+    <w:p>
+      <w:pPr>
+        <w:spacing w:line="336" w:lineRule="auto" w:after="180"/>
+      </w:pPr>
+      <w:r>
+        <w:rPr>
+          <w:b w:val="0"/>
+        </w:rPr>
+        <w:t>Label this worked example as practice; use a different, previously unreviewed case when checking independent understanding.</w:t>
+      </w:r>
+    </w:p>
+    <w:p>
+      <w:pPr>
+        <w:pStyle w:val="Heading2"/>
+      </w:pPr>
+      <w:r>
+        <w:t>Retain the checkpoint and human choice</w:t>
+      </w:r>
+    </w:p>
+    <w:p>
+      <w:pPr>
+        <w:spacing w:line="336" w:lineRule="auto" w:after="180"/>
+      </w:pPr>
+      <w:r>
+        <w:rPr>
+          <w:b w:val="0"/>
+        </w:rPr>
+        <w:t xml:space="preserve">THIS WEEK’S CHECKPOINT  Attach citations and </w:t>
+      </w:r>
+      <w:r>
+        <w:rPr>
+          <w:b/>
+        </w:rPr>
+        <w:t>provenance</w:t>
+      </w:r>
+      <w:r>
+        <w:rPr>
+          <w:b w:val="0"/>
+        </w:rPr>
+        <w:t xml:space="preserve"> metadata to every Study Buddy learning asset.</w:t>
+      </w:r>
+    </w:p>
+    <w:p>
+      <w:pPr>
+        <w:spacing w:line="336" w:lineRule="auto" w:after="180"/>
+      </w:pPr>
+      <w:r>
+        <w:rPr>
+          <w:b w:val="0"/>
+        </w:rPr>
+        <w:t xml:space="preserve">SYSTEM MAP  Learner need → prompt/schema → approved sources/retrieval → model/tool → structured answer → verification → </w:t>
+      </w:r>
+      <w:r>
+        <w:rPr>
+          <w:b/>
+        </w:rPr>
+        <w:t>human decision</w:t>
+      </w:r>
+    </w:p>
+    <w:p>
+      <w:pPr>
+        <w:spacing w:line="336" w:lineRule="auto" w:after="180"/>
+      </w:pPr>
+      <w:r>
+        <w:rPr>
+          <w:b w:val="0"/>
+        </w:rPr>
+        <w:t>What will you add, change, or verify in the project this week?</w:t>
+      </w:r>
+    </w:p>
+    <w:p>
+      <w:pPr>
+        <w:pStyle w:val="Heading3"/>
+      </w:pPr>
+      <w:r>
+        <w:t>Write or draw your reasoning and evidence.</w:t>
+      </w:r>
+    </w:p>
+    <w:p>
+      <w:r>
+        <w:t>________________________________________________________________</w:t>
+      </w:r>
+    </w:p>
+    <w:p>
+      <w:r>
+        <w:t>________________________________________________________________</w:t>
+      </w:r>
+    </w:p>
+    <w:p>
+      <w:r>
+        <w:t>________________________________________________________________</w:t>
+      </w:r>
+    </w:p>
+    <w:p>
+      <w:r>
+        <w:t>________________________________________________________________</w:t>
+      </w:r>
+    </w:p>
+    <w:p>
+      <w:r>
+        <w:t>________________________________________________________________</w:t>
+      </w:r>
+    </w:p>
+    <w:p>
+      <w:pPr>
+        <w:spacing w:line="336" w:lineRule="auto" w:after="180"/>
+      </w:pPr>
+      <w:r>
+        <w:rPr>
+          <w:b w:val="0"/>
+        </w:rPr>
+        <w:t xml:space="preserve">What should remain under </w:t>
+      </w:r>
+      <w:r>
+        <w:rPr>
+          <w:b/>
+        </w:rPr>
+        <w:t>human control</w:t>
+      </w:r>
+      <w:r>
+        <w:rPr>
+          <w:b w:val="0"/>
+        </w:rPr>
+        <w:t>?</w:t>
+      </w:r>
+    </w:p>
+    <w:p>
+      <w:pPr>
+        <w:pStyle w:val="Heading3"/>
+      </w:pPr>
+      <w:r>
+        <w:t>Write or draw your reasoning and evidence.</w:t>
+      </w:r>
+    </w:p>
+    <w:p>
+      <w:r>
+        <w:t>________________________________________________________________</w:t>
+      </w:r>
+    </w:p>
+    <w:p>
+      <w:r>
+        <w:t>________________________________________________________________</w:t>
+      </w:r>
+    </w:p>
+    <w:p>
+      <w:r>
+        <w:t>________________________________________________________________</w:t>
+      </w:r>
+    </w:p>
+    <w:p>
+      <w:r>
+        <w:t>________________________________________________________________</w:t>
+      </w:r>
+    </w:p>
+    <w:p>
+      <w:r>
+        <w:t>________________________________________________________________</w:t>
+      </w:r>
+    </w:p>
+    <w:p>
+      <w:pPr>
+        <w:spacing w:line="336" w:lineRule="auto" w:after="180"/>
+      </w:pPr>
+      <w:r>
+        <w:rPr>
+          <w:b w:val="0"/>
+        </w:rPr>
+        <w:t xml:space="preserve">RESPONSIBLE DESIGN  Collect only necessary information. Show uncertainty and limits. Never confuse fluent </w:t>
+      </w:r>
+      <w:r>
+        <w:rPr>
+          <w:b/>
+        </w:rPr>
+        <w:t>output</w:t>
+      </w:r>
+      <w:r>
+        <w:rPr>
+          <w:b w:val="0"/>
+        </w:rPr>
+        <w:t xml:space="preserve"> with verified truth.</w:t>
+      </w:r>
+    </w:p>
+    <w:p>
+      <w:pPr>
+        <w:pStyle w:val="Heading2"/>
+      </w:pPr>
+      <w:r>
+        <w:t>Earlier wording, alternatives and picture transcripts · reference / check after trying</w:t>
+      </w:r>
+    </w:p>
+    <w:p>
+      <w:pPr>
+        <w:spacing w:line="336" w:lineRule="auto" w:after="180"/>
+      </w:pPr>
+      <w:r>
+        <w:rPr>
+          <w:b w:val="0"/>
+        </w:rPr>
+        <w:t>CUMULATIVE PROJECT</w:t>
+      </w:r>
+    </w:p>
+    <w:p>
+      <w:pPr>
+        <w:spacing w:line="336" w:lineRule="auto" w:after="180"/>
+      </w:pPr>
+      <w:r>
+        <w:rPr>
+          <w:b w:val="0"/>
+        </w:rPr>
+        <w:t>Verified Study Buddy</w:t>
+      </w:r>
+    </w:p>
+    <w:p>
+      <w:pPr>
+        <w:spacing w:line="336" w:lineRule="auto" w:after="180"/>
+      </w:pPr>
+      <w:r>
+        <w:rPr>
+          <w:b w:val="0"/>
+        </w:rPr>
+        <w:t>Every week adds one inspectable piece. The system must show how it reached a result.</w:t>
+      </w:r>
+    </w:p>
+    <w:p>
+      <w:r>
+        <w:drawing>
+          <wp:inline xmlns:a="http://schemas.openxmlformats.org/drawingml/2006/main" xmlns:pic="http://schemas.openxmlformats.org/drawingml/2006/picture">
+            <wp:extent cx="5486400" cy="1901952"/>
+            <wp:docPr id="21" name="Picture 21" descr="Book recommender connection for Copyright and Provenance"/>
+            <wp:cNvGraphicFramePr>
+              <a:graphicFrameLocks noChangeAspect="1"/>
+            </wp:cNvGraphicFramePr>
+            <a:graphic>
+              <a:graphicData uri="http://schemas.openxmlformats.org/drawingml/2006/picture">
+                <pic:pic>
+                  <pic:nvPicPr>
+                    <pic:cNvPr id="0" name="6256116d1e330f30e75e268d64d06c6267867cdbda231510a41cc81cf3d8a123.png"/>
+                    <pic:cNvPicPr/>
+                  </pic:nvPicPr>
+                  <pic:blipFill>
+                    <a:blip r:embed="rId24"/>
+                    <a:stretch>
+                      <a:fillRect/>
+                    </a:stretch>
+                  </pic:blipFill>
+                  <pic:spPr>
+                    <a:xfrm>
+                      <a:off x="0" y="0"/>
+                      <a:ext cx="5486400" cy="1901952"/>
+                    </a:xfrm>
+                    <a:prstGeom prst="rect"/>
+                  </pic:spPr>
+                </pic:pic>
+              </a:graphicData>
+            </a:graphic>
+          </wp:inline>
+        </w:drawing>
+      </w:r>
+    </w:p>
+    <w:p>
+      <w:pPr>
+        <w:pStyle w:val="Heading3"/>
+      </w:pPr>
+      <w:r>
+        <w:t>Evidence for your project</w:t>
+      </w:r>
+    </w:p>
+    <w:p>
+      <w:pPr>
+        <w:pStyle w:val="Heading1"/>
+      </w:pPr>
+      <w:r>
+        <w:t>16. Finish: name the source, change, condition and gap</w:t>
+      </w:r>
+    </w:p>
+    <w:p>
+      <w:r>
+        <w:t>Attribution, provenance and permission answer different questions.</w:t>
+      </w:r>
+    </w:p>
+    <w:p>
+      <w:pPr>
+        <w:pStyle w:val="Heading2"/>
+      </w:pPr>
+      <w:r>
+        <w:t>Explain without notes</w:t>
+      </w:r>
+    </w:p>
+    <w:p>
+      <w:pPr>
+        <w:pStyle w:val="ListBullet"/>
+      </w:pPr>
+      <w:r>
+        <w:t>Close your notes. Explain this goal in your own words: Explain the mechanism and terminology of copyright and permitted sources</w:t>
+      </w:r>
+    </w:p>
+    <w:p>
+      <w:pPr>
+        <w:pStyle w:val="Heading3"/>
+      </w:pPr>
+      <w:r>
+        <w:t>My deciding step, evidence and one remaining question</w:t>
+      </w:r>
+    </w:p>
+    <w:p>
+      <w:r>
+        <w:t>________________________________________________________________</w:t>
+      </w:r>
+    </w:p>
+    <w:p>
+      <w:r>
+        <w:t>________________________________________________________________</w:t>
+      </w:r>
+    </w:p>
+    <w:p>
+      <w:r>
+        <w:t>________________________________________________________________</w:t>
+      </w:r>
+    </w:p>
+    <w:p>
+      <w:r>
+        <w:t>________________________________________________________________</w:t>
+      </w:r>
+    </w:p>
+    <w:p>
+      <w:r>
+        <w:t>________________________________________________________________</w:t>
+      </w:r>
+    </w:p>
+    <w:p>
+      <w:pPr>
+        <w:pStyle w:val="Heading2"/>
+      </w:pPr>
+      <w:r>
+        <w:t>Plan a changed-case return</w:t>
+      </w:r>
+    </w:p>
+    <w:p>
+      <w:pPr>
+        <w:spacing w:line="336" w:lineRule="auto" w:after="180"/>
+      </w:pPr>
+      <w:r>
+        <w:rPr>
+          <w:b w:val="0"/>
+        </w:rPr>
+        <w:t xml:space="preserve">If you are unsure, return to the worked picture and explain one arrow. If you are ready, change an </w:t>
+      </w:r>
+      <w:r>
+        <w:rPr>
+          <w:b/>
+        </w:rPr>
+        <w:t>input</w:t>
+      </w:r>
+      <w:r>
+        <w:rPr>
+          <w:b w:val="0"/>
+        </w:rPr>
+        <w:t xml:space="preserve"> or assumption and justify your </w:t>
+      </w:r>
+      <w:r>
+        <w:rPr>
+          <w:b/>
+        </w:rPr>
+        <w:t>prediction</w:t>
+      </w:r>
+      <w:r>
+        <w:rPr>
+          <w:b w:val="0"/>
+        </w:rPr>
+        <w:t>.</w:t>
+      </w:r>
+    </w:p>
+    <w:p>
+      <w:pPr>
+        <w:spacing w:line="336" w:lineRule="auto" w:after="180"/>
+      </w:pPr>
+      <w:r>
+        <w:rPr>
+          <w:b w:val="0"/>
+        </w:rPr>
+        <w:t xml:space="preserve">Save your workbook </w:t>
+      </w:r>
+      <w:r>
+        <w:rPr>
+          <w:b/>
+        </w:rPr>
+        <w:t>evidence</w:t>
+      </w:r>
+      <w:r>
+        <w:rPr>
+          <w:b w:val="0"/>
+        </w:rPr>
+        <w:t>. At the next review, try a different case before opening your old answer.</w:t>
+      </w:r>
+    </w:p>
+    <w:p>
+      <w:pPr>
+        <w:pStyle w:val="Heading1"/>
+      </w:pPr>
+      <w:r>
+        <w:t>Reference bank and extra practice</w:t>
+      </w:r>
+    </w:p>
+    <w:p>
+      <w:pPr>
+        <w:pStyle w:val="Heading1"/>
+      </w:pPr>
+      <w:r>
+        <w:t>05. Your quick word guide</w:t>
+      </w:r>
+    </w:p>
+    <w:p>
+      <w:r>
+        <w:t>Use the words to explain a particular step, record or limit.</w:t>
+      </w:r>
+    </w:p>
+    <w:p>
+      <w:pPr>
+        <w:pStyle w:val="Heading2"/>
+      </w:pPr>
+      <w:r>
+        <w:t>Core vocabulary</w:t>
+      </w:r>
+    </w:p>
+    <w:tbl>
+      <w:tblPr>
+        <w:tblStyle w:val="LightShading-Accent1"/>
+        <w:tblW w:type="auto" w:w="0"/>
+        <w:tblLook w:firstColumn="1" w:firstRow="1" w:lastColumn="0" w:lastRow="0" w:noHBand="0" w:noVBand="1" w:val="04A0"/>
+      </w:tblPr>
+      <w:tblGrid>
+        <w:gridCol w:w="3408"/>
+        <w:gridCol w:w="3408"/>
+        <w:gridCol w:w="3408"/>
+      </w:tblGrid>
+      <w:tr>
+        <w:trPr>
+          <w:tblHeader/>
+        </w:trPr>
+        <w:tc>
+          <w:tcPr>
+            <w:tcW w:type="dxa" w:w="3408"/>
+          </w:tcPr>
+          <w:p>
+            <w:r>
+              <w:t>Word</w:t>
+            </w:r>
+          </w:p>
+        </w:tc>
+        <w:tc>
+          <w:tcPr>
+            <w:tcW w:type="dxa" w:w="3408"/>
+          </w:tcPr>
+          <w:p>
+            <w:r>
+              <w:t>My own example</w:t>
+            </w:r>
+          </w:p>
+        </w:tc>
+        <w:tc>
+          <w:tcPr>
+            <w:tcW w:type="dxa" w:w="3408"/>
+          </w:tcPr>
+          <w:p>
+            <w:r>
+              <w:t>Not this / boundary</w:t>
+            </w:r>
+          </w:p>
+        </w:tc>
+      </w:tr>
+      <w:tr>
+        <w:tc>
+          <w:tcPr>
+            <w:tcW w:type="dxa" w:w="3408"/>
+          </w:tcPr>
+          <w:p>
+            <w:r>
+              <w:t>copyright</w:t>
+            </w:r>
+          </w:p>
+        </w:tc>
+        <w:tc>
+          <w:tcPr>
+            <w:tcW w:type="dxa" w:w="3408"/>
+          </w:tcPr>
+          <w:p>
+            <w:r>
+              <w:t>Legal rights concerning original creative expression; the permitted uses depend on the applicable rules and permissions.</w:t>
+            </w:r>
+          </w:p>
+        </w:tc>
+        <w:tc>
+          <w:tcPr>
+            <w:tcW w:type="dxa" w:w="3408"/>
+          </w:tcPr>
+          <w:p>
+            <w:r/>
+          </w:p>
+        </w:tc>
+      </w:tr>
+      <w:tr>
+        <w:tc>
+          <w:tcPr>
+            <w:tcW w:type="dxa" w:w="3408"/>
+          </w:tcPr>
+          <w:p>
+            <w:r>
+              <w:t>provenance</w:t>
+            </w:r>
+          </w:p>
+        </w:tc>
+        <w:tc>
+          <w:tcPr>
+            <w:tcW w:type="dxa" w:w="3408"/>
+          </w:tcPr>
+          <w:p>
+            <w:r>
+              <w:t>A record of where information or material came from and how it was changed.</w:t>
+            </w:r>
+          </w:p>
+        </w:tc>
+        <w:tc>
+          <w:tcPr>
+            <w:tcW w:type="dxa" w:w="3408"/>
+          </w:tcPr>
+          <w:p>
+            <w:r/>
+          </w:p>
+        </w:tc>
+      </w:tr>
+      <w:tr>
+        <w:tc>
+          <w:tcPr>
+            <w:tcW w:type="dxa" w:w="3408"/>
+          </w:tcPr>
+          <w:p>
+            <w:r>
+              <w:t>attribution</w:t>
+            </w:r>
+          </w:p>
+        </w:tc>
+        <w:tc>
+          <w:tcPr>
+            <w:tcW w:type="dxa" w:w="3408"/>
+          </w:tcPr>
+          <w:p>
+            <w:r>
+              <w:t>Identifying the source or creator of material; this alone does not establish permission to use it.</w:t>
+            </w:r>
+          </w:p>
+        </w:tc>
+        <w:tc>
+          <w:tcPr>
+            <w:tcW w:type="dxa" w:w="3408"/>
+          </w:tcPr>
+          <w:p>
+            <w:r/>
+          </w:p>
+        </w:tc>
+      </w:tr>
+      <w:tr>
+        <w:tc>
+          <w:tcPr>
+            <w:tcW w:type="dxa" w:w="3408"/>
+          </w:tcPr>
+          <w:p>
+            <w:r>
+              <w:t>license</w:t>
+            </w:r>
+          </w:p>
+        </w:tc>
+        <w:tc>
+          <w:tcPr>
+            <w:tcW w:type="dxa" w:w="3408"/>
+          </w:tcPr>
+          <w:p>
+            <w:r>
+              <w:t>Terms granting specified permissions to use material or software.</w:t>
+            </w:r>
+          </w:p>
+        </w:tc>
+        <w:tc>
+          <w:tcPr>
+            <w:tcW w:type="dxa" w:w="3408"/>
+          </w:tcPr>
+          <w:p>
+            <w:r/>
+          </w:p>
+        </w:tc>
+      </w:tr>
+    </w:tbl>
+    <w:p>
+      <w:pPr>
+        <w:pStyle w:val="Heading2"/>
+      </w:pPr>
+      <w:r>
+        <w:t>Terms for the connected explanation</w:t>
+      </w:r>
+    </w:p>
+    <w:tbl>
+      <w:tblPr>
+        <w:tblStyle w:val="LightShading-Accent1"/>
+        <w:tblW w:type="auto" w:w="0"/>
+        <w:tblLook w:firstColumn="1" w:firstRow="1" w:lastColumn="0" w:lastRow="0" w:noHBand="0" w:noVBand="1" w:val="04A0"/>
+      </w:tblPr>
+      <w:tblGrid>
+        <w:gridCol w:w="5112"/>
+        <w:gridCol w:w="5112"/>
+      </w:tblGrid>
+      <w:tr>
+        <w:trPr>
+          <w:tblHeader/>
+        </w:trPr>
+        <w:tc>
+          <w:tcPr>
+            <w:tcW w:type="dxa" w:w="5112"/>
+          </w:tcPr>
+          <w:p>
+            <w:r>
+              <w:t>Word</w:t>
+            </w:r>
+          </w:p>
+        </w:tc>
+        <w:tc>
+          <w:tcPr>
+            <w:tcW w:type="dxa" w:w="5112"/>
+          </w:tcPr>
+          <w:p>
+            <w:r>
+              <w:t>Meaning</w:t>
+            </w:r>
+          </w:p>
+        </w:tc>
+      </w:tr>
+      <w:tr>
+        <w:tc>
+          <w:tcPr>
+            <w:tcW w:type="dxa" w:w="5112"/>
+          </w:tcPr>
+          <w:p>
+            <w:r>
+              <w:t>Licence</w:t>
+            </w:r>
+          </w:p>
+        </w:tc>
+        <w:tc>
+          <w:tcPr>
+            <w:tcW w:type="dxa" w:w="5112"/>
+          </w:tcPr>
+          <w:p>
+            <w:r>
+              <w:t>Terms specifying permitted uses</w:t>
+            </w:r>
+          </w:p>
+        </w:tc>
+      </w:tr>
+      <w:tr>
+        <w:tc>
+          <w:tcPr>
+            <w:tcW w:type="dxa" w:w="5112"/>
+          </w:tcPr>
+          <w:p>
+            <w:r>
+              <w:t>Permission ledger</w:t>
+            </w:r>
+          </w:p>
+        </w:tc>
+        <w:tc>
+          <w:tcPr>
+            <w:tcW w:type="dxa" w:w="5112"/>
+          </w:tcPr>
+          <w:p>
+            <w:r>
+              <w:t>A record linking each asset to its authorised use</w:t>
+            </w:r>
+          </w:p>
+        </w:tc>
+      </w:tr>
+    </w:tbl>
+    <w:p>
+      <w:pPr>
+        <w:pStyle w:val="Heading2"/>
+      </w:pPr>
+      <w:r>
+        <w:t>Earlier wording, alternatives and picture transcripts · reference / check after trying</w:t>
+      </w:r>
+    </w:p>
+    <w:p>
+      <w:pPr>
+        <w:spacing w:line="336" w:lineRule="auto" w:after="180"/>
+      </w:pPr>
+      <w:r>
+        <w:rPr>
+          <w:b w:val="0"/>
+        </w:rPr>
+        <w:t>VOCABULARY LAB</w:t>
+      </w:r>
+    </w:p>
+    <w:p>
+      <w:pPr>
+        <w:spacing w:line="336" w:lineRule="auto" w:after="180"/>
+      </w:pPr>
+      <w:r>
+        <w:rPr>
+          <w:b w:val="0"/>
+        </w:rPr>
+        <w:t>Words You Can Use to Reason</w:t>
+      </w:r>
+    </w:p>
+    <w:p>
+      <w:pPr>
+        <w:spacing w:line="336" w:lineRule="auto" w:after="180"/>
+      </w:pPr>
+      <w:r>
+        <w:rPr>
+          <w:b w:val="0"/>
+        </w:rPr>
+        <w:t>A definition matters when you can recognize the idea, use it, and contrast it with a near-miss.</w:t>
+      </w:r>
+    </w:p>
+    <w:p>
+      <w:r>
+        <w:drawing>
+          <wp:inline xmlns:a="http://schemas.openxmlformats.org/drawingml/2006/main" xmlns:pic="http://schemas.openxmlformats.org/drawingml/2006/picture">
+            <wp:extent cx="5486400" cy="3200400"/>
+            <wp:docPr id="22" name="Picture 22" descr="Vocabulary badge: copyright"/>
+            <wp:cNvGraphicFramePr>
+              <a:graphicFrameLocks noChangeAspect="1"/>
+            </wp:cNvGraphicFramePr>
+            <a:graphic>
+              <a:graphicData uri="http://schemas.openxmlformats.org/drawingml/2006/picture">
+                <pic:pic>
+                  <pic:nvPicPr>
+                    <pic:cNvPr id="0" name="41d83fc3b590bc58eb548b500da2cd9abc759c4495cc6a8efca012382c9b8b27.png"/>
+                    <pic:cNvPicPr/>
+                  </pic:nvPicPr>
+                  <pic:blipFill>
+                    <a:blip r:embed="rId25"/>
+                    <a:stretch>
+                      <a:fillRect/>
+                    </a:stretch>
+                  </pic:blipFill>
+                  <pic:spPr>
+                    <a:xfrm>
+                      <a:off x="0" y="0"/>
+                      <a:ext cx="5486400" cy="3200400"/>
+                    </a:xfrm>
+                    <a:prstGeom prst="rect"/>
+                  </pic:spPr>
+                </pic:pic>
+              </a:graphicData>
+            </a:graphic>
+          </wp:inline>
+        </w:drawing>
+      </w:r>
+    </w:p>
+    <w:p>
+      <w:r>
+        <w:drawing>
+          <wp:inline xmlns:a="http://schemas.openxmlformats.org/drawingml/2006/main" xmlns:pic="http://schemas.openxmlformats.org/drawingml/2006/picture">
+            <wp:extent cx="5486400" cy="3200400"/>
+            <wp:docPr id="23" name="Picture 23" descr="Vocabulary badge: provenance"/>
+            <wp:cNvGraphicFramePr>
+              <a:graphicFrameLocks noChangeAspect="1"/>
+            </wp:cNvGraphicFramePr>
+            <a:graphic>
+              <a:graphicData uri="http://schemas.openxmlformats.org/drawingml/2006/picture">
+                <pic:pic>
+                  <pic:nvPicPr>
+                    <pic:cNvPr id="0" name="b1c04fdd9bbda39c407f42a81b4ad5e566cac99bd3496dd48c599cf04226d3fb.png"/>
+                    <pic:cNvPicPr/>
+                  </pic:nvPicPr>
+                  <pic:blipFill>
+                    <a:blip r:embed="rId26"/>
+                    <a:stretch>
+                      <a:fillRect/>
+                    </a:stretch>
+                  </pic:blipFill>
+                  <pic:spPr>
+                    <a:xfrm>
+                      <a:off x="0" y="0"/>
+                      <a:ext cx="5486400" cy="3200400"/>
+                    </a:xfrm>
+                    <a:prstGeom prst="rect"/>
+                  </pic:spPr>
+                </pic:pic>
+              </a:graphicData>
+            </a:graphic>
+          </wp:inline>
+        </w:drawing>
+      </w:r>
+    </w:p>
+    <w:p>
+      <w:r>
+        <w:drawing>
+          <wp:inline xmlns:a="http://schemas.openxmlformats.org/drawingml/2006/main" xmlns:pic="http://schemas.openxmlformats.org/drawingml/2006/picture">
+            <wp:extent cx="5486400" cy="3200400"/>
+            <wp:docPr id="24" name="Picture 24" descr="Vocabulary badge: attribution"/>
+            <wp:cNvGraphicFramePr>
+              <a:graphicFrameLocks noChangeAspect="1"/>
+            </wp:cNvGraphicFramePr>
+            <a:graphic>
+              <a:graphicData uri="http://schemas.openxmlformats.org/drawingml/2006/picture">
+                <pic:pic>
+                  <pic:nvPicPr>
+                    <pic:cNvPr id="0" name="004b75afed0fa8dda2f1bbc574b5d198ef75392c9b67aad68153a26dfa38dae3.png"/>
+                    <pic:cNvPicPr/>
+                  </pic:nvPicPr>
+                  <pic:blipFill>
+                    <a:blip r:embed="rId27"/>
+                    <a:stretch>
+                      <a:fillRect/>
+                    </a:stretch>
+                  </pic:blipFill>
+                  <pic:spPr>
+                    <a:xfrm>
+                      <a:off x="0" y="0"/>
+                      <a:ext cx="5486400" cy="3200400"/>
+                    </a:xfrm>
+                    <a:prstGeom prst="rect"/>
+                  </pic:spPr>
+                </pic:pic>
+              </a:graphicData>
+            </a:graphic>
+          </wp:inline>
+        </w:drawing>
+      </w:r>
+    </w:p>
+    <w:p>
+      <w:r>
+        <w:drawing>
+          <wp:inline xmlns:a="http://schemas.openxmlformats.org/drawingml/2006/main" xmlns:pic="http://schemas.openxmlformats.org/drawingml/2006/picture">
+            <wp:extent cx="5486400" cy="3200400"/>
+            <wp:docPr id="25" name="Picture 25" descr="Vocabulary badge: license"/>
+            <wp:cNvGraphicFramePr>
+              <a:graphicFrameLocks noChangeAspect="1"/>
+            </wp:cNvGraphicFramePr>
+            <a:graphic>
+              <a:graphicData uri="http://schemas.openxmlformats.org/drawingml/2006/picture">
+                <pic:pic>
+                  <pic:nvPicPr>
+                    <pic:cNvPr id="0" name="bd4953bf36f6e35fa8cd8aa1f7b4b04c39edd1d7a434d17b1f4c3686ce94b8ea.png"/>
+                    <pic:cNvPicPr/>
+                  </pic:nvPicPr>
+                  <pic:blipFill>
+                    <a:blip r:embed="rId28"/>
+                    <a:stretch>
+                      <a:fillRect/>
+                    </a:stretch>
+                  </pic:blipFill>
+                  <pic:spPr>
+                    <a:xfrm>
+                      <a:off x="0" y="0"/>
+                      <a:ext cx="5486400" cy="3200400"/>
+                    </a:xfrm>
+                    <a:prstGeom prst="rect"/>
+                  </pic:spPr>
+                </pic:pic>
+              </a:graphicData>
+            </a:graphic>
+          </wp:inline>
+        </w:drawing>
+      </w:r>
+    </w:p>
+    <w:p>
+      <w:pPr>
+        <w:pStyle w:val="Heading3"/>
+      </w:pPr>
+      <w:r>
+        <w:t>Words used in the closer explanation</w:t>
+      </w:r>
+    </w:p>
+    <w:p>
+      <w:pPr>
+        <w:pStyle w:val="Heading1"/>
+      </w:pPr>
+      <w:r>
+        <w:t>10. Choose a stronger thinking challenge</w:t>
+      </w:r>
+    </w:p>
+    <w:p>
+      <w:r>
+        <w:t>Choose the next useful challenge rather than treating the whole ladder as compulsory.</w:t>
+      </w:r>
+    </w:p>
+    <w:p>
+      <w:pPr>
+        <w:pStyle w:val="Heading2"/>
+      </w:pPr>
+      <w:r>
+        <w:t>Pick your next step</w:t>
+      </w:r>
+    </w:p>
+    <w:p>
+      <w:pPr>
+        <w:pStyle w:val="ListBullet"/>
+      </w:pPr>
+      <w:r>
+        <w:t>1 • NAME: Define the concept without repeating the textbook.</w:t>
+      </w:r>
+    </w:p>
+    <w:p>
+      <w:pPr>
+        <w:pStyle w:val="ListBullet"/>
+      </w:pPr>
+      <w:r>
+        <w:t>2 • TRACE: Show the information, state, branch, calculation, or evidence path.</w:t>
+      </w:r>
+    </w:p>
+    <w:p>
+      <w:pPr>
+        <w:pStyle w:val="ListBullet"/>
+      </w:pPr>
+      <w:r>
+        <w:t>3 • APPLY: Solve a different example independently.</w:t>
+      </w:r>
+    </w:p>
+    <w:p>
+      <w:pPr>
+        <w:pStyle w:val="ListBullet"/>
+      </w:pPr>
+      <w:r>
+        <w:t>4 • CHALLENGE: Find a boundary case, counterexample, or unfair outcome.</w:t>
+      </w:r>
+    </w:p>
+    <w:p>
+      <w:pPr>
+        <w:pStyle w:val="ListBullet"/>
+      </w:pPr>
+      <w:r>
+        <w:t>5 • EXPLAIN LIMITS: Say when the result should not be trusted or used alone.</w:t>
+      </w:r>
+    </w:p>
+    <w:p>
+      <w:pPr>
+        <w:pStyle w:val="ListBullet"/>
+      </w:pPr>
+      <w:r>
+        <w:t>My strongest evidence of independent understanding:</w:t>
+      </w:r>
+    </w:p>
+    <w:p>
+      <w:pPr>
+        <w:pStyle w:val="Heading3"/>
+      </w:pPr>
+      <w:r>
+        <w:t>Write or draw your reasoning and evidence.</w:t>
+      </w:r>
+    </w:p>
+    <w:p>
+      <w:r>
+        <w:t>________________________________________________________________</w:t>
+      </w:r>
+    </w:p>
+    <w:p>
+      <w:r>
+        <w:t>________________________________________________________________</w:t>
+      </w:r>
+    </w:p>
+    <w:p>
+      <w:r>
+        <w:t>________________________________________________________________</w:t>
+      </w:r>
+    </w:p>
+    <w:p>
+      <w:r>
+        <w:t>________________________________________________________________</w:t>
+      </w:r>
+    </w:p>
+    <w:p>
+      <w:r>
+        <w:t>________________________________________________________________</w:t>
+      </w:r>
+    </w:p>
+    <w:p>
+      <w:pPr>
+        <w:pStyle w:val="Heading2"/>
+      </w:pPr>
+      <w:r>
+        <w:t>Earlier wording, alternatives and picture transcripts · reference / check after trying</w:t>
+      </w:r>
+    </w:p>
+    <w:p>
+      <w:pPr>
+        <w:spacing w:line="336" w:lineRule="auto" w:after="180"/>
+      </w:pPr>
+      <w:r>
+        <w:rPr>
+          <w:b w:val="0"/>
         </w:rPr>
         <w:t>MASTERY</w:t>
       </w:r>
@@ -4446,7 +6211,7 @@
         <w:drawing>
           <wp:inline xmlns:a="http://schemas.openxmlformats.org/drawingml/2006/main" xmlns:pic="http://schemas.openxmlformats.org/drawingml/2006/picture">
             <wp:extent cx="5486400" cy="1719072"/>
-            <wp:docPr id="19" name="Picture 19" descr="Mastery ladder for Copyright and Provenance"/>
+            <wp:docPr id="26" name="Picture 26" descr="Mastery ladder for Copyright and Provenance"/>
             <wp:cNvGraphicFramePr>
               <a:graphicFrameLocks noChangeAspect="1"/>
             </wp:cNvGraphicFramePr>
@@ -4458,7 +6223,7 @@
                     <pic:cNvPicPr/>
                   </pic:nvPicPr>
                   <pic:blipFill>
-                    <a:blip r:embed="rId26"/>
+                    <a:blip r:embed="rId29"/>
                     <a:stretch>
                       <a:fillRect/>
                     </a:stretch>
@@ -4479,13 +6244,164 @@
     </w:p>
     <w:p>
       <w:pPr>
+        <w:pStyle w:val="Heading1"/>
+      </w:pPr>
+      <w:r>
+        <w:t>12. Reference: check your explanation</w:t>
+      </w:r>
+    </w:p>
+    <w:p>
+      <w:r>
+        <w:t>Use after practice. Check the new public-quotation plan independently is the selected independent case.</w:t>
+      </w:r>
+    </w:p>
+    <w:p>
+      <w:pPr>
+        <w:pStyle w:val="Heading2"/>
+      </w:pPr>
+      <w:r>
+        <w:t>Check the evidence and its limit</w:t>
+      </w:r>
+    </w:p>
+    <w:p>
+      <w:pPr>
+        <w:pStyle w:val="ListBullet"/>
+      </w:pPr>
+      <w:r>
+        <w:t>1. My fresh example, trace, calculation, or design:</w:t>
+      </w:r>
+    </w:p>
+    <w:p>
+      <w:pPr>
+        <w:pStyle w:val="Heading3"/>
+      </w:pPr>
+      <w:r>
+        <w:t>Write or draw your reasoning and evidence.</w:t>
+      </w:r>
+    </w:p>
+    <w:p>
+      <w:r>
+        <w:t>________________________________________________________________</w:t>
+      </w:r>
+    </w:p>
+    <w:p>
+      <w:r>
+        <w:t>________________________________________________________________</w:t>
+      </w:r>
+    </w:p>
+    <w:p>
+      <w:r>
+        <w:t>________________________________________________________________</w:t>
+      </w:r>
+    </w:p>
+    <w:p>
+      <w:r>
+        <w:t>________________________________________________________________</w:t>
+      </w:r>
+    </w:p>
+    <w:p>
+      <w:r>
+        <w:t>________________________________________________________________</w:t>
+      </w:r>
+    </w:p>
+    <w:p>
+      <w:pPr>
+        <w:pStyle w:val="ListBullet"/>
+      </w:pPr>
+      <w:r>
+        <w:t>2. My evidence that it works (include a boundary or missing-data case):</w:t>
+      </w:r>
+    </w:p>
+    <w:p>
+      <w:pPr>
+        <w:pStyle w:val="Heading3"/>
+      </w:pPr>
+      <w:r>
+        <w:t>Write or draw your reasoning and evidence.</w:t>
+      </w:r>
+    </w:p>
+    <w:p>
+      <w:r>
+        <w:t>________________________________________________________________</w:t>
+      </w:r>
+    </w:p>
+    <w:p>
+      <w:r>
+        <w:t>________________________________________________________________</w:t>
+      </w:r>
+    </w:p>
+    <w:p>
+      <w:r>
+        <w:t>________________________________________________________________</w:t>
+      </w:r>
+    </w:p>
+    <w:p>
+      <w:r>
+        <w:t>________________________________________________________________</w:t>
+      </w:r>
+    </w:p>
+    <w:p>
+      <w:r>
+        <w:t>________________________________________________________________</w:t>
+      </w:r>
+    </w:p>
+    <w:p>
+      <w:pPr>
+        <w:pStyle w:val="ListBullet"/>
+      </w:pPr>
+      <w:r>
+        <w:t>3. One limitation, fairness concern, or situation needing human review:</w:t>
+      </w:r>
+    </w:p>
+    <w:p>
+      <w:pPr>
+        <w:pStyle w:val="Heading2"/>
+      </w:pPr>
+      <w:r>
+        <w:t>Self-check and record</w:t>
+      </w:r>
+    </w:p>
+    <w:p>
+      <w:pPr>
         <w:spacing w:line="336" w:lineRule="auto" w:after="180"/>
       </w:pPr>
       <w:r>
         <w:rPr>
           <w:b w:val="0"/>
         </w:rPr>
-        <w:t>1 • NAME: Define the concept without repeating the textbook.</w:t>
+        <w:t xml:space="preserve">SELF-CHECK  □ I explained the </w:t>
+      </w:r>
+      <w:r>
+        <w:rPr>
+          <w:b/>
+        </w:rPr>
+        <w:t>mechanism</w:t>
+      </w:r>
+      <w:r>
+        <w:rPr>
+          <w:b w:val="0"/>
+        </w:rPr>
+        <w:t xml:space="preserve">  □ I used </w:t>
+      </w:r>
+      <w:r>
+        <w:rPr>
+          <w:b/>
+        </w:rPr>
+        <w:t>evidence</w:t>
+      </w:r>
+      <w:r>
+        <w:rPr>
+          <w:b w:val="0"/>
+        </w:rPr>
+        <w:t xml:space="preserve">  □ I tested a fresh case  □ I named a limitation  □ I can answer ‘why?’</w:t>
+      </w:r>
+    </w:p>
+    <w:p>
+      <w:pPr>
+        <w:pStyle w:val="Heading2"/>
+      </w:pPr>
+      <w:r>
+        <w:t>Earlier wording, alternatives and picture transcripts · reference / check after trying</w:t>
       </w:r>
     </w:p>
     <w:p>
@@ -4496,19 +6412,18 @@
         <w:rPr>
           <w:b w:val="0"/>
         </w:rPr>
-        <w:t xml:space="preserve">2 • TRACE: Show the information, state, branch, calculation, or </w:t>
-      </w:r>
-      <w:r>
-        <w:rPr>
-          <w:b/>
-        </w:rPr>
-        <w:t>evidence</w:t>
-      </w:r>
+        <w:t>INDEPENDENT MASTERY PROOF</w:t>
+      </w:r>
+    </w:p>
+    <w:p>
+      <w:pPr>
+        <w:spacing w:line="336" w:lineRule="auto" w:after="180"/>
+      </w:pPr>
       <w:r>
         <w:rPr>
           <w:b w:val="0"/>
         </w:rPr>
-        <w:t xml:space="preserve"> path.</w:t>
+        <w:t>Checklist for explaining this week’s idea</w:t>
       </w:r>
     </w:p>
     <w:p>
@@ -4519,131 +6434,7 @@
         <w:rPr>
           <w:b w:val="0"/>
         </w:rPr>
-        <w:t>3 • APPLY: Solve a different example independently.</w:t>
-      </w:r>
-    </w:p>
-    <w:p>
-      <w:pPr>
-        <w:spacing w:line="336" w:lineRule="auto" w:after="180"/>
-      </w:pPr>
-      <w:r>
-        <w:rPr>
-          <w:b w:val="0"/>
-        </w:rPr>
-        <w:t>4 • CHALLENGE: Find a boundary case, counterexample, or unfair outcome.</w:t>
-      </w:r>
-    </w:p>
-    <w:p>
-      <w:pPr>
-        <w:spacing w:line="336" w:lineRule="auto" w:after="180"/>
-      </w:pPr>
-      <w:r>
-        <w:rPr>
-          <w:b w:val="0"/>
-        </w:rPr>
-        <w:t>5 • EXPLAIN LIMITS: Say when the result should not be trusted or used alone.</w:t>
-      </w:r>
-    </w:p>
-    <w:p>
-      <w:pPr>
-        <w:spacing w:line="336" w:lineRule="auto" w:after="180"/>
-      </w:pPr>
-      <w:r>
-        <w:rPr>
-          <w:b w:val="0"/>
-        </w:rPr>
-        <w:t xml:space="preserve">My strongest </w:t>
-      </w:r>
-      <w:r>
-        <w:rPr>
-          <w:b/>
-        </w:rPr>
-        <w:t>evidence</w:t>
-      </w:r>
-      <w:r>
-        <w:rPr>
-          <w:b w:val="0"/>
-        </w:rPr>
-        <w:t xml:space="preserve"> of independent understanding:</w:t>
-      </w:r>
-    </w:p>
-    <w:p>
-      <w:pPr>
-        <w:pStyle w:val="Heading3"/>
-      </w:pPr>
-      <w:r>
-        <w:t>Write or draw your reasoning and evidence.</w:t>
-      </w:r>
-    </w:p>
-    <w:p>
-      <w:r>
-        <w:t>________________________________________________________________</w:t>
-      </w:r>
-    </w:p>
-    <w:p>
-      <w:r>
-        <w:t>________________________________________________________________</w:t>
-      </w:r>
-    </w:p>
-    <w:p>
-      <w:r>
-        <w:t>________________________________________________________________</w:t>
-      </w:r>
-    </w:p>
-    <w:p>
-      <w:r>
-        <w:t>________________________________________________________________</w:t>
-      </w:r>
-    </w:p>
-    <w:p>
-      <w:r>
-        <w:t>________________________________________________________________</w:t>
-      </w:r>
-    </w:p>
-    <w:p>
-      <w:pPr>
-        <w:pStyle w:val="Heading1"/>
-      </w:pPr>
-      <w:r>
-        <w:t>11. Connect your project</w:t>
-      </w:r>
-    </w:p>
-    <w:p>
-      <w:r>
-        <w:t>Apply this week’s idea to Verified Study Buddy. Keep an annotated decision and the evidence supporting it.</w:t>
-      </w:r>
-    </w:p>
-    <w:p>
-      <w:pPr>
-        <w:spacing w:line="336" w:lineRule="auto" w:after="180"/>
-      </w:pPr>
-      <w:r>
-        <w:rPr>
-          <w:b/>
-        </w:rPr>
-        <w:t>CUMULATIVE PROJECT</w:t>
-      </w:r>
-    </w:p>
-    <w:p>
-      <w:pPr>
-        <w:spacing w:line="336" w:lineRule="auto" w:after="180"/>
-      </w:pPr>
-      <w:r>
-        <w:rPr>
-          <w:b w:val="0"/>
-        </w:rPr>
-        <w:t>Verified Study Buddy</w:t>
-      </w:r>
-    </w:p>
-    <w:p>
-      <w:pPr>
-        <w:spacing w:line="336" w:lineRule="auto" w:after="180"/>
-      </w:pPr>
-      <w:r>
-        <w:rPr>
-          <w:b w:val="0"/>
-        </w:rPr>
-        <w:t>Every week adds one inspectable piece. The system must show how it reached a result.</w:t>
+        <w:t>Use after practice. Check the new public-quotation plan independently is the selected independent case.</w:t>
       </w:r>
     </w:p>
     <w:p>
@@ -4651,7 +6442,7 @@
         <w:drawing>
           <wp:inline xmlns:a="http://schemas.openxmlformats.org/drawingml/2006/main" xmlns:pic="http://schemas.openxmlformats.org/drawingml/2006/picture">
             <wp:extent cx="5486400" cy="1901952"/>
-            <wp:docPr id="20" name="Picture 20" descr="Book recommender connection for Copyright and Provenance"/>
+            <wp:docPr id="27" name="Picture 27" descr="Independent proof graphic for Copyright and Provenance"/>
             <wp:cNvGraphicFramePr>
               <a:graphicFrameLocks noChangeAspect="1"/>
             </wp:cNvGraphicFramePr>
@@ -4659,11 +6450,11 @@
               <a:graphicData uri="http://schemas.openxmlformats.org/drawingml/2006/picture">
                 <pic:pic>
                   <pic:nvPicPr>
-                    <pic:cNvPr id="0" name="6256116d1e330f30e75e268d64d06c6267867cdbda231510a41cc81cf3d8a123.png"/>
+                    <pic:cNvPr id="0" name="0bd050f0e5994e40d81cb2cb470d8385f9db802fd439c511dbed47b2255e1999.png"/>
                     <pic:cNvPicPr/>
                   </pic:nvPicPr>
                   <pic:blipFill>
-                    <a:blip r:embed="rId27"/>
+                    <a:blip r:embed="rId30"/>
                     <a:stretch>
                       <a:fillRect/>
                     </a:stretch>
@@ -4690,7 +6481,83 @@
         <w:rPr>
           <w:b w:val="0"/>
         </w:rPr>
-        <w:t xml:space="preserve">THIS WEEK’S CHECKPOINT  Attach citations and </w:t>
+        <w:t>EXPLANATION CHECK  Require matching audience, modification/length conditions, credit and explicit unresolved permission.</w:t>
+      </w:r>
+    </w:p>
+    <w:p>
+      <w:pPr>
+        <w:pStyle w:val="Heading3"/>
+      </w:pPr>
+      <w:r>
+        <w:t>Write or draw your reasoning and evidence.</w:t>
+      </w:r>
+    </w:p>
+    <w:p>
+      <w:r>
+        <w:t>________________________________________________________________</w:t>
+      </w:r>
+    </w:p>
+    <w:p>
+      <w:r>
+        <w:t>________________________________________________________________</w:t>
+      </w:r>
+    </w:p>
+    <w:p>
+      <w:r>
+        <w:t>________________________________________________________________</w:t>
+      </w:r>
+    </w:p>
+    <w:p>
+      <w:r>
+        <w:t>________________________________________________________________</w:t>
+      </w:r>
+    </w:p>
+    <w:p>
+      <w:r>
+        <w:t>________________________________________________________________</w:t>
+      </w:r>
+    </w:p>
+    <w:p>
+      <w:pPr>
+        <w:pStyle w:val="Heading1"/>
+      </w:pPr>
+      <w:r>
+        <w:t>13. Extra practice: Provenance makes reuse conditions visible</w:t>
+      </w:r>
+    </w:p>
+    <w:p>
+      <w:r>
+        <w:t>Try the question before opening its worked explanation.</w:t>
+      </w:r>
+    </w:p>
+    <w:p>
+      <w:pPr>
+        <w:pStyle w:val="Heading2"/>
+      </w:pPr>
+      <w:r>
+        <w:t>Read the supplied case and question</w:t>
+      </w:r>
+    </w:p>
+    <w:p>
+      <w:pPr>
+        <w:spacing w:line="336" w:lineRule="auto" w:after="180"/>
+      </w:pPr>
+      <w:r>
+        <w:rPr>
+          <w:b w:val="0"/>
+        </w:rPr>
+        <w:t>A slide reuses an online photograph and textbook paragraph.</w:t>
+      </w:r>
+    </w:p>
+    <w:p>
+      <w:pPr>
+        <w:spacing w:line="336" w:lineRule="auto" w:after="180"/>
+      </w:pPr>
+      <w:r>
+        <w:rPr>
+          <w:b w:val="0"/>
+        </w:rPr>
+        <w:t xml:space="preserve">What </w:t>
       </w:r>
       <w:r>
         <w:rPr>
@@ -4702,7 +6569,23 @@
         <w:rPr>
           <w:b w:val="0"/>
         </w:rPr>
-        <w:t xml:space="preserve"> metadata to every Study Buddy learning asset.</w:t>
+        <w:t xml:space="preserve"> and reuse checks are needed?</w:t>
+      </w:r>
+    </w:p>
+    <w:p>
+      <w:pPr>
+        <w:pStyle w:val="Heading2"/>
+      </w:pPr>
+      <w:r>
+        <w:t>Your explanation</w:t>
+      </w:r>
+    </w:p>
+    <w:p>
+      <w:pPr>
+        <w:pStyle w:val="ListBullet"/>
+      </w:pPr>
+      <w:r>
+        <w:t>Which detail supports the answer, and why does it matter?</w:t>
       </w:r>
     </w:p>
     <w:p>
@@ -4710,734 +6593,87 @@
         <w:pStyle w:val="Heading3"/>
       </w:pPr>
       <w:r>
-        <w:t>Trace the system</w:t>
+        <w:t>Write or draw your reasoning and evidence.</w:t>
+      </w:r>
+    </w:p>
+    <w:p>
+      <w:r>
+        <w:t>________________________________________________________________</w:t>
+      </w:r>
+    </w:p>
+    <w:p>
+      <w:r>
+        <w:t>________________________________________________________________</w:t>
+      </w:r>
+    </w:p>
+    <w:p>
+      <w:r>
+        <w:t>________________________________________________________________</w:t>
+      </w:r>
+    </w:p>
+    <w:p>
+      <w:r>
+        <w:t>________________________________________________________________</w:t>
+      </w:r>
+    </w:p>
+    <w:p>
+      <w:r>
+        <w:t>________________________________________________________________</w:t>
+      </w:r>
+    </w:p>
+    <w:p>
+      <w:pPr>
+        <w:pStyle w:val="Heading2"/>
+      </w:pPr>
+      <w:r>
+        <w:t>Check after trying · reference / check after trying</w:t>
       </w:r>
     </w:p>
     <w:p>
       <w:pPr>
         <w:spacing w:line="336" w:lineRule="auto" w:after="180"/>
-        <w:shd w:fill="EDF7F3"/>
       </w:pPr>
       <w:r>
         <w:rPr>
           <w:b w:val="0"/>
         </w:rPr>
-        <w:t xml:space="preserve">SYSTEM MAP  Learner need → prompt/schema → approved sources/retrieval → model/tool → structured answer → verification → </w:t>
+        <w:t xml:space="preserve">Record creator, source, </w:t>
       </w:r>
       <w:r>
         <w:rPr>
           <w:b/>
         </w:rPr>
-        <w:t>human decision</w:t>
-      </w:r>
-    </w:p>
-    <w:p>
-      <w:pPr>
-        <w:spacing w:line="336" w:lineRule="auto" w:after="180"/>
-        <w:shd w:fill="F5F1FB"/>
-      </w:pPr>
+        <w:t>licence</w:t>
+      </w:r>
       <w:r>
         <w:rPr>
           <w:b w:val="0"/>
         </w:rPr>
-        <w:t>What will you add, change, or verify in the project this week?</w:t>
-      </w:r>
-    </w:p>
-    <w:p>
-      <w:pPr>
-        <w:pStyle w:val="Heading3"/>
-      </w:pPr>
-      <w:r>
-        <w:t>Write or draw your reasoning and evidence.</w:t>
-      </w:r>
-    </w:p>
-    <w:p>
-      <w:r>
-        <w:t>________________________________________________________________</w:t>
-      </w:r>
-    </w:p>
-    <w:p>
-      <w:r>
-        <w:t>________________________________________________________________</w:t>
-      </w:r>
-    </w:p>
-    <w:p>
-      <w:r>
-        <w:t>________________________________________________________________</w:t>
-      </w:r>
-    </w:p>
-    <w:p>
-      <w:r>
-        <w:t>________________________________________________________________</w:t>
-      </w:r>
-    </w:p>
-    <w:p>
-      <w:r>
-        <w:t>________________________________________________________________</w:t>
-      </w:r>
-    </w:p>
-    <w:p>
-      <w:pPr>
-        <w:spacing w:line="336" w:lineRule="auto" w:after="180"/>
-        <w:shd w:fill="F5F1FB"/>
-      </w:pPr>
+        <w:t xml:space="preserve"> or permission, </w:t>
+      </w:r>
+      <w:r>
+        <w:rPr>
+          <w:b/>
+        </w:rPr>
+        <w:t>attribution</w:t>
+      </w:r>
       <w:r>
         <w:rPr>
           <w:b w:val="0"/>
         </w:rPr>
-        <w:t xml:space="preserve">What should remain under </w:t>
+        <w:t xml:space="preserve"> requirements and modifications. </w:t>
       </w:r>
       <w:r>
         <w:rPr>
           <w:b/>
         </w:rPr>
-        <w:t>human control</w:t>
+        <w:t>Attribution</w:t>
       </w:r>
       <w:r>
         <w:rPr>
           <w:b w:val="0"/>
         </w:rPr>
-        <w:t>?</w:t>
-      </w:r>
-    </w:p>
-    <w:p>
-      <w:pPr>
-        <w:pStyle w:val="Heading3"/>
-      </w:pPr>
-      <w:r>
-        <w:t>Write or draw your reasoning and evidence.</w:t>
-      </w:r>
-    </w:p>
-    <w:p>
-      <w:r>
-        <w:t>________________________________________________________________</w:t>
-      </w:r>
-    </w:p>
-    <w:p>
-      <w:r>
-        <w:t>________________________________________________________________</w:t>
-      </w:r>
-    </w:p>
-    <w:p>
-      <w:r>
-        <w:t>________________________________________________________________</w:t>
-      </w:r>
-    </w:p>
-    <w:p>
-      <w:r>
-        <w:t>________________________________________________________________</w:t>
-      </w:r>
-    </w:p>
-    <w:p>
-      <w:r>
-        <w:t>________________________________________________________________</w:t>
-      </w:r>
-    </w:p>
-    <w:p>
-      <w:pPr>
-        <w:pStyle w:val="Heading3"/>
-      </w:pPr>
-      <w:r>
-        <w:t>Responsible design</w:t>
-      </w:r>
-    </w:p>
-    <w:p>
-      <w:pPr>
-        <w:spacing w:line="336" w:lineRule="auto" w:after="180"/>
-        <w:shd w:fill="FFF5E6"/>
-      </w:pPr>
-      <w:r>
-        <w:rPr>
-          <w:b w:val="0"/>
-        </w:rPr>
-        <w:t xml:space="preserve">RESPONSIBLE DESIGN  Collect only necessary information. Show uncertainty and limits. Never confuse fluent </w:t>
-      </w:r>
-      <w:r>
-        <w:rPr>
-          <w:b/>
-        </w:rPr>
-        <w:t>output</w:t>
-      </w:r>
-      <w:r>
-        <w:rPr>
-          <w:b w:val="0"/>
-        </w:rPr>
-        <w:t xml:space="preserve"> with verified truth.</w:t>
-      </w:r>
-    </w:p>
-    <w:p>
-      <w:pPr>
-        <w:pStyle w:val="Heading3"/>
-      </w:pPr>
-      <w:r>
-        <w:t>Evidence for your project</w:t>
-      </w:r>
-    </w:p>
-    <w:p>
-      <w:pPr>
-        <w:spacing w:line="336" w:lineRule="auto" w:after="180"/>
-      </w:pPr>
-      <w:r>
-        <w:rPr>
-          <w:b w:val="0"/>
-        </w:rPr>
-        <w:t xml:space="preserve">For your Verified Study Buddy, save the </w:t>
-      </w:r>
-      <w:r>
-        <w:rPr>
-          <w:b/>
-        </w:rPr>
-        <w:t>input</w:t>
-      </w:r>
-      <w:r>
-        <w:rPr>
-          <w:b w:val="0"/>
-        </w:rPr>
-        <w:t>, procedure, observed result and limitation of this check.</w:t>
-      </w:r>
-    </w:p>
-    <w:p>
-      <w:pPr>
-        <w:spacing w:line="336" w:lineRule="auto" w:after="180"/>
-      </w:pPr>
-      <w:r>
-        <w:rPr>
-          <w:b w:val="0"/>
-        </w:rPr>
-        <w:t>Label this worked example as practice; use a different, previously unreviewed case when checking independent understanding.</w:t>
-      </w:r>
-    </w:p>
-    <w:p>
-      <w:pPr>
-        <w:pStyle w:val="Heading1"/>
-      </w:pPr>
-      <w:r>
-        <w:t>12. Show what you know</w:t>
-      </w:r>
-    </w:p>
-    <w:p>
-      <w:r>
-        <w:t>Use a genuinely new case for independent evidence. Previously discussed examples remain practice; use the separately named independent case before feedback.</w:t>
-      </w:r>
-    </w:p>
-    <w:p>
-      <w:pPr>
-        <w:pStyle w:val="Heading3"/>
-      </w:pPr>
-      <w:r>
-        <w:t>Independent evidence</w:t>
-      </w:r>
-    </w:p>
-    <w:p>
-      <w:pPr>
-        <w:spacing w:line="336" w:lineRule="auto" w:after="180"/>
-        <w:shd w:fill="FFF5E6"/>
-      </w:pPr>
-      <w:r>
-        <w:rPr>
-          <w:b w:val="0"/>
-        </w:rPr>
-        <w:t>INDEPENDENT MASTERY PROOF</w:t>
-      </w:r>
-    </w:p>
-    <w:p>
-      <w:pPr>
-        <w:spacing w:line="336" w:lineRule="auto" w:after="180"/>
-      </w:pPr>
-      <w:r>
-        <w:rPr>
-          <w:b w:val="0"/>
-        </w:rPr>
-        <w:t>Explain • Transfer • Test • Defend</w:t>
-      </w:r>
-    </w:p>
-    <w:p>
-      <w:pPr>
-        <w:spacing w:line="336" w:lineRule="auto" w:after="180"/>
-      </w:pPr>
-      <w:r>
-        <w:rPr>
-          <w:b w:val="0"/>
-        </w:rPr>
-        <w:t>Complete this page without copying the worked example. Your reasoning matters more than decoration.</w:t>
-      </w:r>
-    </w:p>
-    <w:p>
-      <w:r>
-        <w:drawing>
-          <wp:inline xmlns:a="http://schemas.openxmlformats.org/drawingml/2006/main" xmlns:pic="http://schemas.openxmlformats.org/drawingml/2006/picture">
-            <wp:extent cx="5486400" cy="1901952"/>
-            <wp:docPr id="21" name="Picture 21" descr="Independent proof graphic for Copyright and Provenance"/>
-            <wp:cNvGraphicFramePr>
-              <a:graphicFrameLocks noChangeAspect="1"/>
-            </wp:cNvGraphicFramePr>
-            <a:graphic>
-              <a:graphicData uri="http://schemas.openxmlformats.org/drawingml/2006/picture">
-                <pic:pic>
-                  <pic:nvPicPr>
-                    <pic:cNvPr id="0" name="0bd050f0e5994e40d81cb2cb470d8385f9db802fd439c511dbed47b2255e1999.png"/>
-                    <pic:cNvPicPr/>
-                  </pic:nvPicPr>
-                  <pic:blipFill>
-                    <a:blip r:embed="rId28"/>
-                    <a:stretch>
-                      <a:fillRect/>
-                    </a:stretch>
-                  </pic:blipFill>
-                  <pic:spPr>
-                    <a:xfrm>
-                      <a:off x="0" y="0"/>
-                      <a:ext cx="5486400" cy="1901952"/>
-                    </a:xfrm>
-                    <a:prstGeom prst="rect"/>
-                  </pic:spPr>
-                </pic:pic>
-              </a:graphicData>
-            </a:graphic>
-          </wp:inline>
-        </w:drawing>
-      </w:r>
-    </w:p>
-    <w:p>
-      <w:pPr>
-        <w:pStyle w:val="Heading3"/>
-      </w:pPr>
-      <w:r>
-        <w:t>Try a more demanding case</w:t>
-      </w:r>
-    </w:p>
-    <w:p>
-      <w:pPr>
-        <w:spacing w:line="336" w:lineRule="auto" w:after="180"/>
-        <w:shd w:fill="F5F1FB"/>
-      </w:pPr>
-      <w:r>
-        <w:rPr>
-          <w:b w:val="0"/>
-        </w:rPr>
-        <w:t xml:space="preserve">CHALLENGE  Create a </w:t>
-      </w:r>
-      <w:r>
-        <w:rPr>
-          <w:b/>
-        </w:rPr>
-        <w:t>provenance</w:t>
-      </w:r>
-      <w:r>
-        <w:rPr>
-          <w:b w:val="0"/>
-        </w:rPr>
-        <w:t xml:space="preserve"> record for a mixed-media </w:t>
-      </w:r>
-      <w:r>
-        <w:rPr>
-          <w:b/>
-        </w:rPr>
-        <w:t>output</w:t>
-      </w:r>
-      <w:r>
-        <w:rPr>
-          <w:b w:val="0"/>
-        </w:rPr>
-        <w:t>.</w:t>
-      </w:r>
-    </w:p>
-    <w:p>
-      <w:pPr>
-        <w:spacing w:line="336" w:lineRule="auto" w:after="180"/>
-        <w:shd w:fill="F4F9FC"/>
-      </w:pPr>
-      <w:r>
-        <w:rPr>
-          <w:b w:val="0"/>
-        </w:rPr>
-        <w:t>1. My fresh example, trace, calculation, or design:</w:t>
-      </w:r>
-    </w:p>
-    <w:p>
-      <w:pPr>
-        <w:pStyle w:val="Heading3"/>
-      </w:pPr>
-      <w:r>
-        <w:t>Write or draw your reasoning and evidence.</w:t>
-      </w:r>
-    </w:p>
-    <w:p>
-      <w:r>
-        <w:t>________________________________________________________________</w:t>
-      </w:r>
-    </w:p>
-    <w:p>
-      <w:r>
-        <w:t>________________________________________________________________</w:t>
-      </w:r>
-    </w:p>
-    <w:p>
-      <w:r>
-        <w:t>________________________________________________________________</w:t>
-      </w:r>
-    </w:p>
-    <w:p>
-      <w:r>
-        <w:t>________________________________________________________________</w:t>
-      </w:r>
-    </w:p>
-    <w:p>
-      <w:r>
-        <w:t>________________________________________________________________</w:t>
-      </w:r>
-    </w:p>
-    <w:p>
-      <w:pPr>
-        <w:spacing w:line="336" w:lineRule="auto" w:after="180"/>
-        <w:shd w:fill="F4F9FC"/>
-      </w:pPr>
-      <w:r>
-        <w:rPr>
-          <w:b w:val="0"/>
-        </w:rPr>
-        <w:t xml:space="preserve">2. My </w:t>
-      </w:r>
-      <w:r>
-        <w:rPr>
-          <w:b/>
-        </w:rPr>
-        <w:t>evidence</w:t>
-      </w:r>
-      <w:r>
-        <w:rPr>
-          <w:b w:val="0"/>
-        </w:rPr>
-        <w:t xml:space="preserve"> that it works (include a boundary or missing-data case):</w:t>
-      </w:r>
-    </w:p>
-    <w:p>
-      <w:pPr>
-        <w:pStyle w:val="Heading3"/>
-      </w:pPr>
-      <w:r>
-        <w:t>Write or draw your reasoning and evidence.</w:t>
-      </w:r>
-    </w:p>
-    <w:p>
-      <w:r>
-        <w:t>________________________________________________________________</w:t>
-      </w:r>
-    </w:p>
-    <w:p>
-      <w:r>
-        <w:t>________________________________________________________________</w:t>
-      </w:r>
-    </w:p>
-    <w:p>
-      <w:r>
-        <w:t>________________________________________________________________</w:t>
-      </w:r>
-    </w:p>
-    <w:p>
-      <w:r>
-        <w:t>________________________________________________________________</w:t>
-      </w:r>
-    </w:p>
-    <w:p>
-      <w:r>
-        <w:t>________________________________________________________________</w:t>
-      </w:r>
-    </w:p>
-    <w:p>
-      <w:pPr>
-        <w:spacing w:line="336" w:lineRule="auto" w:after="180"/>
-        <w:shd w:fill="F4F9FC"/>
-      </w:pPr>
-      <w:r>
-        <w:rPr>
-          <w:b w:val="0"/>
-        </w:rPr>
-        <w:t>3. One limitation, fairness concern, or situation needing human review:</w:t>
-      </w:r>
-    </w:p>
-    <w:p>
-      <w:pPr>
-        <w:pStyle w:val="Heading3"/>
-      </w:pPr>
-      <w:r>
-        <w:t>Write or draw your reasoning and evidence.</w:t>
-      </w:r>
-    </w:p>
-    <w:p>
-      <w:r>
-        <w:t>________________________________________________________________</w:t>
-      </w:r>
-    </w:p>
-    <w:p>
-      <w:r>
-        <w:t>________________________________________________________________</w:t>
-      </w:r>
-    </w:p>
-    <w:p>
-      <w:r>
-        <w:t>________________________________________________________________</w:t>
-      </w:r>
-    </w:p>
-    <w:p>
-      <w:r>
-        <w:t>________________________________________________________________</w:t>
-      </w:r>
-    </w:p>
-    <w:p>
-      <w:r>
-        <w:t>________________________________________________________________</w:t>
-      </w:r>
-    </w:p>
-    <w:p>
-      <w:pPr>
-        <w:pStyle w:val="Heading3"/>
-      </w:pPr>
-      <w:r>
-        <w:t>Check your explanation</w:t>
-      </w:r>
-    </w:p>
-    <w:p>
-      <w:pPr>
-        <w:spacing w:line="336" w:lineRule="auto" w:after="180"/>
-        <w:shd w:fill="F5F1FB"/>
-      </w:pPr>
-      <w:r>
-        <w:rPr>
-          <w:b w:val="0"/>
-        </w:rPr>
-        <w:t xml:space="preserve">SELF-CHECK  □ I explained the </w:t>
-      </w:r>
-      <w:r>
-        <w:rPr>
-          <w:b/>
-        </w:rPr>
-        <w:t>mechanism</w:t>
-      </w:r>
-      <w:r>
-        <w:rPr>
-          <w:b w:val="0"/>
-        </w:rPr>
-        <w:t xml:space="preserve">  □ I used </w:t>
-      </w:r>
-      <w:r>
-        <w:rPr>
-          <w:b/>
-        </w:rPr>
-        <w:t>evidence</w:t>
-      </w:r>
-      <w:r>
-        <w:rPr>
-          <w:b w:val="0"/>
-        </w:rPr>
-        <w:t xml:space="preserve">  □ I tested a fresh case  □ I named a limitation  □ I can answer ‘why?’</w:t>
-      </w:r>
-    </w:p>
-    <w:p>
-      <w:pPr>
-        <w:pStyle w:val="Heading1"/>
-      </w:pPr>
-      <w:r>
-        <w:t>13. Study a complete case</w:t>
-      </w:r>
-    </w:p>
-    <w:p>
-      <w:r>
-        <w:t>Revisit the complete Copyright and Provenance case for supported practice. Repeated examples do not become fresh assessments.</w:t>
-      </w:r>
-    </w:p>
-    <w:p>
-      <w:pPr>
-        <w:pStyle w:val="Heading3"/>
-      </w:pPr>
-      <w:r>
-        <w:t>Week 29 Worked case</w:t>
-      </w:r>
-    </w:p>
-    <w:p>
-      <w:pPr>
-        <w:spacing w:line="336" w:lineRule="auto" w:after="180"/>
-      </w:pPr>
-      <w:r>
-        <w:rPr>
-          <w:b w:val="0"/>
-        </w:rPr>
-        <w:t>Use the supplied details to practise the weekly concept before attempting the independent question. This case extends the illustrated lesson.</w:t>
-      </w:r>
-    </w:p>
-    <w:p>
-      <w:pPr>
-        <w:pStyle w:val="Heading3"/>
-      </w:pPr>
-      <w:r>
-        <w:t>The situation</w:t>
-      </w:r>
-    </w:p>
-    <w:p>
-      <w:pPr>
-        <w:spacing w:line="336" w:lineRule="auto" w:after="180"/>
-      </w:pPr>
-      <w:r>
-        <w:rPr>
-          <w:b w:val="0"/>
-        </w:rPr>
-        <w:t>A slide reuses an online photograph and textbook paragraph.</w:t>
-      </w:r>
-    </w:p>
-    <w:p>
-      <w:pPr>
-        <w:pStyle w:val="Heading3"/>
-      </w:pPr>
-      <w:r>
-        <w:t>The question</w:t>
-      </w:r>
-    </w:p>
-    <w:p>
-      <w:pPr>
-        <w:spacing w:line="336" w:lineRule="auto" w:after="180"/>
-        <w:shd w:fill="F5F1FB"/>
-      </w:pPr>
-      <w:r>
-        <w:rPr>
-          <w:b w:val="0"/>
-        </w:rPr>
-        <w:t xml:space="preserve">What </w:t>
-      </w:r>
-      <w:r>
-        <w:rPr>
-          <w:b/>
-        </w:rPr>
-        <w:t>provenance</w:t>
-      </w:r>
-      <w:r>
-        <w:rPr>
-          <w:b w:val="0"/>
-        </w:rPr>
-        <w:t xml:space="preserve"> and reuse checks are needed?</w:t>
-      </w:r>
-    </w:p>
-    <w:p>
-      <w:pPr>
-        <w:pStyle w:val="Heading3"/>
-      </w:pPr>
-      <w:r>
-        <w:t>Worked explanation</w:t>
-      </w:r>
-    </w:p>
-    <w:p>
-      <w:pPr>
-        <w:spacing w:line="336" w:lineRule="auto" w:after="180"/>
-      </w:pPr>
-      <w:r>
-        <w:rPr>
-          <w:b w:val="0"/>
-        </w:rPr>
-        <w:t xml:space="preserve">Record creator, source, </w:t>
-      </w:r>
-      <w:r>
-        <w:rPr>
-          <w:b/>
-        </w:rPr>
-        <w:t>licence</w:t>
-      </w:r>
-      <w:r>
-        <w:rPr>
-          <w:b w:val="0"/>
-        </w:rPr>
-        <w:t xml:space="preserve"> or permission, </w:t>
-      </w:r>
-      <w:r>
-        <w:rPr>
-          <w:b/>
-        </w:rPr>
-        <w:t>attribution</w:t>
-      </w:r>
-      <w:r>
-        <w:rPr>
-          <w:b w:val="0"/>
-        </w:rPr>
-        <w:t xml:space="preserve"> requirements and modifications. </w:t>
-      </w:r>
-      <w:r>
-        <w:rPr>
-          <w:b/>
-        </w:rPr>
-        <w:t>Attribution</w:t>
-      </w:r>
-      <w:r>
-        <w:rPr>
-          <w:b w:val="0"/>
-        </w:rPr>
         <w:t xml:space="preserve"> alone is not permission; classroom context is not a universal exemption.</w:t>
-      </w:r>
-    </w:p>
-    <w:p>
-      <w:pPr>
-        <w:pStyle w:val="Heading3"/>
-      </w:pPr>
-      <w:r>
-        <w:t>Explain it in your own words</w:t>
-      </w:r>
-    </w:p>
-    <w:p>
-      <w:pPr>
-        <w:spacing w:line="336" w:lineRule="auto" w:after="180"/>
-        <w:shd w:fill="F5F1FB"/>
-      </w:pPr>
-      <w:r>
-        <w:rPr>
-          <w:b w:val="0"/>
-        </w:rPr>
-        <w:t>Which detail supports the answer, and why does it matter?</w:t>
-      </w:r>
-    </w:p>
-    <w:p>
-      <w:pPr>
-        <w:pStyle w:val="Heading3"/>
-      </w:pPr>
-      <w:r>
-        <w:t>Write or draw your reasoning and evidence.</w:t>
-      </w:r>
-    </w:p>
-    <w:p>
-      <w:r>
-        <w:t>________________________________________________________________</w:t>
-      </w:r>
-    </w:p>
-    <w:p>
-      <w:r>
-        <w:t>________________________________________________________________</w:t>
-      </w:r>
-    </w:p>
-    <w:p>
-      <w:r>
-        <w:t>________________________________________________________________</w:t>
-      </w:r>
-    </w:p>
-    <w:p>
-      <w:r>
-        <w:t>________________________________________________________________</w:t>
-      </w:r>
-    </w:p>
-    <w:p>
-      <w:r>
-        <w:t>________________________________________________________________</w:t>
-      </w:r>
-    </w:p>
-    <w:p>
-      <w:pPr>
-        <w:pStyle w:val="Heading3"/>
-      </w:pPr>
-      <w:r>
-        <w:t>Trace the supplied case visually</w:t>
-      </w:r>
-    </w:p>
-    <w:p>
-      <w:pPr>
-        <w:pStyle w:val="Heading3"/>
-      </w:pPr>
-      <w:r>
-        <w:t>Provenance makes reuse conditions visible</w:t>
       </w:r>
     </w:p>
     <w:tbl>
@@ -5566,19 +6802,93 @@
     </w:tbl>
     <w:p>
       <w:pPr>
+        <w:pStyle w:val="Heading2"/>
+      </w:pPr>
+      <w:r>
+        <w:t>Earlier wording, alternatives and picture transcripts · reference / check after trying</w:t>
+      </w:r>
+    </w:p>
+    <w:p>
+      <w:pPr>
+        <w:pStyle w:val="Heading3"/>
+      </w:pPr>
+      <w:r>
+        <w:t>Week 29 Worked case</w:t>
+      </w:r>
+    </w:p>
+    <w:p>
+      <w:pPr>
         <w:spacing w:line="336" w:lineRule="auto" w:after="180"/>
       </w:pPr>
       <w:r>
         <w:rPr>
           <w:b w:val="0"/>
         </w:rPr>
+        <w:t>Use the supplied details to practise the weekly concept before attempting the independent question. This case extends the illustrated lesson.</w:t>
+      </w:r>
+    </w:p>
+    <w:p>
+      <w:pPr>
+        <w:pStyle w:val="Heading3"/>
+      </w:pPr>
+      <w:r>
+        <w:t>The situation</w:t>
+      </w:r>
+    </w:p>
+    <w:p>
+      <w:pPr>
+        <w:pStyle w:val="Heading3"/>
+      </w:pPr>
+      <w:r>
+        <w:t>The question</w:t>
+      </w:r>
+    </w:p>
+    <w:p>
+      <w:pPr>
+        <w:pStyle w:val="Heading3"/>
+      </w:pPr>
+      <w:r>
+        <w:t>Worked explanation</w:t>
+      </w:r>
+    </w:p>
+    <w:p>
+      <w:pPr>
+        <w:pStyle w:val="Heading3"/>
+      </w:pPr>
+      <w:r>
+        <w:t>Explain it in your own words</w:t>
+      </w:r>
+    </w:p>
+    <w:p>
+      <w:pPr>
+        <w:pStyle w:val="Heading3"/>
+      </w:pPr>
+      <w:r>
+        <w:t>Trace the supplied case visually</w:t>
+      </w:r>
+    </w:p>
+    <w:p>
+      <w:pPr>
+        <w:pStyle w:val="Heading3"/>
+      </w:pPr>
+      <w:r>
+        <w:t>Provenance makes reuse conditions visible</w:t>
+      </w:r>
+    </w:p>
+    <w:p>
+      <w:pPr>
+        <w:spacing w:line="336" w:lineRule="auto" w:after="180"/>
+      </w:pPr>
+      <w:r>
+        <w:rPr>
+          <w:b w:val="0"/>
+        </w:rPr>
         <w:t>A slide reuses an online photograph and textbook paragraph.</w:t>
       </w:r>
     </w:p>
     <w:p>
       <w:pPr>
         <w:spacing w:line="336" w:lineRule="auto" w:after="180"/>
-        <w:shd w:fill="F5F1FB"/>
       </w:pPr>
       <w:r>
         <w:rPr>
@@ -5651,515 +6961,20 @@
         <w:pStyle w:val="Heading1"/>
       </w:pPr>
       <w:r>
-        <w:t>14. Try a new case independently</w:t>
-      </w:r>
-    </w:p>
-    <w:p>
-      <w:r>
-        <w:t>Attempt the reserved new case before feedback. Record support; the earlier examples below remain additional practice.</w:t>
-      </w:r>
-    </w:p>
-    <w:p>
-      <w:pPr>
-        <w:pStyle w:val="Heading3"/>
-      </w:pPr>
-      <w:r>
-        <w:t>Independent case: Apply a new case independently</w:t>
-      </w:r>
-    </w:p>
-    <w:p>
-      <w:pPr>
-        <w:spacing w:line="336" w:lineRule="auto" w:after="180"/>
-      </w:pPr>
-      <w:r>
-        <w:rPr>
-          <w:b w:val="0"/>
-        </w:rPr>
-        <w:t xml:space="preserve">Text C permits internal reading only; D permits public quotation up to 30 words with </w:t>
-      </w:r>
-      <w:r>
-        <w:rPr>
-          <w:b/>
-        </w:rPr>
-        <w:t>attribution</w:t>
-      </w:r>
-      <w:r>
-        <w:rPr>
-          <w:b w:val="0"/>
-        </w:rPr>
-        <w:t>. Proposed public handout reproduces 40 words. Apply the fictional terms.</w:t>
-      </w:r>
-    </w:p>
-    <w:p>
-      <w:pPr>
-        <w:pStyle w:val="Heading3"/>
-      </w:pPr>
-      <w:r>
-        <w:t>My independent explanation, trace and limits</w:t>
-      </w:r>
-    </w:p>
-    <w:p>
-      <w:r>
-        <w:t>________________________________________________________________</w:t>
-      </w:r>
-    </w:p>
-    <w:p>
-      <w:r>
-        <w:t>________________________________________________________________</w:t>
-      </w:r>
-    </w:p>
-    <w:p>
-      <w:r>
-        <w:t>________________________________________________________________</w:t>
-      </w:r>
-    </w:p>
-    <w:p>
-      <w:r>
-        <w:t>________________________________________________________________</w:t>
-      </w:r>
-    </w:p>
-    <w:p>
-      <w:r>
-        <w:t>________________________________________________________________</w:t>
-      </w:r>
-    </w:p>
-    <w:p>
-      <w:r>
-        <w:t>________________________________________________________________</w:t>
-      </w:r>
-    </w:p>
-    <w:p>
-      <w:r>
-        <w:t>________________________________________________________________</w:t>
-      </w:r>
-    </w:p>
-    <w:p>
-      <w:pPr>
-        <w:spacing w:line="336" w:lineRule="auto" w:after="180"/>
-      </w:pPr>
-      <w:r>
-        <w:rPr>
-          <w:b w:val="0"/>
-        </w:rPr>
-        <w:t>Attempt this case before feedback. Record any help. Earlier examples below are further practice; a case already practised with feedback cannot establish fresh transfer.</w:t>
-      </w:r>
-    </w:p>
-    <w:p>
-      <w:pPr>
-        <w:pStyle w:val="Heading3"/>
-      </w:pPr>
-      <w:r>
-        <w:t>Week 29 Independent application</w:t>
-      </w:r>
-    </w:p>
-    <w:p>
-      <w:pPr>
-        <w:spacing w:line="336" w:lineRule="auto" w:after="180"/>
-      </w:pPr>
-      <w:r>
-        <w:rPr>
-          <w:b w:val="0"/>
-        </w:rPr>
-        <w:t>Close the worked explanation. Apply the idea to this different question without copying.</w:t>
-      </w:r>
-    </w:p>
-    <w:p>
-      <w:pPr>
-        <w:spacing w:line="336" w:lineRule="auto" w:after="180"/>
-        <w:shd w:fill="F5F1FB"/>
-      </w:pPr>
-      <w:r>
-        <w:rPr>
-          <w:b w:val="0"/>
-        </w:rPr>
-        <w:t xml:space="preserve">You find an attractive illustration online with no </w:t>
-      </w:r>
-      <w:r>
-        <w:rPr>
-          <w:b/>
-        </w:rPr>
-        <w:t>license</w:t>
-      </w:r>
-      <w:r>
-        <w:rPr>
-          <w:b w:val="0"/>
-        </w:rPr>
-        <w:t xml:space="preserve"> information. What should you record and check before reusing it in a public project?</w:t>
-      </w:r>
-    </w:p>
-    <w:p>
-      <w:pPr>
-        <w:spacing w:line="336" w:lineRule="auto" w:after="180"/>
-      </w:pPr>
-      <w:r>
-        <w:rPr>
-          <w:b w:val="0"/>
-        </w:rPr>
-        <w:t xml:space="preserve">My answer, with a trace, calculation or supporting </w:t>
-      </w:r>
-      <w:r>
-        <w:rPr>
-          <w:b/>
-        </w:rPr>
-        <w:t>evidence</w:t>
-      </w:r>
-    </w:p>
-    <w:p>
-      <w:pPr>
-        <w:pStyle w:val="Heading3"/>
-      </w:pPr>
-      <w:r>
-        <w:t>Write or draw your reasoning and evidence.</w:t>
-      </w:r>
-    </w:p>
-    <w:p>
-      <w:r>
-        <w:t>________________________________________________________________</w:t>
-      </w:r>
-    </w:p>
-    <w:p>
-      <w:r>
-        <w:t>________________________________________________________________</w:t>
-      </w:r>
-    </w:p>
-    <w:p>
-      <w:r>
-        <w:t>________________________________________________________________</w:t>
-      </w:r>
-    </w:p>
-    <w:p>
-      <w:r>
-        <w:t>________________________________________________________________</w:t>
-      </w:r>
-    </w:p>
-    <w:p>
-      <w:r>
-        <w:t>________________________________________________________________</w:t>
-      </w:r>
-    </w:p>
-    <w:p>
-      <w:pPr>
-        <w:pStyle w:val="Heading3"/>
-      </w:pPr>
-      <w:r>
-        <w:t>Create and test</w:t>
-      </w:r>
-    </w:p>
-    <w:p>
-      <w:pPr>
-        <w:spacing w:line="336" w:lineRule="auto" w:after="180"/>
-      </w:pPr>
-      <w:r>
-        <w:rPr>
-          <w:b w:val="0"/>
-        </w:rPr>
-        <w:t>Change one relevant detail. Predict the result before testing. Include a boundary or missing-information case when it helps reveal a limit.</w:t>
-      </w:r>
-    </w:p>
-    <w:p>
-      <w:pPr>
-        <w:spacing w:line="336" w:lineRule="auto" w:after="180"/>
-      </w:pPr>
-      <w:r>
-        <w:rPr>
-          <w:b w:val="0"/>
-        </w:rPr>
-        <w:t xml:space="preserve">My changed </w:t>
-      </w:r>
-      <w:r>
-        <w:rPr>
-          <w:b/>
-        </w:rPr>
-        <w:t>input</w:t>
-      </w:r>
-      <w:r>
-        <w:rPr>
-          <w:b w:val="0"/>
-        </w:rPr>
-        <w:t xml:space="preserve"> and expected result</w:t>
-      </w:r>
-    </w:p>
-    <w:p>
-      <w:pPr>
-        <w:pStyle w:val="Heading3"/>
-      </w:pPr>
-      <w:r>
-        <w:t>Write or draw your reasoning and evidence.</w:t>
-      </w:r>
-    </w:p>
-    <w:p>
-      <w:r>
-        <w:t>________________________________________________________________</w:t>
-      </w:r>
-    </w:p>
-    <w:p>
-      <w:r>
-        <w:t>________________________________________________________________</w:t>
-      </w:r>
-    </w:p>
-    <w:p>
-      <w:r>
-        <w:t>________________________________________________________________</w:t>
-      </w:r>
-    </w:p>
-    <w:p>
-      <w:r>
-        <w:t>________________________________________________________________</w:t>
-      </w:r>
-    </w:p>
-    <w:p>
-      <w:r>
-        <w:t>________________________________________________________________</w:t>
-      </w:r>
-    </w:p>
-    <w:p>
-      <w:pPr>
-        <w:pStyle w:val="Heading3"/>
-      </w:pPr>
-      <w:r>
-        <w:t>Connect to your project</w:t>
-      </w:r>
-    </w:p>
-    <w:p>
-      <w:pPr>
-        <w:spacing w:line="336" w:lineRule="auto" w:after="180"/>
-      </w:pPr>
-      <w:r>
-        <w:rPr>
-          <w:b w:val="0"/>
-        </w:rPr>
-        <w:t xml:space="preserve">Attach citations and </w:t>
-      </w:r>
-      <w:r>
-        <w:rPr>
-          <w:b/>
-        </w:rPr>
-        <w:t>provenance</w:t>
-      </w:r>
-      <w:r>
-        <w:rPr>
-          <w:b w:val="0"/>
-        </w:rPr>
-        <w:t xml:space="preserve"> metadata to every Study Buddy learning asset.</w:t>
-      </w:r>
-    </w:p>
-    <w:p>
-      <w:pPr>
-        <w:spacing w:line="336" w:lineRule="auto" w:after="180"/>
-      </w:pPr>
-      <w:r>
-        <w:rPr>
-          <w:b w:val="0"/>
-        </w:rPr>
-        <w:t xml:space="preserve">The </w:t>
-      </w:r>
-      <w:r>
-        <w:rPr>
-          <w:b/>
-        </w:rPr>
-        <w:t>evidence</w:t>
-      </w:r>
-      <w:r>
-        <w:rPr>
-          <w:b w:val="0"/>
-        </w:rPr>
-        <w:t xml:space="preserve"> I will keep</w:t>
-      </w:r>
-    </w:p>
-    <w:p>
-      <w:pPr>
-        <w:pStyle w:val="Heading3"/>
-      </w:pPr>
-      <w:r>
-        <w:t>Write or draw your reasoning and evidence.</w:t>
-      </w:r>
-    </w:p>
-    <w:p>
-      <w:r>
-        <w:t>________________________________________________________________</w:t>
-      </w:r>
-    </w:p>
-    <w:p>
-      <w:r>
-        <w:t>________________________________________________________________</w:t>
-      </w:r>
-    </w:p>
-    <w:p>
-      <w:r>
-        <w:t>________________________________________________________________</w:t>
-      </w:r>
-    </w:p>
-    <w:p>
-      <w:r>
-        <w:t>________________________________________________________________</w:t>
-      </w:r>
-    </w:p>
-    <w:p>
-      <w:r>
-        <w:t>________________________________________________________________</w:t>
-      </w:r>
-    </w:p>
-    <w:p>
-      <w:pPr>
-        <w:spacing w:line="336" w:lineRule="auto" w:after="180"/>
-      </w:pPr>
-      <w:r>
-        <w:rPr>
-          <w:b w:val="0"/>
-        </w:rPr>
-        <w:t xml:space="preserve">Your teacher has the independent answer and scoring criteria. Complete the matching workbook week to keep your practice </w:t>
-      </w:r>
-      <w:r>
-        <w:rPr>
-          <w:b/>
-        </w:rPr>
-        <w:t>evidence</w:t>
-      </w:r>
-      <w:r>
-        <w:rPr>
-          <w:b w:val="0"/>
-        </w:rPr>
-        <w:t xml:space="preserve"> together.</w:t>
-      </w:r>
-    </w:p>
-    <w:p>
-      <w:pPr>
-        <w:pStyle w:val="Heading3"/>
-      </w:pPr>
-      <w:r>
-        <w:t>Transfer practice from the original programme</w:t>
-      </w:r>
-    </w:p>
-    <w:p>
-      <w:pPr>
-        <w:spacing w:line="336" w:lineRule="auto" w:after="180"/>
-      </w:pPr>
-      <w:r>
-        <w:rPr>
-          <w:b w:val="0"/>
-        </w:rPr>
-        <w:t xml:space="preserve">A project uses an image found through search. Its author is known but its </w:t>
-      </w:r>
-      <w:r>
-        <w:rPr>
-          <w:b/>
-        </w:rPr>
-        <w:t>licence</w:t>
-      </w:r>
-      <w:r>
-        <w:rPr>
-          <w:b w:val="0"/>
-        </w:rPr>
-        <w:t xml:space="preserve"> is missing. Is naming the author enough to establish reuse permission? Describe a </w:t>
-      </w:r>
-      <w:r>
-        <w:rPr>
-          <w:b/>
-        </w:rPr>
-        <w:t>provenance</w:t>
-      </w:r>
-      <w:r>
-        <w:rPr>
-          <w:b w:val="0"/>
-        </w:rPr>
-        <w:t xml:space="preserve"> record and next action.</w:t>
-      </w:r>
-    </w:p>
-    <w:p>
-      <w:pPr>
-        <w:pStyle w:val="Heading3"/>
-      </w:pPr>
-      <w:r>
-        <w:t>Explain the mechanism, evidence and one limit.</w:t>
-      </w:r>
-    </w:p>
-    <w:p>
-      <w:r>
-        <w:t>________________________________________________________________</w:t>
-      </w:r>
-    </w:p>
-    <w:p>
-      <w:r>
-        <w:t>________________________________________________________________</w:t>
-      </w:r>
-    </w:p>
-    <w:p>
-      <w:r>
-        <w:t>________________________________________________________________</w:t>
-      </w:r>
-    </w:p>
-    <w:p>
-      <w:r>
-        <w:t>________________________________________________________________</w:t>
-      </w:r>
-    </w:p>
-    <w:p>
-      <w:r>
-        <w:t>________________________________________________________________</w:t>
-      </w:r>
-    </w:p>
-    <w:p>
-      <w:r>
-        <w:t>________________________________________________________________</w:t>
-      </w:r>
-    </w:p>
-    <w:p>
-      <w:r>
-        <w:t>________________________________________________________________</w:t>
-      </w:r>
-    </w:p>
-    <w:p>
-      <w:pPr>
-        <w:pStyle w:val="Heading3"/>
-      </w:pPr>
-      <w:r>
-        <w:t>Use feedback to improve</w:t>
-      </w:r>
-    </w:p>
-    <w:p>
-      <w:pPr>
-        <w:spacing w:line="336" w:lineRule="auto" w:after="180"/>
-      </w:pPr>
-      <w:r>
-        <w:rPr>
-          <w:b w:val="0"/>
-        </w:rPr>
-        <w:t>Attempt the independent case before hints. Record whether you worked alone, used a hint or followed a model. After feedback, fix the first unsupported step and explain why it changed.</w:t>
-      </w:r>
-    </w:p>
-    <w:p>
-      <w:pPr>
-        <w:spacing w:line="336" w:lineRule="auto" w:after="180"/>
-      </w:pPr>
-      <w:r>
-        <w:rPr>
-          <w:b w:val="0"/>
-        </w:rPr>
-        <w:t>A later check uses a changed case, not a copied answer.</w:t>
-      </w:r>
-    </w:p>
-    <w:p>
-      <w:pPr>
-        <w:pStyle w:val="Heading1"/>
-      </w:pPr>
-      <w:r>
-        <w:t>15. Your lesson route</w:t>
-      </w:r>
-    </w:p>
-    <w:p>
-      <w:r>
-        <w:t>Use this map to navigate Copyright and Provenance, connect the goals to tasks and keep one evidence record for each attempt.</w:t>
-      </w:r>
-    </w:p>
-    <w:p>
-      <w:pPr>
-        <w:spacing w:line="336" w:lineRule="auto" w:after="180"/>
-      </w:pPr>
-      <w:r>
-        <w:rPr>
-          <w:b w:val="0"/>
-        </w:rPr>
-        <w:t>Start with this question: Read fictional reuse terms before decorating a public study guide.</w:t>
+        <w:t>15. Reference: original lesson checklist</w:t>
+      </w:r>
+    </w:p>
+    <w:p>
+      <w:r>
+        <w:t>Use an additional checklist when it helps inspect your explanation.</w:t>
+      </w:r>
+    </w:p>
+    <w:p>
+      <w:pPr>
+        <w:pStyle w:val="Heading2"/>
+      </w:pPr>
+      <w:r>
+        <w:t>Targets and evidence</w:t>
       </w:r>
     </w:p>
     <w:tbl>
@@ -6266,6 +7081,14 @@
     </w:tbl>
     <w:p>
       <w:pPr>
+        <w:pStyle w:val="Heading2"/>
+      </w:pPr>
+      <w:r>
+        <w:t>Keep your route and first prediction</w:t>
+      </w:r>
+    </w:p>
+    <w:p>
+      <w:pPr>
         <w:spacing w:line="336" w:lineRule="auto" w:after="180"/>
       </w:pPr>
       <w:r>
@@ -6324,15 +7147,268 @@
     </w:p>
     <w:p>
       <w:pPr>
+        <w:pStyle w:val="Heading2"/>
+      </w:pPr>
+      <w:r>
+        <w:t>Earlier wording, alternatives and picture transcripts · reference / check after trying</w:t>
+      </w:r>
+    </w:p>
+    <w:p>
+      <w:pPr>
+        <w:spacing w:line="336" w:lineRule="auto" w:after="180"/>
+      </w:pPr>
+      <w:r>
+        <w:rPr>
+          <w:b w:val="0"/>
+        </w:rPr>
+        <w:t>Start with this question: Read fictional reuse terms before decorating a public study guide.</w:t>
+      </w:r>
+    </w:p>
+    <w:p>
+      <w:pPr>
         <w:pStyle w:val="Heading1"/>
       </w:pPr>
       <w:r>
-        <w:t>16. Finish and return</w:t>
-      </w:r>
-    </w:p>
-    <w:p>
-      <w:r>
-        <w:t>Explain Copyright and Provenance without notes, identify a remaining question and plan a later check with a changed case.</w:t>
+        <w:t>17. Extra practice: pictures, repair and feedback</w:t>
+      </w:r>
+    </w:p>
+    <w:p>
+      <w:r>
+        <w:t>Attempt each question before opening its explanation. Use one browser or paper copy.</w:t>
+      </w:r>
+    </w:p>
+    <w:p>
+      <w:pPr>
+        <w:pStyle w:val="Heading2"/>
+      </w:pPr>
+      <w:r>
+        <w:t>First supported question</w:t>
+      </w:r>
+    </w:p>
+    <w:p>
+      <w:pPr>
+        <w:pStyle w:val="ListBullet"/>
+      </w:pPr>
+      <w:r>
+        <w:t>Read fictional reuse terms before decorating a public study guide.</w:t>
+      </w:r>
+    </w:p>
+    <w:p>
+      <w:pPr>
+        <w:pStyle w:val="Heading3"/>
+      </w:pPr>
+      <w:r>
+        <w:t>Practice 1: explain the deciding evidence</w:t>
+      </w:r>
+    </w:p>
+    <w:p>
+      <w:pPr>
+        <w:pStyle w:val="ListBullet"/>
+      </w:pPr>
+      <w:r>
+        <w:t>Which labelled step matches this detail? Use Moss with its required attribution; do not crop Fern for this public guide.</w:t>
+      </w:r>
+    </w:p>
+    <w:p>
+      <w:pPr>
+        <w:pStyle w:val="ListBullet"/>
+      </w:pPr>
+      <w:r>
+        <w:t>1. Choose eligible asset</w:t>
+      </w:r>
+    </w:p>
+    <w:p>
+      <w:pPr>
+        <w:pStyle w:val="ListBullet"/>
+      </w:pPr>
+      <w:r>
+        <w:t>2. Read terms</w:t>
+      </w:r>
+    </w:p>
+    <w:p>
+      <w:pPr>
+        <w:pStyle w:val="ListBullet"/>
+      </w:pPr>
+      <w:r>
+        <w:t>3. Match proposed use</w:t>
+      </w:r>
+    </w:p>
+    <w:p>
+      <w:pPr>
+        <w:pStyle w:val="Heading3"/>
+      </w:pPr>
+      <w:r>
+        <w:t>My selected conclusion, deciding fact and explanation</w:t>
+      </w:r>
+    </w:p>
+    <w:p>
+      <w:r>
+        <w:t>________________________________________________________________</w:t>
+      </w:r>
+    </w:p>
+    <w:p>
+      <w:r>
+        <w:t>________________________________________________________________</w:t>
+      </w:r>
+    </w:p>
+    <w:p>
+      <w:r>
+        <w:t>________________________________________________________________</w:t>
+      </w:r>
+    </w:p>
+    <w:p>
+      <w:r>
+        <w:t>________________________________________________________________</w:t>
+      </w:r>
+    </w:p>
+    <w:p>
+      <w:r>
+        <w:t>________________________________________________________________</w:t>
+      </w:r>
+    </w:p>
+    <w:p>
+      <w:pPr>
+        <w:pStyle w:val="ListBullet"/>
+      </w:pPr>
+      <w:r>
+        <w:t>Hint if needed: Read the steps in the pictorial case. Match the supplied detail to the stage that performs or records it.</w:t>
+      </w:r>
+    </w:p>
+    <w:p>
+      <w:pPr>
+        <w:pStyle w:val="ListBullet"/>
+      </w:pPr>
+      <w:r>
+        <w:t>After your attempt, compare with the supported explanation: Choose eligible asset Use Moss with its required attribution; do not crop Fern for this public guide. Read the picture in order. Use Moss with its required attribution; do not crop Fern for this public guide. The arrows show which recorded input or intermediate result each decision uses. Explain the deciding step aloud before checking the changed case; pointing to the final answer alone does not show how it follows.</w:t>
+      </w:r>
+    </w:p>
+    <w:p>
+      <w:pPr>
+        <w:pStyle w:val="Heading2"/>
+      </w:pPr>
+      <w:r>
+        <w:t>Check the first explanation · reference / check after trying</w:t>
+      </w:r>
+    </w:p>
+    <w:p>
+      <w:pPr>
+        <w:pStyle w:val="Heading3"/>
+      </w:pPr>
+      <w:r>
+        <w:t>Practice 2: explain the deciding evidence</w:t>
+      </w:r>
+    </w:p>
+    <w:p>
+      <w:pPr>
+        <w:pStyle w:val="Heading2"/>
+      </w:pPr>
+      <w:r>
+        <w:t>Changed-case question</w:t>
+      </w:r>
+    </w:p>
+    <w:p>
+      <w:pPr>
+        <w:pStyle w:val="ListBullet"/>
+      </w:pPr>
+      <w:r>
+        <w:t>Changed-case practice: Use Fern unchanged and include the required attribution. Which conclusion is supported by the supplied facts?</w:t>
+      </w:r>
+    </w:p>
+    <w:p>
+      <w:pPr>
+        <w:pStyle w:val="ListBullet"/>
+      </w:pPr>
+      <w:r>
+        <w:t>1. That use satisfies the stated fictional permission conditions.</w:t>
+      </w:r>
+    </w:p>
+    <w:p>
+      <w:pPr>
+        <w:pStyle w:val="ListBullet"/>
+      </w:pPr>
+      <w:r>
+        <w:t>2. This one example guarantees correct results for every future input.</w:t>
+      </w:r>
+    </w:p>
+    <w:p>
+      <w:pPr>
+        <w:pStyle w:val="ListBullet"/>
+      </w:pPr>
+      <w:r>
+        <w:t>3. We can decide the result without examining the changed input or the procedure.</w:t>
+      </w:r>
+    </w:p>
+    <w:p>
+      <w:pPr>
+        <w:pStyle w:val="Heading3"/>
+      </w:pPr>
+      <w:r>
+        <w:t>My selected conclusion, deciding fact and explanation</w:t>
+      </w:r>
+    </w:p>
+    <w:p>
+      <w:r>
+        <w:t>________________________________________________________________</w:t>
+      </w:r>
+    </w:p>
+    <w:p>
+      <w:r>
+        <w:t>________________________________________________________________</w:t>
+      </w:r>
+    </w:p>
+    <w:p>
+      <w:r>
+        <w:t>________________________________________________________________</w:t>
+      </w:r>
+    </w:p>
+    <w:p>
+      <w:r>
+        <w:t>________________________________________________________________</w:t>
+      </w:r>
+    </w:p>
+    <w:p>
+      <w:r>
+        <w:t>________________________________________________________________</w:t>
+      </w:r>
+    </w:p>
+    <w:p>
+      <w:pPr>
+        <w:pStyle w:val="ListBullet"/>
+      </w:pPr>
+      <w:r>
+        <w:t>Hint if needed: Use the changed condition and the deciding step in the pictorial trace. The answer must say what follows from those facts.</w:t>
+      </w:r>
+    </w:p>
+    <w:p>
+      <w:pPr>
+        <w:pStyle w:val="ListBullet"/>
+      </w:pPr>
+      <w:r>
+        <w:t>After your attempt, compare with the supported explanation: That use satisfies the stated fictional permission conditions. Its public redistribution is permitted when there is no alteration and attribution is included.</w:t>
+      </w:r>
+    </w:p>
+    <w:p>
+      <w:pPr>
+        <w:pStyle w:val="Heading2"/>
+      </w:pPr>
+      <w:r>
+        <w:t>Check the changed case · reference / check after trying</w:t>
+      </w:r>
+    </w:p>
+    <w:p>
+      <w:pPr>
+        <w:pStyle w:val="Heading3"/>
+      </w:pPr>
+      <w:r>
+        <w:t>Repair a missing building block</w:t>
+      </w:r>
+    </w:p>
+    <w:p>
+      <w:pPr>
+        <w:pStyle w:val="Heading2"/>
+      </w:pPr>
+      <w:r>
+        <w:t>Repair and save your work</w:t>
       </w:r>
     </w:p>
     <w:p>
@@ -6343,7 +7419,7 @@
         <w:rPr>
           <w:b w:val="0"/>
         </w:rPr>
-        <w:t xml:space="preserve">Close your notes. Explain this goal in your own words: Explain the </w:t>
+        <w:t xml:space="preserve">Review Privacy by Design (ai-3/28). Goal: Explain the </w:t>
       </w:r>
       <w:r>
         <w:rPr>
@@ -6355,19 +7431,175 @@
         <w:rPr>
           <w:b w:val="0"/>
         </w:rPr>
-        <w:t xml:space="preserve"> and terminology of </w:t>
+        <w:t xml:space="preserve"> and terminology of data retention and deletion. Short practice: Which IDs and locations must appear in the deletion </w:t>
       </w:r>
       <w:r>
         <w:rPr>
           <w:b/>
         </w:rPr>
-        <w:t>copyright</w:t>
+        <w:t>evidence</w:t>
       </w:r>
       <w:r>
         <w:rPr>
           <w:b w:val="0"/>
         </w:rPr>
-        <w:t xml:space="preserve"> and permitted sources</w:t>
+        <w:t>?</w:t>
+      </w:r>
+    </w:p>
+    <w:p>
+      <w:pPr>
+        <w:spacing w:line="336" w:lineRule="auto" w:after="180"/>
+      </w:pPr>
+      <w:r>
+        <w:rPr>
+          <w:b w:val="0"/>
+        </w:rPr>
+        <w:t xml:space="preserve">Point to the relevant step in the picture, then write the changed result and the rule or </w:t>
+      </w:r>
+      <w:r>
+        <w:rPr>
+          <w:b/>
+        </w:rPr>
+        <w:t>evidence</w:t>
+      </w:r>
+      <w:r>
+        <w:rPr>
+          <w:b w:val="0"/>
+        </w:rPr>
+        <w:t xml:space="preserve"> that supports it.. Return to this week and explain what you changed.</w:t>
+      </w:r>
+    </w:p>
+    <w:p>
+      <w:pPr>
+        <w:spacing w:line="336" w:lineRule="auto" w:after="180"/>
+      </w:pPr>
+      <w:r>
+        <w:rPr>
+          <w:b w:val="0"/>
+        </w:rPr>
+        <w:t xml:space="preserve">Review Evaluation Sets (ai-3/26). Goal: Explain the </w:t>
+      </w:r>
+      <w:r>
+        <w:rPr>
+          <w:b/>
+        </w:rPr>
+        <w:t>mechanism</w:t>
+      </w:r>
+      <w:r>
+        <w:rPr>
+          <w:b w:val="0"/>
+        </w:rPr>
+        <w:t xml:space="preserve"> and terminology of system evaluation sets. Short practice: Did the added cases demonstrate better answering?</w:t>
+      </w:r>
+    </w:p>
+    <w:p>
+      <w:pPr>
+        <w:spacing w:line="336" w:lineRule="auto" w:after="180"/>
+      </w:pPr>
+      <w:r>
+        <w:rPr>
+          <w:b w:val="0"/>
+        </w:rPr>
+        <w:t xml:space="preserve">Point to the relevant step in the picture, then write the changed result and the rule or </w:t>
+      </w:r>
+      <w:r>
+        <w:rPr>
+          <w:b/>
+        </w:rPr>
+        <w:t>evidence</w:t>
+      </w:r>
+      <w:r>
+        <w:rPr>
+          <w:b w:val="0"/>
+        </w:rPr>
+        <w:t xml:space="preserve"> that supports it.. Return to this week and explain what you changed.</w:t>
+      </w:r>
+    </w:p>
+    <w:p>
+      <w:pPr>
+        <w:spacing w:line="336" w:lineRule="auto" w:after="180"/>
+      </w:pPr>
+      <w:r>
+        <w:rPr>
+          <w:b w:val="0"/>
+        </w:rPr>
+        <w:t>Review Block to Python Bridge (ai-3/23). Goal: Translate a short paper calculation into a Python script. Short practice: Trace the changed list and identify where the result differs.</w:t>
+      </w:r>
+    </w:p>
+    <w:p>
+      <w:pPr>
+        <w:spacing w:line="336" w:lineRule="auto" w:after="180"/>
+      </w:pPr>
+      <w:r>
+        <w:rPr>
+          <w:b w:val="0"/>
+        </w:rPr>
+        <w:t xml:space="preserve">Point to the relevant step in the picture, then write the changed result and the rule or </w:t>
+      </w:r>
+      <w:r>
+        <w:rPr>
+          <w:b/>
+        </w:rPr>
+        <w:t>evidence</w:t>
+      </w:r>
+      <w:r>
+        <w:rPr>
+          <w:b w:val="0"/>
+        </w:rPr>
+        <w:t xml:space="preserve"> that supports it.. Return to this week and explain what you changed.</w:t>
+      </w:r>
+    </w:p>
+    <w:p>
+      <w:pPr>
+        <w:spacing w:line="336" w:lineRule="auto" w:after="180"/>
+      </w:pPr>
+      <w:r>
+        <w:rPr>
+          <w:b w:val="0"/>
+        </w:rPr>
+        <w:t xml:space="preserve">Use Download completed work in the hosted lesson to export your answers, reflections, practice feedback and code-run </w:t>
+      </w:r>
+      <w:r>
+        <w:rPr>
+          <w:b/>
+        </w:rPr>
+        <w:t>evidence</w:t>
+      </w:r>
+      <w:r>
+        <w:rPr>
+          <w:b w:val="0"/>
+        </w:rPr>
+        <w:t>. Open the HTML copy to read or print it.</w:t>
+      </w:r>
+    </w:p>
+    <w:p>
+      <w:pPr>
+        <w:spacing w:line="336" w:lineRule="auto" w:after="180"/>
+      </w:pPr>
+      <w:r>
+        <w:rPr>
+          <w:b w:val="0"/>
+        </w:rPr>
+        <w:t>Drafts stay in this browser when storage is available; clear drafts on a shared device.</w:t>
+      </w:r>
+    </w:p>
+    <w:p>
+      <w:pPr>
+        <w:pStyle w:val="Heading2"/>
+      </w:pPr>
+      <w:r>
+        <w:t>Earlier wording, alternatives and picture transcripts · reference / check after trying</w:t>
+      </w:r>
+    </w:p>
+    <w:p>
+      <w:pPr>
+        <w:spacing w:line="336" w:lineRule="auto" w:after="180"/>
+      </w:pPr>
+      <w:r>
+        <w:rPr>
+          <w:b w:val="0"/>
+        </w:rPr>
+        <w:t>Use this supported practice once, in the browser or on paper. Keep the reserved independent assessment for a separate first attempt before teacher feedback.</w:t>
       </w:r>
     </w:p>
     <w:p>
@@ -6375,90 +7607,7 @@
         <w:pStyle w:val="Heading3"/>
       </w:pPr>
       <w:r>
-        <w:t>My deciding step, evidence and one remaining question</w:t>
-      </w:r>
-    </w:p>
-    <w:p>
-      <w:r>
-        <w:t>________________________________________________________________</w:t>
-      </w:r>
-    </w:p>
-    <w:p>
-      <w:r>
-        <w:t>________________________________________________________________</w:t>
-      </w:r>
-    </w:p>
-    <w:p>
-      <w:r>
-        <w:t>________________________________________________________________</w:t>
-      </w:r>
-    </w:p>
-    <w:p>
-      <w:r>
-        <w:t>________________________________________________________________</w:t>
-      </w:r>
-    </w:p>
-    <w:p>
-      <w:r>
-        <w:t>________________________________________________________________</w:t>
-      </w:r>
-    </w:p>
-    <w:p>
-      <w:pPr>
-        <w:spacing w:line="336" w:lineRule="auto" w:after="180"/>
-      </w:pPr>
-      <w:r>
-        <w:rPr>
-          <w:b w:val="0"/>
-        </w:rPr>
-        <w:t xml:space="preserve">If you are unsure, return to the worked picture and explain one arrow. If you are ready, change an </w:t>
-      </w:r>
-      <w:r>
-        <w:rPr>
-          <w:b/>
-        </w:rPr>
-        <w:t>input</w:t>
-      </w:r>
-      <w:r>
-        <w:rPr>
-          <w:b w:val="0"/>
-        </w:rPr>
-        <w:t xml:space="preserve"> or assumption and justify your </w:t>
-      </w:r>
-      <w:r>
-        <w:rPr>
-          <w:b/>
-        </w:rPr>
-        <w:t>prediction</w:t>
-      </w:r>
-      <w:r>
-        <w:rPr>
-          <w:b w:val="0"/>
-        </w:rPr>
-        <w:t>.</w:t>
-      </w:r>
-    </w:p>
-    <w:p>
-      <w:pPr>
-        <w:spacing w:line="336" w:lineRule="auto" w:after="180"/>
-      </w:pPr>
-      <w:r>
-        <w:rPr>
-          <w:b w:val="0"/>
-        </w:rPr>
-        <w:t xml:space="preserve">Save your workbook </w:t>
-      </w:r>
-      <w:r>
-        <w:rPr>
-          <w:b/>
-        </w:rPr>
-        <w:t>evidence</w:t>
-      </w:r>
-      <w:r>
-        <w:rPr>
-          <w:b w:val="0"/>
-        </w:rPr>
-        <w:t>. At the next review, try a different case before opening your old answer.</w:t>
+        <w:t>Keep your completed work</w:t>
       </w:r>
     </w:p>
     <w:p>
@@ -6466,625 +7615,17 @@
         <w:pStyle w:val="Heading1"/>
       </w:pPr>
       <w:r>
-        <w:t>17. Supported practice, repair and portfolio</w:t>
-      </w:r>
-    </w:p>
-    <w:p>
-      <w:r>
-        <w:t>Attempt supported questions before using hints or feedback. Review a missing building block, then keep the completed work.</w:t>
-      </w:r>
-    </w:p>
-    <w:p>
-      <w:pPr>
-        <w:spacing w:line="336" w:lineRule="auto" w:after="180"/>
-      </w:pPr>
-      <w:r>
-        <w:rPr>
-          <w:b w:val="0"/>
-        </w:rPr>
-        <w:t>Use this supported practice once, in the browser or on paper. Keep the reserved independent assessment for a separate first attempt before teacher feedback.</w:t>
-      </w:r>
-    </w:p>
-    <w:p>
-      <w:pPr>
-        <w:spacing w:line="336" w:lineRule="auto" w:after="180"/>
-      </w:pPr>
-      <w:r>
-        <w:rPr>
-          <w:b w:val="0"/>
-        </w:rPr>
-        <w:t>Read fictional reuse terms before decorating a public study guide.</w:t>
-      </w:r>
-    </w:p>
-    <w:p>
-      <w:pPr>
-        <w:pStyle w:val="Heading3"/>
-      </w:pPr>
-      <w:r>
-        <w:t>Practice 1: explain the deciding evidence</w:t>
-      </w:r>
-    </w:p>
-    <w:p>
-      <w:pPr>
-        <w:spacing w:line="336" w:lineRule="auto" w:after="180"/>
-      </w:pPr>
-      <w:r>
-        <w:rPr>
-          <w:b w:val="0"/>
-        </w:rPr>
-        <w:t xml:space="preserve">Which labelled step matches this detail? Use Moss with its required </w:t>
-      </w:r>
-      <w:r>
-        <w:rPr>
-          <w:b/>
-        </w:rPr>
-        <w:t>attribution</w:t>
-      </w:r>
-      <w:r>
-        <w:rPr>
-          <w:b w:val="0"/>
-        </w:rPr>
-        <w:t>; do not crop Fern for this public guide.</w:t>
-      </w:r>
-    </w:p>
-    <w:p>
-      <w:pPr>
-        <w:spacing w:line="336" w:lineRule="auto" w:after="180"/>
-        <w:shd w:fill="F4F9FC"/>
-      </w:pPr>
-      <w:r>
-        <w:rPr>
-          <w:b w:val="0"/>
-        </w:rPr>
-        <w:t>1. Choose eligible asset</w:t>
-      </w:r>
-    </w:p>
-    <w:p>
-      <w:pPr>
-        <w:spacing w:line="336" w:lineRule="auto" w:after="180"/>
-        <w:shd w:fill="F4F9FC"/>
-      </w:pPr>
-      <w:r>
-        <w:rPr>
-          <w:b w:val="0"/>
-        </w:rPr>
-        <w:t>2. Read terms</w:t>
-      </w:r>
-    </w:p>
-    <w:p>
-      <w:pPr>
-        <w:spacing w:line="336" w:lineRule="auto" w:after="180"/>
-        <w:shd w:fill="F4F9FC"/>
-      </w:pPr>
-      <w:r>
-        <w:rPr>
-          <w:b w:val="0"/>
-        </w:rPr>
-        <w:t>3. Match proposed use</w:t>
-      </w:r>
-    </w:p>
-    <w:p>
-      <w:pPr>
-        <w:pStyle w:val="Heading3"/>
-      </w:pPr>
-      <w:r>
-        <w:t>My selected conclusion, deciding fact and explanation</w:t>
-      </w:r>
-    </w:p>
-    <w:p>
-      <w:r>
-        <w:t>________________________________________________________________</w:t>
-      </w:r>
-    </w:p>
-    <w:p>
-      <w:r>
-        <w:t>________________________________________________________________</w:t>
-      </w:r>
-    </w:p>
-    <w:p>
-      <w:r>
-        <w:t>________________________________________________________________</w:t>
-      </w:r>
-    </w:p>
-    <w:p>
-      <w:r>
-        <w:t>________________________________________________________________</w:t>
-      </w:r>
-    </w:p>
-    <w:p>
-      <w:r>
-        <w:t>________________________________________________________________</w:t>
-      </w:r>
-    </w:p>
-    <w:p>
-      <w:pPr>
-        <w:pStyle w:val="Heading3"/>
-      </w:pPr>
-      <w:r>
-        <w:t>Hint · try first</w:t>
-      </w:r>
-    </w:p>
-    <w:p>
-      <w:pPr>
-        <w:spacing w:line="336" w:lineRule="auto" w:after="180"/>
-        <w:shd w:fill="F1F6F8"/>
-      </w:pPr>
-      <w:r>
-        <w:rPr>
-          <w:b w:val="0"/>
-        </w:rPr>
-        <w:t>Hint if needed: Read the steps in the pictorial case. Match the supplied detail to the stage that performs or records it.</w:t>
-      </w:r>
-    </w:p>
-    <w:p>
-      <w:pPr>
-        <w:pStyle w:val="Heading3"/>
-      </w:pPr>
-      <w:r>
-        <w:t>Feedback · compare after trying</w:t>
-      </w:r>
-    </w:p>
-    <w:p>
-      <w:pPr>
-        <w:spacing w:line="336" w:lineRule="auto" w:after="180"/>
-        <w:shd w:fill="F1F6FC"/>
-      </w:pPr>
-      <w:r>
-        <w:rPr>
-          <w:b w:val="0"/>
-        </w:rPr>
-        <w:t xml:space="preserve">After your attempt, compare with the supported explanation: Choose eligible asset Use Moss with its required </w:t>
-      </w:r>
-      <w:r>
-        <w:rPr>
-          <w:b/>
-        </w:rPr>
-        <w:t>attribution</w:t>
-      </w:r>
-      <w:r>
-        <w:rPr>
-          <w:b w:val="0"/>
-        </w:rPr>
-        <w:t>; do not crop Fern for this public guide. Read the picture in order.</w:t>
-      </w:r>
-    </w:p>
-    <w:p>
-      <w:pPr>
-        <w:spacing w:line="336" w:lineRule="auto" w:after="180"/>
-        <w:shd w:fill="F1F6FC"/>
-      </w:pPr>
-      <w:r>
-        <w:rPr>
-          <w:b w:val="0"/>
-        </w:rPr>
-        <w:t xml:space="preserve">Use Moss with its required </w:t>
-      </w:r>
-      <w:r>
-        <w:rPr>
-          <w:b/>
-        </w:rPr>
-        <w:t>attribution</w:t>
-      </w:r>
-      <w:r>
-        <w:rPr>
-          <w:b w:val="0"/>
-        </w:rPr>
-        <w:t xml:space="preserve">; do not crop Fern for this public guide. The arrows show which recorded </w:t>
-      </w:r>
-      <w:r>
-        <w:rPr>
-          <w:b/>
-        </w:rPr>
-        <w:t>input</w:t>
-      </w:r>
-      <w:r>
-        <w:rPr>
-          <w:b w:val="0"/>
-        </w:rPr>
-        <w:t xml:space="preserve"> or intermediate result each decision uses.</w:t>
-      </w:r>
-    </w:p>
-    <w:p>
-      <w:pPr>
-        <w:spacing w:line="336" w:lineRule="auto" w:after="180"/>
-        <w:shd w:fill="F1F6FC"/>
-      </w:pPr>
-      <w:r>
-        <w:rPr>
-          <w:b w:val="0"/>
-        </w:rPr>
-        <w:t>Explain the deciding step aloud before checking the changed case; pointing to the final answer alone does not show how it follows.</w:t>
-      </w:r>
-    </w:p>
-    <w:p>
-      <w:pPr>
-        <w:pStyle w:val="Heading3"/>
-      </w:pPr>
-      <w:r>
-        <w:t>Practice 2: explain the deciding evidence</w:t>
-      </w:r>
-    </w:p>
-    <w:p>
-      <w:pPr>
-        <w:pStyle w:val="Heading3"/>
-      </w:pPr>
-      <w:r>
-        <w:t>Changed case · predict first</w:t>
-      </w:r>
-    </w:p>
-    <w:p>
-      <w:pPr>
-        <w:spacing w:line="336" w:lineRule="auto" w:after="180"/>
-        <w:shd w:fill="F5F1FB"/>
-      </w:pPr>
-      <w:r>
-        <w:rPr>
-          <w:b w:val="0"/>
-        </w:rPr>
-        <w:t xml:space="preserve">Changed-case practice: Use Fern unchanged and include the required </w:t>
-      </w:r>
-      <w:r>
-        <w:rPr>
-          <w:b/>
-        </w:rPr>
-        <w:t>attribution</w:t>
-      </w:r>
-      <w:r>
-        <w:rPr>
-          <w:b w:val="0"/>
-        </w:rPr>
-        <w:t>. Which conclusion is supported by the supplied facts?</w:t>
-      </w:r>
-    </w:p>
-    <w:p>
-      <w:pPr>
-        <w:spacing w:line="336" w:lineRule="auto" w:after="180"/>
-        <w:shd w:fill="F4F9FC"/>
-      </w:pPr>
-      <w:r>
-        <w:rPr>
-          <w:b w:val="0"/>
-        </w:rPr>
-        <w:t>1. That use satisfies the stated fictional permission conditions.</w:t>
-      </w:r>
-    </w:p>
-    <w:p>
-      <w:pPr>
-        <w:spacing w:line="336" w:lineRule="auto" w:after="180"/>
-        <w:shd w:fill="F4F9FC"/>
-      </w:pPr>
-      <w:r>
-        <w:rPr>
-          <w:b w:val="0"/>
-        </w:rPr>
-        <w:t xml:space="preserve">2. This one example guarantees correct results for every future </w:t>
-      </w:r>
-      <w:r>
-        <w:rPr>
-          <w:b/>
-        </w:rPr>
-        <w:t>input</w:t>
-      </w:r>
-      <w:r>
-        <w:rPr>
-          <w:b w:val="0"/>
-        </w:rPr>
-        <w:t>.</w:t>
-      </w:r>
-    </w:p>
-    <w:p>
-      <w:pPr>
-        <w:spacing w:line="336" w:lineRule="auto" w:after="180"/>
-        <w:shd w:fill="F4F9FC"/>
-      </w:pPr>
-      <w:r>
-        <w:rPr>
-          <w:b w:val="0"/>
-        </w:rPr>
-        <w:t xml:space="preserve">3. We can decide the result without examining the changed </w:t>
-      </w:r>
-      <w:r>
-        <w:rPr>
-          <w:b/>
-        </w:rPr>
-        <w:t>input</w:t>
-      </w:r>
-      <w:r>
-        <w:rPr>
-          <w:b w:val="0"/>
-        </w:rPr>
-        <w:t xml:space="preserve"> or the procedure.</w:t>
-      </w:r>
-    </w:p>
-    <w:p>
-      <w:pPr>
-        <w:pStyle w:val="Heading3"/>
-      </w:pPr>
-      <w:r>
-        <w:t>My selected conclusion, deciding fact and explanation</w:t>
-      </w:r>
-    </w:p>
-    <w:p>
-      <w:r>
-        <w:t>________________________________________________________________</w:t>
-      </w:r>
-    </w:p>
-    <w:p>
-      <w:r>
-        <w:t>________________________________________________________________</w:t>
-      </w:r>
-    </w:p>
-    <w:p>
-      <w:r>
-        <w:t>________________________________________________________________</w:t>
-      </w:r>
-    </w:p>
-    <w:p>
-      <w:r>
-        <w:t>________________________________________________________________</w:t>
-      </w:r>
-    </w:p>
-    <w:p>
-      <w:r>
-        <w:t>________________________________________________________________</w:t>
-      </w:r>
-    </w:p>
-    <w:p>
-      <w:pPr>
-        <w:pStyle w:val="Heading3"/>
-      </w:pPr>
-      <w:r>
-        <w:t>Hint · try first</w:t>
-      </w:r>
-    </w:p>
-    <w:p>
-      <w:pPr>
-        <w:spacing w:line="336" w:lineRule="auto" w:after="180"/>
-        <w:shd w:fill="F1F6F8"/>
-      </w:pPr>
-      <w:r>
-        <w:rPr>
-          <w:b w:val="0"/>
-        </w:rPr>
-        <w:t>Hint if needed: Use the changed condition and the deciding step in the pictorial trace. The answer must say what follows from those facts.</w:t>
-      </w:r>
-    </w:p>
-    <w:p>
-      <w:pPr>
-        <w:pStyle w:val="Heading3"/>
-      </w:pPr>
-      <w:r>
-        <w:t>Feedback · compare after trying</w:t>
-      </w:r>
-    </w:p>
-    <w:p>
-      <w:pPr>
-        <w:spacing w:line="336" w:lineRule="auto" w:after="180"/>
-        <w:shd w:fill="F1F6FC"/>
-      </w:pPr>
-      <w:r>
-        <w:rPr>
-          <w:b w:val="0"/>
-        </w:rPr>
-        <w:t xml:space="preserve">After your attempt, compare with the supported explanation: That use satisfies the stated fictional permission conditions. Its public redistribution is permitted when there is no alteration and </w:t>
-      </w:r>
-      <w:r>
-        <w:rPr>
-          <w:b/>
-        </w:rPr>
-        <w:t>attribution</w:t>
-      </w:r>
-      <w:r>
-        <w:rPr>
-          <w:b w:val="0"/>
-        </w:rPr>
-        <w:t xml:space="preserve"> is included.</w:t>
-      </w:r>
-    </w:p>
-    <w:p>
-      <w:pPr>
-        <w:pStyle w:val="Heading3"/>
-      </w:pPr>
-      <w:r>
-        <w:t>Repair a missing building block</w:t>
-      </w:r>
-    </w:p>
-    <w:p>
-      <w:pPr>
-        <w:spacing w:line="336" w:lineRule="auto" w:after="180"/>
-      </w:pPr>
-      <w:r>
-        <w:rPr>
-          <w:b w:val="0"/>
-        </w:rPr>
-        <w:t xml:space="preserve">Review Privacy by Design (ai-3/28). Goal: Explain the </w:t>
-      </w:r>
-      <w:r>
-        <w:rPr>
-          <w:b/>
-        </w:rPr>
-        <w:t>mechanism</w:t>
-      </w:r>
-      <w:r>
-        <w:rPr>
-          <w:b w:val="0"/>
-        </w:rPr>
-        <w:t xml:space="preserve"> and terminology of data retention and deletion. Short practice: Which IDs and locations must appear in the deletion </w:t>
-      </w:r>
-      <w:r>
-        <w:rPr>
-          <w:b/>
-        </w:rPr>
-        <w:t>evidence</w:t>
-      </w:r>
-      <w:r>
-        <w:rPr>
-          <w:b w:val="0"/>
-        </w:rPr>
-        <w:t>?</w:t>
-      </w:r>
-    </w:p>
-    <w:p>
-      <w:pPr>
-        <w:spacing w:line="336" w:lineRule="auto" w:after="180"/>
-      </w:pPr>
-      <w:r>
-        <w:rPr>
-          <w:b w:val="0"/>
-        </w:rPr>
-        <w:t xml:space="preserve">Point to the relevant step in the picture, then write the changed result and the rule or </w:t>
-      </w:r>
-      <w:r>
-        <w:rPr>
-          <w:b/>
-        </w:rPr>
-        <w:t>evidence</w:t>
-      </w:r>
-      <w:r>
-        <w:rPr>
-          <w:b w:val="0"/>
-        </w:rPr>
-        <w:t xml:space="preserve"> that supports it.. Return to this week and explain what you changed.</w:t>
-      </w:r>
-    </w:p>
-    <w:p>
-      <w:pPr>
-        <w:spacing w:line="336" w:lineRule="auto" w:after="180"/>
-      </w:pPr>
-      <w:r>
-        <w:rPr>
-          <w:b w:val="0"/>
-        </w:rPr>
-        <w:t xml:space="preserve">Review Evaluation Sets (ai-3/26). Goal: Explain the </w:t>
-      </w:r>
-      <w:r>
-        <w:rPr>
-          <w:b/>
-        </w:rPr>
-        <w:t>mechanism</w:t>
-      </w:r>
-      <w:r>
-        <w:rPr>
-          <w:b w:val="0"/>
-        </w:rPr>
-        <w:t xml:space="preserve"> and terminology of system evaluation sets. Short practice: Did the added cases demonstrate better answering?</w:t>
-      </w:r>
-    </w:p>
-    <w:p>
-      <w:pPr>
-        <w:spacing w:line="336" w:lineRule="auto" w:after="180"/>
-      </w:pPr>
-      <w:r>
-        <w:rPr>
-          <w:b w:val="0"/>
-        </w:rPr>
-        <w:t xml:space="preserve">Point to the relevant step in the picture, then write the changed result and the rule or </w:t>
-      </w:r>
-      <w:r>
-        <w:rPr>
-          <w:b/>
-        </w:rPr>
-        <w:t>evidence</w:t>
-      </w:r>
-      <w:r>
-        <w:rPr>
-          <w:b w:val="0"/>
-        </w:rPr>
-        <w:t xml:space="preserve"> that supports it.. Return to this week and explain what you changed.</w:t>
-      </w:r>
-    </w:p>
-    <w:p>
-      <w:pPr>
-        <w:spacing w:line="336" w:lineRule="auto" w:after="180"/>
-      </w:pPr>
-      <w:r>
-        <w:rPr>
-          <w:b w:val="0"/>
-        </w:rPr>
-        <w:t>Review Block to Python Bridge (ai-3/23). Goal: Translate a short paper calculation into a Python script. Short practice: Trace the changed list and identify where the result differs.</w:t>
-      </w:r>
-    </w:p>
-    <w:p>
-      <w:pPr>
-        <w:spacing w:line="336" w:lineRule="auto" w:after="180"/>
-      </w:pPr>
-      <w:r>
-        <w:rPr>
-          <w:b w:val="0"/>
-        </w:rPr>
-        <w:t xml:space="preserve">Point to the relevant step in the picture, then write the changed result and the rule or </w:t>
-      </w:r>
-      <w:r>
-        <w:rPr>
-          <w:b/>
-        </w:rPr>
-        <w:t>evidence</w:t>
-      </w:r>
-      <w:r>
-        <w:rPr>
-          <w:b w:val="0"/>
-        </w:rPr>
-        <w:t xml:space="preserve"> that supports it.. Return to this week and explain what you changed.</w:t>
-      </w:r>
-    </w:p>
-    <w:p>
-      <w:pPr>
-        <w:pStyle w:val="Heading3"/>
-      </w:pPr>
-      <w:r>
-        <w:t>Keep your completed work</w:t>
-      </w:r>
-    </w:p>
-    <w:p>
-      <w:pPr>
-        <w:spacing w:line="336" w:lineRule="auto" w:after="180"/>
-      </w:pPr>
-      <w:r>
-        <w:rPr>
-          <w:b w:val="0"/>
-        </w:rPr>
-        <w:t xml:space="preserve">Use Download completed work in the hosted lesson to export your answers, reflections, practice feedback and code-run </w:t>
-      </w:r>
-      <w:r>
-        <w:rPr>
-          <w:b/>
-        </w:rPr>
-        <w:t>evidence</w:t>
-      </w:r>
-      <w:r>
-        <w:rPr>
-          <w:b w:val="0"/>
-        </w:rPr>
-        <w:t>. Open the HTML copy to read or print it.</w:t>
-      </w:r>
-    </w:p>
-    <w:p>
-      <w:pPr>
-        <w:spacing w:line="336" w:lineRule="auto" w:after="180"/>
-      </w:pPr>
-      <w:r>
-        <w:rPr>
-          <w:b w:val="0"/>
-        </w:rPr>
-        <w:t>Drafts stay in this browser when storage is available; clear drafts on a shared device.</w:t>
-      </w:r>
-    </w:p>
-    <w:p>
-      <w:pPr>
-        <w:pStyle w:val="Heading1"/>
-      </w:pPr>
-      <w:r>
-        <w:t>18. Visual concept journey</w:t>
-      </w:r>
-    </w:p>
-    <w:p>
-      <w:r>
-        <w:t>Explain each Copyright and Provenance graphic using its labels, deciding evidence and relevant limitation.</w:t>
-      </w:r>
-    </w:p>
-    <w:p>
-      <w:pPr>
-        <w:pStyle w:val="Heading3"/>
+        <w:t>18. Reference: the six-picture journey</w:t>
+      </w:r>
+    </w:p>
+    <w:p>
+      <w:r>
+        <w:t>Revisit the picture that serves the current question; key diagrams already sit beside the main explanation.</w:t>
+      </w:r>
+    </w:p>
+    <w:p>
+      <w:pPr>
+        <w:pStyle w:val="Heading2"/>
       </w:pPr>
       <w:r>
         <w:t>01. Copyright and Provenance: the case</w:t>
@@ -7095,7 +7636,7 @@
         <w:drawing>
           <wp:inline xmlns:a="http://schemas.openxmlformats.org/drawingml/2006/main" xmlns:pic="http://schemas.openxmlformats.org/drawingml/2006/picture">
             <wp:extent cx="5486400" cy="3142488"/>
-            <wp:docPr id="22" name="Picture 22" descr="Read fictional reuse terms before decorating a public study guide. Supplied facts: Image Fern allows public redistribution with attribution but no alteration. Image Moss allows alteration and public redistribution with attribution. The plan crops an image. All inputs and outcomes in this worked example are invented classroom data; no real model run is claimed."/>
+            <wp:docPr id="28" name="Picture 28" descr="Read fictional reuse terms before decorating a public study guide. Supplied facts: Image Fern allows public redistribution with attribution but no alteration. Image Moss allows alteration and public redistribution with attribution. The plan crops an image. All inputs and outcomes in this worked example are invented classroom data; no real model run is claimed."/>
             <wp:cNvGraphicFramePr>
               <a:graphicFrameLocks noChangeAspect="1"/>
             </wp:cNvGraphicFramePr>
@@ -7107,7 +7648,7 @@
                     <pic:cNvPicPr/>
                   </pic:nvPicPr>
                   <pic:blipFill>
-                    <a:blip r:embed="rId29"/>
+                    <a:blip r:embed="rId31"/>
                     <a:stretch>
                       <a:fillRect/>
                     </a:stretch>
@@ -7187,7 +7728,6 @@
     <w:p>
       <w:pPr>
         <w:spacing w:line="336" w:lineRule="auto" w:after="180"/>
-        <w:shd w:fill="F5F1FB"/>
       </w:pPr>
       <w:r>
         <w:rPr>
@@ -7198,7 +7738,7 @@
     </w:p>
     <w:p>
       <w:pPr>
-        <w:pStyle w:val="Heading3"/>
+        <w:pStyle w:val="Heading2"/>
       </w:pPr>
       <w:r>
         <w:t>02. Follow the deciding steps</w:t>
@@ -7209,7 +7749,7 @@
         <w:drawing>
           <wp:inline xmlns:a="http://schemas.openxmlformats.org/drawingml/2006/main" xmlns:pic="http://schemas.openxmlformats.org/drawingml/2006/picture">
             <wp:extent cx="5486400" cy="3182112"/>
-            <wp:docPr id="23" name="Picture 23" descr="Read terms: Fern excludes alteration; Moss permits it. → Match proposed use: Cropping is an alteration in these declared toy terms. → Choose eligible asset: Use Moss with its required attribution; do not crop Fern for this public guide."/>
+            <wp:docPr id="29" name="Picture 29" descr="Read terms: Fern excludes alteration; Moss permits it. → Match proposed use: Cropping is an alteration in these declared toy terms. → Choose eligible asset: Use Moss with its required attribution; do not crop Fern for this public guide."/>
             <wp:cNvGraphicFramePr>
               <a:graphicFrameLocks noChangeAspect="1"/>
             </wp:cNvGraphicFramePr>
@@ -7221,7 +7761,7 @@
                     <pic:cNvPicPr/>
                   </pic:nvPicPr>
                   <pic:blipFill>
-                    <a:blip r:embed="rId30"/>
+                    <a:blip r:embed="rId17"/>
                     <a:stretch>
                       <a:fillRect/>
                     </a:stretch>
@@ -7266,7 +7806,6 @@
     <w:p>
       <w:pPr>
         <w:spacing w:line="336" w:lineRule="auto" w:after="180"/>
-        <w:shd w:fill="F5F1FB"/>
       </w:pPr>
       <w:r>
         <w:rPr>
@@ -7289,7 +7828,7 @@
     </w:p>
     <w:p>
       <w:pPr>
-        <w:pStyle w:val="Heading3"/>
+        <w:pStyle w:val="Heading2"/>
       </w:pPr>
       <w:r>
         <w:t>03. Copyright and permitted sources — evidence trace</w:t>
@@ -7300,7 +7839,7 @@
         <w:drawing>
           <wp:inline xmlns:a="http://schemas.openxmlformats.org/drawingml/2006/main" xmlns:pic="http://schemas.openxmlformats.org/drawingml/2006/picture">
             <wp:extent cx="5486400" cy="3447288"/>
-            <wp:docPr id="24" name="Picture 24" descr="Copyright and permitted sources — evidence trace. Image A has L; image B has M. The project is a publicly downloadable adapted poster. | For this fictional policy, licence L permits classroom display with attribution but forbids public redistribution. Licence M permits adaptation and redistribution with attribution. Unknown permission means seek approval or choose a permitted alternative; this exercise is not a legal ruling. | A is not permitted for this use under L. B is permitted under the supplied M terms with attribution. Keep licence version and provenance."/>
+            <wp:docPr id="30" name="Picture 30" descr="Copyright and permitted sources — evidence trace. Image A has L; image B has M. The project is a publicly downloadable adapted poster. | For this fictional policy, licence L permits classroom display with attribution but forbids public redistribution. Licence M permits adaptation and redistribution with attribution. Unknown permission means seek approval or choose a permitted alternative; this exercise is not a legal ruling. | A is not permitted for this use under L. B is permitted under the supplied M terms with attribution. Keep licence version and provenance."/>
             <wp:cNvGraphicFramePr>
               <a:graphicFrameLocks noChangeAspect="1"/>
             </wp:cNvGraphicFramePr>
@@ -7312,7 +7851,7 @@
                     <pic:cNvPicPr/>
                   </pic:nvPicPr>
                   <pic:blipFill>
-                    <a:blip r:embed="rId31"/>
+                    <a:blip r:embed="rId32"/>
                     <a:stretch>
                       <a:fillRect/>
                     </a:stretch>
@@ -7474,7 +8013,6 @@
     <w:p>
       <w:pPr>
         <w:spacing w:line="336" w:lineRule="auto" w:after="180"/>
-        <w:shd w:fill="F5F1FB"/>
       </w:pPr>
       <w:r>
         <w:rPr>
@@ -7485,7 +8023,7 @@
     </w:p>
     <w:p>
       <w:pPr>
-        <w:pStyle w:val="Heading3"/>
+        <w:pStyle w:val="Heading2"/>
       </w:pPr>
       <w:r>
         <w:t>04. Change one thing. Trace what follows.</w:t>
@@ -7496,7 +8034,7 @@
         <w:drawing>
           <wp:inline xmlns:a="http://schemas.openxmlformats.org/drawingml/2006/main" xmlns:pic="http://schemas.openxmlformats.org/drawingml/2006/picture">
             <wp:extent cx="5486400" cy="3026664"/>
-            <wp:docPr id="25" name="Picture 25" descr="Original case: Use Moss with its required attribution; do not crop Fern for this public guide. Changed condition: Use Fern unchanged and include the required attribution. Expected result: That use satisfies the stated fictional permission conditions. Reason: Its public redistribution is permitted when there is no alteration and attribution is included."/>
+            <wp:docPr id="31" name="Picture 31" descr="Original case: Use Moss with its required attribution; do not crop Fern for this public guide. Changed condition: Use Fern unchanged and include the required attribution. Expected result: That use satisfies the stated fictional permission conditions. Reason: Its public redistribution is permitted when there is no alteration and attribution is included."/>
             <wp:cNvGraphicFramePr>
               <a:graphicFrameLocks noChangeAspect="1"/>
             </wp:cNvGraphicFramePr>
@@ -7508,7 +8046,7 @@
                     <pic:cNvPicPr/>
                   </pic:nvPicPr>
                   <pic:blipFill>
-                    <a:blip r:embed="rId32"/>
+                    <a:blip r:embed="rId18"/>
                     <a:stretch>
                       <a:fillRect/>
                     </a:stretch>
@@ -7588,7 +8126,6 @@
     <w:p>
       <w:pPr>
         <w:spacing w:line="336" w:lineRule="auto" w:after="180"/>
-        <w:shd w:fill="F5F1FB"/>
       </w:pPr>
       <w:r>
         <w:rPr>
@@ -7599,7 +8136,7 @@
     </w:p>
     <w:p>
       <w:pPr>
-        <w:pStyle w:val="Heading3"/>
+        <w:pStyle w:val="Heading2"/>
       </w:pPr>
       <w:r>
         <w:t>05. Connect the explanation to its limit</w:t>
@@ -7610,7 +8147,7 @@
         <w:drawing>
           <wp:inline xmlns:a="http://schemas.openxmlformats.org/drawingml/2006/main" xmlns:pic="http://schemas.openxmlformats.org/drawingml/2006/picture">
             <wp:extent cx="5486400" cy="2834640"/>
-            <wp:docPr id="26" name="Picture 26" descr="Read the picture in order. Use Moss with its required attribution; do not crop Fern for this public guide. The arrows show which recorded input or intermediate result each decision uses. Explain the deciding step aloud before checking the changed case; pointing to the final answer alone does not show how it follows. Limit: Real permission decisions require the actual licence and use context. These invented terms teach condition matching, not legal advice."/>
+            <wp:docPr id="32" name="Picture 32" descr="Read the picture in order. Use Moss with its required attribution; do not crop Fern for this public guide. The arrows show which recorded input or intermediate result each decision uses. Explain the deciding step aloud before checking the changed case; pointing to the final answer alone does not show how it follows. Limit: Real permission decisions require the actual licence and use context. These invented terms teach condition matching, not legal advice."/>
             <wp:cNvGraphicFramePr>
               <a:graphicFrameLocks noChangeAspect="1"/>
             </wp:cNvGraphicFramePr>
@@ -7713,7 +8250,6 @@
     <w:p>
       <w:pPr>
         <w:spacing w:line="336" w:lineRule="auto" w:after="180"/>
-        <w:shd w:fill="F5F1FB"/>
       </w:pPr>
       <w:r>
         <w:rPr>
@@ -7724,7 +8260,7 @@
     </w:p>
     <w:p>
       <w:pPr>
-        <w:pStyle w:val="Heading3"/>
+        <w:pStyle w:val="Heading2"/>
       </w:pPr>
       <w:r>
         <w:t>06. Make the idea visible in your project</w:t>
@@ -7735,7 +8271,7 @@
         <w:drawing>
           <wp:inline xmlns:a="http://schemas.openxmlformats.org/drawingml/2006/main" xmlns:pic="http://schemas.openxmlformats.org/drawingml/2006/picture">
             <wp:extent cx="5486400" cy="3681984"/>
-            <wp:docPr id="27" name="Picture 27" descr="For your Verified Study Buddy, save the input, procedure, observed result and limitation of this check. Label this worked example as practice; use a different, previously unreviewed case when checking independent understanding. Draw your input, deciding step, result and limit. Supported question: Does acknowledging Fern make a cropped version permitted? Point to the relevant step in the picture, then write the changed result and the rule or evidence that supports it."/>
+            <wp:docPr id="33" name="Picture 33" descr="For your Verified Study Buddy, save the input, procedure, observed result and limitation of this check. Label this worked example as practice; use a different, previously unreviewed case when checking independent understanding. Draw your input, deciding step, result and limit. Supported question: Does acknowledging Fern make a cropped version permitted? Point to the relevant step in the picture, then write the changed result and the rule or evidence that supports it."/>
             <wp:cNvGraphicFramePr>
               <a:graphicFrameLocks noChangeAspect="1"/>
             </wp:cNvGraphicFramePr>
@@ -7838,7 +8374,6 @@
     <w:p>
       <w:pPr>
         <w:spacing w:line="336" w:lineRule="auto" w:after="180"/>
-        <w:shd w:fill="F5F1FB"/>
       </w:pPr>
       <w:r>
         <w:rPr>
@@ -7857,6 +8392,62 @@
           <w:b w:val="0"/>
         </w:rPr>
         <w:t>.</w:t>
+      </w:r>
+    </w:p>
+    <w:p>
+      <w:pPr>
+        <w:pStyle w:val="Heading2"/>
+      </w:pPr>
+      <w:r>
+        <w:t>Earlier wording, alternatives and picture transcripts · reference / check after trying</w:t>
+      </w:r>
+    </w:p>
+    <w:p>
+      <w:pPr>
+        <w:pStyle w:val="Heading3"/>
+      </w:pPr>
+      <w:r>
+        <w:t>01. Copyright and Provenance: the case</w:t>
+      </w:r>
+    </w:p>
+    <w:p>
+      <w:pPr>
+        <w:pStyle w:val="Heading3"/>
+      </w:pPr>
+      <w:r>
+        <w:t>02. Follow the deciding steps</w:t>
+      </w:r>
+    </w:p>
+    <w:p>
+      <w:pPr>
+        <w:pStyle w:val="Heading3"/>
+      </w:pPr>
+      <w:r>
+        <w:t>03. Copyright and permitted sources — evidence trace</w:t>
+      </w:r>
+    </w:p>
+    <w:p>
+      <w:pPr>
+        <w:pStyle w:val="Heading3"/>
+      </w:pPr>
+      <w:r>
+        <w:t>04. Change one thing. Trace what follows.</w:t>
+      </w:r>
+    </w:p>
+    <w:p>
+      <w:pPr>
+        <w:pStyle w:val="Heading3"/>
+      </w:pPr>
+      <w:r>
+        <w:t>05. Connect the explanation to its limit</w:t>
+      </w:r>
+    </w:p>
+    <w:p>
+      <w:pPr>
+        <w:pStyle w:val="Heading3"/>
+      </w:pPr>
+      <w:r>
+        <w:t>06. Make the idea visible in your project</w:t>
       </w:r>
     </w:p>
     <w:sectPr>
